--- a/fuentes/12310175_CF2_DU.docx
+++ b/fuentes/12310175_CF2_DU.docx
@@ -1,10 +1,10 @@
 
 <file path=word/document.xml><?xml version="1.0" encoding="utf-8"?>
-<w:document xmlns:wpc="http://schemas.microsoft.com/office/word/2010/wordprocessingCanvas" xmlns:cx="http://schemas.microsoft.com/office/drawing/2014/chartex" xmlns:cx1="http://schemas.microsoft.com/office/drawing/2015/9/8/chartex" xmlns:cx2="http://schemas.microsoft.com/office/drawing/2015/10/21/chartex" xmlns:cx3="http://schemas.microsoft.com/office/drawing/2016/5/9/chartex" xmlns:cx4="http://schemas.microsoft.com/office/drawing/2016/5/10/chartex" xmlns:cx5="http://schemas.microsoft.com/office/drawing/2016/5/11/chartex" xmlns:cx6="http://schemas.microsoft.com/office/drawing/2016/5/12/chartex" xmlns:cx7="http://schemas.microsoft.com/office/drawing/2016/5/13/chartex" xmlns:cx8="http://schemas.microsoft.com/office/drawing/2016/5/14/chartex" xmlns:mc="http://schemas.openxmlformats.org/markup-compatibility/2006" xmlns:aink="http://schemas.microsoft.com/office/drawing/2016/ink" xmlns:am3d="http://schemas.microsoft.com/office/drawing/2017/model3d" xmlns:o="urn:schemas-microsoft-com:office:office" xmlns:r="http://schemas.openxmlformats.org/officeDocument/2006/relationships" xmlns:m="http://schemas.openxmlformats.org/officeDocument/2006/math" xmlns:v="urn:schemas-microsoft-com:vml" xmlns:wp14="http://schemas.microsoft.com/office/word/2010/wordprocessingDrawing" xmlns:wp="http://schemas.openxmlformats.org/drawingml/2006/wordprocessingDrawing" xmlns:w10="urn:schemas-microsoft-com:office:word" xmlns:w="http://schemas.openxmlformats.org/wordprocessingml/2006/main" xmlns:w14="http://schemas.microsoft.com/office/word/2010/wordml" xmlns:w15="http://schemas.microsoft.com/office/word/2012/wordml" xmlns:w16cex="http://schemas.microsoft.com/office/word/2018/wordml/cex" xmlns:w16cid="http://schemas.microsoft.com/office/word/2016/wordml/cid" xmlns:w16="http://schemas.microsoft.com/office/word/2018/wordml" xmlns:w16sdtdh="http://schemas.microsoft.com/office/word/2020/wordml/sdtdatahash" xmlns:w16se="http://schemas.microsoft.com/office/word/2015/wordml/symex" xmlns:wpg="http://schemas.microsoft.com/office/word/2010/wordprocessingGroup" xmlns:wpi="http://schemas.microsoft.com/office/word/2010/wordprocessingInk" xmlns:wne="http://schemas.microsoft.com/office/word/2006/wordml" xmlns:wps="http://schemas.microsoft.com/office/word/2010/wordprocessingShape" mc:Ignorable="w14 w15 w16se w16cid w16 w16cex w16sdtdh wp14">
+<w:document xmlns:wpc="http://schemas.microsoft.com/office/word/2010/wordprocessingCanvas" xmlns:cx="http://schemas.microsoft.com/office/drawing/2014/chartex" xmlns:cx1="http://schemas.microsoft.com/office/drawing/2015/9/8/chartex" xmlns:cx2="http://schemas.microsoft.com/office/drawing/2015/10/21/chartex" xmlns:cx3="http://schemas.microsoft.com/office/drawing/2016/5/9/chartex" xmlns:cx4="http://schemas.microsoft.com/office/drawing/2016/5/10/chartex" xmlns:cx5="http://schemas.microsoft.com/office/drawing/2016/5/11/chartex" xmlns:cx6="http://schemas.microsoft.com/office/drawing/2016/5/12/chartex" xmlns:cx7="http://schemas.microsoft.com/office/drawing/2016/5/13/chartex" xmlns:cx8="http://schemas.microsoft.com/office/drawing/2016/5/14/chartex" xmlns:mc="http://schemas.openxmlformats.org/markup-compatibility/2006" xmlns:aink="http://schemas.microsoft.com/office/drawing/2016/ink" xmlns:am3d="http://schemas.microsoft.com/office/drawing/2017/model3d" xmlns:o="urn:schemas-microsoft-com:office:office" xmlns:oel="http://schemas.microsoft.com/office/2019/extlst" xmlns:r="http://schemas.openxmlformats.org/officeDocument/2006/relationships" xmlns:m="http://schemas.openxmlformats.org/officeDocument/2006/math" xmlns:v="urn:schemas-microsoft-com:vml" xmlns:wp14="http://schemas.microsoft.com/office/word/2010/wordprocessingDrawing" xmlns:wp="http://schemas.openxmlformats.org/drawingml/2006/wordprocessingDrawing" xmlns:w10="urn:schemas-microsoft-com:office:word" xmlns:w="http://schemas.openxmlformats.org/wordprocessingml/2006/main" xmlns:w14="http://schemas.microsoft.com/office/word/2010/wordml" xmlns:w15="http://schemas.microsoft.com/office/word/2012/wordml" xmlns:w16cex="http://schemas.microsoft.com/office/word/2018/wordml/cex" xmlns:w16cid="http://schemas.microsoft.com/office/word/2016/wordml/cid" xmlns:w16="http://schemas.microsoft.com/office/word/2018/wordml" xmlns:w16du="http://schemas.microsoft.com/office/word/2023/wordml/word16du" xmlns:w16sdtdh="http://schemas.microsoft.com/office/word/2020/wordml/sdtdatahash" xmlns:w16sdtfl="http://schemas.microsoft.com/office/word/2024/wordml/sdtformatlock" xmlns:w16se="http://schemas.microsoft.com/office/word/2015/wordml/symex" xmlns:wpg="http://schemas.microsoft.com/office/word/2010/wordprocessingGroup" xmlns:wpi="http://schemas.microsoft.com/office/word/2010/wordprocessingInk" xmlns:wne="http://schemas.microsoft.com/office/word/2006/wordml" xmlns:wps="http://schemas.microsoft.com/office/word/2010/wordprocessingShape" mc:Ignorable="w14 w15 w16se w16cid w16 w16cex w16sdtdh w16sdtfl w16du wp14">
   <w:body>
     <w:p>
       <w:pPr>
-        <w:ind w:left="708" w:firstLine="1"/>
+        <w:ind w:left="1416" w:hanging="707"/>
       </w:pPr>
       <w:r>
         <w:rPr>
@@ -353,7 +353,7 @@
               </wp:anchor>
             </w:drawing>
           </mc:Choice>
-          <mc:Fallback xmlns:oel="http://schemas.microsoft.com/office/2019/extlst" xmlns:asvg="http://schemas.microsoft.com/office/drawing/2016/SVG/main" xmlns:a14="http://schemas.microsoft.com/office/drawing/2010/main" xmlns:pic="http://schemas.openxmlformats.org/drawingml/2006/picture" xmlns:adec="http://schemas.microsoft.com/office/drawing/2017/decorative" xmlns:a="http://schemas.openxmlformats.org/drawingml/2006/main">
+          <mc:Fallback xmlns:a="http://schemas.openxmlformats.org/drawingml/2006/main" xmlns:adec="http://schemas.microsoft.com/office/drawing/2017/decorative" xmlns:pic="http://schemas.openxmlformats.org/drawingml/2006/picture" xmlns:a14="http://schemas.microsoft.com/office/drawing/2010/main" xmlns:asvg="http://schemas.microsoft.com/office/drawing/2016/SVG/main">
             <w:pict>
               <v:rect id="Rectángulo 3" style="position:absolute;margin-left:-55.95pt;margin-top:26.4pt;width:613.85pt;height:164.25pt;z-index:-251655168;visibility:visible;mso-wrap-style:square;mso-height-percent:0;mso-wrap-distance-left:9pt;mso-wrap-distance-top:0;mso-wrap-distance-right:9pt;mso-wrap-distance-bottom:0;mso-position-horizontal:absolute;mso-position-horizontal-relative:text;mso-position-vertical:absolute;mso-position-vertical-relative:text;mso-height-percent:0;mso-height-relative:margin;v-text-anchor:middle" alt="&quot;&quot;" o:spid="_x0000_s1026" fillcolor="#00314d" stroked="f" strokeweight="1pt" w14:anchorId="44ECBD1E" o:gfxdata="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"/>
             </w:pict>
@@ -559,7 +559,6 @@
           <w:docPartUnique/>
         </w:docPartObj>
       </w:sdtPr>
-      <w:sdtEndPr/>
       <w:sdtContent>
         <w:p>
           <w:pPr>
@@ -1973,12 +1972,12 @@
                 <w:b/>
                 <w:bCs/>
               </w:rPr>
-              <w:t>Cortina Musical</w:t>
-            </w:r>
-          </w:p>
-          <w:p>
-            <w:r>
-              <w:t xml:space="preserve">https://pixabay.com/music/upbeat-fun-upbeat-background-music-368028/ </w:t>
+              <w:t>Mujer</w:t>
+            </w:r>
+          </w:p>
+          <w:p>
+            <w:r>
+              <w:t>¡Hola! Hoy vamos a ponerle ritmo a la contabilidad y le vamos a quitar el misterio a una herramienta básica: la famosa Cuenta T.</w:t>
             </w:r>
           </w:p>
           <w:p>
@@ -1993,12 +1992,12 @@
                 <w:b/>
                 <w:bCs/>
               </w:rPr>
-              <w:t>Mujer</w:t>
-            </w:r>
-          </w:p>
-          <w:p>
-            <w:r>
-              <w:t>¡Hola! Hoy vamos a ponerle ritmo a la contabilidad y le vamos a quitar el misterio a una herramienta básica: la famosa Cuenta T.</w:t>
+              <w:t>Hombre</w:t>
+            </w:r>
+          </w:p>
+          <w:p>
+            <w:r>
+              <w:t>Puede parecer simple, pero es el corazón de cómo entendemos el dinero en contabilidad.</w:t>
             </w:r>
           </w:p>
           <w:p>
@@ -2013,12 +2012,12 @@
                 <w:b/>
                 <w:bCs/>
               </w:rPr>
-              <w:t>Hombre</w:t>
-            </w:r>
-          </w:p>
-          <w:p>
-            <w:r>
-              <w:t>Puede parecer simple, pero es el corazón de cómo entendemos el dinero en contabilidad.</w:t>
+              <w:t>Mujer</w:t>
+            </w:r>
+          </w:p>
+          <w:p>
+            <w:r>
+              <w:t>Ya sabemos cómo se ve una Cuenta T. Ahora viene lo más importante: cómo se llena.</w:t>
             </w:r>
           </w:p>
           <w:p>
@@ -2033,13 +2032,13 @@
                 <w:b/>
                 <w:bCs/>
               </w:rPr>
-              <w:t>Mujer</w:t>
-            </w:r>
-          </w:p>
-          <w:p>
-            <w:r>
               <w:lastRenderedPageBreak/>
-              <w:t>Ya sabemos cómo se ve una Cuenta T. Ahora viene lo más importante: cómo se llena.</w:t>
+              <w:t>Hombre</w:t>
+            </w:r>
+          </w:p>
+          <w:p>
+            <w:r>
+              <w:t>Porque registrar valores también tiene su propio lenguaje.</w:t>
             </w:r>
           </w:p>
           <w:p>
@@ -2054,12 +2053,12 @@
                 <w:b/>
                 <w:bCs/>
               </w:rPr>
-              <w:t>Hombre</w:t>
-            </w:r>
-          </w:p>
-          <w:p>
-            <w:r>
-              <w:t>Porque registrar valores también tiene su propio lenguaje.</w:t>
+              <w:t>Mujer</w:t>
+            </w:r>
+          </w:p>
+          <w:p>
+            <w:r>
+              <w:t>Ahora vamos al otro lado.</w:t>
             </w:r>
           </w:p>
           <w:p>
@@ -2074,12 +2073,12 @@
                 <w:b/>
                 <w:bCs/>
               </w:rPr>
-              <w:t>Cortina Musical</w:t>
-            </w:r>
-          </w:p>
-          <w:p>
-            <w:r>
-              <w:t>https://pixabay.com/music/upbeat-fun-upbeat-background-music-368028/ 1:20-1:24</w:t>
+              <w:t>Hombre</w:t>
+            </w:r>
+          </w:p>
+          <w:p>
+            <w:r>
+              <w:t>La columna de la derecha, el “Haber”. Registrar ahí se llama acreditar.</w:t>
             </w:r>
           </w:p>
           <w:p>
@@ -2099,7 +2098,12 @@
           </w:p>
           <w:p>
             <w:r>
-              <w:t>Ahora vamos al otro lado.</w:t>
+              <w:t>Fácil de recordar: izquierda, debitar.</w:t>
+            </w:r>
+          </w:p>
+          <w:p>
+            <w:r>
+              <w:t>Derecha, acreditar.</w:t>
             </w:r>
           </w:p>
           <w:p>
@@ -2119,7 +2123,7 @@
           </w:p>
           <w:p>
             <w:r>
-              <w:t>La columna de la derecha, el “Haber”. Registrar ahí se llama acreditar.</w:t>
+              <w:t>Pero aquí aparece otro elemento clave: los movimientos.</w:t>
             </w:r>
           </w:p>
           <w:p>
@@ -2139,12 +2143,7 @@
           </w:p>
           <w:p>
             <w:r>
-              <w:t>Fácil de recordar: izquierda, debitar.</w:t>
-            </w:r>
-          </w:p>
-          <w:p>
-            <w:r>
-              <w:t>Derecha, acreditar.</w:t>
+              <w:t>Si sumas todos los valores del lado izquierdo… obtienes el movimiento débito.</w:t>
             </w:r>
           </w:p>
           <w:p>
@@ -2164,7 +2163,7 @@
           </w:p>
           <w:p>
             <w:r>
-              <w:t>Pero aquí aparece otro elemento clave: los movimientos.</w:t>
+              <w:t>Y si sumas los del lado derecho… tienes el movimiento crédito.</w:t>
             </w:r>
           </w:p>
           <w:p>
@@ -2184,7 +2183,7 @@
           </w:p>
           <w:p>
             <w:r>
-              <w:t>Si sumas todos los valores del lado izquierdo… obtienes el movimiento débito.</w:t>
+              <w:t>Es como mirar cada lado de una balanza.</w:t>
             </w:r>
           </w:p>
           <w:p>
@@ -2205,7 +2204,7 @@
           <w:p>
             <w:r>
               <w:lastRenderedPageBreak/>
-              <w:t>Y si sumas los del lado derecho… tienes el movimiento crédito.</w:t>
+              <w:t>Ahora viene la gran pregunta: después de registrar todo… ¿qué queda realmente en la cuenta?</w:t>
             </w:r>
           </w:p>
           <w:p>
@@ -2225,7 +2224,7 @@
           </w:p>
           <w:p>
             <w:r>
-              <w:t>Es como mirar cada lado de una balanza.</w:t>
+              <w:t>Pues ahí aparece el saldo.</w:t>
             </w:r>
           </w:p>
           <w:p>
@@ -2240,12 +2239,12 @@
                 <w:b/>
                 <w:bCs/>
               </w:rPr>
-              <w:t>Cortina Musical</w:t>
-            </w:r>
-          </w:p>
-          <w:p>
-            <w:r>
-              <w:t xml:space="preserve">https://pixabay.com/music/funk-copyright-free-funky-electronic-loop-short-upbeat-groove-for-videos-474209/ </w:t>
+              <w:t>Hombre</w:t>
+            </w:r>
+          </w:p>
+          <w:p>
+            <w:r>
+              <w:t>Y calcularlo es más sencillo de lo que parece.</w:t>
             </w:r>
           </w:p>
           <w:p>
@@ -2260,12 +2259,12 @@
                 <w:b/>
                 <w:bCs/>
               </w:rPr>
-              <w:t>Hombre</w:t>
-            </w:r>
-          </w:p>
-          <w:p>
-            <w:r>
-              <w:t>Ahora viene la gran pregunta: después de registrar todo… ¿qué queda realmente en la cuenta?</w:t>
+              <w:t>Mujer</w:t>
+            </w:r>
+          </w:p>
+          <w:p>
+            <w:r>
+              <w:t>Solo comparas los movimientos.</w:t>
             </w:r>
           </w:p>
           <w:p>
@@ -2280,12 +2279,12 @@
                 <w:b/>
                 <w:bCs/>
               </w:rPr>
-              <w:t>Mujer</w:t>
-            </w:r>
-          </w:p>
-          <w:p>
-            <w:r>
-              <w:t>Pues ahí aparece el saldo.</w:t>
+              <w:t>Hombre</w:t>
+            </w:r>
+          </w:p>
+          <w:p>
+            <w:r>
+              <w:t>Restas el menor del mayor… y listo.</w:t>
             </w:r>
           </w:p>
           <w:p>
@@ -2300,27 +2299,12 @@
                 <w:b/>
                 <w:bCs/>
               </w:rPr>
-              <w:t>Hombre</w:t>
-            </w:r>
-          </w:p>
-          <w:p>
-            <w:r>
-              <w:t xml:space="preserve">(Efecto de sonido </w:t>
-            </w:r>
-          </w:p>
-          <w:p>
-            <w:hyperlink r:id="rId12" w:history="1">
-              <w:r>
-                <w:rPr>
-                  <w:rStyle w:val="Hipervnculo"/>
-                </w:rPr>
-                <w:t>https://freesound.org/people/Drumartist/sounds/512670/</w:t>
-              </w:r>
-            </w:hyperlink>
-          </w:p>
-          <w:p>
-            <w:r>
-              <w:t>Y calcularlo es más sencillo de lo que parece.</w:t>
+              <w:t>Mujer</w:t>
+            </w:r>
+          </w:p>
+          <w:p>
+            <w:r>
+              <w:t>Ese resultado te dice lo que estas buscando…</w:t>
             </w:r>
           </w:p>
           <w:p>
@@ -2335,12 +2319,12 @@
                 <w:b/>
                 <w:bCs/>
               </w:rPr>
-              <w:t>Mujer</w:t>
-            </w:r>
-          </w:p>
-          <w:p>
-            <w:r>
-              <w:t>Solo comparas los movimientos.</w:t>
+              <w:t>Hombre</w:t>
+            </w:r>
+          </w:p>
+          <w:p>
+            <w:r>
+              <w:t>Si el saldo es débito… o crédito.</w:t>
             </w:r>
           </w:p>
           <w:p>
@@ -2355,12 +2339,17 @@
                 <w:b/>
                 <w:bCs/>
               </w:rPr>
-              <w:t>Hombre</w:t>
-            </w:r>
-          </w:p>
-          <w:p>
-            <w:r>
-              <w:t>Restas el menor del mayor… y listo.</w:t>
+              <w:t>Mujer</w:t>
+            </w:r>
+          </w:p>
+          <w:p>
+            <w:r>
+              <w:t>En pocas palabras: debitas a la izquierda, acreditas a la derecha,</w:t>
+            </w:r>
+          </w:p>
+          <w:p>
+            <w:r>
+              <w:t>sumas para ver movimientos… y restas para encontrar el saldo.</w:t>
             </w:r>
           </w:p>
           <w:p>
@@ -2375,143 +2364,34 @@
                 <w:b/>
                 <w:bCs/>
               </w:rPr>
+              <w:t>Hombre</w:t>
+            </w:r>
+          </w:p>
+          <w:p>
+            <w:r>
+              <w:t>Así de simple.</w:t>
+            </w:r>
+          </w:p>
+          <w:p>
+            <w:pPr>
+              <w:rPr>
+                <w:b/>
+                <w:bCs/>
+              </w:rPr>
+            </w:pPr>
+            <w:r>
+              <w:rPr>
+                <w:b/>
+                <w:bCs/>
+              </w:rPr>
               <w:lastRenderedPageBreak/>
               <w:t>Mujer</w:t>
             </w:r>
           </w:p>
           <w:p>
             <w:r>
-              <w:t>Ese resultado te dice lo que estas buscando…</w:t>
-            </w:r>
-          </w:p>
-          <w:p>
-            <w:pPr>
-              <w:rPr>
-                <w:b/>
-                <w:bCs/>
-              </w:rPr>
-            </w:pPr>
-            <w:r>
-              <w:rPr>
-                <w:b/>
-                <w:bCs/>
-              </w:rPr>
-              <w:t>Hombre</w:t>
-            </w:r>
-          </w:p>
-          <w:p>
-            <w:r>
-              <w:t>Si el saldo es débito… o crédito.</w:t>
-            </w:r>
-          </w:p>
-          <w:p>
-            <w:pPr>
-              <w:rPr>
-                <w:b/>
-                <w:bCs/>
-              </w:rPr>
-            </w:pPr>
-            <w:r>
-              <w:rPr>
-                <w:b/>
-                <w:bCs/>
-              </w:rPr>
-              <w:t>Cortina Musical</w:t>
-            </w:r>
-          </w:p>
-          <w:p>
-            <w:hyperlink r:id="rId13" w:history="1">
-              <w:r>
-                <w:rPr>
-                  <w:rStyle w:val="Hipervnculo"/>
-                </w:rPr>
-                <w:t>https://pixabay.com/music/funk-upbeat-funky-206965/</w:t>
-              </w:r>
-            </w:hyperlink>
-            <w:r>
-              <w:t xml:space="preserve"> </w:t>
-            </w:r>
-          </w:p>
-          <w:p>
-            <w:r>
-              <w:t>3-4 segundos y se mantiene suave hasta la línea #27, luego sube y cierra el programa.</w:t>
-            </w:r>
-          </w:p>
-          <w:p>
-            <w:pPr>
-              <w:rPr>
-                <w:b/>
-                <w:bCs/>
-              </w:rPr>
-            </w:pPr>
-            <w:r>
-              <w:rPr>
-                <w:b/>
-                <w:bCs/>
-              </w:rPr>
-              <w:t>Mujer</w:t>
-            </w:r>
-          </w:p>
-          <w:p>
-            <w:r>
-              <w:t>En pocas palabras: debitas a la izquierda, acreditas a la derecha,</w:t>
-            </w:r>
-          </w:p>
-          <w:p>
-            <w:r>
-              <w:t>sumas para ver movimientos… y restas para encontrar el saldo.</w:t>
-            </w:r>
-          </w:p>
-          <w:p>
-            <w:pPr>
-              <w:rPr>
-                <w:b/>
-                <w:bCs/>
-              </w:rPr>
-            </w:pPr>
-            <w:r>
-              <w:rPr>
-                <w:b/>
-                <w:bCs/>
-              </w:rPr>
-              <w:t>Hombre</w:t>
-            </w:r>
-          </w:p>
-          <w:p>
-            <w:r>
-              <w:t>Así de simple.</w:t>
-            </w:r>
-          </w:p>
-          <w:p>
-            <w:pPr>
-              <w:rPr>
-                <w:b/>
-                <w:bCs/>
-              </w:rPr>
-            </w:pPr>
-            <w:r>
-              <w:rPr>
-                <w:b/>
-                <w:bCs/>
-              </w:rPr>
-              <w:t>Mujer</w:t>
-            </w:r>
-          </w:p>
-          <w:p>
-            <w:r>
               <w:t>Cuando entiendes su funcionamiento… la Cuenta T se convierte en una excelente aliada.</w:t>
             </w:r>
-          </w:p>
-          <w:p/>
-          <w:p>
-            <w:pPr>
-              <w:ind w:firstLine="0"/>
-            </w:pPr>
-          </w:p>
-          <w:p>
-            <w:pPr>
-              <w:ind w:firstLine="0"/>
-            </w:pPr>
           </w:p>
         </w:tc>
       </w:tr>
@@ -2693,14 +2573,14 @@
         <w:rPr>
           <w:lang w:val="es-419" w:eastAsia="es-CO"/>
         </w:rPr>
-        <w:t xml:space="preserve"> Los gastos constituyen disminuciones del patrimonio neto de una organización que no tienen su origen en distribuciones de fondos a los propietarios, sino que derivan de la actividad económica de adquisición de bienes y servicios, o de variaciones en el valor de activos y pasivos que requieren reconocimiento contable. Este fenómeno se materializa de forma efectiva mediante la entrega o reducción de activos o la asunción de nuevos pasivos (o una </w:t>
+        <w:t xml:space="preserve"> Los gastos constituyen disminuciones del patrimonio neto de una organización que no tienen su origen en distribuciones de fondos a los </w:t>
       </w:r>
       <w:r>
         <w:rPr>
           <w:lang w:val="es-419" w:eastAsia="es-CO"/>
         </w:rPr>
         <w:lastRenderedPageBreak/>
-        <w:t>combinación de ambos), lo que representa una salida de recursos o un incremento de las obligaciones financieras para la organización.</w:t>
+        <w:t>propietarios, sino que derivan de la actividad económica de adquisición de bienes y servicios, o de variaciones en el valor de activos y pasivos que requieren reconocimiento contable. Este fenómeno se materializa de forma efectiva mediante la entrega o reducción de activos o la asunción de nuevos pasivos (o una combinación de ambos), lo que representa una salida de recursos o un incremento de las obligaciones financieras para la organización.</w:t>
       </w:r>
     </w:p>
     <w:p>
@@ -2843,6 +2723,7 @@
         <w:rPr>
           <w:rStyle w:val="Ttulo5Car"/>
         </w:rPr>
+        <w:lastRenderedPageBreak/>
         <w:t>Clasificación.</w:t>
       </w:r>
       <w:r>
@@ -2868,7 +2749,6 @@
         <w:rPr>
           <w:rStyle w:val="Ttulo5Car"/>
         </w:rPr>
-        <w:lastRenderedPageBreak/>
         <w:t>Cierre contable.</w:t>
       </w:r>
       <w:r>
@@ -2937,8 +2817,8 @@
         <w:tblLook w:val="04A0" w:firstRow="1" w:lastRow="0" w:firstColumn="1" w:lastColumn="0" w:noHBand="0" w:noVBand="1"/>
       </w:tblPr>
       <w:tblGrid>
-        <w:gridCol w:w="1396"/>
-        <w:gridCol w:w="6104"/>
+        <w:gridCol w:w="1403"/>
+        <w:gridCol w:w="6097"/>
       </w:tblGrid>
       <w:tr>
         <w:trPr>
@@ -3017,7 +2897,7 @@
                 <w:color w:val="12263F"/>
                 <w:szCs w:val="24"/>
               </w:rPr>
-              <w:t>INGRESOS</w:t>
+              <w:t>ingresos</w:t>
             </w:r>
           </w:p>
         </w:tc>
@@ -3112,7 +2992,7 @@
                 <w:color w:val="12263F"/>
                 <w:szCs w:val="24"/>
               </w:rPr>
-              <w:t>Comercio al por mayor y al por menor</w:t>
+              <w:t>comercio al por mayor y al por menor</w:t>
             </w:r>
           </w:p>
         </w:tc>
@@ -3158,7 +3038,7 @@
                 <w:color w:val="12263F"/>
                 <w:szCs w:val="24"/>
               </w:rPr>
-              <w:t>Hoteles y restaurantes</w:t>
+              <w:t>hoteles y restaurantes</w:t>
             </w:r>
           </w:p>
         </w:tc>
@@ -3253,7 +3133,7 @@
                 <w:color w:val="12263F"/>
                 <w:szCs w:val="24"/>
               </w:rPr>
-              <w:t>Financieros</w:t>
+              <w:t>financieros</w:t>
             </w:r>
           </w:p>
         </w:tc>
@@ -3302,7 +3182,7 @@
                 <w:color w:val="12263F"/>
                 <w:szCs w:val="24"/>
               </w:rPr>
-              <w:t>Arrendamientos</w:t>
+              <w:t>arrendamientos</w:t>
             </w:r>
           </w:p>
         </w:tc>
@@ -3348,7 +3228,7 @@
                 <w:color w:val="12263F"/>
                 <w:szCs w:val="24"/>
               </w:rPr>
-              <w:t>Comisiones.</w:t>
+              <w:t>comisiones</w:t>
             </w:r>
           </w:p>
         </w:tc>
@@ -3359,6 +3239,7 @@
         <w:pStyle w:val="Ttulo3"/>
       </w:pPr>
       <w:r>
+        <w:lastRenderedPageBreak/>
         <w:t>Gastos</w:t>
       </w:r>
     </w:p>
@@ -3440,7 +3321,6 @@
         <w:rPr>
           <w:rStyle w:val="Ttulo5Car"/>
         </w:rPr>
-        <w:lastRenderedPageBreak/>
         <w:t>Clasificación.</w:t>
       </w:r>
       <w:r>
@@ -3709,7 +3589,7 @@
                 <w:color w:val="12263F"/>
                 <w:szCs w:val="24"/>
               </w:rPr>
-              <w:t>Gastos de personal</w:t>
+              <w:t>gastos de personal</w:t>
             </w:r>
           </w:p>
         </w:tc>
@@ -3755,7 +3635,7 @@
                 <w:color w:val="12263F"/>
                 <w:szCs w:val="24"/>
               </w:rPr>
-              <w:t>Honorarios</w:t>
+              <w:t>honorarios</w:t>
             </w:r>
           </w:p>
         </w:tc>
@@ -3899,7 +3779,7 @@
                 <w:color w:val="12263F"/>
                 <w:szCs w:val="24"/>
               </w:rPr>
-              <w:t>Gastos</w:t>
+              <w:t>gastos</w:t>
             </w:r>
           </w:p>
         </w:tc>
@@ -3923,6 +3803,7 @@
                 <w:color w:val="12263F"/>
                 <w:szCs w:val="24"/>
               </w:rPr>
+              <w:lastRenderedPageBreak/>
               <w:t>5210</w:t>
             </w:r>
           </w:p>
@@ -3945,7 +3826,7 @@
                 <w:color w:val="12263F"/>
                 <w:szCs w:val="24"/>
               </w:rPr>
-              <w:t>Honorarios.</w:t>
+              <w:t>honorarios</w:t>
             </w:r>
           </w:p>
         </w:tc>
@@ -4005,7 +3886,6 @@
         <w:pStyle w:val="Ttulo3"/>
       </w:pPr>
       <w:r>
-        <w:lastRenderedPageBreak/>
         <w:t>Costos de ventas</w:t>
       </w:r>
     </w:p>
@@ -4261,6 +4141,7 @@
                 <w:color w:val="12263F"/>
                 <w:szCs w:val="24"/>
               </w:rPr>
+              <w:lastRenderedPageBreak/>
               <w:t>61</w:t>
             </w:r>
           </w:p>
@@ -4356,7 +4237,6 @@
                 <w:color w:val="12263F"/>
                 <w:szCs w:val="24"/>
               </w:rPr>
-              <w:lastRenderedPageBreak/>
               <w:t>6135</w:t>
             </w:r>
           </w:p>
@@ -4614,13 +4494,13 @@
                     <pic:cNvPicPr/>
                   </pic:nvPicPr>
                   <pic:blipFill>
-                    <a:blip r:embed="rId14">
+                    <a:blip r:embed="rId12">
                       <a:extLst>
                         <a:ext uri="{28A0092B-C50C-407E-A947-70E740481C1C}">
                           <a14:useLocalDpi xmlns:a14="http://schemas.microsoft.com/office/drawing/2010/main" val="0"/>
                         </a:ext>
                         <a:ext uri="{96DAC541-7B7A-43D3-8B79-37D633B846F1}">
-                          <asvg:svgBlip xmlns:asvg="http://schemas.microsoft.com/office/drawing/2016/SVG/main" r:embed="rId15"/>
+                          <asvg:svgBlip xmlns:asvg="http://schemas.microsoft.com/office/drawing/2016/SVG/main" r:embed="rId13"/>
                         </a:ext>
                       </a:extLst>
                     </a:blip>
@@ -4663,7 +4543,6 @@
         <w:pStyle w:val="Ttulo5"/>
       </w:pPr>
       <w:r>
-        <w:lastRenderedPageBreak/>
         <w:t>Gastos</w:t>
       </w:r>
     </w:p>
@@ -4722,13 +4601,13 @@
                     <pic:cNvPicPr/>
                   </pic:nvPicPr>
                   <pic:blipFill>
-                    <a:blip r:embed="rId16">
+                    <a:blip r:embed="rId14">
                       <a:extLst>
                         <a:ext uri="{28A0092B-C50C-407E-A947-70E740481C1C}">
                           <a14:useLocalDpi xmlns:a14="http://schemas.microsoft.com/office/drawing/2010/main" val="0"/>
                         </a:ext>
                         <a:ext uri="{96DAC541-7B7A-43D3-8B79-37D633B846F1}">
-                          <asvg:svgBlip xmlns:asvg="http://schemas.microsoft.com/office/drawing/2016/SVG/main" r:embed="rId17"/>
+                          <asvg:svgBlip xmlns:asvg="http://schemas.microsoft.com/office/drawing/2016/SVG/main" r:embed="rId15"/>
                         </a:ext>
                       </a:extLst>
                     </a:blip>
@@ -4770,7 +4649,31 @@
         <w:rPr>
           <w:lang w:val="es-419" w:eastAsia="es-CO"/>
         </w:rPr>
-        <w:t>Esta cuenta empieza y aumenta en él Debe, y se disminuye y cancela en el haber. Por lo general no se acredita, su saldo es débito.</w:t>
+        <w:t>Esta cuenta empieza y aumenta en él Debe, y se disminuye y cancela en el haber. Por lo general</w:t>
+      </w:r>
+      <w:r>
+        <w:rPr>
+          <w:lang w:val="es-419" w:eastAsia="es-CO"/>
+        </w:rPr>
+        <w:t>.</w:t>
+      </w:r>
+      <w:r>
+        <w:rPr>
+          <w:lang w:val="es-419" w:eastAsia="es-CO"/>
+        </w:rPr>
+        <w:t xml:space="preserve"> no se acredita</w:t>
+      </w:r>
+      <w:r>
+        <w:rPr>
+          <w:lang w:val="es-419" w:eastAsia="es-CO"/>
+        </w:rPr>
+        <w:t>;</w:t>
+      </w:r>
+      <w:r>
+        <w:rPr>
+          <w:lang w:val="es-419" w:eastAsia="es-CO"/>
+        </w:rPr>
+        <w:t xml:space="preserve"> su saldo es débito.</w:t>
       </w:r>
     </w:p>
     <w:p>
@@ -4798,6 +4701,7 @@
           <w:noProof/>
           <w:lang w:val="es-419" w:eastAsia="es-CO"/>
         </w:rPr>
+        <w:lastRenderedPageBreak/>
         <w:drawing>
           <wp:inline distT="0" distB="0" distL="0" distR="0" wp14:anchorId="631F4F66" wp14:editId="780E79DC">
             <wp:extent cx="5028150" cy="2090262"/>
@@ -4814,13 +4718,13 @@
                     <pic:cNvPicPr/>
                   </pic:nvPicPr>
                   <pic:blipFill>
-                    <a:blip r:embed="rId18">
+                    <a:blip r:embed="rId16">
                       <a:extLst>
                         <a:ext uri="{28A0092B-C50C-407E-A947-70E740481C1C}">
                           <a14:useLocalDpi xmlns:a14="http://schemas.microsoft.com/office/drawing/2010/main" val="0"/>
                         </a:ext>
                         <a:ext uri="{96DAC541-7B7A-43D3-8B79-37D633B846F1}">
-                          <asvg:svgBlip xmlns:asvg="http://schemas.microsoft.com/office/drawing/2016/SVG/main" r:embed="rId19"/>
+                          <asvg:svgBlip xmlns:asvg="http://schemas.microsoft.com/office/drawing/2016/SVG/main" r:embed="rId17"/>
                         </a:ext>
                       </a:extLst>
                     </a:blip>
@@ -4850,7 +4754,6 @@
       </w:pPr>
       <w:bookmarkStart w:id="5" w:name="_Toc224305676"/>
       <w:r>
-        <w:lastRenderedPageBreak/>
         <w:t>Cuentas de orden</w:t>
       </w:r>
       <w:bookmarkEnd w:id="5"/>
@@ -4865,7 +4768,43 @@
         <w:rPr>
           <w:lang w:val="es-419" w:eastAsia="es-CO"/>
         </w:rPr>
-        <w:t>En Colombia las cuentas de orden son registros contables que se utilizan para controlar circunstancias, que no afectan directamente e inmediata el balance general ni el estado de resultados, pero sí a futuro. Se utilizan para control interno y dar información. Se registran en la clase 8 y 9.</w:t>
+        <w:t>En Colombia</w:t>
+      </w:r>
+      <w:r>
+        <w:rPr>
+          <w:lang w:val="es-419" w:eastAsia="es-CO"/>
+        </w:rPr>
+        <w:t>,</w:t>
+      </w:r>
+      <w:r>
+        <w:rPr>
+          <w:lang w:val="es-419" w:eastAsia="es-CO"/>
+        </w:rPr>
+        <w:t xml:space="preserve"> las cuentas de orden son registros contables que se utilizan para controlar circunstancias que no afectan directamente e inmediata</w:t>
+      </w:r>
+      <w:r>
+        <w:rPr>
+          <w:lang w:val="es-419" w:eastAsia="es-CO"/>
+        </w:rPr>
+        <w:t>mente</w:t>
+      </w:r>
+      <w:r>
+        <w:rPr>
+          <w:lang w:val="es-419" w:eastAsia="es-CO"/>
+        </w:rPr>
+        <w:t xml:space="preserve"> el balance general ni el estado de resultados, pero sí a futuro. Se utilizan para control interno y dar información. Se registran en </w:t>
+      </w:r>
+      <w:r>
+        <w:rPr>
+          <w:lang w:val="es-419" w:eastAsia="es-CO"/>
+        </w:rPr>
+        <w:t>las clases</w:t>
+      </w:r>
+      <w:r>
+        <w:rPr>
+          <w:lang w:val="es-419" w:eastAsia="es-CO"/>
+        </w:rPr>
+        <w:t xml:space="preserve"> 8 y 9.</w:t>
       </w:r>
     </w:p>
     <w:p>
@@ -4916,7 +4855,19 @@
         <w:rPr>
           <w:lang w:val="es-419" w:eastAsia="es-CO"/>
         </w:rPr>
-        <w:t xml:space="preserve"> Los dineros, los documentos y los bienes que conforman el grupo de cuentas de orden deudoras se manejan como las cuentas de activo, por lo tanto, su saldo es débito. Ejemplo: bienes y valores entregados en custodia o en garantía.</w:t>
+        <w:t xml:space="preserve"> Los dineros, los documentos y los bienes que conforman el grupo de cuentas de orden deudoras se manejan como las cuentas de activo</w:t>
+      </w:r>
+      <w:r>
+        <w:rPr>
+          <w:lang w:val="es-419" w:eastAsia="es-CO"/>
+        </w:rPr>
+        <w:t>;</w:t>
+      </w:r>
+      <w:r>
+        <w:rPr>
+          <w:lang w:val="es-419" w:eastAsia="es-CO"/>
+        </w:rPr>
+        <w:t xml:space="preserve"> por lo tanto, su saldo es débito. Ejemplo: bienes y valores entregados en custodia o en garantía.</w:t>
       </w:r>
     </w:p>
     <w:p>
@@ -4998,52 +4949,52 @@
       </w:pPr>
       <w:bookmarkStart w:id="6" w:name="_Toc224305677"/>
       <w:r>
+        <w:t>Registros contables</w:t>
+      </w:r>
+      <w:bookmarkEnd w:id="6"/>
+    </w:p>
+    <w:p>
+      <w:pPr>
+        <w:rPr>
+          <w:lang w:val="es-419" w:eastAsia="es-CO"/>
+        </w:rPr>
+      </w:pPr>
+      <w:r>
+        <w:rPr>
+          <w:lang w:val="es-419" w:eastAsia="es-CO"/>
+        </w:rPr>
+        <w:t>Los registros contables se fundamentan en una organización financiera estructurada que comienza con la recolección sistemática de información dentro del proceso de una organización. Al identificar y clasificar las cuentas en reales, nominales y de resultado, se facilita el dominio de la técnica de registro bajo el concepto de partida doble, esencial para su aplicación en ejercicios prácticos. Este aprendizaje permite a las personas analizar y planear sus propios ingresos, gastos y costos, brindándoles las herramientas necesarias para medir su situación financiera personal y trasladar con éxito ese conocimiento básico al ámbito empresarial.</w:t>
+      </w:r>
+    </w:p>
+    <w:p>
+      <w:pPr>
+        <w:pStyle w:val="Ttulo2"/>
+      </w:pPr>
+      <w:bookmarkStart w:id="7" w:name="_Toc224305678"/>
+      <w:r>
+        <w:t>Partida doble</w:t>
+      </w:r>
+      <w:bookmarkEnd w:id="7"/>
+    </w:p>
+    <w:p>
+      <w:pPr>
+        <w:rPr>
+          <w:lang w:val="es-419" w:eastAsia="es-CO"/>
+        </w:rPr>
+      </w:pPr>
+      <w:r>
+        <w:rPr>
+          <w:lang w:val="es-419" w:eastAsia="es-CO"/>
+        </w:rPr>
+        <w:t>Es el método más utilizado para el registro de las operaciones contables. Cada operación debe registrarse dos veces, una en “debe” y otra en “haber”. Esto es similar a una balanza en equilibrio porque la suma de los registros en el “debe” y el “haber” debe coincidir. Para interiorizar estos conceptos realizaremos algunos ejemplos:</w:t>
+      </w:r>
+    </w:p>
+    <w:p>
+      <w:pPr>
+        <w:pStyle w:val="Ttulo5"/>
+      </w:pPr>
+      <w:r>
         <w:lastRenderedPageBreak/>
-        <w:t>Registros contables</w:t>
-      </w:r>
-      <w:bookmarkEnd w:id="6"/>
-    </w:p>
-    <w:p>
-      <w:pPr>
-        <w:rPr>
-          <w:lang w:val="es-419" w:eastAsia="es-CO"/>
-        </w:rPr>
-      </w:pPr>
-      <w:r>
-        <w:rPr>
-          <w:lang w:val="es-419" w:eastAsia="es-CO"/>
-        </w:rPr>
-        <w:t>Los registros contables se fundamentan en una organización financiera estructurada que comienza con la recolección sistemática de información dentro del proceso de una organización. Al identificar y clasificar las cuentas en reales, nominales y de resultado, se facilita el dominio de la técnica de registro bajo el concepto de partida doble, esencial para su aplicación en ejercicios prácticos. Este aprendizaje permite a las personas analizar y planear sus propios ingresos, gastos y costos, brindándoles las herramientas necesarias para medir su situación financiera personal y trasladar con éxito ese conocimiento básico al ámbito empresarial.</w:t>
-      </w:r>
-    </w:p>
-    <w:p>
-      <w:pPr>
-        <w:pStyle w:val="Ttulo2"/>
-      </w:pPr>
-      <w:bookmarkStart w:id="7" w:name="_Toc224305678"/>
-      <w:r>
-        <w:t>Partida doble</w:t>
-      </w:r>
-      <w:bookmarkEnd w:id="7"/>
-    </w:p>
-    <w:p>
-      <w:pPr>
-        <w:rPr>
-          <w:lang w:val="es-419" w:eastAsia="es-CO"/>
-        </w:rPr>
-      </w:pPr>
-      <w:r>
-        <w:rPr>
-          <w:lang w:val="es-419" w:eastAsia="es-CO"/>
-        </w:rPr>
-        <w:t>Es el método más utilizado para el registro de las operaciones contables. Cada operación debe registrarse dos veces, una en “debe” y otra en “haber”. Esto es similar a una balanza en equilibrio porque la suma de los registros en el “debe” y el “haber” debe coincidir. Para interiorizar estos conceptos realizaremos algunos ejemplos:</w:t>
-      </w:r>
-    </w:p>
-    <w:p>
-      <w:pPr>
-        <w:pStyle w:val="Ttulo5"/>
-      </w:pPr>
-      <w:r>
         <w:t>Ejemplo 1</w:t>
       </w:r>
     </w:p>
@@ -5070,7 +5021,19 @@
         <w:rPr>
           <w:lang w:val="es-419" w:eastAsia="es-CO"/>
         </w:rPr>
-        <w:t>Cuando se vende al contado se recibe dinero, por lo que la cuenta de activos Caja aumenta, y por tanto se debita.</w:t>
+        <w:t>Cuando se vende al contado</w:t>
+      </w:r>
+      <w:r>
+        <w:rPr>
+          <w:lang w:val="es-419" w:eastAsia="es-CO"/>
+        </w:rPr>
+        <w:t>,</w:t>
+      </w:r>
+      <w:r>
+        <w:rPr>
+          <w:lang w:val="es-419" w:eastAsia="es-CO"/>
+        </w:rPr>
+        <w:t xml:space="preserve"> se recibe dinero, por lo que la cuenta de activos Caja aumenta, y por tanto se debita.</w:t>
       </w:r>
     </w:p>
     <w:p>
@@ -5098,7 +5061,6 @@
         <w:pStyle w:val="Figura"/>
       </w:pPr>
       <w:r>
-        <w:lastRenderedPageBreak/>
         <w:t>Registros</w:t>
       </w:r>
     </w:p>
@@ -5126,6 +5088,137 @@
                 <pic:pic xmlns:pic="http://schemas.openxmlformats.org/drawingml/2006/picture">
                   <pic:nvPicPr>
                     <pic:cNvPr id="5" name="Gráfico 5" descr="las imágenes representan en forma de cuenta T los registros realizados. Primero en la cuenta 1105 - Caja, donde se ubican en el “debe” el valor de $7.400.000 por la venta al contado del terreno y en contrapartida, en la cuenta 1504 - Terrenos, se ubicado en el “haber” los $7.400.000 porque disminuye el valor de los terrenos. "/>
+                    <pic:cNvPicPr/>
+                  </pic:nvPicPr>
+                  <pic:blipFill>
+                    <a:blip r:embed="rId18">
+                      <a:extLst>
+                        <a:ext uri="{28A0092B-C50C-407E-A947-70E740481C1C}">
+                          <a14:useLocalDpi xmlns:a14="http://schemas.microsoft.com/office/drawing/2010/main" val="0"/>
+                        </a:ext>
+                        <a:ext uri="{96DAC541-7B7A-43D3-8B79-37D633B846F1}">
+                          <asvg:svgBlip xmlns:asvg="http://schemas.microsoft.com/office/drawing/2016/SVG/main" r:embed="rId19"/>
+                        </a:ext>
+                      </a:extLst>
+                    </a:blip>
+                    <a:stretch>
+                      <a:fillRect/>
+                    </a:stretch>
+                  </pic:blipFill>
+                  <pic:spPr>
+                    <a:xfrm>
+                      <a:off x="0" y="0"/>
+                      <a:ext cx="5495925" cy="1971675"/>
+                    </a:xfrm>
+                    <a:prstGeom prst="rect">
+                      <a:avLst/>
+                    </a:prstGeom>
+                  </pic:spPr>
+                </pic:pic>
+              </a:graphicData>
+            </a:graphic>
+          </wp:inline>
+        </w:drawing>
+      </w:r>
+    </w:p>
+    <w:p>
+      <w:pPr>
+        <w:pStyle w:val="Ttulo5"/>
+      </w:pPr>
+      <w:r>
+        <w:t>Ejemplo 2</w:t>
+      </w:r>
+    </w:p>
+    <w:p>
+      <w:pPr>
+        <w:rPr>
+          <w:lang w:val="es-419" w:eastAsia="es-CO"/>
+        </w:rPr>
+      </w:pPr>
+      <w:r>
+        <w:rPr>
+          <w:lang w:val="es-419" w:eastAsia="es-CO"/>
+        </w:rPr>
+        <w:t>Una empresa realiza una compra de mercancías a crédito por $900.000. La cuenta de costo, denominada compra de mercancías</w:t>
+      </w:r>
+      <w:r>
+        <w:rPr>
+          <w:lang w:val="es-419" w:eastAsia="es-CO"/>
+        </w:rPr>
+        <w:t>,</w:t>
+      </w:r>
+      <w:r>
+        <w:rPr>
+          <w:lang w:val="es-419" w:eastAsia="es-CO"/>
+        </w:rPr>
+        <w:t xml:space="preserve"> aumenta, y por tanto se debita.</w:t>
+      </w:r>
+    </w:p>
+    <w:p>
+      <w:pPr>
+        <w:rPr>
+          <w:lang w:val="es-419" w:eastAsia="es-CO"/>
+        </w:rPr>
+      </w:pPr>
+      <w:r>
+        <w:rPr>
+          <w:lang w:val="es-419" w:eastAsia="es-CO"/>
+        </w:rPr>
+        <w:t>Cuando se recibe la mercancía</w:t>
+      </w:r>
+      <w:r>
+        <w:rPr>
+          <w:lang w:val="es-419" w:eastAsia="es-CO"/>
+        </w:rPr>
+        <w:t>,</w:t>
+      </w:r>
+      <w:r>
+        <w:rPr>
+          <w:lang w:val="es-419" w:eastAsia="es-CO"/>
+        </w:rPr>
+        <w:t xml:space="preserve"> se debe pagar su valor, pero como fue comprada a crédito, las deudas aumentan, por lo que la cuenta de pasivo llamada proveedores nacionales se acredita.</w:t>
+      </w:r>
+    </w:p>
+    <w:p>
+      <w:pPr>
+        <w:pStyle w:val="Figura"/>
+        <w:rPr>
+          <w:lang w:val="es-419"/>
+        </w:rPr>
+      </w:pPr>
+      <w:r>
+        <w:rPr>
+          <w:lang w:val="es-419"/>
+        </w:rPr>
+        <w:lastRenderedPageBreak/>
+        <w:t>Registros</w:t>
+      </w:r>
+    </w:p>
+    <w:p>
+      <w:pPr>
+        <w:ind w:left="284" w:firstLine="0"/>
+        <w:rPr>
+          <w:lang w:val="es-419" w:eastAsia="es-CO"/>
+        </w:rPr>
+      </w:pPr>
+      <w:r>
+        <w:rPr>
+          <w:noProof/>
+          <w:lang w:val="es-419" w:eastAsia="es-CO"/>
+        </w:rPr>
+        <w:drawing>
+          <wp:inline distT="0" distB="0" distL="0" distR="0" wp14:anchorId="142A24D1" wp14:editId="29B9598A">
+            <wp:extent cx="5495925" cy="1971675"/>
+            <wp:effectExtent l="0" t="0" r="9525" b="9525"/>
+            <wp:docPr id="7" name="Gráfico 7" descr="las imágenes representan en forma de cuenta T los registros realizados. Primero en la cuenta 6205 - Compra de mercancía, donde se ubican en el “debe” el valor de $900.000 por la adquisición de mercancía y en contrapartida, en la cuenta 2205 -Proveedores nacionales, se ubicado en el “haber” los $900.000 porque la compra se realizó a crédito."/>
+            <wp:cNvGraphicFramePr>
+              <a:graphicFrameLocks xmlns:a="http://schemas.openxmlformats.org/drawingml/2006/main" noChangeAspect="1"/>
+            </wp:cNvGraphicFramePr>
+            <a:graphic xmlns:a="http://schemas.openxmlformats.org/drawingml/2006/main">
+              <a:graphicData uri="http://schemas.openxmlformats.org/drawingml/2006/picture">
+                <pic:pic xmlns:pic="http://schemas.openxmlformats.org/drawingml/2006/picture">
+                  <pic:nvPicPr>
+                    <pic:cNvPr id="7" name="Gráfico 7" descr="las imágenes representan en forma de cuenta T los registros realizados. Primero en la cuenta 6205 - Compra de mercancía, donde se ubican en el “debe” el valor de $900.000 por la adquisición de mercancía y en contrapartida, en la cuenta 2205 -Proveedores nacionales, se ubicado en el “haber” los $900.000 porque la compra se realizó a crédito."/>
                     <pic:cNvPicPr/>
                   </pic:nvPicPr>
                   <pic:blipFill>
@@ -5161,36 +5254,72 @@
     </w:p>
     <w:p>
       <w:pPr>
+        <w:pStyle w:val="Ttulo2"/>
+      </w:pPr>
+      <w:bookmarkStart w:id="8" w:name="_Toc224305679"/>
+      <w:r>
+        <w:t>Asientos contables</w:t>
+      </w:r>
+      <w:bookmarkEnd w:id="8"/>
+    </w:p>
+    <w:p>
+      <w:pPr>
+        <w:rPr>
+          <w:lang w:val="es-419" w:eastAsia="es-CO"/>
+        </w:rPr>
+      </w:pPr>
+      <w:r>
+        <w:rPr>
+          <w:lang w:val="es-419" w:eastAsia="es-CO"/>
+        </w:rPr>
+        <w:t>Un asiento contable es el registro de las operaciones mercantiles en los comprobantes y libros de contabilidad. Existen dos tipos de asientos:</w:t>
+      </w:r>
+    </w:p>
+    <w:p>
+      <w:pPr>
         <w:pStyle w:val="Ttulo5"/>
       </w:pPr>
       <w:r>
-        <w:t>Ejemplo 2</w:t>
-      </w:r>
-    </w:p>
-    <w:p>
-      <w:pPr>
-        <w:rPr>
-          <w:lang w:val="es-419" w:eastAsia="es-CO"/>
-        </w:rPr>
-      </w:pPr>
-      <w:r>
-        <w:rPr>
-          <w:lang w:val="es-419" w:eastAsia="es-CO"/>
-        </w:rPr>
-        <w:t>Una empresa realiza una compra de mercancías a crédito por $900.000. La cuenta de costo, denominada compra de mercancías aumenta, y por tanto se debita.</w:t>
-      </w:r>
-    </w:p>
-    <w:p>
-      <w:pPr>
-        <w:rPr>
-          <w:lang w:val="es-419" w:eastAsia="es-CO"/>
-        </w:rPr>
-      </w:pPr>
-      <w:r>
-        <w:rPr>
-          <w:lang w:val="es-419" w:eastAsia="es-CO"/>
-        </w:rPr>
-        <w:t>Cuando se recibe la mercancía se debe pagar su valor, pero como fue comprada a crédito, las deudas aumentan, por lo que la cuenta de pasivo llamada proveedores nacionales se acredita.</w:t>
+        <w:t>Asiento simple</w:t>
+      </w:r>
+    </w:p>
+    <w:p>
+      <w:pPr>
+        <w:rPr>
+          <w:lang w:val="es-419" w:eastAsia="es-CO"/>
+        </w:rPr>
+      </w:pPr>
+      <w:r>
+        <w:rPr>
+          <w:lang w:val="es-419" w:eastAsia="es-CO"/>
+        </w:rPr>
+        <w:t>Este registro se presenta cuando solo son afectadas dos cuentas: un débito y un crédito.</w:t>
+      </w:r>
+    </w:p>
+    <w:p>
+      <w:pPr>
+        <w:rPr>
+          <w:lang w:val="es-419" w:eastAsia="es-CO"/>
+        </w:rPr>
+      </w:pPr>
+      <w:r>
+        <w:rPr>
+          <w:lang w:val="es-419" w:eastAsia="es-CO"/>
+        </w:rPr>
+        <w:t>Ejemplo:</w:t>
+      </w:r>
+    </w:p>
+    <w:p>
+      <w:pPr>
+        <w:rPr>
+          <w:lang w:val="es-419" w:eastAsia="es-CO"/>
+        </w:rPr>
+      </w:pPr>
+      <w:r>
+        <w:rPr>
+          <w:lang w:val="es-419" w:eastAsia="es-CO"/>
+        </w:rPr>
+        <w:t>Se compra al contado, con cheque, un teléfono para uso de la empresa por $300.000.</w:t>
       </w:r>
     </w:p>
     <w:p>
@@ -5204,12 +5333,11 @@
         <w:rPr>
           <w:lang w:val="es-419"/>
         </w:rPr>
-        <w:t>Registros</w:t>
-      </w:r>
-    </w:p>
-    <w:p>
-      <w:pPr>
-        <w:ind w:left="284" w:firstLine="0"/>
+        <w:t>Registro</w:t>
+      </w:r>
+    </w:p>
+    <w:p>
+      <w:pPr>
         <w:rPr>
           <w:lang w:val="es-419" w:eastAsia="es-CO"/>
         </w:rPr>
@@ -5219,148 +5347,7 @@
           <w:noProof/>
           <w:lang w:val="es-419" w:eastAsia="es-CO"/>
         </w:rPr>
-        <w:drawing>
-          <wp:inline distT="0" distB="0" distL="0" distR="0" wp14:anchorId="142A24D1" wp14:editId="29B9598A">
-            <wp:extent cx="5495925" cy="1971675"/>
-            <wp:effectExtent l="0" t="0" r="9525" b="9525"/>
-            <wp:docPr id="7" name="Gráfico 7" descr="las imágenes representan en forma de cuenta T los registros realizados. Primero en la cuenta 6205 - Compra de mercancía, donde se ubican en el “debe” el valor de $900.000 por la adquisición de mercancía y en contrapartida, en la cuenta 2205 -Proveedores nacionales, se ubicado en el “haber” los $900.000 porque la compra se realizó a crédito."/>
-            <wp:cNvGraphicFramePr>
-              <a:graphicFrameLocks xmlns:a="http://schemas.openxmlformats.org/drawingml/2006/main" noChangeAspect="1"/>
-            </wp:cNvGraphicFramePr>
-            <a:graphic xmlns:a="http://schemas.openxmlformats.org/drawingml/2006/main">
-              <a:graphicData uri="http://schemas.openxmlformats.org/drawingml/2006/picture">
-                <pic:pic xmlns:pic="http://schemas.openxmlformats.org/drawingml/2006/picture">
-                  <pic:nvPicPr>
-                    <pic:cNvPr id="7" name="Gráfico 7" descr="las imágenes representan en forma de cuenta T los registros realizados. Primero en la cuenta 6205 - Compra de mercancía, donde se ubican en el “debe” el valor de $900.000 por la adquisición de mercancía y en contrapartida, en la cuenta 2205 -Proveedores nacionales, se ubicado en el “haber” los $900.000 porque la compra se realizó a crédito."/>
-                    <pic:cNvPicPr/>
-                  </pic:nvPicPr>
-                  <pic:blipFill>
-                    <a:blip r:embed="rId22">
-                      <a:extLst>
-                        <a:ext uri="{28A0092B-C50C-407E-A947-70E740481C1C}">
-                          <a14:useLocalDpi xmlns:a14="http://schemas.microsoft.com/office/drawing/2010/main" val="0"/>
-                        </a:ext>
-                        <a:ext uri="{96DAC541-7B7A-43D3-8B79-37D633B846F1}">
-                          <asvg:svgBlip xmlns:asvg="http://schemas.microsoft.com/office/drawing/2016/SVG/main" r:embed="rId23"/>
-                        </a:ext>
-                      </a:extLst>
-                    </a:blip>
-                    <a:stretch>
-                      <a:fillRect/>
-                    </a:stretch>
-                  </pic:blipFill>
-                  <pic:spPr>
-                    <a:xfrm>
-                      <a:off x="0" y="0"/>
-                      <a:ext cx="5495925" cy="1971675"/>
-                    </a:xfrm>
-                    <a:prstGeom prst="rect">
-                      <a:avLst/>
-                    </a:prstGeom>
-                  </pic:spPr>
-                </pic:pic>
-              </a:graphicData>
-            </a:graphic>
-          </wp:inline>
-        </w:drawing>
-      </w:r>
-    </w:p>
-    <w:p>
-      <w:pPr>
-        <w:pStyle w:val="Ttulo2"/>
-      </w:pPr>
-      <w:bookmarkStart w:id="8" w:name="_Toc224305679"/>
-      <w:r>
         <w:lastRenderedPageBreak/>
-        <w:t>Asientos contables</w:t>
-      </w:r>
-      <w:bookmarkEnd w:id="8"/>
-    </w:p>
-    <w:p>
-      <w:pPr>
-        <w:rPr>
-          <w:lang w:val="es-419" w:eastAsia="es-CO"/>
-        </w:rPr>
-      </w:pPr>
-      <w:r>
-        <w:rPr>
-          <w:lang w:val="es-419" w:eastAsia="es-CO"/>
-        </w:rPr>
-        <w:t>Un asiento contable es el registro de las operaciones mercantiles en los comprobantes y libros de contabilidad. Existen dos tipos de asientos:</w:t>
-      </w:r>
-    </w:p>
-    <w:p>
-      <w:pPr>
-        <w:pStyle w:val="Ttulo5"/>
-      </w:pPr>
-      <w:r>
-        <w:t>Asiento simple</w:t>
-      </w:r>
-    </w:p>
-    <w:p>
-      <w:pPr>
-        <w:rPr>
-          <w:lang w:val="es-419" w:eastAsia="es-CO"/>
-        </w:rPr>
-      </w:pPr>
-      <w:r>
-        <w:rPr>
-          <w:lang w:val="es-419" w:eastAsia="es-CO"/>
-        </w:rPr>
-        <w:t>Este registro se presenta cuando solo son afectadas dos cuentas: un débito y un crédito.</w:t>
-      </w:r>
-    </w:p>
-    <w:p>
-      <w:pPr>
-        <w:rPr>
-          <w:lang w:val="es-419" w:eastAsia="es-CO"/>
-        </w:rPr>
-      </w:pPr>
-      <w:r>
-        <w:rPr>
-          <w:lang w:val="es-419" w:eastAsia="es-CO"/>
-        </w:rPr>
-        <w:t>Ejemplo:</w:t>
-      </w:r>
-    </w:p>
-    <w:p>
-      <w:pPr>
-        <w:rPr>
-          <w:lang w:val="es-419" w:eastAsia="es-CO"/>
-        </w:rPr>
-      </w:pPr>
-      <w:r>
-        <w:rPr>
-          <w:lang w:val="es-419" w:eastAsia="es-CO"/>
-        </w:rPr>
-        <w:t>Se compra al contado, con cheque, un teléfono para uso de la empresa por $300.000.</w:t>
-      </w:r>
-    </w:p>
-    <w:p>
-      <w:pPr>
-        <w:pStyle w:val="Figura"/>
-        <w:rPr>
-          <w:lang w:val="es-419"/>
-        </w:rPr>
-      </w:pPr>
-      <w:r>
-        <w:rPr>
-          <w:lang w:val="es-419"/>
-        </w:rPr>
-        <w:t>Registro</w:t>
-      </w:r>
-    </w:p>
-    <w:p>
-      <w:pPr>
-        <w:rPr>
-          <w:lang w:val="es-419" w:eastAsia="es-CO"/>
-        </w:rPr>
-      </w:pPr>
-      <w:r>
-        <w:rPr>
-          <w:noProof/>
-          <w:lang w:val="es-419" w:eastAsia="es-CO"/>
-        </w:rPr>
         <w:drawing>
           <wp:inline distT="0" distB="0" distL="0" distR="0" wp14:anchorId="5B19168F" wp14:editId="1EF2C6AE">
             <wp:extent cx="5400675" cy="2257425"/>
@@ -5377,13 +5364,13 @@
                     <pic:cNvPicPr/>
                   </pic:nvPicPr>
                   <pic:blipFill>
-                    <a:blip r:embed="rId24">
+                    <a:blip r:embed="rId22">
                       <a:extLst>
                         <a:ext uri="{28A0092B-C50C-407E-A947-70E740481C1C}">
                           <a14:useLocalDpi xmlns:a14="http://schemas.microsoft.com/office/drawing/2010/main" val="0"/>
                         </a:ext>
                         <a:ext uri="{96DAC541-7B7A-43D3-8B79-37D633B846F1}">
-                          <asvg:svgBlip xmlns:asvg="http://schemas.microsoft.com/office/drawing/2016/SVG/main" r:embed="rId25"/>
+                          <asvg:svgBlip xmlns:asvg="http://schemas.microsoft.com/office/drawing/2016/SVG/main" r:embed="rId23"/>
                         </a:ext>
                       </a:extLst>
                     </a:blip>
@@ -5448,51 +5435,51 @@
         <w:rPr>
           <w:lang w:val="es-419" w:eastAsia="es-CO"/>
         </w:rPr>
+        <w:t>Ejemplo:</w:t>
+      </w:r>
+    </w:p>
+    <w:p>
+      <w:pPr>
+        <w:ind w:left="284" w:firstLine="0"/>
+        <w:rPr>
+          <w:lang w:val="es-419" w:eastAsia="es-CO"/>
+        </w:rPr>
+      </w:pPr>
+      <w:r>
+        <w:rPr>
+          <w:lang w:val="es-419" w:eastAsia="es-CO"/>
+        </w:rPr>
+        <w:t>Una empresa vende mercancías por $820.000. Se reciben $200.000 de contado y el saldo a crédito.</w:t>
+      </w:r>
+    </w:p>
+    <w:p>
+      <w:pPr>
+        <w:pStyle w:val="Figura"/>
+        <w:rPr>
+          <w:lang w:val="es-419"/>
+        </w:rPr>
+      </w:pPr>
+      <w:r>
+        <w:rPr>
+          <w:lang w:val="es-419"/>
+        </w:rPr>
+        <w:t>Registro</w:t>
+      </w:r>
+    </w:p>
+    <w:p>
+      <w:pPr>
+        <w:ind w:left="284" w:firstLine="0"/>
+        <w:rPr>
+          <w:noProof/>
+          <w:lang w:val="es-419" w:eastAsia="es-CO"/>
+        </w:rPr>
+      </w:pPr>
+      <w:r>
+        <w:rPr>
+          <w:noProof/>
+          <w:lang w:val="es-419" w:eastAsia="es-CO"/>
+        </w:rPr>
         <w:lastRenderedPageBreak/>
-        <w:t>Ejemplo:</w:t>
-      </w:r>
-    </w:p>
-    <w:p>
-      <w:pPr>
-        <w:ind w:left="284" w:firstLine="0"/>
-        <w:rPr>
-          <w:lang w:val="es-419" w:eastAsia="es-CO"/>
-        </w:rPr>
-      </w:pPr>
-      <w:r>
-        <w:rPr>
-          <w:lang w:val="es-419" w:eastAsia="es-CO"/>
-        </w:rPr>
-        <w:t>Una empresa vende mercancías por $820.000. Se reciben $200.000 de contado y el saldo a crédito.</w:t>
-      </w:r>
-    </w:p>
-    <w:p>
-      <w:pPr>
-        <w:pStyle w:val="Figura"/>
-        <w:rPr>
-          <w:lang w:val="es-419"/>
-        </w:rPr>
-      </w:pPr>
-      <w:r>
-        <w:rPr>
-          <w:lang w:val="es-419"/>
-        </w:rPr>
-        <w:t>Registro</w:t>
-      </w:r>
-    </w:p>
-    <w:p>
-      <w:pPr>
-        <w:ind w:left="284" w:firstLine="0"/>
-        <w:rPr>
-          <w:noProof/>
-          <w:lang w:val="es-419" w:eastAsia="es-CO"/>
-        </w:rPr>
-      </w:pPr>
-      <w:r>
-        <w:rPr>
-          <w:noProof/>
-          <w:lang w:val="es-419" w:eastAsia="es-CO"/>
-        </w:rPr>
         <w:drawing>
           <wp:inline distT="0" distB="0" distL="0" distR="0" wp14:anchorId="19E98E73" wp14:editId="29F766FB">
             <wp:extent cx="5810250" cy="2171700"/>
@@ -5509,13 +5496,13 @@
                     <pic:cNvPicPr/>
                   </pic:nvPicPr>
                   <pic:blipFill>
-                    <a:blip r:embed="rId26">
+                    <a:blip r:embed="rId24">
                       <a:extLst>
                         <a:ext uri="{28A0092B-C50C-407E-A947-70E740481C1C}">
                           <a14:useLocalDpi xmlns:a14="http://schemas.microsoft.com/office/drawing/2010/main" val="0"/>
                         </a:ext>
                         <a:ext uri="{96DAC541-7B7A-43D3-8B79-37D633B846F1}">
-                          <asvg:svgBlip xmlns:asvg="http://schemas.microsoft.com/office/drawing/2016/SVG/main" r:embed="rId27"/>
+                          <asvg:svgBlip xmlns:asvg="http://schemas.microsoft.com/office/drawing/2016/SVG/main" r:embed="rId25"/>
                         </a:ext>
                       </a:extLst>
                     </a:blip>
@@ -5549,7 +5536,19 @@
         <w:rPr>
           <w:lang w:val="es-419" w:eastAsia="es-CO"/>
         </w:rPr>
-        <w:t>Para registrar las operaciones mercantiles en los comprobantes y libros de contabilidad se cambia la estructura de la cuenta T por los asientos de diario, de forma horizontal.</w:t>
+        <w:t>Para registrar las operaciones mercantiles en los comprobantes y libros de contabilidad</w:t>
+      </w:r>
+      <w:r>
+        <w:rPr>
+          <w:lang w:val="es-419" w:eastAsia="es-CO"/>
+        </w:rPr>
+        <w:t>,</w:t>
+      </w:r>
+      <w:r>
+        <w:rPr>
+          <w:lang w:val="es-419" w:eastAsia="es-CO"/>
+        </w:rPr>
+        <w:t xml:space="preserve"> se cambia la estructura de la cuenta T por los asientos de diario, de forma horizontal.</w:t>
       </w:r>
     </w:p>
     <w:p>
@@ -5936,14 +5935,14 @@
         <w:rPr>
           <w:lang w:val="es-419" w:eastAsia="es-CO"/>
         </w:rPr>
-        <w:t xml:space="preserve">En la presente sección se desarrollará una serie de ejercicios prácticos diseñados para fortalecer la comprensión del ciclo contable y la correcta aplicación del principio </w:t>
+        <w:t xml:space="preserve">En la presente sección se desarrollará una serie de ejercicios prácticos diseñados para fortalecer la comprensión del ciclo contable y la correcta aplicación del principio de devengo. A través de estos casos, se abordará el registro de transacciones de gastos e ingresos en sus diversas modalidades, incluyendo el tratamiento técnico de los gastos pagados por anticipado y los ingresos recibidos por adelantado. Asimismo, se profundizará en el reconocimiento de gastos causados por pagar, culminando el </w:t>
       </w:r>
       <w:r>
         <w:rPr>
           <w:lang w:val="es-419" w:eastAsia="es-CO"/>
         </w:rPr>
         <w:lastRenderedPageBreak/>
-        <w:t>de devengo. A través de estos casos, se abordará el registro de transacciones de gastos e ingresos en sus diversas modalidades, incluyendo el tratamiento técnico de los gastos pagados por anticipado y los ingresos recibidos por adelantado. Asimismo, se profundizará en el reconocimiento de gastos causados por pagar, culminando el proceso con la comprobación de saldos para garantizar la integridad y el equilibrio de las cifras financieras presentadas.</w:t>
+        <w:t>proceso con la comprobación de saldos para garantizar la integridad y el equilibrio de las cifras financieras presentadas.</w:t>
       </w:r>
     </w:p>
     <w:p>
@@ -6588,6 +6587,7 @@
               <w:pStyle w:val="TextoTablas"/>
             </w:pPr>
             <w:r>
+              <w:lastRenderedPageBreak/>
               <w:t>Código</w:t>
             </w:r>
           </w:p>
@@ -7164,7 +7164,6 @@
         <w:rPr>
           <w:lang w:val="es-419" w:eastAsia="es-CO"/>
         </w:rPr>
-        <w:lastRenderedPageBreak/>
         <w:t>Asiento de gastos causados por pagar</w:t>
       </w:r>
     </w:p>
@@ -7745,7 +7744,55 @@
         <w:rPr>
           <w:lang w:val="es-419" w:eastAsia="es-CO"/>
         </w:rPr>
-        <w:t>Al terminar el registro de los asientos contables se debe comprobar la aplicación de la partida doble; para esto se debe, en primer lugar, desarrollar el ejercicio en una sola cuenta T al final, se suman los débitos y créditos, los cuales debe dar sumas iguales.</w:t>
+        <w:t>Al terminar el registro de los asientos contables</w:t>
+      </w:r>
+      <w:r>
+        <w:rPr>
+          <w:lang w:val="es-419" w:eastAsia="es-CO"/>
+        </w:rPr>
+        <w:t>,</w:t>
+      </w:r>
+      <w:r>
+        <w:rPr>
+          <w:lang w:val="es-419" w:eastAsia="es-CO"/>
+        </w:rPr>
+        <w:t xml:space="preserve"> se debe comprobar la aplicación de la partida doble; para esto se debe, en primer lugar, desarrollar el ejercicio en una sola cuenta T</w:t>
+      </w:r>
+      <w:r>
+        <w:rPr>
+          <w:lang w:val="es-419" w:eastAsia="es-CO"/>
+        </w:rPr>
+        <w:t>.</w:t>
+      </w:r>
+      <w:r>
+        <w:rPr>
+          <w:lang w:val="es-419" w:eastAsia="es-CO"/>
+        </w:rPr>
+        <w:t xml:space="preserve"> </w:t>
+      </w:r>
+      <w:r>
+        <w:rPr>
+          <w:lang w:val="es-419" w:eastAsia="es-CO"/>
+        </w:rPr>
+        <w:t>A</w:t>
+      </w:r>
+      <w:r>
+        <w:rPr>
+          <w:lang w:val="es-419" w:eastAsia="es-CO"/>
+        </w:rPr>
+        <w:t>l final, se suman los débitos y créditos, los cuales debe</w:t>
+      </w:r>
+      <w:r>
+        <w:rPr>
+          <w:lang w:val="es-419" w:eastAsia="es-CO"/>
+        </w:rPr>
+        <w:t>n</w:t>
+      </w:r>
+      <w:r>
+        <w:rPr>
+          <w:lang w:val="es-419" w:eastAsia="es-CO"/>
+        </w:rPr>
+        <w:t xml:space="preserve"> dar sumas iguales.</w:t>
       </w:r>
     </w:p>
     <w:p>
@@ -7923,7 +7970,6 @@
                 <w:color w:val="12263F"/>
                 <w:szCs w:val="24"/>
               </w:rPr>
-              <w:lastRenderedPageBreak/>
               <w:t>300.000</w:t>
             </w:r>
           </w:p>
@@ -8115,6 +8161,7 @@
                 <w:szCs w:val="24"/>
                 <w:bdr w:val="none" w:sz="0" w:space="0" w:color="auto" w:frame="1"/>
               </w:rPr>
+              <w:lastRenderedPageBreak/>
               <w:t>880.450</w:t>
             </w:r>
           </w:p>
@@ -8162,7 +8209,19 @@
         <w:rPr>
           <w:lang w:val="es-419" w:eastAsia="es-CO"/>
         </w:rPr>
-        <w:t>Es necesario encontrar el equilibrio entre las cuentas reales. Para lograrlo se utiliza una fórmula matemática conocida como la ecuación patrimonial. Esta fórmula revela el valor del activo, pasivo o del patrimonio.</w:t>
+        <w:t>Es necesario encontrar el equilibrio entre las cuentas reales. Para lograrlo</w:t>
+      </w:r>
+      <w:r>
+        <w:rPr>
+          <w:lang w:val="es-419" w:eastAsia="es-CO"/>
+        </w:rPr>
+        <w:t>,</w:t>
+      </w:r>
+      <w:r>
+        <w:rPr>
+          <w:lang w:val="es-419" w:eastAsia="es-CO"/>
+        </w:rPr>
+        <w:t xml:space="preserve"> se utiliza una fórmula matemática conocida como la ecuación patrimonial. Esta fórmula revela el valor del activo, pasivo o del patrimonio.</w:t>
       </w:r>
     </w:p>
     <w:p>
@@ -8400,21 +8459,21 @@
         <w:rPr>
           <w:lang w:val="es-419" w:eastAsia="es-CO"/>
         </w:rPr>
+        <w:t>La información contable suministrada por la empresa se debe registrar en cada una de sus cuentas y para conocer cuál es el valor del patrimonio, las agruparemos por activo, pasivo y patrimonio.</w:t>
+      </w:r>
+    </w:p>
+    <w:p>
+      <w:pPr>
+        <w:pStyle w:val="Tabla"/>
+        <w:rPr>
+          <w:lang w:val="es-419" w:eastAsia="es-CO"/>
+        </w:rPr>
+      </w:pPr>
+      <w:r>
+        <w:rPr>
+          <w:lang w:val="es-419" w:eastAsia="es-CO"/>
+        </w:rPr>
         <w:lastRenderedPageBreak/>
-        <w:t>La información contable suministrada por la empresa se debe registrar en cada una de sus cuentas y para conocer cuál es el valor del patrimonio, las agruparemos por activo, pasivo y patrimonio.</w:t>
-      </w:r>
-    </w:p>
-    <w:p>
-      <w:pPr>
-        <w:pStyle w:val="Tabla"/>
-        <w:rPr>
-          <w:lang w:val="es-419" w:eastAsia="es-CO"/>
-        </w:rPr>
-      </w:pPr>
-      <w:r>
-        <w:rPr>
-          <w:lang w:val="es-419" w:eastAsia="es-CO"/>
-        </w:rPr>
         <w:t>Cuentas del activo</w:t>
       </w:r>
     </w:p>
@@ -8720,7 +8779,19 @@
         <w:rPr>
           <w:lang w:val="es-419" w:eastAsia="es-CO"/>
         </w:rPr>
-        <w:t>Al sumar los valores de cada una de las cuentas del activo se tiene un total de 5.300.000. Para comprender el origen de los recursos externos, se procederá a agrupar las cuentas del pasivo, analizando cada una de las obligaciones y deudas que la entidad ha contraído para financiar su operación.</w:t>
+        <w:t>Al sumar los valores de cada una de las cuentas del activo</w:t>
+      </w:r>
+      <w:r>
+        <w:rPr>
+          <w:lang w:val="es-419" w:eastAsia="es-CO"/>
+        </w:rPr>
+        <w:t>,</w:t>
+      </w:r>
+      <w:r>
+        <w:rPr>
+          <w:lang w:val="es-419" w:eastAsia="es-CO"/>
+        </w:rPr>
+        <w:t xml:space="preserve"> se tiene un total de 5.300.000. Para comprender el origen de los recursos externos, se procederá a agrupar las cuentas del pasivo, analizando cada una de las obligaciones y deudas que la entidad ha contraído para financiar su operación.</w:t>
       </w:r>
     </w:p>
     <w:p>
@@ -8951,8 +9022,19 @@
         <w:rPr>
           <w:lang w:val="es-419" w:eastAsia="es-CO"/>
         </w:rPr>
-        <w:lastRenderedPageBreak/>
-        <w:t>Al sumar los valores de cada una de las cuentas del pasivo se tiene un total de 1.500.000. Al tener los valores del activo y el pasivo, ya se puede determinar el valor del patrimonio, el cual, se puede calcular aplicando la fórmula de ecuación patrimonial así:</w:t>
+        <w:t>Al sumar los valores de cada una de las cuentas del pasivo se tiene un total de 1.500.000. Al tener los valores del activo y el pasivo, ya se puede determinar el valor del patrimonio, el cual</w:t>
+      </w:r>
+      <w:r>
+        <w:rPr>
+          <w:lang w:val="es-419" w:eastAsia="es-CO"/>
+        </w:rPr>
+        <w:t xml:space="preserve"> </w:t>
+      </w:r>
+      <w:r>
+        <w:rPr>
+          <w:lang w:val="es-419" w:eastAsia="es-CO"/>
+        </w:rPr>
+        <w:t>se puede calcular aplicando la fórmula de ecuación patrimonial así:</w:t>
       </w:r>
     </w:p>
     <w:p>
@@ -8992,6 +9074,7 @@
         <w:rPr>
           <w:lang w:val="es-419" w:eastAsia="es-CO"/>
         </w:rPr>
+        <w:lastRenderedPageBreak/>
         <w:t>Aplicando la fórmula de ecuación patrimonial, se puede calcular que el valor del patrimonio es de 3.800.000.</w:t>
       </w:r>
     </w:p>
@@ -9200,14 +9283,31 @@
         <w:rPr>
           <w:lang w:val="es-419" w:eastAsia="es-CO"/>
         </w:rPr>
-        <w:t xml:space="preserve">Al sumar el valor de la cuenta bancos del activo se tiene un total de 3.000.000. Respecto a los pasivos no se realiza ningún registro porque el enunciado del ejercicio </w:t>
-      </w:r>
-      <w:r>
-        <w:rPr>
-          <w:lang w:val="es-419" w:eastAsia="es-CO"/>
-        </w:rPr>
-        <w:lastRenderedPageBreak/>
-        <w:t>únicamente hace referencia a los 3.000.000 en bancos. Finalmente, se tiene el siguiente patrimonio:</w:t>
+        <w:t>Al sumar el valor de la cuenta bancos del activo</w:t>
+      </w:r>
+      <w:r>
+        <w:rPr>
+          <w:lang w:val="es-419" w:eastAsia="es-CO"/>
+        </w:rPr>
+        <w:t>,</w:t>
+      </w:r>
+      <w:r>
+        <w:rPr>
+          <w:lang w:val="es-419" w:eastAsia="es-CO"/>
+        </w:rPr>
+        <w:t xml:space="preserve"> se tiene un total de 3.000.000. Respecto a los pasivos</w:t>
+      </w:r>
+      <w:r>
+        <w:rPr>
+          <w:lang w:val="es-419" w:eastAsia="es-CO"/>
+        </w:rPr>
+        <w:t>,</w:t>
+      </w:r>
+      <w:r>
+        <w:rPr>
+          <w:lang w:val="es-419" w:eastAsia="es-CO"/>
+        </w:rPr>
+        <w:t xml:space="preserve"> no se realiza ningún registro porque el enunciado del ejercicio únicamente hace referencia a los 3.000.000 en bancos. Finalmente, se tiene el siguiente patrimonio:</w:t>
       </w:r>
     </w:p>
     <w:p>
@@ -9336,6 +9436,7 @@
                 <w:color w:val="12263F"/>
                 <w:szCs w:val="24"/>
               </w:rPr>
+              <w:lastRenderedPageBreak/>
               <w:t>Total</w:t>
             </w:r>
             <w:proofErr w:type="gramEnd"/>
@@ -9427,69 +9528,6 @@
     </w:p>
     <w:p>
       <w:pPr>
-        <w:rPr>
-          <w:lang w:val="es-419" w:eastAsia="es-CO"/>
-        </w:rPr>
-      </w:pPr>
-    </w:p>
-    <w:p>
-      <w:pPr>
-        <w:rPr>
-          <w:lang w:val="es-419" w:eastAsia="es-CO"/>
-        </w:rPr>
-      </w:pPr>
-    </w:p>
-    <w:p>
-      <w:pPr>
-        <w:rPr>
-          <w:lang w:val="es-419" w:eastAsia="es-CO"/>
-        </w:rPr>
-      </w:pPr>
-    </w:p>
-    <w:p>
-      <w:pPr>
-        <w:rPr>
-          <w:lang w:val="es-419" w:eastAsia="es-CO"/>
-        </w:rPr>
-      </w:pPr>
-    </w:p>
-    <w:p>
-      <w:pPr>
-        <w:rPr>
-          <w:lang w:val="es-419" w:eastAsia="es-CO"/>
-        </w:rPr>
-      </w:pPr>
-    </w:p>
-    <w:p>
-      <w:pPr>
-        <w:rPr>
-          <w:lang w:val="es-419" w:eastAsia="es-CO"/>
-        </w:rPr>
-      </w:pPr>
-    </w:p>
-    <w:p>
-      <w:pPr>
-        <w:rPr>
-          <w:lang w:val="es-419" w:eastAsia="es-CO"/>
-        </w:rPr>
-      </w:pPr>
-    </w:p>
-    <w:p>
-      <w:pPr>
-        <w:rPr>
-          <w:lang w:val="es-419" w:eastAsia="es-CO"/>
-        </w:rPr>
-      </w:pPr>
-    </w:p>
-    <w:p>
-      <w:pPr>
-        <w:rPr>
-          <w:lang w:val="es-419" w:eastAsia="es-CO"/>
-        </w:rPr>
-      </w:pPr>
-    </w:p>
-    <w:p>
-      <w:pPr>
         <w:pStyle w:val="Video"/>
         <w:jc w:val="left"/>
         <w:rPr>
@@ -9500,17 +9538,14 @@
         <w:rPr>
           <w:lang w:val="es-419" w:eastAsia="es-CO"/>
         </w:rPr>
-        <w:lastRenderedPageBreak/>
         <w:t xml:space="preserve">Modificaciones en la ecuación </w:t>
       </w:r>
-      <w:proofErr w:type="spellStart"/>
-      <w:r>
-        <w:rPr>
-          <w:lang w:val="es-419" w:eastAsia="es-CO"/>
-        </w:rPr>
-        <w:t>patromonial</w:t>
-      </w:r>
-      <w:proofErr w:type="spellEnd"/>
+      <w:r>
+        <w:rPr>
+          <w:lang w:val="es-419" w:eastAsia="es-CO"/>
+        </w:rPr>
+        <w:t>patrimonial</w:t>
+      </w:r>
     </w:p>
     <w:p>
       <w:pPr>
@@ -9540,7 +9575,7 @@
                     </pic:cNvPicPr>
                   </pic:nvPicPr>
                   <pic:blipFill>
-                    <a:blip r:embed="rId28">
+                    <a:blip r:embed="rId26">
                       <a:extLst>
                         <a:ext uri="{28A0092B-C50C-407E-A947-70E740481C1C}">
                           <a14:useLocalDpi xmlns:a14="http://schemas.microsoft.com/office/drawing/2010/main" val="0"/>
@@ -9577,7 +9612,7 @@
         <w:ind w:firstLine="0"/>
         <w:jc w:val="center"/>
       </w:pPr>
-      <w:hyperlink r:id="rId29" w:history="1">
+      <w:hyperlink r:id="rId27" w:history="1">
         <w:r>
           <w:rPr>
             <w:rStyle w:val="Hipervnculo"/>
@@ -9641,10 +9676,10 @@
           <w:lang w:eastAsia="es-CO"/>
         </w:rPr>
         <w:drawing>
-          <wp:inline distT="0" distB="0" distL="0" distR="0" wp14:anchorId="30DB0E8F" wp14:editId="03933DB7">
+          <wp:inline distT="0" distB="0" distL="0" distR="0" wp14:anchorId="4377CCD4" wp14:editId="7234EF7B">
             <wp:extent cx="6332220" cy="5856605"/>
             <wp:effectExtent l="0" t="0" r="0" b="0"/>
-            <wp:docPr id="11" name="Gráfico 11" descr="La imagen presenta un esquema conceptual de cuentas nominales y registros contables, mostrando ingresos, gastos y costos, sus características y movimientos, además de cuentas de orden y registros contables, explicando la estructura básica utilizada para clasificar y registrar operaciones financieras."/>
+            <wp:docPr id="519392357" name="Gráfico 3"/>
             <wp:cNvGraphicFramePr>
               <a:graphicFrameLocks xmlns:a="http://schemas.openxmlformats.org/drawingml/2006/main" noChangeAspect="1"/>
             </wp:cNvGraphicFramePr>
@@ -9652,17 +9687,14 @@
               <a:graphicData uri="http://schemas.openxmlformats.org/drawingml/2006/picture">
                 <pic:pic xmlns:pic="http://schemas.openxmlformats.org/drawingml/2006/picture">
                   <pic:nvPicPr>
-                    <pic:cNvPr id="11" name="Gráfico 11" descr="La imagen presenta un esquema conceptual de cuentas nominales y registros contables, mostrando ingresos, gastos y costos, sus características y movimientos, además de cuentas de orden y registros contables, explicando la estructura básica utilizada para clasificar y registrar operaciones financieras."/>
+                    <pic:cNvPr id="519392357" name="Gráfico 519392357"/>
                     <pic:cNvPicPr/>
                   </pic:nvPicPr>
                   <pic:blipFill>
-                    <a:blip r:embed="rId30">
+                    <a:blip r:embed="rId28">
                       <a:extLst>
-                        <a:ext uri="{28A0092B-C50C-407E-A947-70E740481C1C}">
-                          <a14:useLocalDpi xmlns:a14="http://schemas.microsoft.com/office/drawing/2010/main" val="0"/>
-                        </a:ext>
                         <a:ext uri="{96DAC541-7B7A-43D3-8B79-37D633B846F1}">
-                          <asvg:svgBlip xmlns:asvg="http://schemas.microsoft.com/office/drawing/2016/SVG/main" r:embed="rId31"/>
+                          <asvg:svgBlip xmlns:asvg="http://schemas.microsoft.com/office/drawing/2016/SVG/main" r:embed="rId29"/>
                         </a:ext>
                       </a:extLst>
                     </a:blip>
@@ -10090,7 +10122,15 @@
       </w:r>
       <w:proofErr w:type="spellEnd"/>
       <w:r>
-        <w:t xml:space="preserve">, 2008.. Disponible en: </w:t>
+        <w:t xml:space="preserve">, </w:t>
+      </w:r>
+      <w:proofErr w:type="gramStart"/>
+      <w:r>
+        <w:t>2008..</w:t>
+      </w:r>
+      <w:proofErr w:type="gramEnd"/>
+      <w:r>
+        <w:t xml:space="preserve"> Disponible en: </w:t>
       </w:r>
     </w:p>
     <w:p>
@@ -10098,7 +10138,7 @@
         <w:pStyle w:val="Prrafodelista"/>
         <w:ind w:left="993" w:firstLine="0"/>
       </w:pPr>
-      <w:hyperlink r:id="rId32" w:history="1">
+      <w:hyperlink r:id="rId30" w:history="1">
         <w:r>
           <w:rPr>
             <w:rStyle w:val="Hipervnculo"/>
@@ -10139,13 +10179,8 @@
           <w:numId w:val="57"/>
         </w:numPr>
       </w:pPr>
-      <w:proofErr w:type="spellStart"/>
-      <w:r>
-        <w:t>Scoponi</w:t>
-      </w:r>
-      <w:proofErr w:type="spellEnd"/>
-      <w:r>
-        <w:t xml:space="preserve">, L. M., </w:t>
+      <w:r>
+        <w:t xml:space="preserve">Scoponi, L. M., </w:t>
       </w:r>
       <w:proofErr w:type="spellStart"/>
       <w:r>
@@ -10364,16 +10399,8 @@
               <w:rPr>
                 <w:lang w:val="es-CO"/>
               </w:rPr>
-              <w:t xml:space="preserve">Olga Constanza Bermúdez </w:t>
-            </w:r>
-            <w:proofErr w:type="spellStart"/>
-            <w:r>
-              <w:rPr>
-                <w:lang w:val="es-CO"/>
-              </w:rPr>
-              <w:t>Jaimes</w:t>
-            </w:r>
-            <w:proofErr w:type="spellEnd"/>
+              <w:t>Olga Constanza Bermúdez Jaimes</w:t>
+            </w:r>
           </w:p>
         </w:tc>
         <w:tc>
@@ -10587,44 +10614,8 @@
               <w:rPr>
                 <w:lang w:val="es-CO"/>
               </w:rPr>
-              <w:t xml:space="preserve">Juan </w:t>
-            </w:r>
-            <w:proofErr w:type="spellStart"/>
-            <w:r>
-              <w:rPr>
-                <w:lang w:val="es-CO"/>
-              </w:rPr>
-              <w:t>Jose</w:t>
-            </w:r>
-            <w:proofErr w:type="spellEnd"/>
-            <w:r>
-              <w:rPr>
-                <w:lang w:val="es-CO"/>
-              </w:rPr>
-              <w:t xml:space="preserve"> </w:t>
-            </w:r>
-            <w:proofErr w:type="spellStart"/>
-            <w:r>
-              <w:rPr>
-                <w:lang w:val="es-CO"/>
-              </w:rPr>
-              <w:t>Calderon</w:t>
-            </w:r>
-            <w:proofErr w:type="spellEnd"/>
-            <w:r>
-              <w:rPr>
-                <w:lang w:val="es-CO"/>
-              </w:rPr>
-              <w:t xml:space="preserve"> </w:t>
-            </w:r>
-            <w:proofErr w:type="spellStart"/>
-            <w:r>
-              <w:rPr>
-                <w:lang w:val="es-CO"/>
-              </w:rPr>
-              <w:t>Gutierrez</w:t>
-            </w:r>
-            <w:proofErr w:type="spellEnd"/>
+              <w:t>Juan Jose Calderon Gutierrez</w:t>
+            </w:r>
           </w:p>
         </w:tc>
         <w:tc>
@@ -11022,28 +11013,12 @@
                 <w:lang w:val="es-CO"/>
               </w:rPr>
             </w:pPr>
-            <w:proofErr w:type="spellStart"/>
             <w:r>
               <w:rPr>
                 <w:lang w:val="es-CO"/>
               </w:rPr>
-              <w:t>Maria</w:t>
-            </w:r>
-            <w:proofErr w:type="spellEnd"/>
-            <w:r>
-              <w:rPr>
-                <w:lang w:val="es-CO"/>
-              </w:rPr>
-              <w:t xml:space="preserve"> Carolina Tamayo </w:t>
-            </w:r>
-            <w:proofErr w:type="spellStart"/>
-            <w:r>
-              <w:rPr>
-                <w:lang w:val="es-CO"/>
-              </w:rPr>
-              <w:t>Lopez</w:t>
-            </w:r>
-            <w:proofErr w:type="spellEnd"/>
+              <w:t>Maria Carolina Tamayo Lopez</w:t>
+            </w:r>
           </w:p>
         </w:tc>
         <w:tc>
@@ -11329,21 +11304,7 @@
               <w:rPr>
                 <w:lang w:val="es-CO"/>
               </w:rPr>
-              <w:t xml:space="preserve"> Wilfredo </w:t>
-            </w:r>
-            <w:proofErr w:type="spellStart"/>
-            <w:r>
-              <w:rPr>
-                <w:lang w:val="es-CO"/>
-              </w:rPr>
-              <w:t>Pizo</w:t>
-            </w:r>
-            <w:proofErr w:type="spellEnd"/>
-            <w:r>
-              <w:rPr>
-                <w:lang w:val="es-CO"/>
-              </w:rPr>
-              <w:t xml:space="preserve"> Ossa</w:t>
+              <w:t xml:space="preserve"> Wilfredo Pizo Ossa</w:t>
             </w:r>
           </w:p>
         </w:tc>
@@ -11490,8 +11451,8 @@
       </w:pPr>
     </w:p>
     <w:sectPr>
-      <w:headerReference w:type="default" r:id="rId33"/>
-      <w:footerReference w:type="default" r:id="rId34"/>
+      <w:headerReference w:type="default" r:id="rId31"/>
+      <w:footerReference w:type="default" r:id="rId32"/>
       <w:pgSz w:w="12240" w:h="15840"/>
       <w:pgMar w:top="1701" w:right="1134" w:bottom="1134" w:left="1134" w:header="709" w:footer="737" w:gutter="0"/>
       <w:pgNumType w:start="1"/>
@@ -11504,7 +11465,7 @@
 </file>
 
 <file path=word/endnotes.xml><?xml version="1.0" encoding="utf-8"?>
-<w:endnotes xmlns:wpc="http://schemas.microsoft.com/office/word/2010/wordprocessingCanvas" xmlns:cx="http://schemas.microsoft.com/office/drawing/2014/chartex" xmlns:cx1="http://schemas.microsoft.com/office/drawing/2015/9/8/chartex" xmlns:cx2="http://schemas.microsoft.com/office/drawing/2015/10/21/chartex" xmlns:cx3="http://schemas.microsoft.com/office/drawing/2016/5/9/chartex" xmlns:cx4="http://schemas.microsoft.com/office/drawing/2016/5/10/chartex" xmlns:cx5="http://schemas.microsoft.com/office/drawing/2016/5/11/chartex" xmlns:cx6="http://schemas.microsoft.com/office/drawing/2016/5/12/chartex" xmlns:cx7="http://schemas.microsoft.com/office/drawing/2016/5/13/chartex" xmlns:cx8="http://schemas.microsoft.com/office/drawing/2016/5/14/chartex" xmlns:mc="http://schemas.openxmlformats.org/markup-compatibility/2006" xmlns:aink="http://schemas.microsoft.com/office/drawing/2016/ink" xmlns:am3d="http://schemas.microsoft.com/office/drawing/2017/model3d" xmlns:o="urn:schemas-microsoft-com:office:office" xmlns:r="http://schemas.openxmlformats.org/officeDocument/2006/relationships" xmlns:m="http://schemas.openxmlformats.org/officeDocument/2006/math" xmlns:v="urn:schemas-microsoft-com:vml" xmlns:wp14="http://schemas.microsoft.com/office/word/2010/wordprocessingDrawing" xmlns:wp="http://schemas.openxmlformats.org/drawingml/2006/wordprocessingDrawing" xmlns:w10="urn:schemas-microsoft-com:office:word" xmlns:w="http://schemas.openxmlformats.org/wordprocessingml/2006/main" xmlns:w14="http://schemas.microsoft.com/office/word/2010/wordml" xmlns:w15="http://schemas.microsoft.com/office/word/2012/wordml" xmlns:w16cex="http://schemas.microsoft.com/office/word/2018/wordml/cex" xmlns:w16cid="http://schemas.microsoft.com/office/word/2016/wordml/cid" xmlns:w16="http://schemas.microsoft.com/office/word/2018/wordml" xmlns:w16sdtdh="http://schemas.microsoft.com/office/word/2020/wordml/sdtdatahash" xmlns:w16se="http://schemas.microsoft.com/office/word/2015/wordml/symex" xmlns:wpg="http://schemas.microsoft.com/office/word/2010/wordprocessingGroup" xmlns:wpi="http://schemas.microsoft.com/office/word/2010/wordprocessingInk" xmlns:wne="http://schemas.microsoft.com/office/word/2006/wordml" xmlns:wps="http://schemas.microsoft.com/office/word/2010/wordprocessingShape" mc:Ignorable="w14 w15 w16se w16cid w16 w16cex w16sdtdh wp14">
+<w:endnotes xmlns:wpc="http://schemas.microsoft.com/office/word/2010/wordprocessingCanvas" xmlns:cx="http://schemas.microsoft.com/office/drawing/2014/chartex" xmlns:cx1="http://schemas.microsoft.com/office/drawing/2015/9/8/chartex" xmlns:cx2="http://schemas.microsoft.com/office/drawing/2015/10/21/chartex" xmlns:cx3="http://schemas.microsoft.com/office/drawing/2016/5/9/chartex" xmlns:cx4="http://schemas.microsoft.com/office/drawing/2016/5/10/chartex" xmlns:cx5="http://schemas.microsoft.com/office/drawing/2016/5/11/chartex" xmlns:cx6="http://schemas.microsoft.com/office/drawing/2016/5/12/chartex" xmlns:cx7="http://schemas.microsoft.com/office/drawing/2016/5/13/chartex" xmlns:cx8="http://schemas.microsoft.com/office/drawing/2016/5/14/chartex" xmlns:mc="http://schemas.openxmlformats.org/markup-compatibility/2006" xmlns:aink="http://schemas.microsoft.com/office/drawing/2016/ink" xmlns:am3d="http://schemas.microsoft.com/office/drawing/2017/model3d" xmlns:o="urn:schemas-microsoft-com:office:office" xmlns:oel="http://schemas.microsoft.com/office/2019/extlst" xmlns:r="http://schemas.openxmlformats.org/officeDocument/2006/relationships" xmlns:m="http://schemas.openxmlformats.org/officeDocument/2006/math" xmlns:v="urn:schemas-microsoft-com:vml" xmlns:wp14="http://schemas.microsoft.com/office/word/2010/wordprocessingDrawing" xmlns:wp="http://schemas.openxmlformats.org/drawingml/2006/wordprocessingDrawing" xmlns:w10="urn:schemas-microsoft-com:office:word" xmlns:w="http://schemas.openxmlformats.org/wordprocessingml/2006/main" xmlns:w14="http://schemas.microsoft.com/office/word/2010/wordml" xmlns:w15="http://schemas.microsoft.com/office/word/2012/wordml" xmlns:w16cex="http://schemas.microsoft.com/office/word/2018/wordml/cex" xmlns:w16cid="http://schemas.microsoft.com/office/word/2016/wordml/cid" xmlns:w16="http://schemas.microsoft.com/office/word/2018/wordml" xmlns:w16du="http://schemas.microsoft.com/office/word/2023/wordml/word16du" xmlns:w16sdtdh="http://schemas.microsoft.com/office/word/2020/wordml/sdtdatahash" xmlns:w16sdtfl="http://schemas.microsoft.com/office/word/2024/wordml/sdtformatlock" xmlns:w16se="http://schemas.microsoft.com/office/word/2015/wordml/symex" xmlns:wpg="http://schemas.microsoft.com/office/word/2010/wordprocessingGroup" xmlns:wpi="http://schemas.microsoft.com/office/word/2010/wordprocessingInk" xmlns:wne="http://schemas.microsoft.com/office/word/2006/wordml" xmlns:wps="http://schemas.microsoft.com/office/word/2010/wordprocessingShape" mc:Ignorable="w14 w15 w16se w16cid w16 w16cex w16sdtdh w16sdtfl w16du wp14">
   <w:endnote w:type="separator" w:id="-1">
     <w:p>
       <w:pPr>
@@ -11529,7 +11490,7 @@
 </file>
 
 <file path=word/footer1.xml><?xml version="1.0" encoding="utf-8"?>
-<w:ftr xmlns:wpc="http://schemas.microsoft.com/office/word/2010/wordprocessingCanvas" xmlns:cx="http://schemas.microsoft.com/office/drawing/2014/chartex" xmlns:cx1="http://schemas.microsoft.com/office/drawing/2015/9/8/chartex" xmlns:cx2="http://schemas.microsoft.com/office/drawing/2015/10/21/chartex" xmlns:cx3="http://schemas.microsoft.com/office/drawing/2016/5/9/chartex" xmlns:cx4="http://schemas.microsoft.com/office/drawing/2016/5/10/chartex" xmlns:cx5="http://schemas.microsoft.com/office/drawing/2016/5/11/chartex" xmlns:cx6="http://schemas.microsoft.com/office/drawing/2016/5/12/chartex" xmlns:cx7="http://schemas.microsoft.com/office/drawing/2016/5/13/chartex" xmlns:cx8="http://schemas.microsoft.com/office/drawing/2016/5/14/chartex" xmlns:mc="http://schemas.openxmlformats.org/markup-compatibility/2006" xmlns:aink="http://schemas.microsoft.com/office/drawing/2016/ink" xmlns:am3d="http://schemas.microsoft.com/office/drawing/2017/model3d" xmlns:o="urn:schemas-microsoft-com:office:office" xmlns:r="http://schemas.openxmlformats.org/officeDocument/2006/relationships" xmlns:m="http://schemas.openxmlformats.org/officeDocument/2006/math" xmlns:v="urn:schemas-microsoft-com:vml" xmlns:wp14="http://schemas.microsoft.com/office/word/2010/wordprocessingDrawing" xmlns:wp="http://schemas.openxmlformats.org/drawingml/2006/wordprocessingDrawing" xmlns:w10="urn:schemas-microsoft-com:office:word" xmlns:w="http://schemas.openxmlformats.org/wordprocessingml/2006/main" xmlns:w14="http://schemas.microsoft.com/office/word/2010/wordml" xmlns:w15="http://schemas.microsoft.com/office/word/2012/wordml" xmlns:w16cex="http://schemas.microsoft.com/office/word/2018/wordml/cex" xmlns:w16cid="http://schemas.microsoft.com/office/word/2016/wordml/cid" xmlns:w16="http://schemas.microsoft.com/office/word/2018/wordml" xmlns:w16sdtdh="http://schemas.microsoft.com/office/word/2020/wordml/sdtdatahash" xmlns:w16se="http://schemas.microsoft.com/office/word/2015/wordml/symex" xmlns:wpg="http://schemas.microsoft.com/office/word/2010/wordprocessingGroup" xmlns:wpi="http://schemas.microsoft.com/office/word/2010/wordprocessingInk" xmlns:wne="http://schemas.microsoft.com/office/word/2006/wordml" xmlns:wps="http://schemas.microsoft.com/office/word/2010/wordprocessingShape" mc:Ignorable="w14 w15 w16se w16cid w16 w16cex w16sdtdh wp14">
+<w:ftr xmlns:wpc="http://schemas.microsoft.com/office/word/2010/wordprocessingCanvas" xmlns:cx="http://schemas.microsoft.com/office/drawing/2014/chartex" xmlns:cx1="http://schemas.microsoft.com/office/drawing/2015/9/8/chartex" xmlns:cx2="http://schemas.microsoft.com/office/drawing/2015/10/21/chartex" xmlns:cx3="http://schemas.microsoft.com/office/drawing/2016/5/9/chartex" xmlns:cx4="http://schemas.microsoft.com/office/drawing/2016/5/10/chartex" xmlns:cx5="http://schemas.microsoft.com/office/drawing/2016/5/11/chartex" xmlns:cx6="http://schemas.microsoft.com/office/drawing/2016/5/12/chartex" xmlns:cx7="http://schemas.microsoft.com/office/drawing/2016/5/13/chartex" xmlns:cx8="http://schemas.microsoft.com/office/drawing/2016/5/14/chartex" xmlns:mc="http://schemas.openxmlformats.org/markup-compatibility/2006" xmlns:aink="http://schemas.microsoft.com/office/drawing/2016/ink" xmlns:am3d="http://schemas.microsoft.com/office/drawing/2017/model3d" xmlns:o="urn:schemas-microsoft-com:office:office" xmlns:oel="http://schemas.microsoft.com/office/2019/extlst" xmlns:r="http://schemas.openxmlformats.org/officeDocument/2006/relationships" xmlns:m="http://schemas.openxmlformats.org/officeDocument/2006/math" xmlns:v="urn:schemas-microsoft-com:vml" xmlns:wp14="http://schemas.microsoft.com/office/word/2010/wordprocessingDrawing" xmlns:wp="http://schemas.openxmlformats.org/drawingml/2006/wordprocessingDrawing" xmlns:w10="urn:schemas-microsoft-com:office:word" xmlns:w="http://schemas.openxmlformats.org/wordprocessingml/2006/main" xmlns:w14="http://schemas.microsoft.com/office/word/2010/wordml" xmlns:w15="http://schemas.microsoft.com/office/word/2012/wordml" xmlns:w16cex="http://schemas.microsoft.com/office/word/2018/wordml/cex" xmlns:w16cid="http://schemas.microsoft.com/office/word/2016/wordml/cid" xmlns:w16="http://schemas.microsoft.com/office/word/2018/wordml" xmlns:w16du="http://schemas.microsoft.com/office/word/2023/wordml/word16du" xmlns:w16sdtdh="http://schemas.microsoft.com/office/word/2020/wordml/sdtdatahash" xmlns:w16sdtfl="http://schemas.microsoft.com/office/word/2024/wordml/sdtformatlock" xmlns:w16se="http://schemas.microsoft.com/office/word/2015/wordml/symex" xmlns:wpg="http://schemas.microsoft.com/office/word/2010/wordprocessingGroup" xmlns:wpi="http://schemas.microsoft.com/office/word/2010/wordprocessingInk" xmlns:wne="http://schemas.microsoft.com/office/word/2006/wordml" xmlns:wps="http://schemas.microsoft.com/office/word/2010/wordprocessingShape" mc:Ignorable="w14 w15 w16se w16cid w16 w16cex w16sdtdh w16sdtfl w16du wp14">
   <w:sdt>
     <w:sdtPr>
       <w:id w:val="-1465197936"/>
@@ -11538,7 +11499,6 @@
         <w:docPartUnique/>
       </w:docPartObj>
     </w:sdtPr>
-    <w:sdtEndPr/>
     <w:sdtContent>
       <w:p>
         <w:pPr>
@@ -11575,7 +11535,7 @@
 </file>
 
 <file path=word/footnotes.xml><?xml version="1.0" encoding="utf-8"?>
-<w:footnotes xmlns:wpc="http://schemas.microsoft.com/office/word/2010/wordprocessingCanvas" xmlns:cx="http://schemas.microsoft.com/office/drawing/2014/chartex" xmlns:cx1="http://schemas.microsoft.com/office/drawing/2015/9/8/chartex" xmlns:cx2="http://schemas.microsoft.com/office/drawing/2015/10/21/chartex" xmlns:cx3="http://schemas.microsoft.com/office/drawing/2016/5/9/chartex" xmlns:cx4="http://schemas.microsoft.com/office/drawing/2016/5/10/chartex" xmlns:cx5="http://schemas.microsoft.com/office/drawing/2016/5/11/chartex" xmlns:cx6="http://schemas.microsoft.com/office/drawing/2016/5/12/chartex" xmlns:cx7="http://schemas.microsoft.com/office/drawing/2016/5/13/chartex" xmlns:cx8="http://schemas.microsoft.com/office/drawing/2016/5/14/chartex" xmlns:mc="http://schemas.openxmlformats.org/markup-compatibility/2006" xmlns:aink="http://schemas.microsoft.com/office/drawing/2016/ink" xmlns:am3d="http://schemas.microsoft.com/office/drawing/2017/model3d" xmlns:o="urn:schemas-microsoft-com:office:office" xmlns:r="http://schemas.openxmlformats.org/officeDocument/2006/relationships" xmlns:m="http://schemas.openxmlformats.org/officeDocument/2006/math" xmlns:v="urn:schemas-microsoft-com:vml" xmlns:wp14="http://schemas.microsoft.com/office/word/2010/wordprocessingDrawing" xmlns:wp="http://schemas.openxmlformats.org/drawingml/2006/wordprocessingDrawing" xmlns:w10="urn:schemas-microsoft-com:office:word" xmlns:w="http://schemas.openxmlformats.org/wordprocessingml/2006/main" xmlns:w14="http://schemas.microsoft.com/office/word/2010/wordml" xmlns:w15="http://schemas.microsoft.com/office/word/2012/wordml" xmlns:w16cex="http://schemas.microsoft.com/office/word/2018/wordml/cex" xmlns:w16cid="http://schemas.microsoft.com/office/word/2016/wordml/cid" xmlns:w16="http://schemas.microsoft.com/office/word/2018/wordml" xmlns:w16sdtdh="http://schemas.microsoft.com/office/word/2020/wordml/sdtdatahash" xmlns:w16se="http://schemas.microsoft.com/office/word/2015/wordml/symex" xmlns:wpg="http://schemas.microsoft.com/office/word/2010/wordprocessingGroup" xmlns:wpi="http://schemas.microsoft.com/office/word/2010/wordprocessingInk" xmlns:wne="http://schemas.microsoft.com/office/word/2006/wordml" xmlns:wps="http://schemas.microsoft.com/office/word/2010/wordprocessingShape" mc:Ignorable="w14 w15 w16se w16cid w16 w16cex w16sdtdh wp14">
+<w:footnotes xmlns:wpc="http://schemas.microsoft.com/office/word/2010/wordprocessingCanvas" xmlns:cx="http://schemas.microsoft.com/office/drawing/2014/chartex" xmlns:cx1="http://schemas.microsoft.com/office/drawing/2015/9/8/chartex" xmlns:cx2="http://schemas.microsoft.com/office/drawing/2015/10/21/chartex" xmlns:cx3="http://schemas.microsoft.com/office/drawing/2016/5/9/chartex" xmlns:cx4="http://schemas.microsoft.com/office/drawing/2016/5/10/chartex" xmlns:cx5="http://schemas.microsoft.com/office/drawing/2016/5/11/chartex" xmlns:cx6="http://schemas.microsoft.com/office/drawing/2016/5/12/chartex" xmlns:cx7="http://schemas.microsoft.com/office/drawing/2016/5/13/chartex" xmlns:cx8="http://schemas.microsoft.com/office/drawing/2016/5/14/chartex" xmlns:mc="http://schemas.openxmlformats.org/markup-compatibility/2006" xmlns:aink="http://schemas.microsoft.com/office/drawing/2016/ink" xmlns:am3d="http://schemas.microsoft.com/office/drawing/2017/model3d" xmlns:o="urn:schemas-microsoft-com:office:office" xmlns:oel="http://schemas.microsoft.com/office/2019/extlst" xmlns:r="http://schemas.openxmlformats.org/officeDocument/2006/relationships" xmlns:m="http://schemas.openxmlformats.org/officeDocument/2006/math" xmlns:v="urn:schemas-microsoft-com:vml" xmlns:wp14="http://schemas.microsoft.com/office/word/2010/wordprocessingDrawing" xmlns:wp="http://schemas.openxmlformats.org/drawingml/2006/wordprocessingDrawing" xmlns:w10="urn:schemas-microsoft-com:office:word" xmlns:w="http://schemas.openxmlformats.org/wordprocessingml/2006/main" xmlns:w14="http://schemas.microsoft.com/office/word/2010/wordml" xmlns:w15="http://schemas.microsoft.com/office/word/2012/wordml" xmlns:w16cex="http://schemas.microsoft.com/office/word/2018/wordml/cex" xmlns:w16cid="http://schemas.microsoft.com/office/word/2016/wordml/cid" xmlns:w16="http://schemas.microsoft.com/office/word/2018/wordml" xmlns:w16du="http://schemas.microsoft.com/office/word/2023/wordml/word16du" xmlns:w16sdtdh="http://schemas.microsoft.com/office/word/2020/wordml/sdtdatahash" xmlns:w16sdtfl="http://schemas.microsoft.com/office/word/2024/wordml/sdtformatlock" xmlns:w16se="http://schemas.microsoft.com/office/word/2015/wordml/symex" xmlns:wpg="http://schemas.microsoft.com/office/word/2010/wordprocessingGroup" xmlns:wpi="http://schemas.microsoft.com/office/word/2010/wordprocessingInk" xmlns:wne="http://schemas.microsoft.com/office/word/2006/wordml" xmlns:wps="http://schemas.microsoft.com/office/word/2010/wordprocessingShape" mc:Ignorable="w14 w15 w16se w16cid w16 w16cex w16sdtdh w16sdtfl w16du wp14">
   <w:footnote w:type="separator" w:id="-1">
     <w:p>
       <w:pPr>
@@ -11600,7 +11560,7 @@
 </file>
 
 <file path=word/header1.xml><?xml version="1.0" encoding="utf-8"?>
-<w:hdr xmlns:wpc="http://schemas.microsoft.com/office/word/2010/wordprocessingCanvas" xmlns:cx="http://schemas.microsoft.com/office/drawing/2014/chartex" xmlns:cx1="http://schemas.microsoft.com/office/drawing/2015/9/8/chartex" xmlns:cx2="http://schemas.microsoft.com/office/drawing/2015/10/21/chartex" xmlns:cx3="http://schemas.microsoft.com/office/drawing/2016/5/9/chartex" xmlns:cx4="http://schemas.microsoft.com/office/drawing/2016/5/10/chartex" xmlns:cx5="http://schemas.microsoft.com/office/drawing/2016/5/11/chartex" xmlns:cx6="http://schemas.microsoft.com/office/drawing/2016/5/12/chartex" xmlns:cx7="http://schemas.microsoft.com/office/drawing/2016/5/13/chartex" xmlns:cx8="http://schemas.microsoft.com/office/drawing/2016/5/14/chartex" xmlns:mc="http://schemas.openxmlformats.org/markup-compatibility/2006" xmlns:aink="http://schemas.microsoft.com/office/drawing/2016/ink" xmlns:am3d="http://schemas.microsoft.com/office/drawing/2017/model3d" xmlns:o="urn:schemas-microsoft-com:office:office" xmlns:r="http://schemas.openxmlformats.org/officeDocument/2006/relationships" xmlns:m="http://schemas.openxmlformats.org/officeDocument/2006/math" xmlns:v="urn:schemas-microsoft-com:vml" xmlns:wp14="http://schemas.microsoft.com/office/word/2010/wordprocessingDrawing" xmlns:wp="http://schemas.openxmlformats.org/drawingml/2006/wordprocessingDrawing" xmlns:w10="urn:schemas-microsoft-com:office:word" xmlns:w="http://schemas.openxmlformats.org/wordprocessingml/2006/main" xmlns:w14="http://schemas.microsoft.com/office/word/2010/wordml" xmlns:w15="http://schemas.microsoft.com/office/word/2012/wordml" xmlns:w16cex="http://schemas.microsoft.com/office/word/2018/wordml/cex" xmlns:w16cid="http://schemas.microsoft.com/office/word/2016/wordml/cid" xmlns:w16="http://schemas.microsoft.com/office/word/2018/wordml" xmlns:w16sdtdh="http://schemas.microsoft.com/office/word/2020/wordml/sdtdatahash" xmlns:w16se="http://schemas.microsoft.com/office/word/2015/wordml/symex" xmlns:wpg="http://schemas.microsoft.com/office/word/2010/wordprocessingGroup" xmlns:wpi="http://schemas.microsoft.com/office/word/2010/wordprocessingInk" xmlns:wne="http://schemas.microsoft.com/office/word/2006/wordml" xmlns:wps="http://schemas.microsoft.com/office/word/2010/wordprocessingShape" mc:Ignorable="w14 w15 w16se w16cid w16 w16cex w16sdtdh wp14">
+<w:hdr xmlns:wpc="http://schemas.microsoft.com/office/word/2010/wordprocessingCanvas" xmlns:cx="http://schemas.microsoft.com/office/drawing/2014/chartex" xmlns:cx1="http://schemas.microsoft.com/office/drawing/2015/9/8/chartex" xmlns:cx2="http://schemas.microsoft.com/office/drawing/2015/10/21/chartex" xmlns:cx3="http://schemas.microsoft.com/office/drawing/2016/5/9/chartex" xmlns:cx4="http://schemas.microsoft.com/office/drawing/2016/5/10/chartex" xmlns:cx5="http://schemas.microsoft.com/office/drawing/2016/5/11/chartex" xmlns:cx6="http://schemas.microsoft.com/office/drawing/2016/5/12/chartex" xmlns:cx7="http://schemas.microsoft.com/office/drawing/2016/5/13/chartex" xmlns:cx8="http://schemas.microsoft.com/office/drawing/2016/5/14/chartex" xmlns:mc="http://schemas.openxmlformats.org/markup-compatibility/2006" xmlns:aink="http://schemas.microsoft.com/office/drawing/2016/ink" xmlns:am3d="http://schemas.microsoft.com/office/drawing/2017/model3d" xmlns:o="urn:schemas-microsoft-com:office:office" xmlns:oel="http://schemas.microsoft.com/office/2019/extlst" xmlns:r="http://schemas.openxmlformats.org/officeDocument/2006/relationships" xmlns:m="http://schemas.openxmlformats.org/officeDocument/2006/math" xmlns:v="urn:schemas-microsoft-com:vml" xmlns:wp14="http://schemas.microsoft.com/office/word/2010/wordprocessingDrawing" xmlns:wp="http://schemas.openxmlformats.org/drawingml/2006/wordprocessingDrawing" xmlns:w10="urn:schemas-microsoft-com:office:word" xmlns:w="http://schemas.openxmlformats.org/wordprocessingml/2006/main" xmlns:w14="http://schemas.microsoft.com/office/word/2010/wordml" xmlns:w15="http://schemas.microsoft.com/office/word/2012/wordml" xmlns:w16cex="http://schemas.microsoft.com/office/word/2018/wordml/cex" xmlns:w16cid="http://schemas.microsoft.com/office/word/2016/wordml/cid" xmlns:w16="http://schemas.microsoft.com/office/word/2018/wordml" xmlns:w16du="http://schemas.microsoft.com/office/word/2023/wordml/word16du" xmlns:w16sdtdh="http://schemas.microsoft.com/office/word/2020/wordml/sdtdatahash" xmlns:w16sdtfl="http://schemas.microsoft.com/office/word/2024/wordml/sdtformatlock" xmlns:w16se="http://schemas.microsoft.com/office/word/2015/wordml/symex" xmlns:wpg="http://schemas.microsoft.com/office/word/2010/wordprocessingGroup" xmlns:wpi="http://schemas.microsoft.com/office/word/2010/wordprocessingInk" xmlns:wne="http://schemas.microsoft.com/office/word/2006/wordml" xmlns:wps="http://schemas.microsoft.com/office/word/2010/wordprocessingShape" mc:Ignorable="w14 w15 w16se w16cid w16 w16cex w16sdtdh w16sdtfl w16du wp14">
   <w:p>
     <w:pPr>
       <w:pStyle w:val="Encabezado"/>
@@ -11686,7 +11646,7 @@
 </file>
 
 <file path=word/numbering.xml><?xml version="1.0" encoding="utf-8"?>
-<w:numbering xmlns:wpc="http://schemas.microsoft.com/office/word/2010/wordprocessingCanvas" xmlns:cx="http://schemas.microsoft.com/office/drawing/2014/chartex" xmlns:cx1="http://schemas.microsoft.com/office/drawing/2015/9/8/chartex" xmlns:cx2="http://schemas.microsoft.com/office/drawing/2015/10/21/chartex" xmlns:cx3="http://schemas.microsoft.com/office/drawing/2016/5/9/chartex" xmlns:cx4="http://schemas.microsoft.com/office/drawing/2016/5/10/chartex" xmlns:cx5="http://schemas.microsoft.com/office/drawing/2016/5/11/chartex" xmlns:cx6="http://schemas.microsoft.com/office/drawing/2016/5/12/chartex" xmlns:cx7="http://schemas.microsoft.com/office/drawing/2016/5/13/chartex" xmlns:cx8="http://schemas.microsoft.com/office/drawing/2016/5/14/chartex" xmlns:mc="http://schemas.openxmlformats.org/markup-compatibility/2006" xmlns:aink="http://schemas.microsoft.com/office/drawing/2016/ink" xmlns:am3d="http://schemas.microsoft.com/office/drawing/2017/model3d" xmlns:o="urn:schemas-microsoft-com:office:office" xmlns:r="http://schemas.openxmlformats.org/officeDocument/2006/relationships" xmlns:m="http://schemas.openxmlformats.org/officeDocument/2006/math" xmlns:v="urn:schemas-microsoft-com:vml" xmlns:wp14="http://schemas.microsoft.com/office/word/2010/wordprocessingDrawing" xmlns:wp="http://schemas.openxmlformats.org/drawingml/2006/wordprocessingDrawing" xmlns:w10="urn:schemas-microsoft-com:office:word" xmlns:w="http://schemas.openxmlformats.org/wordprocessingml/2006/main" xmlns:w14="http://schemas.microsoft.com/office/word/2010/wordml" xmlns:w15="http://schemas.microsoft.com/office/word/2012/wordml" xmlns:w16cex="http://schemas.microsoft.com/office/word/2018/wordml/cex" xmlns:w16cid="http://schemas.microsoft.com/office/word/2016/wordml/cid" xmlns:w16="http://schemas.microsoft.com/office/word/2018/wordml" xmlns:w16sdtdh="http://schemas.microsoft.com/office/word/2020/wordml/sdtdatahash" xmlns:w16se="http://schemas.microsoft.com/office/word/2015/wordml/symex" xmlns:wpg="http://schemas.microsoft.com/office/word/2010/wordprocessingGroup" xmlns:wpi="http://schemas.microsoft.com/office/word/2010/wordprocessingInk" xmlns:wne="http://schemas.microsoft.com/office/word/2006/wordml" xmlns:wps="http://schemas.microsoft.com/office/word/2010/wordprocessingShape" mc:Ignorable="w14 w15 w16se w16cid w16 w16cex w16sdtdh wp14">
+<w:numbering xmlns:wpc="http://schemas.microsoft.com/office/word/2010/wordprocessingCanvas" xmlns:cx="http://schemas.microsoft.com/office/drawing/2014/chartex" xmlns:cx1="http://schemas.microsoft.com/office/drawing/2015/9/8/chartex" xmlns:cx2="http://schemas.microsoft.com/office/drawing/2015/10/21/chartex" xmlns:cx3="http://schemas.microsoft.com/office/drawing/2016/5/9/chartex" xmlns:cx4="http://schemas.microsoft.com/office/drawing/2016/5/10/chartex" xmlns:cx5="http://schemas.microsoft.com/office/drawing/2016/5/11/chartex" xmlns:cx6="http://schemas.microsoft.com/office/drawing/2016/5/12/chartex" xmlns:cx7="http://schemas.microsoft.com/office/drawing/2016/5/13/chartex" xmlns:cx8="http://schemas.microsoft.com/office/drawing/2016/5/14/chartex" xmlns:mc="http://schemas.openxmlformats.org/markup-compatibility/2006" xmlns:aink="http://schemas.microsoft.com/office/drawing/2016/ink" xmlns:am3d="http://schemas.microsoft.com/office/drawing/2017/model3d" xmlns:o="urn:schemas-microsoft-com:office:office" xmlns:oel="http://schemas.microsoft.com/office/2019/extlst" xmlns:r="http://schemas.openxmlformats.org/officeDocument/2006/relationships" xmlns:m="http://schemas.openxmlformats.org/officeDocument/2006/math" xmlns:v="urn:schemas-microsoft-com:vml" xmlns:wp14="http://schemas.microsoft.com/office/word/2010/wordprocessingDrawing" xmlns:wp="http://schemas.openxmlformats.org/drawingml/2006/wordprocessingDrawing" xmlns:w10="urn:schemas-microsoft-com:office:word" xmlns:w="http://schemas.openxmlformats.org/wordprocessingml/2006/main" xmlns:w14="http://schemas.microsoft.com/office/word/2010/wordml" xmlns:w15="http://schemas.microsoft.com/office/word/2012/wordml" xmlns:w16cex="http://schemas.microsoft.com/office/word/2018/wordml/cex" xmlns:w16cid="http://schemas.microsoft.com/office/word/2016/wordml/cid" xmlns:w16="http://schemas.microsoft.com/office/word/2018/wordml" xmlns:w16du="http://schemas.microsoft.com/office/word/2023/wordml/word16du" xmlns:w16sdtdh="http://schemas.microsoft.com/office/word/2020/wordml/sdtdatahash" xmlns:w16sdtfl="http://schemas.microsoft.com/office/word/2024/wordml/sdtformatlock" xmlns:w16se="http://schemas.microsoft.com/office/word/2015/wordml/symex" xmlns:wpg="http://schemas.microsoft.com/office/word/2010/wordprocessingGroup" xmlns:wpi="http://schemas.microsoft.com/office/word/2010/wordprocessingInk" xmlns:wne="http://schemas.microsoft.com/office/word/2006/wordml" xmlns:wps="http://schemas.microsoft.com/office/word/2010/wordprocessingShape" mc:Ignorable="w14 w15 w16se w16cid w16 w16cex w16sdtdh w16sdtfl w16du wp14">
   <w:abstractNum w:abstractNumId="0" w15:restartNumberingAfterBreak="0">
     <w:nsid w:val="FFFFFF89"/>
     <w:multiLevelType w:val="singleLevel"/>
@@ -17996,175 +17956,175 @@
       </w:rPr>
     </w:lvl>
   </w:abstractNum>
-  <w:num w:numId="1">
+  <w:num w:numId="1" w16cid:durableId="655184304">
     <w:abstractNumId w:val="54"/>
   </w:num>
-  <w:num w:numId="2">
+  <w:num w:numId="2" w16cid:durableId="1996715202">
     <w:abstractNumId w:val="0"/>
   </w:num>
-  <w:num w:numId="3">
+  <w:num w:numId="3" w16cid:durableId="1022895764">
     <w:abstractNumId w:val="21"/>
   </w:num>
-  <w:num w:numId="4">
+  <w:num w:numId="4" w16cid:durableId="693503509">
     <w:abstractNumId w:val="41"/>
   </w:num>
-  <w:num w:numId="5">
+  <w:num w:numId="5" w16cid:durableId="1441073781">
     <w:abstractNumId w:val="29"/>
   </w:num>
-  <w:num w:numId="6">
+  <w:num w:numId="6" w16cid:durableId="780539150">
     <w:abstractNumId w:val="56"/>
   </w:num>
-  <w:num w:numId="7">
+  <w:num w:numId="7" w16cid:durableId="179660695">
     <w:abstractNumId w:val="11"/>
   </w:num>
-  <w:num w:numId="8">
+  <w:num w:numId="8" w16cid:durableId="213808623">
     <w:abstractNumId w:val="14"/>
   </w:num>
-  <w:num w:numId="9">
+  <w:num w:numId="9" w16cid:durableId="297952946">
     <w:abstractNumId w:val="16"/>
   </w:num>
-  <w:num w:numId="10">
+  <w:num w:numId="10" w16cid:durableId="1505784019">
     <w:abstractNumId w:val="8"/>
   </w:num>
-  <w:num w:numId="11">
+  <w:num w:numId="11" w16cid:durableId="873234112">
     <w:abstractNumId w:val="30"/>
   </w:num>
-  <w:num w:numId="12">
+  <w:num w:numId="12" w16cid:durableId="1457482001">
     <w:abstractNumId w:val="49"/>
   </w:num>
-  <w:num w:numId="13">
+  <w:num w:numId="13" w16cid:durableId="1370377522">
     <w:abstractNumId w:val="46"/>
   </w:num>
-  <w:num w:numId="14">
+  <w:num w:numId="14" w16cid:durableId="389882169">
     <w:abstractNumId w:val="12"/>
   </w:num>
-  <w:num w:numId="15">
+  <w:num w:numId="15" w16cid:durableId="1561746572">
     <w:abstractNumId w:val="3"/>
   </w:num>
-  <w:num w:numId="16">
+  <w:num w:numId="16" w16cid:durableId="616109840">
     <w:abstractNumId w:val="34"/>
   </w:num>
-  <w:num w:numId="17">
+  <w:num w:numId="17" w16cid:durableId="2047752241">
     <w:abstractNumId w:val="18"/>
   </w:num>
-  <w:num w:numId="18">
+  <w:num w:numId="18" w16cid:durableId="752123142">
     <w:abstractNumId w:val="51"/>
   </w:num>
-  <w:num w:numId="19">
+  <w:num w:numId="19" w16cid:durableId="1811098198">
     <w:abstractNumId w:val="24"/>
   </w:num>
-  <w:num w:numId="20">
+  <w:num w:numId="20" w16cid:durableId="820535402">
     <w:abstractNumId w:val="55"/>
   </w:num>
-  <w:num w:numId="21">
+  <w:num w:numId="21" w16cid:durableId="1832673466">
     <w:abstractNumId w:val="42"/>
   </w:num>
-  <w:num w:numId="22">
+  <w:num w:numId="22" w16cid:durableId="66920990">
     <w:abstractNumId w:val="27"/>
   </w:num>
-  <w:num w:numId="23">
+  <w:num w:numId="23" w16cid:durableId="1999264495">
     <w:abstractNumId w:val="1"/>
   </w:num>
-  <w:num w:numId="24">
+  <w:num w:numId="24" w16cid:durableId="2068406948">
     <w:abstractNumId w:val="43"/>
   </w:num>
-  <w:num w:numId="25">
+  <w:num w:numId="25" w16cid:durableId="509149203">
     <w:abstractNumId w:val="32"/>
   </w:num>
-  <w:num w:numId="26">
+  <w:num w:numId="26" w16cid:durableId="614486088">
     <w:abstractNumId w:val="26"/>
   </w:num>
-  <w:num w:numId="27">
+  <w:num w:numId="27" w16cid:durableId="2093968111">
     <w:abstractNumId w:val="50"/>
   </w:num>
-  <w:num w:numId="28">
+  <w:num w:numId="28" w16cid:durableId="1203129700">
     <w:abstractNumId w:val="45"/>
   </w:num>
-  <w:num w:numId="29">
+  <w:num w:numId="29" w16cid:durableId="147089802">
     <w:abstractNumId w:val="23"/>
   </w:num>
-  <w:num w:numId="30">
+  <w:num w:numId="30" w16cid:durableId="818494532">
     <w:abstractNumId w:val="31"/>
   </w:num>
-  <w:num w:numId="31">
+  <w:num w:numId="31" w16cid:durableId="701515208">
     <w:abstractNumId w:val="17"/>
   </w:num>
-  <w:num w:numId="32">
+  <w:num w:numId="32" w16cid:durableId="1231622323">
     <w:abstractNumId w:val="10"/>
   </w:num>
-  <w:num w:numId="33">
+  <w:num w:numId="33" w16cid:durableId="420100437">
     <w:abstractNumId w:val="2"/>
   </w:num>
-  <w:num w:numId="34">
+  <w:num w:numId="34" w16cid:durableId="1750540957">
     <w:abstractNumId w:val="33"/>
   </w:num>
-  <w:num w:numId="35">
+  <w:num w:numId="35" w16cid:durableId="748161022">
     <w:abstractNumId w:val="47"/>
   </w:num>
-  <w:num w:numId="36">
+  <w:num w:numId="36" w16cid:durableId="1777093313">
     <w:abstractNumId w:val="9"/>
   </w:num>
-  <w:num w:numId="37">
+  <w:num w:numId="37" w16cid:durableId="1432698794">
     <w:abstractNumId w:val="28"/>
   </w:num>
-  <w:num w:numId="38">
+  <w:num w:numId="38" w16cid:durableId="1866819243">
     <w:abstractNumId w:val="5"/>
   </w:num>
-  <w:num w:numId="39">
+  <w:num w:numId="39" w16cid:durableId="677928142">
     <w:abstractNumId w:val="38"/>
   </w:num>
-  <w:num w:numId="40">
+  <w:num w:numId="40" w16cid:durableId="1125587048">
     <w:abstractNumId w:val="20"/>
   </w:num>
-  <w:num w:numId="41">
+  <w:num w:numId="41" w16cid:durableId="1222251108">
     <w:abstractNumId w:val="52"/>
   </w:num>
-  <w:num w:numId="42">
+  <w:num w:numId="42" w16cid:durableId="771752292">
     <w:abstractNumId w:val="39"/>
   </w:num>
-  <w:num w:numId="43">
+  <w:num w:numId="43" w16cid:durableId="745110271">
     <w:abstractNumId w:val="35"/>
   </w:num>
-  <w:num w:numId="44">
+  <w:num w:numId="44" w16cid:durableId="469176478">
     <w:abstractNumId w:val="19"/>
   </w:num>
-  <w:num w:numId="45">
+  <w:num w:numId="45" w16cid:durableId="956528994">
     <w:abstractNumId w:val="40"/>
   </w:num>
-  <w:num w:numId="46">
+  <w:num w:numId="46" w16cid:durableId="868880185">
     <w:abstractNumId w:val="22"/>
   </w:num>
-  <w:num w:numId="47">
+  <w:num w:numId="47" w16cid:durableId="251816657">
     <w:abstractNumId w:val="13"/>
   </w:num>
-  <w:num w:numId="48">
+  <w:num w:numId="48" w16cid:durableId="784075614">
     <w:abstractNumId w:val="37"/>
   </w:num>
-  <w:num w:numId="49">
+  <w:num w:numId="49" w16cid:durableId="297347348">
     <w:abstractNumId w:val="4"/>
   </w:num>
-  <w:num w:numId="50">
+  <w:num w:numId="50" w16cid:durableId="1597903720">
     <w:abstractNumId w:val="48"/>
   </w:num>
-  <w:num w:numId="51">
+  <w:num w:numId="51" w16cid:durableId="729764011">
     <w:abstractNumId w:val="15"/>
   </w:num>
-  <w:num w:numId="52">
+  <w:num w:numId="52" w16cid:durableId="1191455356">
     <w:abstractNumId w:val="44"/>
   </w:num>
-  <w:num w:numId="53">
+  <w:num w:numId="53" w16cid:durableId="526453708">
     <w:abstractNumId w:val="53"/>
   </w:num>
-  <w:num w:numId="54">
+  <w:num w:numId="54" w16cid:durableId="1741245782">
     <w:abstractNumId w:val="7"/>
   </w:num>
-  <w:num w:numId="55">
+  <w:num w:numId="55" w16cid:durableId="1003629990">
     <w:abstractNumId w:val="25"/>
   </w:num>
-  <w:num w:numId="56">
+  <w:num w:numId="56" w16cid:durableId="529491381">
     <w:abstractNumId w:val="36"/>
   </w:num>
-  <w:num w:numId="57">
+  <w:num w:numId="57" w16cid:durableId="790855271">
     <w:abstractNumId w:val="6"/>
   </w:num>
   <w:numIdMacAtCleanup w:val="48"/>
@@ -18172,7 +18132,7 @@
 </file>
 
 <file path=word/styles.xml><?xml version="1.0" encoding="utf-8"?>
-<w:styles xmlns:mc="http://schemas.openxmlformats.org/markup-compatibility/2006" xmlns:r="http://schemas.openxmlformats.org/officeDocument/2006/relationships" xmlns:w="http://schemas.openxmlformats.org/wordprocessingml/2006/main" xmlns:w14="http://schemas.microsoft.com/office/word/2010/wordml" xmlns:w15="http://schemas.microsoft.com/office/word/2012/wordml" xmlns:w16cex="http://schemas.microsoft.com/office/word/2018/wordml/cex" xmlns:w16cid="http://schemas.microsoft.com/office/word/2016/wordml/cid" xmlns:w16="http://schemas.microsoft.com/office/word/2018/wordml" xmlns:w16sdtdh="http://schemas.microsoft.com/office/word/2020/wordml/sdtdatahash" xmlns:w16se="http://schemas.microsoft.com/office/word/2015/wordml/symex" mc:Ignorable="w14 w15 w16se w16cid w16 w16cex w16sdtdh">
+<w:styles xmlns:mc="http://schemas.openxmlformats.org/markup-compatibility/2006" xmlns:r="http://schemas.openxmlformats.org/officeDocument/2006/relationships" xmlns:w="http://schemas.openxmlformats.org/wordprocessingml/2006/main" xmlns:w14="http://schemas.microsoft.com/office/word/2010/wordml" xmlns:w15="http://schemas.microsoft.com/office/word/2012/wordml" xmlns:w16cex="http://schemas.microsoft.com/office/word/2018/wordml/cex" xmlns:w16cid="http://schemas.microsoft.com/office/word/2016/wordml/cid" xmlns:w16="http://schemas.microsoft.com/office/word/2018/wordml" xmlns:w16du="http://schemas.microsoft.com/office/word/2023/wordml/word16du" xmlns:w16sdtdh="http://schemas.microsoft.com/office/word/2020/wordml/sdtdatahash" xmlns:w16sdtfl="http://schemas.microsoft.com/office/word/2024/wordml/sdtformatlock" xmlns:w16se="http://schemas.microsoft.com/office/word/2015/wordml/symex" mc:Ignorable="w14 w15 w16se w16cid w16 w16cex w16sdtdh w16sdtfl w16du">
   <w:docDefaults>
     <w:rPrDefault>
       <w:rPr>
@@ -19519,7 +19479,7 @@
       </w:rPr>
     </w:tblStylePr>
   </w:style>
-  <w:style w:type="character" w:styleId="Textoennegrita">
+  <w:style w:type="character" w:styleId="Fuerte">
     <w:name w:val="Strong"/>
     <w:basedOn w:val="Fuentedeprrafopredeter"/>
     <w:uiPriority w:val="22"/>
@@ -19902,26 +19862,10 @@
 </file>
 
 <file path=customXml/item1.xml><?xml version="1.0" encoding="utf-8"?>
-<?mso-contentType ?>
-<FormTemplates xmlns="http://schemas.microsoft.com/sharepoint/v3/contenttype/forms">
-  <Display>DocumentLibraryForm</Display>
-  <Edit>DocumentLibraryForm</Edit>
-  <New>DocumentLibraryForm</New>
-</FormTemplates>
+<b:Sources xmlns:b="http://schemas.openxmlformats.org/officeDocument/2006/bibliography" xmlns="http://schemas.openxmlformats.org/officeDocument/2006/bibliography" SelectedStyle="\APASixthEditionOfficeOnline.xsl" StyleName="APA" Version="6"/>
 </file>
 
 <file path=customXml/item2.xml><?xml version="1.0" encoding="utf-8"?>
-<p:properties xmlns:p="http://schemas.microsoft.com/office/2006/metadata/properties" xmlns:xsi="http://www.w3.org/2001/XMLSchema-instance" xmlns:pc="http://schemas.microsoft.com/office/infopath/2007/PartnerControls">
-  <documentManagement>
-    <TaxCatchAll xmlns="b250f519-6473-4480-8c44-6ee3a3a530c3" xsi:nil="true"/>
-    <lcf76f155ced4ddcb4097134ff3c332f xmlns="d174a4fb-80c2-4523-8d89-375030acacbf">
-      <Terms xmlns="http://schemas.microsoft.com/office/infopath/2007/PartnerControls"/>
-    </lcf76f155ced4ddcb4097134ff3c332f>
-  </documentManagement>
-</p:properties>
-</file>
-
-<file path=customXml/item3.xml><?xml version="1.0" encoding="utf-8"?>
 <ct:contentTypeSchema xmlns:ct="http://schemas.microsoft.com/office/2006/metadata/contentType" xmlns:ma="http://schemas.microsoft.com/office/2006/metadata/properties/metaAttributes" ct:_="" ma:_="" ma:contentTypeName="Documento" ma:contentTypeID="0x010100EA8A463C70CDF94EBCEAEE24D04F3F8A" ma:contentTypeVersion="12" ma:contentTypeDescription="Crear nuevo documento." ma:contentTypeScope="" ma:versionID="0a68c197ff11ee8f2a4dfa92d3e5c792">
   <xsd:schema xmlns:xsd="http://www.w3.org/2001/XMLSchema" xmlns:xs="http://www.w3.org/2001/XMLSchema" xmlns:p="http://schemas.microsoft.com/office/2006/metadata/properties" xmlns:ns2="d174a4fb-80c2-4523-8d89-375030acacbf" xmlns:ns3="b250f519-6473-4480-8c44-6ee3a3a530c3" targetNamespace="http://schemas.microsoft.com/office/2006/metadata/properties" ma:root="true" ma:fieldsID="55936f832c432473a7bcdfeafd102760" ns2:_="" ns3:_="">
     <xsd:import namespace="d174a4fb-80c2-4523-8d89-375030acacbf"/>
@@ -20122,30 +20066,35 @@
 </ct:contentTypeSchema>
 </file>
 
+<file path=customXml/item3.xml><?xml version="1.0" encoding="utf-8"?>
+<p:properties xmlns:p="http://schemas.microsoft.com/office/2006/metadata/properties" xmlns:xsi="http://www.w3.org/2001/XMLSchema-instance" xmlns:pc="http://schemas.microsoft.com/office/infopath/2007/PartnerControls">
+  <documentManagement>
+    <TaxCatchAll xmlns="b250f519-6473-4480-8c44-6ee3a3a530c3" xsi:nil="true"/>
+    <lcf76f155ced4ddcb4097134ff3c332f xmlns="d174a4fb-80c2-4523-8d89-375030acacbf">
+      <Terms xmlns="http://schemas.microsoft.com/office/infopath/2007/PartnerControls"/>
+    </lcf76f155ced4ddcb4097134ff3c332f>
+  </documentManagement>
+</p:properties>
+</file>
+
 <file path=customXml/item4.xml><?xml version="1.0" encoding="utf-8"?>
-<b:Sources xmlns:b="http://schemas.openxmlformats.org/officeDocument/2006/bibliography" xmlns="http://schemas.openxmlformats.org/officeDocument/2006/bibliography" SelectedStyle="\APASixthEditionOfficeOnline.xsl" StyleName="APA" Version="6"/>
+<?mso-contentType ?>
+<FormTemplates xmlns="http://schemas.microsoft.com/sharepoint/v3/contenttype/forms">
+  <Display>DocumentLibraryForm</Display>
+  <Edit>DocumentLibraryForm</Edit>
+  <New>DocumentLibraryForm</New>
+</FormTemplates>
 </file>
 
 <file path=customXml/itemProps1.xml><?xml version="1.0" encoding="utf-8"?>
-<ds:datastoreItem xmlns:ds="http://schemas.openxmlformats.org/officeDocument/2006/customXml" ds:itemID="{10663269-2064-4804-8290-36D4A57F5557}">
+<ds:datastoreItem xmlns:ds="http://schemas.openxmlformats.org/officeDocument/2006/customXml" ds:itemID="{EAE431FD-7059-4C09-804B-C9D69EB7B213}">
   <ds:schemaRefs>
-    <ds:schemaRef ds:uri="http://schemas.microsoft.com/sharepoint/v3/contenttype/forms"/>
+    <ds:schemaRef ds:uri="http://schemas.openxmlformats.org/officeDocument/2006/bibliography"/>
   </ds:schemaRefs>
 </ds:datastoreItem>
 </file>
 
 <file path=customXml/itemProps2.xml><?xml version="1.0" encoding="utf-8"?>
-<ds:datastoreItem xmlns:ds="http://schemas.openxmlformats.org/officeDocument/2006/customXml" ds:itemID="{1279454D-02BE-4A9C-A117-DCD1573E2608}">
-  <ds:schemaRefs>
-    <ds:schemaRef ds:uri="http://schemas.microsoft.com/office/2006/metadata/properties"/>
-    <ds:schemaRef ds:uri="http://schemas.microsoft.com/office/infopath/2007/PartnerControls"/>
-    <ds:schemaRef ds:uri="b250f519-6473-4480-8c44-6ee3a3a530c3"/>
-    <ds:schemaRef ds:uri="d174a4fb-80c2-4523-8d89-375030acacbf"/>
-  </ds:schemaRefs>
-</ds:datastoreItem>
-</file>
-
-<file path=customXml/itemProps3.xml><?xml version="1.0" encoding="utf-8"?>
 <ds:datastoreItem xmlns:ds="http://schemas.openxmlformats.org/officeDocument/2006/customXml" ds:itemID="{D6F1C0C7-E20A-467A-A927-12DA1D684955}">
   <ds:schemaRefs>
     <ds:schemaRef ds:uri="http://schemas.microsoft.com/office/2006/metadata/contentType"/>
@@ -20164,10 +20113,21 @@
 </ds:datastoreItem>
 </file>
 
+<file path=customXml/itemProps3.xml><?xml version="1.0" encoding="utf-8"?>
+<ds:datastoreItem xmlns:ds="http://schemas.openxmlformats.org/officeDocument/2006/customXml" ds:itemID="{1279454D-02BE-4A9C-A117-DCD1573E2608}">
+  <ds:schemaRefs>
+    <ds:schemaRef ds:uri="http://schemas.microsoft.com/office/2006/metadata/properties"/>
+    <ds:schemaRef ds:uri="http://schemas.microsoft.com/office/infopath/2007/PartnerControls"/>
+    <ds:schemaRef ds:uri="b250f519-6473-4480-8c44-6ee3a3a530c3"/>
+    <ds:schemaRef ds:uri="d174a4fb-80c2-4523-8d89-375030acacbf"/>
+  </ds:schemaRefs>
+</ds:datastoreItem>
+</file>
+
 <file path=customXml/itemProps4.xml><?xml version="1.0" encoding="utf-8"?>
-<ds:datastoreItem xmlns:ds="http://schemas.openxmlformats.org/officeDocument/2006/customXml" ds:itemID="{EAE431FD-7059-4C09-804B-C9D69EB7B213}">
+<ds:datastoreItem xmlns:ds="http://schemas.openxmlformats.org/officeDocument/2006/customXml" ds:itemID="{10663269-2064-4804-8290-36D4A57F5557}">
   <ds:schemaRefs>
-    <ds:schemaRef ds:uri="http://schemas.openxmlformats.org/officeDocument/2006/bibliography"/>
+    <ds:schemaRef ds:uri="http://schemas.microsoft.com/sharepoint/v3/contenttype/forms"/>
   </ds:schemaRefs>
 </ds:datastoreItem>
 </file>
--- a/fuentes/12310175_CF2_DU.docx
+++ b/fuentes/12310175_CF2_DU.docx
@@ -1,10 +1,11 @@
 
 <file path=word/document.xml><?xml version="1.0" encoding="utf-8"?>
-<w:document xmlns:wpc="http://schemas.microsoft.com/office/word/2010/wordprocessingCanvas" xmlns:cx="http://schemas.microsoft.com/office/drawing/2014/chartex" xmlns:cx1="http://schemas.microsoft.com/office/drawing/2015/9/8/chartex" xmlns:cx2="http://schemas.microsoft.com/office/drawing/2015/10/21/chartex" xmlns:cx3="http://schemas.microsoft.com/office/drawing/2016/5/9/chartex" xmlns:cx4="http://schemas.microsoft.com/office/drawing/2016/5/10/chartex" xmlns:cx5="http://schemas.microsoft.com/office/drawing/2016/5/11/chartex" xmlns:cx6="http://schemas.microsoft.com/office/drawing/2016/5/12/chartex" xmlns:cx7="http://schemas.microsoft.com/office/drawing/2016/5/13/chartex" xmlns:cx8="http://schemas.microsoft.com/office/drawing/2016/5/14/chartex" xmlns:mc="http://schemas.openxmlformats.org/markup-compatibility/2006" xmlns:aink="http://schemas.microsoft.com/office/drawing/2016/ink" xmlns:am3d="http://schemas.microsoft.com/office/drawing/2017/model3d" xmlns:o="urn:schemas-microsoft-com:office:office" xmlns:oel="http://schemas.microsoft.com/office/2019/extlst" xmlns:r="http://schemas.openxmlformats.org/officeDocument/2006/relationships" xmlns:m="http://schemas.openxmlformats.org/officeDocument/2006/math" xmlns:v="urn:schemas-microsoft-com:vml" xmlns:wp14="http://schemas.microsoft.com/office/word/2010/wordprocessingDrawing" xmlns:wp="http://schemas.openxmlformats.org/drawingml/2006/wordprocessingDrawing" xmlns:w10="urn:schemas-microsoft-com:office:word" xmlns:w="http://schemas.openxmlformats.org/wordprocessingml/2006/main" xmlns:w14="http://schemas.microsoft.com/office/word/2010/wordml" xmlns:w15="http://schemas.microsoft.com/office/word/2012/wordml" xmlns:w16cex="http://schemas.microsoft.com/office/word/2018/wordml/cex" xmlns:w16cid="http://schemas.microsoft.com/office/word/2016/wordml/cid" xmlns:w16="http://schemas.microsoft.com/office/word/2018/wordml" xmlns:w16du="http://schemas.microsoft.com/office/word/2023/wordml/word16du" xmlns:w16sdtdh="http://schemas.microsoft.com/office/word/2020/wordml/sdtdatahash" xmlns:w16sdtfl="http://schemas.microsoft.com/office/word/2024/wordml/sdtformatlock" xmlns:w16se="http://schemas.microsoft.com/office/word/2015/wordml/symex" xmlns:wpg="http://schemas.microsoft.com/office/word/2010/wordprocessingGroup" xmlns:wpi="http://schemas.microsoft.com/office/word/2010/wordprocessingInk" xmlns:wne="http://schemas.microsoft.com/office/word/2006/wordml" xmlns:wps="http://schemas.microsoft.com/office/word/2010/wordprocessingShape" mc:Ignorable="w14 w15 w16se w16cid w16 w16cex w16sdtdh w16sdtfl w16du wp14">
+<w:document xmlns:wpc="http://schemas.microsoft.com/office/word/2010/wordprocessingCanvas" xmlns:cx="http://schemas.microsoft.com/office/drawing/2014/chartex" xmlns:cx1="http://schemas.microsoft.com/office/drawing/2015/9/8/chartex" xmlns:cx2="http://schemas.microsoft.com/office/drawing/2015/10/21/chartex" xmlns:cx3="http://schemas.microsoft.com/office/drawing/2016/5/9/chartex" xmlns:cx4="http://schemas.microsoft.com/office/drawing/2016/5/10/chartex" xmlns:cx5="http://schemas.microsoft.com/office/drawing/2016/5/11/chartex" xmlns:cx6="http://schemas.microsoft.com/office/drawing/2016/5/12/chartex" xmlns:cx7="http://schemas.microsoft.com/office/drawing/2016/5/13/chartex" xmlns:cx8="http://schemas.microsoft.com/office/drawing/2016/5/14/chartex" xmlns:mc="http://schemas.openxmlformats.org/markup-compatibility/2006" xmlns:aink="http://schemas.microsoft.com/office/drawing/2016/ink" xmlns:am3d="http://schemas.microsoft.com/office/drawing/2017/model3d" xmlns:o="urn:schemas-microsoft-com:office:office" xmlns:r="http://schemas.openxmlformats.org/officeDocument/2006/relationships" xmlns:m="http://schemas.openxmlformats.org/officeDocument/2006/math" xmlns:v="urn:schemas-microsoft-com:vml" xmlns:wp14="http://schemas.microsoft.com/office/word/2010/wordprocessingDrawing" xmlns:wp="http://schemas.openxmlformats.org/drawingml/2006/wordprocessingDrawing" xmlns:w10="urn:schemas-microsoft-com:office:word" xmlns:w="http://schemas.openxmlformats.org/wordprocessingml/2006/main" xmlns:w14="http://schemas.microsoft.com/office/word/2010/wordml" xmlns:w15="http://schemas.microsoft.com/office/word/2012/wordml" xmlns:w16cex="http://schemas.microsoft.com/office/word/2018/wordml/cex" xmlns:w16cid="http://schemas.microsoft.com/office/word/2016/wordml/cid" xmlns:w16="http://schemas.microsoft.com/office/word/2018/wordml" xmlns:w16sdtdh="http://schemas.microsoft.com/office/word/2020/wordml/sdtdatahash" xmlns:w16se="http://schemas.microsoft.com/office/word/2015/wordml/symex" xmlns:wpg="http://schemas.microsoft.com/office/word/2010/wordprocessingGroup" xmlns:wpi="http://schemas.microsoft.com/office/word/2010/wordprocessingInk" xmlns:wne="http://schemas.microsoft.com/office/word/2006/wordml" xmlns:wps="http://schemas.microsoft.com/office/word/2010/wordprocessingShape" mc:Ignorable="w14 w15 w16se w16cid w16 w16cex w16sdtdh wp14">
   <w:body>
     <w:p>
       <w:pPr>
-        <w:ind w:left="1416" w:hanging="707"/>
+        <w:spacing w:before="120"/>
+        <w:ind w:firstLine="0"/>
       </w:pPr>
       <w:r>
         <w:rPr>
@@ -228,7 +229,7 @@
               </wp:anchor>
             </w:drawing>
           </mc:Choice>
-          <mc:Fallback>
+          <mc:Fallback xmlns:w16sdtfl="http://schemas.microsoft.com/office/word/2024/wordml/sdtformatlock" xmlns:w16du="http://schemas.microsoft.com/office/word/2023/wordml/word16du" xmlns:oel="http://schemas.microsoft.com/office/2019/extlst">
             <w:pict>
               <v:shapetype w14:anchorId="2E2DABF6" id="_x0000_t202" coordsize="21600,21600" o:spt="202" path="m,l,21600r21600,l21600,xe">
                 <v:stroke joinstyle="miter"/>
@@ -353,7 +354,7 @@
               </wp:anchor>
             </w:drawing>
           </mc:Choice>
-          <mc:Fallback xmlns:a="http://schemas.openxmlformats.org/drawingml/2006/main" xmlns:adec="http://schemas.microsoft.com/office/drawing/2017/decorative" xmlns:pic="http://schemas.openxmlformats.org/drawingml/2006/picture" xmlns:a14="http://schemas.microsoft.com/office/drawing/2010/main" xmlns:asvg="http://schemas.microsoft.com/office/drawing/2016/SVG/main">
+          <mc:Fallback xmlns:asvg="http://schemas.microsoft.com/office/drawing/2016/SVG/main" xmlns:a14="http://schemas.microsoft.com/office/drawing/2010/main" xmlns:pic="http://schemas.openxmlformats.org/drawingml/2006/picture" xmlns:adec="http://schemas.microsoft.com/office/drawing/2017/decorative" xmlns:a="http://schemas.openxmlformats.org/drawingml/2006/main" xmlns:w16sdtfl="http://schemas.microsoft.com/office/word/2024/wordml/sdtformatlock" xmlns:w16du="http://schemas.microsoft.com/office/word/2023/wordml/word16du" xmlns:oel="http://schemas.microsoft.com/office/2019/extlst">
             <w:pict>
               <v:rect id="Rectángulo 3" style="position:absolute;margin-left:-55.95pt;margin-top:26.4pt;width:613.85pt;height:164.25pt;z-index:-251655168;visibility:visible;mso-wrap-style:square;mso-height-percent:0;mso-wrap-distance-left:9pt;mso-wrap-distance-top:0;mso-wrap-distance-right:9pt;mso-wrap-distance-bottom:0;mso-position-horizontal:absolute;mso-position-horizontal-relative:text;mso-position-vertical:absolute;mso-position-vertical-relative:text;mso-height-percent:0;mso-height-relative:margin;v-text-anchor:middle" alt="&quot;&quot;" o:spid="_x0000_s1026" fillcolor="#00314d" stroked="f" strokeweight="1pt" w14:anchorId="44ECBD1E" o:gfxdata="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"/>
             </w:pict>
@@ -559,6 +560,7 @@
           <w:docPartUnique/>
         </w:docPartObj>
       </w:sdtPr>
+      <w:sdtEndPr/>
       <w:sdtContent>
         <w:p>
           <w:pPr>
@@ -832,7 +834,7 @@
                 <w:noProof/>
                 <w:webHidden/>
               </w:rPr>
-              <w:t>8</w:t>
+              <w:t>6</w:t>
             </w:r>
             <w:r>
               <w:rPr>
@@ -930,7 +932,7 @@
                 <w:noProof/>
                 <w:webHidden/>
               </w:rPr>
-              <w:t>9</w:t>
+              <w:t>8</w:t>
             </w:r>
             <w:r>
               <w:rPr>
@@ -1028,7 +1030,7 @@
                 <w:noProof/>
                 <w:webHidden/>
               </w:rPr>
-              <w:t>13</w:t>
+              <w:t>11</w:t>
             </w:r>
             <w:r>
               <w:rPr>
@@ -1120,7 +1122,7 @@
                 <w:noProof/>
                 <w:webHidden/>
               </w:rPr>
-              <w:t>15</w:t>
+              <w:t>13</w:t>
             </w:r>
             <w:r>
               <w:rPr>
@@ -1212,7 +1214,7 @@
                 <w:noProof/>
                 <w:webHidden/>
               </w:rPr>
-              <w:t>16</w:t>
+              <w:t>14</w:t>
             </w:r>
             <w:r>
               <w:rPr>
@@ -1310,7 +1312,7 @@
                 <w:noProof/>
                 <w:webHidden/>
               </w:rPr>
-              <w:t>16</w:t>
+              <w:t>14</w:t>
             </w:r>
             <w:r>
               <w:rPr>
@@ -1408,7 +1410,7 @@
                 <w:noProof/>
                 <w:webHidden/>
               </w:rPr>
-              <w:t>18</w:t>
+              <w:t>16</w:t>
             </w:r>
             <w:r>
               <w:rPr>
@@ -1506,7 +1508,7 @@
                 <w:noProof/>
                 <w:webHidden/>
               </w:rPr>
-              <w:t>19</w:t>
+              <w:t>17</w:t>
             </w:r>
             <w:r>
               <w:rPr>
@@ -1579,7 +1581,7 @@
                 <w:noProof/>
                 <w:webHidden/>
               </w:rPr>
-              <w:t>28</w:t>
+              <w:t>26</w:t>
             </w:r>
             <w:r>
               <w:rPr>
@@ -1652,7 +1654,7 @@
                 <w:noProof/>
                 <w:webHidden/>
               </w:rPr>
-              <w:t>29</w:t>
+              <w:t>27</w:t>
             </w:r>
             <w:r>
               <w:rPr>
@@ -1725,7 +1727,7 @@
                 <w:noProof/>
                 <w:webHidden/>
               </w:rPr>
-              <w:t>32</w:t>
+              <w:t>30</w:t>
             </w:r>
             <w:r>
               <w:rPr>
@@ -1798,7 +1800,7 @@
                 <w:noProof/>
                 <w:webHidden/>
               </w:rPr>
-              <w:t>33</w:t>
+              <w:t>31</w:t>
             </w:r>
             <w:r>
               <w:rPr>
@@ -1929,9 +1931,16 @@
         <w:tc>
           <w:tcPr>
             <w:tcW w:w="9962" w:type="dxa"/>
-          </w:tcPr>
-          <w:p>
-            <w:pPr>
+            <w:tcMar>
+              <w:top w:w="60" w:type="dxa"/>
+              <w:left w:w="80" w:type="dxa"/>
+              <w:bottom w:w="60" w:type="dxa"/>
+              <w:right w:w="80" w:type="dxa"/>
+            </w:tcMar>
+          </w:tcPr>
+          <w:p>
+            <w:pPr>
+              <w:spacing w:before="0" w:after="0"/>
               <w:ind w:firstLine="0"/>
               <w:rPr>
                 <w:b/>
@@ -1959,9 +1968,16 @@
         <w:tc>
           <w:tcPr>
             <w:tcW w:w="9962" w:type="dxa"/>
-          </w:tcPr>
-          <w:p>
-            <w:pPr>
+            <w:tcMar>
+              <w:top w:w="60" w:type="dxa"/>
+              <w:left w:w="80" w:type="dxa"/>
+              <w:bottom w:w="60" w:type="dxa"/>
+              <w:right w:w="80" w:type="dxa"/>
+            </w:tcMar>
+          </w:tcPr>
+          <w:p>
+            <w:pPr>
+              <w:spacing w:before="0" w:after="0"/>
               <w:rPr>
                 <w:b/>
                 <w:bCs/>
@@ -1976,12 +1992,16 @@
             </w:r>
           </w:p>
           <w:p>
+            <w:pPr>
+              <w:spacing w:before="0" w:after="0"/>
+            </w:pPr>
             <w:r>
               <w:t>¡Hola! Hoy vamos a ponerle ritmo a la contabilidad y le vamos a quitar el misterio a una herramienta básica: la famosa Cuenta T.</w:t>
             </w:r>
           </w:p>
           <w:p>
             <w:pPr>
+              <w:spacing w:before="0" w:after="0"/>
               <w:rPr>
                 <w:b/>
                 <w:bCs/>
@@ -1996,12 +2016,16 @@
             </w:r>
           </w:p>
           <w:p>
+            <w:pPr>
+              <w:spacing w:before="0" w:after="0"/>
+            </w:pPr>
             <w:r>
               <w:t>Puede parecer simple, pero es el corazón de cómo entendemos el dinero en contabilidad.</w:t>
             </w:r>
           </w:p>
           <w:p>
             <w:pPr>
+              <w:spacing w:before="0" w:after="0"/>
               <w:rPr>
                 <w:b/>
                 <w:bCs/>
@@ -2016,12 +2040,16 @@
             </w:r>
           </w:p>
           <w:p>
+            <w:pPr>
+              <w:spacing w:before="0" w:after="0"/>
+            </w:pPr>
             <w:r>
               <w:t>Ya sabemos cómo se ve una Cuenta T. Ahora viene lo más importante: cómo se llena.</w:t>
             </w:r>
           </w:p>
           <w:p>
             <w:pPr>
+              <w:spacing w:before="0" w:after="0"/>
               <w:rPr>
                 <w:b/>
                 <w:bCs/>
@@ -2032,17 +2060,318 @@
                 <w:b/>
                 <w:bCs/>
               </w:rPr>
+              <w:t>Hombre</w:t>
+            </w:r>
+          </w:p>
+          <w:p>
+            <w:pPr>
+              <w:spacing w:before="0" w:after="0"/>
+            </w:pPr>
+            <w:r>
+              <w:t>Porque registrar valores también tiene su propio lenguaje.</w:t>
+            </w:r>
+          </w:p>
+          <w:p>
+            <w:pPr>
+              <w:spacing w:before="0" w:after="0"/>
+              <w:rPr>
+                <w:b/>
+                <w:bCs/>
+              </w:rPr>
+            </w:pPr>
+            <w:r>
+              <w:rPr>
+                <w:b/>
+                <w:bCs/>
+              </w:rPr>
+              <w:lastRenderedPageBreak/>
+              <w:t>Mujer</w:t>
+            </w:r>
+          </w:p>
+          <w:p>
+            <w:pPr>
+              <w:spacing w:before="0" w:after="0"/>
+            </w:pPr>
+            <w:r>
+              <w:t>Ahora vamos al otro lado.</w:t>
+            </w:r>
+          </w:p>
+          <w:p>
+            <w:pPr>
+              <w:spacing w:before="0" w:after="0"/>
+              <w:rPr>
+                <w:b/>
+                <w:bCs/>
+              </w:rPr>
+            </w:pPr>
+            <w:r>
+              <w:rPr>
+                <w:b/>
+                <w:bCs/>
+              </w:rPr>
+              <w:t>Hombre</w:t>
+            </w:r>
+          </w:p>
+          <w:p>
+            <w:pPr>
+              <w:spacing w:before="0" w:after="0"/>
+            </w:pPr>
+            <w:r>
+              <w:t>La columna de la derecha, el “Haber”. Registrar ahí se llama acreditar.</w:t>
+            </w:r>
+          </w:p>
+          <w:p>
+            <w:pPr>
+              <w:spacing w:before="0" w:after="0"/>
+              <w:rPr>
+                <w:b/>
+                <w:bCs/>
+              </w:rPr>
+            </w:pPr>
+            <w:r>
+              <w:rPr>
+                <w:b/>
+                <w:bCs/>
+              </w:rPr>
+              <w:t>Mujer</w:t>
+            </w:r>
+          </w:p>
+          <w:p>
+            <w:pPr>
+              <w:spacing w:before="0" w:after="0"/>
+            </w:pPr>
+            <w:r>
+              <w:t>Fácil de recordar: izquierda, debitar.</w:t>
+            </w:r>
+          </w:p>
+          <w:p>
+            <w:pPr>
+              <w:spacing w:before="0" w:after="0"/>
+            </w:pPr>
+            <w:r>
+              <w:t>Derecha, acreditar.</w:t>
+            </w:r>
+          </w:p>
+          <w:p>
+            <w:pPr>
+              <w:spacing w:before="0" w:after="0"/>
+              <w:rPr>
+                <w:b/>
+                <w:bCs/>
+              </w:rPr>
+            </w:pPr>
+            <w:r>
+              <w:rPr>
+                <w:b/>
+                <w:bCs/>
+              </w:rPr>
+              <w:t>Hombre</w:t>
+            </w:r>
+          </w:p>
+          <w:p>
+            <w:pPr>
+              <w:spacing w:before="0" w:after="0"/>
+            </w:pPr>
+            <w:r>
+              <w:t>Pero aquí aparece otro elemento clave: los movimientos.</w:t>
+            </w:r>
+          </w:p>
+          <w:p>
+            <w:pPr>
+              <w:spacing w:before="0" w:after="0"/>
+              <w:rPr>
+                <w:b/>
+                <w:bCs/>
+              </w:rPr>
+            </w:pPr>
+            <w:r>
+              <w:rPr>
+                <w:b/>
+                <w:bCs/>
+              </w:rPr>
+              <w:t>Mujer</w:t>
+            </w:r>
+          </w:p>
+          <w:p>
+            <w:pPr>
+              <w:spacing w:before="0" w:after="0"/>
+            </w:pPr>
+            <w:r>
+              <w:t>Si sumas todos los valores del lado izquierdo… obtienes el movimiento débito.</w:t>
+            </w:r>
+          </w:p>
+          <w:p>
+            <w:pPr>
+              <w:spacing w:before="0" w:after="0"/>
+              <w:rPr>
+                <w:b/>
+                <w:bCs/>
+              </w:rPr>
+            </w:pPr>
+            <w:r>
+              <w:rPr>
+                <w:b/>
+                <w:bCs/>
+              </w:rPr>
+              <w:t>Hombre</w:t>
+            </w:r>
+          </w:p>
+          <w:p>
+            <w:pPr>
+              <w:spacing w:before="0" w:after="0"/>
+            </w:pPr>
+            <w:r>
+              <w:t>Y si sumas los del lado derecho… tienes el movimiento crédito.</w:t>
+            </w:r>
+          </w:p>
+          <w:p>
+            <w:pPr>
+              <w:spacing w:before="0" w:after="0"/>
+              <w:rPr>
+                <w:b/>
+                <w:bCs/>
+              </w:rPr>
+            </w:pPr>
+            <w:r>
+              <w:rPr>
+                <w:b/>
+                <w:bCs/>
+              </w:rPr>
+              <w:t>Mujer</w:t>
+            </w:r>
+          </w:p>
+          <w:p>
+            <w:pPr>
+              <w:spacing w:before="0" w:after="0"/>
+            </w:pPr>
+            <w:r>
+              <w:t>Es como mirar cada lado de una balanza.</w:t>
+            </w:r>
+          </w:p>
+          <w:p>
+            <w:pPr>
+              <w:spacing w:before="0" w:after="0"/>
+              <w:rPr>
+                <w:b/>
+                <w:bCs/>
+              </w:rPr>
+            </w:pPr>
+            <w:r>
+              <w:rPr>
+                <w:b/>
+                <w:bCs/>
+              </w:rPr>
+              <w:t>Hombre</w:t>
+            </w:r>
+          </w:p>
+          <w:p>
+            <w:pPr>
+              <w:spacing w:before="0" w:after="0"/>
+            </w:pPr>
+            <w:r>
+              <w:t>Ahora viene la gran pregunta: después de registrar todo… ¿qué queda realmente en la cuenta?</w:t>
+            </w:r>
+          </w:p>
+          <w:p>
+            <w:pPr>
+              <w:spacing w:before="0" w:after="0"/>
+              <w:rPr>
+                <w:b/>
+                <w:bCs/>
+              </w:rPr>
+            </w:pPr>
+            <w:r>
+              <w:rPr>
+                <w:b/>
+                <w:bCs/>
+              </w:rPr>
+              <w:t>Mujer</w:t>
+            </w:r>
+          </w:p>
+          <w:p>
+            <w:pPr>
+              <w:spacing w:before="0" w:after="0"/>
+            </w:pPr>
+            <w:r>
+              <w:t>Pues ahí aparece el saldo.</w:t>
+            </w:r>
+          </w:p>
+          <w:p>
+            <w:pPr>
+              <w:spacing w:before="0" w:after="0"/>
+              <w:rPr>
+                <w:b/>
+                <w:bCs/>
+              </w:rPr>
+            </w:pPr>
+            <w:r>
+              <w:rPr>
+                <w:b/>
+                <w:bCs/>
+              </w:rPr>
+              <w:t>Hombre</w:t>
+            </w:r>
+          </w:p>
+          <w:p>
+            <w:pPr>
+              <w:spacing w:before="0" w:after="0"/>
+            </w:pPr>
+            <w:r>
+              <w:t>Y calcularlo es más sencillo de lo que parece.</w:t>
+            </w:r>
+          </w:p>
+          <w:p>
+            <w:pPr>
+              <w:spacing w:before="0" w:after="0"/>
+              <w:rPr>
+                <w:b/>
+                <w:bCs/>
+              </w:rPr>
+            </w:pPr>
+            <w:r>
+              <w:rPr>
+                <w:b/>
+                <w:bCs/>
+              </w:rPr>
+              <w:t>Mujer</w:t>
+            </w:r>
+          </w:p>
+          <w:p>
+            <w:pPr>
+              <w:spacing w:before="0" w:after="0"/>
+            </w:pPr>
+            <w:r>
+              <w:t>Solo comparas los movimientos.</w:t>
+            </w:r>
+          </w:p>
+          <w:p>
+            <w:pPr>
+              <w:spacing w:before="0" w:after="0"/>
+              <w:rPr>
+                <w:b/>
+                <w:bCs/>
+              </w:rPr>
+            </w:pPr>
+            <w:r>
+              <w:rPr>
+                <w:b/>
+                <w:bCs/>
+              </w:rPr>
               <w:lastRenderedPageBreak/>
               <w:t>Hombre</w:t>
             </w:r>
           </w:p>
           <w:p>
-            <w:r>
-              <w:t>Porque registrar valores también tiene su propio lenguaje.</w:t>
-            </w:r>
-          </w:p>
-          <w:p>
-            <w:pPr>
+            <w:pPr>
+              <w:spacing w:before="0" w:after="0"/>
+            </w:pPr>
+            <w:r>
+              <w:t>Restas el menor del mayor… y listo.</w:t>
+            </w:r>
+          </w:p>
+          <w:p>
+            <w:pPr>
+              <w:spacing w:before="0" w:after="0"/>
               <w:rPr>
                 <w:b/>
                 <w:bCs/>
@@ -2057,12 +2386,16 @@
             </w:r>
           </w:p>
           <w:p>
-            <w:r>
-              <w:t>Ahora vamos al otro lado.</w:t>
-            </w:r>
-          </w:p>
-          <w:p>
-            <w:pPr>
+            <w:pPr>
+              <w:spacing w:before="0" w:after="0"/>
+            </w:pPr>
+            <w:r>
+              <w:t>Ese resultado te dice lo que estas buscando…</w:t>
+            </w:r>
+          </w:p>
+          <w:p>
+            <w:pPr>
+              <w:spacing w:before="0" w:after="0"/>
               <w:rPr>
                 <w:b/>
                 <w:bCs/>
@@ -2077,12 +2410,16 @@
             </w:r>
           </w:p>
           <w:p>
-            <w:r>
-              <w:t>La columna de la derecha, el “Haber”. Registrar ahí se llama acreditar.</w:t>
-            </w:r>
-          </w:p>
-          <w:p>
-            <w:pPr>
+            <w:pPr>
+              <w:spacing w:before="0" w:after="0"/>
+            </w:pPr>
+            <w:r>
+              <w:t>Si el saldo es débito… o crédito.</w:t>
+            </w:r>
+          </w:p>
+          <w:p>
+            <w:pPr>
+              <w:spacing w:before="0" w:after="0"/>
               <w:rPr>
                 <w:b/>
                 <w:bCs/>
@@ -2097,17 +2434,24 @@
             </w:r>
           </w:p>
           <w:p>
-            <w:r>
-              <w:t>Fácil de recordar: izquierda, debitar.</w:t>
-            </w:r>
-          </w:p>
-          <w:p>
-            <w:r>
-              <w:t>Derecha, acreditar.</w:t>
-            </w:r>
-          </w:p>
-          <w:p>
-            <w:pPr>
+            <w:pPr>
+              <w:spacing w:before="0" w:after="0"/>
+            </w:pPr>
+            <w:r>
+              <w:t>En pocas palabras: debitas a la izquierda, acreditas a la derecha,</w:t>
+            </w:r>
+          </w:p>
+          <w:p>
+            <w:pPr>
+              <w:spacing w:before="0" w:after="0"/>
+            </w:pPr>
+            <w:r>
+              <w:t>sumas para ver movimientos… y restas para encontrar el saldo.</w:t>
+            </w:r>
+          </w:p>
+          <w:p>
+            <w:pPr>
+              <w:spacing w:before="0" w:after="0"/>
               <w:rPr>
                 <w:b/>
                 <w:bCs/>
@@ -2122,12 +2466,16 @@
             </w:r>
           </w:p>
           <w:p>
-            <w:r>
-              <w:t>Pero aquí aparece otro elemento clave: los movimientos.</w:t>
-            </w:r>
-          </w:p>
-          <w:p>
-            <w:pPr>
+            <w:pPr>
+              <w:spacing w:before="0" w:after="0"/>
+            </w:pPr>
+            <w:r>
+              <w:t>Así de simple.</w:t>
+            </w:r>
+          </w:p>
+          <w:p>
+            <w:pPr>
+              <w:spacing w:before="0" w:after="0"/>
               <w:rPr>
                 <w:b/>
                 <w:bCs/>
@@ -2142,253 +2490,9 @@
             </w:r>
           </w:p>
           <w:p>
-            <w:r>
-              <w:t>Si sumas todos los valores del lado izquierdo… obtienes el movimiento débito.</w:t>
-            </w:r>
-          </w:p>
-          <w:p>
-            <w:pPr>
-              <w:rPr>
-                <w:b/>
-                <w:bCs/>
-              </w:rPr>
-            </w:pPr>
-            <w:r>
-              <w:rPr>
-                <w:b/>
-                <w:bCs/>
-              </w:rPr>
-              <w:t>Hombre</w:t>
-            </w:r>
-          </w:p>
-          <w:p>
-            <w:r>
-              <w:t>Y si sumas los del lado derecho… tienes el movimiento crédito.</w:t>
-            </w:r>
-          </w:p>
-          <w:p>
-            <w:pPr>
-              <w:rPr>
-                <w:b/>
-                <w:bCs/>
-              </w:rPr>
-            </w:pPr>
-            <w:r>
-              <w:rPr>
-                <w:b/>
-                <w:bCs/>
-              </w:rPr>
-              <w:t>Mujer</w:t>
-            </w:r>
-          </w:p>
-          <w:p>
-            <w:r>
-              <w:t>Es como mirar cada lado de una balanza.</w:t>
-            </w:r>
-          </w:p>
-          <w:p>
-            <w:pPr>
-              <w:rPr>
-                <w:b/>
-                <w:bCs/>
-              </w:rPr>
-            </w:pPr>
-            <w:r>
-              <w:rPr>
-                <w:b/>
-                <w:bCs/>
-              </w:rPr>
-              <w:t>Hombre</w:t>
-            </w:r>
-          </w:p>
-          <w:p>
-            <w:r>
-              <w:lastRenderedPageBreak/>
-              <w:t>Ahora viene la gran pregunta: después de registrar todo… ¿qué queda realmente en la cuenta?</w:t>
-            </w:r>
-          </w:p>
-          <w:p>
-            <w:pPr>
-              <w:rPr>
-                <w:b/>
-                <w:bCs/>
-              </w:rPr>
-            </w:pPr>
-            <w:r>
-              <w:rPr>
-                <w:b/>
-                <w:bCs/>
-              </w:rPr>
-              <w:t>Mujer</w:t>
-            </w:r>
-          </w:p>
-          <w:p>
-            <w:r>
-              <w:t>Pues ahí aparece el saldo.</w:t>
-            </w:r>
-          </w:p>
-          <w:p>
-            <w:pPr>
-              <w:rPr>
-                <w:b/>
-                <w:bCs/>
-              </w:rPr>
-            </w:pPr>
-            <w:r>
-              <w:rPr>
-                <w:b/>
-                <w:bCs/>
-              </w:rPr>
-              <w:t>Hombre</w:t>
-            </w:r>
-          </w:p>
-          <w:p>
-            <w:r>
-              <w:t>Y calcularlo es más sencillo de lo que parece.</w:t>
-            </w:r>
-          </w:p>
-          <w:p>
-            <w:pPr>
-              <w:rPr>
-                <w:b/>
-                <w:bCs/>
-              </w:rPr>
-            </w:pPr>
-            <w:r>
-              <w:rPr>
-                <w:b/>
-                <w:bCs/>
-              </w:rPr>
-              <w:t>Mujer</w:t>
-            </w:r>
-          </w:p>
-          <w:p>
-            <w:r>
-              <w:t>Solo comparas los movimientos.</w:t>
-            </w:r>
-          </w:p>
-          <w:p>
-            <w:pPr>
-              <w:rPr>
-                <w:b/>
-                <w:bCs/>
-              </w:rPr>
-            </w:pPr>
-            <w:r>
-              <w:rPr>
-                <w:b/>
-                <w:bCs/>
-              </w:rPr>
-              <w:t>Hombre</w:t>
-            </w:r>
-          </w:p>
-          <w:p>
-            <w:r>
-              <w:t>Restas el menor del mayor… y listo.</w:t>
-            </w:r>
-          </w:p>
-          <w:p>
-            <w:pPr>
-              <w:rPr>
-                <w:b/>
-                <w:bCs/>
-              </w:rPr>
-            </w:pPr>
-            <w:r>
-              <w:rPr>
-                <w:b/>
-                <w:bCs/>
-              </w:rPr>
-              <w:t>Mujer</w:t>
-            </w:r>
-          </w:p>
-          <w:p>
-            <w:r>
-              <w:t>Ese resultado te dice lo que estas buscando…</w:t>
-            </w:r>
-          </w:p>
-          <w:p>
-            <w:pPr>
-              <w:rPr>
-                <w:b/>
-                <w:bCs/>
-              </w:rPr>
-            </w:pPr>
-            <w:r>
-              <w:rPr>
-                <w:b/>
-                <w:bCs/>
-              </w:rPr>
-              <w:t>Hombre</w:t>
-            </w:r>
-          </w:p>
-          <w:p>
-            <w:r>
-              <w:t>Si el saldo es débito… o crédito.</w:t>
-            </w:r>
-          </w:p>
-          <w:p>
-            <w:pPr>
-              <w:rPr>
-                <w:b/>
-                <w:bCs/>
-              </w:rPr>
-            </w:pPr>
-            <w:r>
-              <w:rPr>
-                <w:b/>
-                <w:bCs/>
-              </w:rPr>
-              <w:t>Mujer</w:t>
-            </w:r>
-          </w:p>
-          <w:p>
-            <w:r>
-              <w:t>En pocas palabras: debitas a la izquierda, acreditas a la derecha,</w:t>
-            </w:r>
-          </w:p>
-          <w:p>
-            <w:r>
-              <w:t>sumas para ver movimientos… y restas para encontrar el saldo.</w:t>
-            </w:r>
-          </w:p>
-          <w:p>
-            <w:pPr>
-              <w:rPr>
-                <w:b/>
-                <w:bCs/>
-              </w:rPr>
-            </w:pPr>
-            <w:r>
-              <w:rPr>
-                <w:b/>
-                <w:bCs/>
-              </w:rPr>
-              <w:t>Hombre</w:t>
-            </w:r>
-          </w:p>
-          <w:p>
-            <w:r>
-              <w:t>Así de simple.</w:t>
-            </w:r>
-          </w:p>
-          <w:p>
-            <w:pPr>
-              <w:rPr>
-                <w:b/>
-                <w:bCs/>
-              </w:rPr>
-            </w:pPr>
-            <w:r>
-              <w:rPr>
-                <w:b/>
-                <w:bCs/>
-              </w:rPr>
-              <w:lastRenderedPageBreak/>
-              <w:t>Mujer</w:t>
-            </w:r>
-          </w:p>
-          <w:p>
+            <w:pPr>
+              <w:spacing w:before="0" w:after="0"/>
+            </w:pPr>
             <w:r>
               <w:t>Cuando entiendes su funcionamiento… la Cuenta T se convierte en una excelente aliada.</w:t>
             </w:r>
@@ -2427,7 +2531,8 @@
           <w:ilvl w:val="0"/>
           <w:numId w:val="49"/>
         </w:numPr>
-        <w:ind w:left="567" w:hanging="283"/>
+        <w:spacing w:before="60" w:after="60"/>
+        <w:ind w:left="360" w:hanging="173"/>
         <w:rPr>
           <w:lang w:val="es-419" w:eastAsia="es-CO"/>
         </w:rPr>
@@ -2452,7 +2557,8 @@
           <w:ilvl w:val="0"/>
           <w:numId w:val="49"/>
         </w:numPr>
-        <w:ind w:left="567" w:hanging="283"/>
+        <w:spacing w:before="60" w:after="60"/>
+        <w:ind w:left="360" w:hanging="173"/>
         <w:rPr>
           <w:lang w:val="es-419" w:eastAsia="es-CO"/>
         </w:rPr>
@@ -2477,7 +2583,8 @@
           <w:ilvl w:val="0"/>
           <w:numId w:val="49"/>
         </w:numPr>
-        <w:ind w:left="567" w:hanging="283"/>
+        <w:spacing w:before="60" w:after="60"/>
+        <w:ind w:left="360" w:hanging="173"/>
         <w:rPr>
           <w:rStyle w:val="Ttulo5Car"/>
           <w:rFonts w:asciiTheme="minorHAnsi" w:eastAsiaTheme="minorHAnsi" w:hAnsiTheme="minorHAnsi" w:cstheme="minorBidi"/>
@@ -2533,7 +2640,8 @@
           <w:ilvl w:val="0"/>
           <w:numId w:val="50"/>
         </w:numPr>
-        <w:ind w:left="567" w:hanging="283"/>
+        <w:spacing w:before="60" w:after="60"/>
+        <w:ind w:left="360" w:hanging="173"/>
         <w:rPr>
           <w:lang w:val="es-419" w:eastAsia="es-CO"/>
         </w:rPr>
@@ -2542,6 +2650,7 @@
         <w:rPr>
           <w:rStyle w:val="Ttulo5Car"/>
         </w:rPr>
+        <w:lastRenderedPageBreak/>
         <w:t>Ingresos.</w:t>
       </w:r>
       <w:r>
@@ -2558,7 +2667,8 @@
           <w:ilvl w:val="0"/>
           <w:numId w:val="50"/>
         </w:numPr>
-        <w:ind w:left="567" w:hanging="283"/>
+        <w:spacing w:before="60" w:after="60"/>
+        <w:ind w:left="360" w:hanging="173"/>
         <w:rPr>
           <w:lang w:val="es-419" w:eastAsia="es-CO"/>
         </w:rPr>
@@ -2573,14 +2683,7 @@
         <w:rPr>
           <w:lang w:val="es-419" w:eastAsia="es-CO"/>
         </w:rPr>
-        <w:t xml:space="preserve"> Los gastos constituyen disminuciones del patrimonio neto de una organización que no tienen su origen en distribuciones de fondos a los </w:t>
-      </w:r>
-      <w:r>
-        <w:rPr>
-          <w:lang w:val="es-419" w:eastAsia="es-CO"/>
-        </w:rPr>
-        <w:lastRenderedPageBreak/>
-        <w:t>propietarios, sino que derivan de la actividad económica de adquisición de bienes y servicios, o de variaciones en el valor de activos y pasivos que requieren reconocimiento contable. Este fenómeno se materializa de forma efectiva mediante la entrega o reducción de activos o la asunción de nuevos pasivos (o una combinación de ambos), lo que representa una salida de recursos o un incremento de las obligaciones financieras para la organización.</w:t>
+        <w:t xml:space="preserve"> Los gastos constituyen disminuciones del patrimonio neto de una organización que no tienen su origen en distribuciones de fondos a los propietarios, sino que derivan de la actividad económica de adquisición de bienes y servicios, o de variaciones en el valor de activos y pasivos que requieren reconocimiento contable. Este fenómeno se materializa de forma efectiva mediante la entrega o reducción de activos o la asunción de nuevos pasivos (o una combinación de ambos), lo que representa una salida de recursos o un incremento de las obligaciones financieras para la organización.</w:t>
       </w:r>
     </w:p>
     <w:p>
@@ -2590,7 +2693,8 @@
           <w:ilvl w:val="0"/>
           <w:numId w:val="50"/>
         </w:numPr>
-        <w:ind w:left="567" w:hanging="283"/>
+        <w:spacing w:before="60" w:after="60"/>
+        <w:ind w:left="360" w:hanging="173"/>
         <w:rPr>
           <w:lang w:val="es-419" w:eastAsia="es-CO"/>
         </w:rPr>
@@ -2614,6 +2718,7 @@
       </w:pPr>
       <w:bookmarkStart w:id="3" w:name="_Toc224305674"/>
       <w:r>
+        <w:lastRenderedPageBreak/>
         <w:t>Características</w:t>
       </w:r>
       <w:bookmarkEnd w:id="3"/>
@@ -2689,7 +2794,8 @@
           <w:ilvl w:val="0"/>
           <w:numId w:val="51"/>
         </w:numPr>
-        <w:ind w:left="567" w:hanging="283"/>
+        <w:spacing w:before="60" w:after="60"/>
+        <w:ind w:left="360" w:hanging="173"/>
         <w:rPr>
           <w:lang w:val="es-419" w:eastAsia="es-CO"/>
         </w:rPr>
@@ -2714,7 +2820,8 @@
           <w:ilvl w:val="0"/>
           <w:numId w:val="51"/>
         </w:numPr>
-        <w:ind w:left="567" w:hanging="283"/>
+        <w:spacing w:before="60" w:after="60"/>
+        <w:ind w:left="360" w:hanging="173"/>
         <w:rPr>
           <w:lang w:val="es-419" w:eastAsia="es-CO"/>
         </w:rPr>
@@ -2723,7 +2830,6 @@
         <w:rPr>
           <w:rStyle w:val="Ttulo5Car"/>
         </w:rPr>
-        <w:lastRenderedPageBreak/>
         <w:t>Clasificación.</w:t>
       </w:r>
       <w:r>
@@ -2740,7 +2846,8 @@
           <w:ilvl w:val="0"/>
           <w:numId w:val="51"/>
         </w:numPr>
-        <w:ind w:left="567" w:hanging="283"/>
+        <w:spacing w:before="60" w:after="60"/>
+        <w:ind w:left="360" w:hanging="173"/>
         <w:rPr>
           <w:lang w:val="es-419" w:eastAsia="es-CO"/>
         </w:rPr>
@@ -2765,7 +2872,8 @@
           <w:ilvl w:val="0"/>
           <w:numId w:val="51"/>
         </w:numPr>
-        <w:ind w:left="567" w:hanging="283"/>
+        <w:spacing w:before="60" w:after="60"/>
+        <w:ind w:left="360" w:hanging="173"/>
         <w:rPr>
           <w:lang w:val="es-419" w:eastAsia="es-CO"/>
         </w:rPr>
@@ -2817,21 +2925,29 @@
         <w:tblLook w:val="04A0" w:firstRow="1" w:lastRow="0" w:firstColumn="1" w:lastColumn="0" w:noHBand="0" w:noVBand="1"/>
       </w:tblPr>
       <w:tblGrid>
-        <w:gridCol w:w="1403"/>
-        <w:gridCol w:w="6097"/>
+        <w:gridCol w:w="1213"/>
+        <w:gridCol w:w="6287"/>
       </w:tblGrid>
       <w:tr>
         <w:trPr>
           <w:cnfStyle w:val="100000000000" w:firstRow="1" w:lastRow="0" w:firstColumn="0" w:lastColumn="0" w:oddVBand="0" w:evenVBand="0" w:oddHBand="0" w:evenHBand="0" w:firstRowFirstColumn="0" w:firstRowLastColumn="0" w:lastRowFirstColumn="0" w:lastRowLastColumn="0"/>
+          <w:tblHeader/>
         </w:trPr>
         <w:tc>
           <w:tcPr>
             <w:tcW w:w="0" w:type="auto"/>
+            <w:tcMar>
+              <w:top w:w="60" w:type="dxa"/>
+              <w:left w:w="80" w:type="dxa"/>
+              <w:bottom w:w="60" w:type="dxa"/>
+              <w:right w:w="80" w:type="dxa"/>
+            </w:tcMar>
             <w:hideMark/>
           </w:tcPr>
           <w:p>
             <w:pPr>
               <w:pStyle w:val="TextoTablas"/>
+              <w:spacing w:before="0" w:after="0"/>
             </w:pPr>
             <w:r>
               <w:t>cuenta</w:t>
@@ -2841,11 +2957,18 @@
         <w:tc>
           <w:tcPr>
             <w:tcW w:w="0" w:type="auto"/>
+            <w:tcMar>
+              <w:top w:w="60" w:type="dxa"/>
+              <w:left w:w="80" w:type="dxa"/>
+              <w:bottom w:w="60" w:type="dxa"/>
+              <w:right w:w="80" w:type="dxa"/>
+            </w:tcMar>
             <w:hideMark/>
           </w:tcPr>
           <w:p>
             <w:pPr>
               <w:pStyle w:val="TextoTablas"/>
+              <w:spacing w:before="0" w:after="0"/>
             </w:pPr>
             <w:r>
               <w:t>nombre</w:t>
@@ -2860,11 +2983,18 @@
         <w:tc>
           <w:tcPr>
             <w:tcW w:w="0" w:type="auto"/>
+            <w:tcMar>
+              <w:top w:w="60" w:type="dxa"/>
+              <w:left w:w="80" w:type="dxa"/>
+              <w:bottom w:w="60" w:type="dxa"/>
+              <w:right w:w="80" w:type="dxa"/>
+            </w:tcMar>
             <w:hideMark/>
           </w:tcPr>
           <w:p>
             <w:pPr>
               <w:pStyle w:val="TextoTablas"/>
+              <w:spacing w:before="0" w:after="0"/>
               <w:rPr>
                 <w:color w:val="12263F"/>
                 <w:szCs w:val="24"/>
@@ -2882,11 +3012,18 @@
         <w:tc>
           <w:tcPr>
             <w:tcW w:w="0" w:type="auto"/>
+            <w:tcMar>
+              <w:top w:w="60" w:type="dxa"/>
+              <w:left w:w="80" w:type="dxa"/>
+              <w:bottom w:w="60" w:type="dxa"/>
+              <w:right w:w="80" w:type="dxa"/>
+            </w:tcMar>
             <w:hideMark/>
           </w:tcPr>
           <w:p>
             <w:pPr>
               <w:pStyle w:val="TextoTablas"/>
+              <w:spacing w:before="0" w:after="0"/>
               <w:rPr>
                 <w:color w:val="12263F"/>
                 <w:szCs w:val="24"/>
@@ -2906,11 +3043,18 @@
         <w:tc>
           <w:tcPr>
             <w:tcW w:w="0" w:type="auto"/>
+            <w:tcMar>
+              <w:top w:w="60" w:type="dxa"/>
+              <w:left w:w="80" w:type="dxa"/>
+              <w:bottom w:w="60" w:type="dxa"/>
+              <w:right w:w="80" w:type="dxa"/>
+            </w:tcMar>
             <w:hideMark/>
           </w:tcPr>
           <w:p>
             <w:pPr>
               <w:pStyle w:val="TextoTablas"/>
+              <w:spacing w:before="0" w:after="0"/>
               <w:rPr>
                 <w:color w:val="12263F"/>
                 <w:szCs w:val="24"/>
@@ -2928,11 +3072,19 @@
         <w:tc>
           <w:tcPr>
             <w:tcW w:w="0" w:type="auto"/>
+            <w:tcMar>
+              <w:top w:w="60" w:type="dxa"/>
+              <w:left w:w="80" w:type="dxa"/>
+              <w:bottom w:w="60" w:type="dxa"/>
+              <w:right w:w="80" w:type="dxa"/>
+            </w:tcMar>
             <w:hideMark/>
           </w:tcPr>
           <w:p>
             <w:pPr>
               <w:pStyle w:val="TextoTablas"/>
+              <w:spacing w:before="0" w:after="0"/>
+              <w:ind w:left="259"/>
               <w:rPr>
                 <w:color w:val="12263F"/>
                 <w:szCs w:val="24"/>
@@ -2955,11 +3107,18 @@
         <w:tc>
           <w:tcPr>
             <w:tcW w:w="0" w:type="auto"/>
+            <w:tcMar>
+              <w:top w:w="60" w:type="dxa"/>
+              <w:left w:w="80" w:type="dxa"/>
+              <w:bottom w:w="60" w:type="dxa"/>
+              <w:right w:w="80" w:type="dxa"/>
+            </w:tcMar>
             <w:hideMark/>
           </w:tcPr>
           <w:p>
             <w:pPr>
               <w:pStyle w:val="TextoTablas"/>
+              <w:spacing w:before="0" w:after="0"/>
               <w:rPr>
                 <w:color w:val="12263F"/>
                 <w:szCs w:val="24"/>
@@ -2977,11 +3136,19 @@
         <w:tc>
           <w:tcPr>
             <w:tcW w:w="0" w:type="auto"/>
+            <w:tcMar>
+              <w:top w:w="60" w:type="dxa"/>
+              <w:left w:w="80" w:type="dxa"/>
+              <w:bottom w:w="60" w:type="dxa"/>
+              <w:right w:w="80" w:type="dxa"/>
+            </w:tcMar>
             <w:hideMark/>
           </w:tcPr>
           <w:p>
             <w:pPr>
               <w:pStyle w:val="TextoTablas"/>
+              <w:spacing w:before="0" w:after="0"/>
+              <w:ind w:left="518"/>
               <w:rPr>
                 <w:color w:val="12263F"/>
                 <w:szCs w:val="24"/>
@@ -3001,21 +3168,29 @@
         <w:tc>
           <w:tcPr>
             <w:tcW w:w="0" w:type="auto"/>
+            <w:tcMar>
+              <w:top w:w="60" w:type="dxa"/>
+              <w:left w:w="80" w:type="dxa"/>
+              <w:bottom w:w="60" w:type="dxa"/>
+              <w:right w:w="80" w:type="dxa"/>
+            </w:tcMar>
             <w:hideMark/>
           </w:tcPr>
           <w:p>
             <w:pPr>
               <w:pStyle w:val="TextoTablas"/>
-              <w:rPr>
-                <w:color w:val="12263F"/>
-                <w:szCs w:val="24"/>
-              </w:rPr>
-            </w:pPr>
-            <w:r>
-              <w:rPr>
-                <w:color w:val="12263F"/>
-                <w:szCs w:val="24"/>
-              </w:rPr>
+              <w:spacing w:before="0" w:after="0"/>
+              <w:rPr>
+                <w:color w:val="12263F"/>
+                <w:szCs w:val="24"/>
+              </w:rPr>
+            </w:pPr>
+            <w:r>
+              <w:rPr>
+                <w:color w:val="12263F"/>
+                <w:szCs w:val="24"/>
+              </w:rPr>
+              <w:lastRenderedPageBreak/>
               <w:t>4140</w:t>
             </w:r>
           </w:p>
@@ -3023,11 +3198,19 @@
         <w:tc>
           <w:tcPr>
             <w:tcW w:w="0" w:type="auto"/>
+            <w:tcMar>
+              <w:top w:w="60" w:type="dxa"/>
+              <w:left w:w="80" w:type="dxa"/>
+              <w:bottom w:w="60" w:type="dxa"/>
+              <w:right w:w="80" w:type="dxa"/>
+            </w:tcMar>
             <w:hideMark/>
           </w:tcPr>
           <w:p>
             <w:pPr>
               <w:pStyle w:val="TextoTablas"/>
+              <w:spacing w:before="0" w:after="0"/>
+              <w:ind w:left="518"/>
               <w:rPr>
                 <w:color w:val="12263F"/>
                 <w:szCs w:val="24"/>
@@ -3050,11 +3233,18 @@
         <w:tc>
           <w:tcPr>
             <w:tcW w:w="0" w:type="auto"/>
+            <w:tcMar>
+              <w:top w:w="60" w:type="dxa"/>
+              <w:left w:w="80" w:type="dxa"/>
+              <w:bottom w:w="60" w:type="dxa"/>
+              <w:right w:w="80" w:type="dxa"/>
+            </w:tcMar>
             <w:hideMark/>
           </w:tcPr>
           <w:p>
             <w:pPr>
               <w:pStyle w:val="TextoTablas"/>
+              <w:spacing w:before="0" w:after="0"/>
               <w:rPr>
                 <w:color w:val="12263F"/>
                 <w:szCs w:val="24"/>
@@ -3072,11 +3262,19 @@
         <w:tc>
           <w:tcPr>
             <w:tcW w:w="0" w:type="auto"/>
+            <w:tcMar>
+              <w:top w:w="60" w:type="dxa"/>
+              <w:left w:w="80" w:type="dxa"/>
+              <w:bottom w:w="60" w:type="dxa"/>
+              <w:right w:w="80" w:type="dxa"/>
+            </w:tcMar>
             <w:hideMark/>
           </w:tcPr>
           <w:p>
             <w:pPr>
               <w:pStyle w:val="TextoTablas"/>
+              <w:spacing w:before="0" w:after="0"/>
+              <w:ind w:left="259"/>
               <w:rPr>
                 <w:color w:val="12263F"/>
                 <w:szCs w:val="24"/>
@@ -3096,11 +3294,18 @@
         <w:tc>
           <w:tcPr>
             <w:tcW w:w="0" w:type="auto"/>
+            <w:tcMar>
+              <w:top w:w="60" w:type="dxa"/>
+              <w:left w:w="80" w:type="dxa"/>
+              <w:bottom w:w="60" w:type="dxa"/>
+              <w:right w:w="80" w:type="dxa"/>
+            </w:tcMar>
             <w:hideMark/>
           </w:tcPr>
           <w:p>
             <w:pPr>
               <w:pStyle w:val="TextoTablas"/>
+              <w:spacing w:before="0" w:after="0"/>
               <w:rPr>
                 <w:color w:val="12263F"/>
                 <w:szCs w:val="24"/>
@@ -3118,11 +3323,19 @@
         <w:tc>
           <w:tcPr>
             <w:tcW w:w="0" w:type="auto"/>
+            <w:tcMar>
+              <w:top w:w="60" w:type="dxa"/>
+              <w:left w:w="80" w:type="dxa"/>
+              <w:bottom w:w="60" w:type="dxa"/>
+              <w:right w:w="80" w:type="dxa"/>
+            </w:tcMar>
             <w:hideMark/>
           </w:tcPr>
           <w:p>
             <w:pPr>
               <w:pStyle w:val="TextoTablas"/>
+              <w:spacing w:before="0" w:after="0"/>
+              <w:ind w:left="518"/>
               <w:rPr>
                 <w:color w:val="12263F"/>
                 <w:szCs w:val="24"/>
@@ -3145,11 +3358,18 @@
         <w:tc>
           <w:tcPr>
             <w:tcW w:w="0" w:type="auto"/>
+            <w:tcMar>
+              <w:top w:w="60" w:type="dxa"/>
+              <w:left w:w="80" w:type="dxa"/>
+              <w:bottom w:w="60" w:type="dxa"/>
+              <w:right w:w="80" w:type="dxa"/>
+            </w:tcMar>
             <w:hideMark/>
           </w:tcPr>
           <w:p>
             <w:pPr>
               <w:pStyle w:val="TextoTablas"/>
+              <w:spacing w:before="0" w:after="0"/>
               <w:rPr>
                 <w:color w:val="12263F"/>
                 <w:szCs w:val="24"/>
@@ -3167,11 +3387,19 @@
         <w:tc>
           <w:tcPr>
             <w:tcW w:w="0" w:type="auto"/>
+            <w:tcMar>
+              <w:top w:w="60" w:type="dxa"/>
+              <w:left w:w="80" w:type="dxa"/>
+              <w:bottom w:w="60" w:type="dxa"/>
+              <w:right w:w="80" w:type="dxa"/>
+            </w:tcMar>
             <w:hideMark/>
           </w:tcPr>
           <w:p>
             <w:pPr>
               <w:pStyle w:val="TextoTablas"/>
+              <w:spacing w:before="0" w:after="0"/>
+              <w:ind w:left="518"/>
               <w:rPr>
                 <w:color w:val="12263F"/>
                 <w:szCs w:val="24"/>
@@ -3191,11 +3419,18 @@
         <w:tc>
           <w:tcPr>
             <w:tcW w:w="0" w:type="auto"/>
+            <w:tcMar>
+              <w:top w:w="60" w:type="dxa"/>
+              <w:left w:w="80" w:type="dxa"/>
+              <w:bottom w:w="60" w:type="dxa"/>
+              <w:right w:w="80" w:type="dxa"/>
+            </w:tcMar>
             <w:hideMark/>
           </w:tcPr>
           <w:p>
             <w:pPr>
               <w:pStyle w:val="TextoTablas"/>
+              <w:spacing w:before="0" w:after="0"/>
               <w:rPr>
                 <w:color w:val="12263F"/>
                 <w:szCs w:val="24"/>
@@ -3213,11 +3448,19 @@
         <w:tc>
           <w:tcPr>
             <w:tcW w:w="0" w:type="auto"/>
+            <w:tcMar>
+              <w:top w:w="60" w:type="dxa"/>
+              <w:left w:w="80" w:type="dxa"/>
+              <w:bottom w:w="60" w:type="dxa"/>
+              <w:right w:w="80" w:type="dxa"/>
+            </w:tcMar>
             <w:hideMark/>
           </w:tcPr>
           <w:p>
             <w:pPr>
               <w:pStyle w:val="TextoTablas"/>
+              <w:spacing w:before="0" w:after="0"/>
+              <w:ind w:left="518"/>
               <w:rPr>
                 <w:color w:val="12263F"/>
                 <w:szCs w:val="24"/>
@@ -3239,7 +3482,6 @@
         <w:pStyle w:val="Ttulo3"/>
       </w:pPr>
       <w:r>
-        <w:lastRenderedPageBreak/>
         <w:t>Gastos</w:t>
       </w:r>
     </w:p>
@@ -3287,7 +3529,8 @@
           <w:ilvl w:val="0"/>
           <w:numId w:val="52"/>
         </w:numPr>
-        <w:ind w:left="567" w:hanging="283"/>
+        <w:spacing w:before="60" w:after="60"/>
+        <w:ind w:left="360" w:hanging="173"/>
         <w:rPr>
           <w:lang w:val="es-419" w:eastAsia="es-CO"/>
         </w:rPr>
@@ -3312,7 +3555,8 @@
           <w:ilvl w:val="0"/>
           <w:numId w:val="52"/>
         </w:numPr>
-        <w:ind w:left="567" w:hanging="283"/>
+        <w:spacing w:before="60" w:after="60"/>
+        <w:ind w:left="360" w:hanging="173"/>
         <w:rPr>
           <w:lang w:val="es-419" w:eastAsia="es-CO"/>
         </w:rPr>
@@ -3337,7 +3581,8 @@
           <w:ilvl w:val="0"/>
           <w:numId w:val="52"/>
         </w:numPr>
-        <w:ind w:left="567" w:hanging="283"/>
+        <w:spacing w:before="60" w:after="60"/>
+        <w:ind w:left="360" w:hanging="173"/>
         <w:rPr>
           <w:lang w:val="es-419" w:eastAsia="es-CO"/>
         </w:rPr>
@@ -3362,7 +3607,8 @@
           <w:ilvl w:val="0"/>
           <w:numId w:val="52"/>
         </w:numPr>
-        <w:ind w:left="567" w:hanging="283"/>
+        <w:spacing w:before="60" w:after="60"/>
+        <w:ind w:left="360" w:hanging="173"/>
         <w:rPr>
           <w:lang w:val="es-419" w:eastAsia="es-CO"/>
         </w:rPr>
@@ -3414,21 +3660,29 @@
         <w:tblLook w:val="04A0" w:firstRow="1" w:lastRow="0" w:firstColumn="1" w:lastColumn="0" w:noHBand="0" w:noVBand="1"/>
       </w:tblPr>
       <w:tblGrid>
-        <w:gridCol w:w="1571"/>
-        <w:gridCol w:w="5929"/>
+        <w:gridCol w:w="1424"/>
+        <w:gridCol w:w="6076"/>
       </w:tblGrid>
       <w:tr>
         <w:trPr>
           <w:cnfStyle w:val="100000000000" w:firstRow="1" w:lastRow="0" w:firstColumn="0" w:lastColumn="0" w:oddVBand="0" w:evenVBand="0" w:oddHBand="0" w:evenHBand="0" w:firstRowFirstColumn="0" w:firstRowLastColumn="0" w:lastRowFirstColumn="0" w:lastRowLastColumn="0"/>
+          <w:tblHeader/>
         </w:trPr>
         <w:tc>
           <w:tcPr>
             <w:tcW w:w="0" w:type="auto"/>
+            <w:tcMar>
+              <w:top w:w="60" w:type="dxa"/>
+              <w:left w:w="80" w:type="dxa"/>
+              <w:bottom w:w="60" w:type="dxa"/>
+              <w:right w:w="80" w:type="dxa"/>
+            </w:tcMar>
             <w:hideMark/>
           </w:tcPr>
           <w:p>
             <w:pPr>
               <w:pStyle w:val="TextoTablas"/>
+              <w:spacing w:before="0" w:after="0"/>
             </w:pPr>
             <w:r>
               <w:t>cuenta</w:t>
@@ -3438,11 +3692,18 @@
         <w:tc>
           <w:tcPr>
             <w:tcW w:w="0" w:type="auto"/>
+            <w:tcMar>
+              <w:top w:w="60" w:type="dxa"/>
+              <w:left w:w="80" w:type="dxa"/>
+              <w:bottom w:w="60" w:type="dxa"/>
+              <w:right w:w="80" w:type="dxa"/>
+            </w:tcMar>
             <w:hideMark/>
           </w:tcPr>
           <w:p>
             <w:pPr>
               <w:pStyle w:val="TextoTablas"/>
+              <w:spacing w:before="0" w:after="0"/>
             </w:pPr>
             <w:r>
               <w:t>nombre</w:t>
@@ -3457,11 +3718,18 @@
         <w:tc>
           <w:tcPr>
             <w:tcW w:w="0" w:type="auto"/>
+            <w:tcMar>
+              <w:top w:w="60" w:type="dxa"/>
+              <w:left w:w="80" w:type="dxa"/>
+              <w:bottom w:w="60" w:type="dxa"/>
+              <w:right w:w="80" w:type="dxa"/>
+            </w:tcMar>
             <w:hideMark/>
           </w:tcPr>
           <w:p>
             <w:pPr>
               <w:pStyle w:val="TextoTablas"/>
+              <w:spacing w:before="0" w:after="0"/>
               <w:rPr>
                 <w:color w:val="12263F"/>
                 <w:szCs w:val="24"/>
@@ -3479,11 +3747,18 @@
         <w:tc>
           <w:tcPr>
             <w:tcW w:w="0" w:type="auto"/>
+            <w:tcMar>
+              <w:top w:w="60" w:type="dxa"/>
+              <w:left w:w="80" w:type="dxa"/>
+              <w:bottom w:w="60" w:type="dxa"/>
+              <w:right w:w="80" w:type="dxa"/>
+            </w:tcMar>
             <w:hideMark/>
           </w:tcPr>
           <w:p>
             <w:pPr>
               <w:pStyle w:val="TextoTablas"/>
+              <w:spacing w:before="0" w:after="0"/>
               <w:rPr>
                 <w:color w:val="12263F"/>
                 <w:szCs w:val="24"/>
@@ -3503,11 +3778,18 @@
         <w:tc>
           <w:tcPr>
             <w:tcW w:w="0" w:type="auto"/>
+            <w:tcMar>
+              <w:top w:w="60" w:type="dxa"/>
+              <w:left w:w="80" w:type="dxa"/>
+              <w:bottom w:w="60" w:type="dxa"/>
+              <w:right w:w="80" w:type="dxa"/>
+            </w:tcMar>
             <w:hideMark/>
           </w:tcPr>
           <w:p>
             <w:pPr>
               <w:pStyle w:val="TextoTablas"/>
+              <w:spacing w:before="0" w:after="0"/>
               <w:rPr>
                 <w:color w:val="12263F"/>
                 <w:szCs w:val="24"/>
@@ -3525,11 +3807,19 @@
         <w:tc>
           <w:tcPr>
             <w:tcW w:w="0" w:type="auto"/>
+            <w:tcMar>
+              <w:top w:w="60" w:type="dxa"/>
+              <w:left w:w="80" w:type="dxa"/>
+              <w:bottom w:w="60" w:type="dxa"/>
+              <w:right w:w="80" w:type="dxa"/>
+            </w:tcMar>
             <w:hideMark/>
           </w:tcPr>
           <w:p>
             <w:pPr>
               <w:pStyle w:val="TextoTablas"/>
+              <w:spacing w:before="0" w:after="0"/>
+              <w:ind w:left="259"/>
               <w:rPr>
                 <w:color w:val="12263F"/>
                 <w:szCs w:val="24"/>
@@ -3552,11 +3842,18 @@
         <w:tc>
           <w:tcPr>
             <w:tcW w:w="0" w:type="auto"/>
+            <w:tcMar>
+              <w:top w:w="60" w:type="dxa"/>
+              <w:left w:w="80" w:type="dxa"/>
+              <w:bottom w:w="60" w:type="dxa"/>
+              <w:right w:w="80" w:type="dxa"/>
+            </w:tcMar>
             <w:hideMark/>
           </w:tcPr>
           <w:p>
             <w:pPr>
               <w:pStyle w:val="TextoTablas"/>
+              <w:spacing w:before="0" w:after="0"/>
               <w:rPr>
                 <w:color w:val="12263F"/>
                 <w:szCs w:val="24"/>
@@ -3574,11 +3871,19 @@
         <w:tc>
           <w:tcPr>
             <w:tcW w:w="0" w:type="auto"/>
+            <w:tcMar>
+              <w:top w:w="60" w:type="dxa"/>
+              <w:left w:w="80" w:type="dxa"/>
+              <w:bottom w:w="60" w:type="dxa"/>
+              <w:right w:w="80" w:type="dxa"/>
+            </w:tcMar>
             <w:hideMark/>
           </w:tcPr>
           <w:p>
             <w:pPr>
               <w:pStyle w:val="TextoTablas"/>
+              <w:spacing w:before="0" w:after="0"/>
+              <w:ind w:left="518"/>
               <w:rPr>
                 <w:color w:val="12263F"/>
                 <w:szCs w:val="24"/>
@@ -3598,11 +3903,18 @@
         <w:tc>
           <w:tcPr>
             <w:tcW w:w="0" w:type="auto"/>
+            <w:tcMar>
+              <w:top w:w="60" w:type="dxa"/>
+              <w:left w:w="80" w:type="dxa"/>
+              <w:bottom w:w="60" w:type="dxa"/>
+              <w:right w:w="80" w:type="dxa"/>
+            </w:tcMar>
             <w:hideMark/>
           </w:tcPr>
           <w:p>
             <w:pPr>
               <w:pStyle w:val="TextoTablas"/>
+              <w:spacing w:before="0" w:after="0"/>
               <w:rPr>
                 <w:color w:val="12263F"/>
                 <w:szCs w:val="24"/>
@@ -3620,11 +3932,19 @@
         <w:tc>
           <w:tcPr>
             <w:tcW w:w="0" w:type="auto"/>
+            <w:tcMar>
+              <w:top w:w="60" w:type="dxa"/>
+              <w:left w:w="80" w:type="dxa"/>
+              <w:bottom w:w="60" w:type="dxa"/>
+              <w:right w:w="80" w:type="dxa"/>
+            </w:tcMar>
             <w:hideMark/>
           </w:tcPr>
           <w:p>
             <w:pPr>
               <w:pStyle w:val="TextoTablas"/>
+              <w:spacing w:before="0" w:after="0"/>
+              <w:ind w:left="518"/>
               <w:rPr>
                 <w:color w:val="12263F"/>
                 <w:szCs w:val="24"/>
@@ -3647,11 +3967,18 @@
         <w:tc>
           <w:tcPr>
             <w:tcW w:w="0" w:type="auto"/>
+            <w:tcMar>
+              <w:top w:w="60" w:type="dxa"/>
+              <w:left w:w="80" w:type="dxa"/>
+              <w:bottom w:w="60" w:type="dxa"/>
+              <w:right w:w="80" w:type="dxa"/>
+            </w:tcMar>
             <w:hideMark/>
           </w:tcPr>
           <w:p>
             <w:pPr>
               <w:pStyle w:val="TextoTablas"/>
+              <w:spacing w:before="0" w:after="0"/>
               <w:rPr>
                 <w:color w:val="12263F"/>
                 <w:szCs w:val="24"/>
@@ -3669,11 +3996,19 @@
         <w:tc>
           <w:tcPr>
             <w:tcW w:w="0" w:type="auto"/>
+            <w:tcMar>
+              <w:top w:w="60" w:type="dxa"/>
+              <w:left w:w="80" w:type="dxa"/>
+              <w:bottom w:w="60" w:type="dxa"/>
+              <w:right w:w="80" w:type="dxa"/>
+            </w:tcMar>
             <w:hideMark/>
           </w:tcPr>
           <w:p>
             <w:pPr>
               <w:pStyle w:val="TextoTablas"/>
+              <w:spacing w:before="0" w:after="0"/>
+              <w:ind w:left="518"/>
               <w:rPr>
                 <w:color w:val="12263F"/>
                 <w:szCs w:val="24"/>
@@ -3693,21 +4028,29 @@
         <w:tc>
           <w:tcPr>
             <w:tcW w:w="0" w:type="auto"/>
+            <w:tcMar>
+              <w:top w:w="60" w:type="dxa"/>
+              <w:left w:w="80" w:type="dxa"/>
+              <w:bottom w:w="60" w:type="dxa"/>
+              <w:right w:w="80" w:type="dxa"/>
+            </w:tcMar>
             <w:hideMark/>
           </w:tcPr>
           <w:p>
             <w:pPr>
               <w:pStyle w:val="TextoTablas"/>
-              <w:rPr>
-                <w:color w:val="12263F"/>
-                <w:szCs w:val="24"/>
-              </w:rPr>
-            </w:pPr>
-            <w:r>
-              <w:rPr>
-                <w:color w:val="12263F"/>
-                <w:szCs w:val="24"/>
-              </w:rPr>
+              <w:spacing w:before="0" w:after="0"/>
+              <w:rPr>
+                <w:color w:val="12263F"/>
+                <w:szCs w:val="24"/>
+              </w:rPr>
+            </w:pPr>
+            <w:r>
+              <w:rPr>
+                <w:color w:val="12263F"/>
+                <w:szCs w:val="24"/>
+              </w:rPr>
+              <w:lastRenderedPageBreak/>
               <w:t>52</w:t>
             </w:r>
           </w:p>
@@ -3715,11 +4058,19 @@
         <w:tc>
           <w:tcPr>
             <w:tcW w:w="0" w:type="auto"/>
+            <w:tcMar>
+              <w:top w:w="60" w:type="dxa"/>
+              <w:left w:w="80" w:type="dxa"/>
+              <w:bottom w:w="60" w:type="dxa"/>
+              <w:right w:w="80" w:type="dxa"/>
+            </w:tcMar>
             <w:hideMark/>
           </w:tcPr>
           <w:p>
             <w:pPr>
               <w:pStyle w:val="TextoTablas"/>
+              <w:spacing w:before="0" w:after="0"/>
+              <w:ind w:left="259"/>
               <w:rPr>
                 <w:color w:val="12263F"/>
                 <w:szCs w:val="24"/>
@@ -3742,11 +4093,18 @@
         <w:tc>
           <w:tcPr>
             <w:tcW w:w="0" w:type="auto"/>
+            <w:tcMar>
+              <w:top w:w="60" w:type="dxa"/>
+              <w:left w:w="80" w:type="dxa"/>
+              <w:bottom w:w="60" w:type="dxa"/>
+              <w:right w:w="80" w:type="dxa"/>
+            </w:tcMar>
             <w:hideMark/>
           </w:tcPr>
           <w:p>
             <w:pPr>
               <w:pStyle w:val="TextoTablas"/>
+              <w:spacing w:before="0" w:after="0"/>
               <w:rPr>
                 <w:color w:val="12263F"/>
                 <w:szCs w:val="24"/>
@@ -3764,11 +4122,19 @@
         <w:tc>
           <w:tcPr>
             <w:tcW w:w="0" w:type="auto"/>
+            <w:tcMar>
+              <w:top w:w="60" w:type="dxa"/>
+              <w:left w:w="80" w:type="dxa"/>
+              <w:bottom w:w="60" w:type="dxa"/>
+              <w:right w:w="80" w:type="dxa"/>
+            </w:tcMar>
             <w:hideMark/>
           </w:tcPr>
           <w:p>
             <w:pPr>
               <w:pStyle w:val="TextoTablas"/>
+              <w:spacing w:before="0" w:after="0"/>
+              <w:ind w:left="518"/>
               <w:rPr>
                 <w:color w:val="12263F"/>
                 <w:szCs w:val="24"/>
@@ -3788,22 +4154,28 @@
         <w:tc>
           <w:tcPr>
             <w:tcW w:w="0" w:type="auto"/>
+            <w:tcMar>
+              <w:top w:w="60" w:type="dxa"/>
+              <w:left w:w="80" w:type="dxa"/>
+              <w:bottom w:w="60" w:type="dxa"/>
+              <w:right w:w="80" w:type="dxa"/>
+            </w:tcMar>
             <w:hideMark/>
           </w:tcPr>
           <w:p>
             <w:pPr>
               <w:pStyle w:val="TextoTablas"/>
-              <w:rPr>
-                <w:color w:val="12263F"/>
-                <w:szCs w:val="24"/>
-              </w:rPr>
-            </w:pPr>
-            <w:r>
-              <w:rPr>
-                <w:color w:val="12263F"/>
-                <w:szCs w:val="24"/>
-              </w:rPr>
-              <w:lastRenderedPageBreak/>
+              <w:spacing w:before="0" w:after="0"/>
+              <w:rPr>
+                <w:color w:val="12263F"/>
+                <w:szCs w:val="24"/>
+              </w:rPr>
+            </w:pPr>
+            <w:r>
+              <w:rPr>
+                <w:color w:val="12263F"/>
+                <w:szCs w:val="24"/>
+              </w:rPr>
               <w:t>5210</w:t>
             </w:r>
           </w:p>
@@ -3811,11 +4183,19 @@
         <w:tc>
           <w:tcPr>
             <w:tcW w:w="0" w:type="auto"/>
+            <w:tcMar>
+              <w:top w:w="60" w:type="dxa"/>
+              <w:left w:w="80" w:type="dxa"/>
+              <w:bottom w:w="60" w:type="dxa"/>
+              <w:right w:w="80" w:type="dxa"/>
+            </w:tcMar>
             <w:hideMark/>
           </w:tcPr>
           <w:p>
             <w:pPr>
               <w:pStyle w:val="TextoTablas"/>
+              <w:spacing w:before="0" w:after="0"/>
+              <w:ind w:left="518"/>
               <w:rPr>
                 <w:color w:val="12263F"/>
                 <w:szCs w:val="24"/>
@@ -3838,11 +4218,18 @@
         <w:tc>
           <w:tcPr>
             <w:tcW w:w="0" w:type="auto"/>
+            <w:tcMar>
+              <w:top w:w="60" w:type="dxa"/>
+              <w:left w:w="80" w:type="dxa"/>
+              <w:bottom w:w="60" w:type="dxa"/>
+              <w:right w:w="80" w:type="dxa"/>
+            </w:tcMar>
             <w:hideMark/>
           </w:tcPr>
           <w:p>
             <w:pPr>
               <w:pStyle w:val="TextoTablas"/>
+              <w:spacing w:before="0" w:after="0"/>
               <w:rPr>
                 <w:color w:val="12263F"/>
                 <w:szCs w:val="24"/>
@@ -3860,11 +4247,19 @@
         <w:tc>
           <w:tcPr>
             <w:tcW w:w="0" w:type="auto"/>
+            <w:tcMar>
+              <w:top w:w="60" w:type="dxa"/>
+              <w:left w:w="80" w:type="dxa"/>
+              <w:bottom w:w="60" w:type="dxa"/>
+              <w:right w:w="80" w:type="dxa"/>
+            </w:tcMar>
             <w:hideMark/>
           </w:tcPr>
           <w:p>
             <w:pPr>
               <w:pStyle w:val="TextoTablas"/>
+              <w:spacing w:before="0" w:after="0"/>
+              <w:ind w:left="518"/>
               <w:rPr>
                 <w:color w:val="12263F"/>
                 <w:szCs w:val="24"/>
@@ -3909,7 +4304,8 @@
           <w:ilvl w:val="0"/>
           <w:numId w:val="53"/>
         </w:numPr>
-        <w:ind w:left="567" w:hanging="283"/>
+        <w:spacing w:before="60" w:after="60"/>
+        <w:ind w:left="360" w:hanging="173"/>
         <w:rPr>
           <w:lang w:val="es-419" w:eastAsia="es-CO"/>
         </w:rPr>
@@ -3934,7 +4330,8 @@
           <w:ilvl w:val="0"/>
           <w:numId w:val="53"/>
         </w:numPr>
-        <w:ind w:left="567" w:hanging="283"/>
+        <w:spacing w:before="60" w:after="60"/>
+        <w:ind w:left="360" w:hanging="173"/>
         <w:rPr>
           <w:lang w:val="es-419" w:eastAsia="es-CO"/>
         </w:rPr>
@@ -3959,7 +4356,8 @@
           <w:ilvl w:val="0"/>
           <w:numId w:val="53"/>
         </w:numPr>
-        <w:ind w:left="567" w:hanging="283"/>
+        <w:spacing w:before="60" w:after="60"/>
+        <w:ind w:left="360" w:hanging="173"/>
         <w:rPr>
           <w:lang w:val="es-419" w:eastAsia="es-CO"/>
         </w:rPr>
@@ -3984,7 +4382,8 @@
           <w:ilvl w:val="0"/>
           <w:numId w:val="53"/>
         </w:numPr>
-        <w:ind w:left="567" w:hanging="283"/>
+        <w:spacing w:before="60" w:after="60"/>
+        <w:ind w:left="360" w:hanging="173"/>
         <w:rPr>
           <w:lang w:val="es-419" w:eastAsia="es-CO"/>
         </w:rPr>
@@ -4017,6 +4416,13 @@
     </w:p>
     <w:p>
       <w:pPr>
+        <w:rPr>
+          <w:lang w:val="es-419" w:eastAsia="es-CO"/>
+        </w:rPr>
+      </w:pPr>
+    </w:p>
+    <w:p>
+      <w:pPr>
         <w:pStyle w:val="Tabla"/>
         <w:rPr>
           <w:lang w:val="es-419" w:eastAsia="es-CO"/>
@@ -4026,6 +4432,7 @@
         <w:rPr>
           <w:lang w:val="es-419" w:eastAsia="es-CO"/>
         </w:rPr>
+        <w:lastRenderedPageBreak/>
         <w:t>Costos</w:t>
       </w:r>
     </w:p>
@@ -4036,8 +4443,8 @@
         <w:tblLook w:val="04A0" w:firstRow="1" w:lastRow="0" w:firstColumn="1" w:lastColumn="0" w:noHBand="0" w:noVBand="1"/>
       </w:tblPr>
       <w:tblGrid>
-        <w:gridCol w:w="1495"/>
-        <w:gridCol w:w="6005"/>
+        <w:gridCol w:w="1375"/>
+        <w:gridCol w:w="6125"/>
       </w:tblGrid>
       <w:tr>
         <w:trPr>
@@ -4047,11 +4454,18 @@
         <w:tc>
           <w:tcPr>
             <w:tcW w:w="0" w:type="auto"/>
+            <w:tcMar>
+              <w:top w:w="60" w:type="dxa"/>
+              <w:left w:w="80" w:type="dxa"/>
+              <w:bottom w:w="60" w:type="dxa"/>
+              <w:right w:w="80" w:type="dxa"/>
+            </w:tcMar>
             <w:hideMark/>
           </w:tcPr>
           <w:p>
             <w:pPr>
               <w:pStyle w:val="TextoTablas"/>
+              <w:spacing w:before="0" w:after="0"/>
             </w:pPr>
             <w:r>
               <w:t>CUENTA</w:t>
@@ -4061,11 +4475,18 @@
         <w:tc>
           <w:tcPr>
             <w:tcW w:w="0" w:type="auto"/>
+            <w:tcMar>
+              <w:top w:w="60" w:type="dxa"/>
+              <w:left w:w="80" w:type="dxa"/>
+              <w:bottom w:w="60" w:type="dxa"/>
+              <w:right w:w="80" w:type="dxa"/>
+            </w:tcMar>
             <w:hideMark/>
           </w:tcPr>
           <w:p>
             <w:pPr>
               <w:pStyle w:val="TextoTablas"/>
+              <w:spacing w:before="0" w:after="0"/>
             </w:pPr>
             <w:r>
               <w:t>NOMBRE</w:t>
@@ -4080,11 +4501,18 @@
         <w:tc>
           <w:tcPr>
             <w:tcW w:w="0" w:type="auto"/>
+            <w:tcMar>
+              <w:top w:w="60" w:type="dxa"/>
+              <w:left w:w="80" w:type="dxa"/>
+              <w:bottom w:w="60" w:type="dxa"/>
+              <w:right w:w="80" w:type="dxa"/>
+            </w:tcMar>
             <w:hideMark/>
           </w:tcPr>
           <w:p>
             <w:pPr>
               <w:pStyle w:val="TextoTablas"/>
+              <w:spacing w:before="0" w:after="0"/>
               <w:rPr>
                 <w:color w:val="12263F"/>
                 <w:szCs w:val="24"/>
@@ -4102,11 +4530,18 @@
         <w:tc>
           <w:tcPr>
             <w:tcW w:w="0" w:type="auto"/>
+            <w:tcMar>
+              <w:top w:w="60" w:type="dxa"/>
+              <w:left w:w="80" w:type="dxa"/>
+              <w:bottom w:w="60" w:type="dxa"/>
+              <w:right w:w="80" w:type="dxa"/>
+            </w:tcMar>
             <w:hideMark/>
           </w:tcPr>
           <w:p>
             <w:pPr>
               <w:pStyle w:val="TextoTablas"/>
+              <w:spacing w:before="0" w:after="0"/>
               <w:rPr>
                 <w:color w:val="12263F"/>
                 <w:szCs w:val="24"/>
@@ -4126,22 +4561,28 @@
         <w:tc>
           <w:tcPr>
             <w:tcW w:w="0" w:type="auto"/>
+            <w:tcMar>
+              <w:top w:w="60" w:type="dxa"/>
+              <w:left w:w="80" w:type="dxa"/>
+              <w:bottom w:w="60" w:type="dxa"/>
+              <w:right w:w="80" w:type="dxa"/>
+            </w:tcMar>
             <w:hideMark/>
           </w:tcPr>
           <w:p>
             <w:pPr>
               <w:pStyle w:val="TextoTablas"/>
-              <w:rPr>
-                <w:color w:val="12263F"/>
-                <w:szCs w:val="24"/>
-              </w:rPr>
-            </w:pPr>
-            <w:r>
-              <w:rPr>
-                <w:color w:val="12263F"/>
-                <w:szCs w:val="24"/>
-              </w:rPr>
-              <w:lastRenderedPageBreak/>
+              <w:spacing w:before="0" w:after="0"/>
+              <w:rPr>
+                <w:color w:val="12263F"/>
+                <w:szCs w:val="24"/>
+              </w:rPr>
+            </w:pPr>
+            <w:r>
+              <w:rPr>
+                <w:color w:val="12263F"/>
+                <w:szCs w:val="24"/>
+              </w:rPr>
               <w:t>61</w:t>
             </w:r>
           </w:p>
@@ -4149,11 +4590,19 @@
         <w:tc>
           <w:tcPr>
             <w:tcW w:w="0" w:type="auto"/>
+            <w:tcMar>
+              <w:top w:w="60" w:type="dxa"/>
+              <w:left w:w="80" w:type="dxa"/>
+              <w:bottom w:w="60" w:type="dxa"/>
+              <w:right w:w="80" w:type="dxa"/>
+            </w:tcMar>
             <w:hideMark/>
           </w:tcPr>
           <w:p>
             <w:pPr>
               <w:pStyle w:val="TextoTablas"/>
+              <w:spacing w:before="0" w:after="0"/>
+              <w:ind w:left="259"/>
               <w:rPr>
                 <w:color w:val="12263F"/>
                 <w:szCs w:val="24"/>
@@ -4176,11 +4625,18 @@
         <w:tc>
           <w:tcPr>
             <w:tcW w:w="0" w:type="auto"/>
+            <w:tcMar>
+              <w:top w:w="60" w:type="dxa"/>
+              <w:left w:w="80" w:type="dxa"/>
+              <w:bottom w:w="60" w:type="dxa"/>
+              <w:right w:w="80" w:type="dxa"/>
+            </w:tcMar>
             <w:hideMark/>
           </w:tcPr>
           <w:p>
             <w:pPr>
               <w:pStyle w:val="TextoTablas"/>
+              <w:spacing w:before="0" w:after="0"/>
               <w:rPr>
                 <w:color w:val="12263F"/>
                 <w:szCs w:val="24"/>
@@ -4198,11 +4654,19 @@
         <w:tc>
           <w:tcPr>
             <w:tcW w:w="0" w:type="auto"/>
+            <w:tcMar>
+              <w:top w:w="60" w:type="dxa"/>
+              <w:left w:w="80" w:type="dxa"/>
+              <w:bottom w:w="60" w:type="dxa"/>
+              <w:right w:w="80" w:type="dxa"/>
+            </w:tcMar>
             <w:hideMark/>
           </w:tcPr>
           <w:p>
             <w:pPr>
               <w:pStyle w:val="TextoTablas"/>
+              <w:spacing w:before="0" w:after="0"/>
+              <w:ind w:left="518"/>
               <w:rPr>
                 <w:color w:val="12263F"/>
                 <w:szCs w:val="24"/>
@@ -4222,11 +4686,18 @@
         <w:tc>
           <w:tcPr>
             <w:tcW w:w="0" w:type="auto"/>
+            <w:tcMar>
+              <w:top w:w="60" w:type="dxa"/>
+              <w:left w:w="80" w:type="dxa"/>
+              <w:bottom w:w="60" w:type="dxa"/>
+              <w:right w:w="80" w:type="dxa"/>
+            </w:tcMar>
             <w:hideMark/>
           </w:tcPr>
           <w:p>
             <w:pPr>
               <w:pStyle w:val="TextoTablas"/>
+              <w:spacing w:before="0" w:after="0"/>
               <w:rPr>
                 <w:color w:val="12263F"/>
                 <w:szCs w:val="24"/>
@@ -4244,11 +4715,19 @@
         <w:tc>
           <w:tcPr>
             <w:tcW w:w="0" w:type="auto"/>
+            <w:tcMar>
+              <w:top w:w="60" w:type="dxa"/>
+              <w:left w:w="80" w:type="dxa"/>
+              <w:bottom w:w="60" w:type="dxa"/>
+              <w:right w:w="80" w:type="dxa"/>
+            </w:tcMar>
             <w:hideMark/>
           </w:tcPr>
           <w:p>
             <w:pPr>
               <w:pStyle w:val="TextoTablas"/>
+              <w:spacing w:before="0" w:after="0"/>
+              <w:ind w:left="518"/>
               <w:rPr>
                 <w:color w:val="12263F"/>
                 <w:szCs w:val="24"/>
@@ -4271,11 +4750,18 @@
         <w:tc>
           <w:tcPr>
             <w:tcW w:w="0" w:type="auto"/>
+            <w:tcMar>
+              <w:top w:w="60" w:type="dxa"/>
+              <w:left w:w="80" w:type="dxa"/>
+              <w:bottom w:w="60" w:type="dxa"/>
+              <w:right w:w="80" w:type="dxa"/>
+            </w:tcMar>
             <w:hideMark/>
           </w:tcPr>
           <w:p>
             <w:pPr>
               <w:pStyle w:val="TextoTablas"/>
+              <w:spacing w:before="0" w:after="0"/>
               <w:rPr>
                 <w:color w:val="12263F"/>
                 <w:szCs w:val="24"/>
@@ -4293,11 +4779,19 @@
         <w:tc>
           <w:tcPr>
             <w:tcW w:w="0" w:type="auto"/>
+            <w:tcMar>
+              <w:top w:w="60" w:type="dxa"/>
+              <w:left w:w="80" w:type="dxa"/>
+              <w:bottom w:w="60" w:type="dxa"/>
+              <w:right w:w="80" w:type="dxa"/>
+            </w:tcMar>
             <w:hideMark/>
           </w:tcPr>
           <w:p>
             <w:pPr>
               <w:pStyle w:val="TextoTablas"/>
+              <w:spacing w:before="0" w:after="0"/>
+              <w:ind w:left="259"/>
               <w:rPr>
                 <w:color w:val="12263F"/>
                 <w:szCs w:val="24"/>
@@ -4317,11 +4811,18 @@
         <w:tc>
           <w:tcPr>
             <w:tcW w:w="0" w:type="auto"/>
+            <w:tcMar>
+              <w:top w:w="60" w:type="dxa"/>
+              <w:left w:w="80" w:type="dxa"/>
+              <w:bottom w:w="60" w:type="dxa"/>
+              <w:right w:w="80" w:type="dxa"/>
+            </w:tcMar>
             <w:hideMark/>
           </w:tcPr>
           <w:p>
             <w:pPr>
               <w:pStyle w:val="TextoTablas"/>
+              <w:spacing w:before="0" w:after="0"/>
               <w:rPr>
                 <w:color w:val="12263F"/>
                 <w:szCs w:val="24"/>
@@ -4339,11 +4840,19 @@
         <w:tc>
           <w:tcPr>
             <w:tcW w:w="0" w:type="auto"/>
+            <w:tcMar>
+              <w:top w:w="60" w:type="dxa"/>
+              <w:left w:w="80" w:type="dxa"/>
+              <w:bottom w:w="60" w:type="dxa"/>
+              <w:right w:w="80" w:type="dxa"/>
+            </w:tcMar>
             <w:hideMark/>
           </w:tcPr>
           <w:p>
             <w:pPr>
               <w:pStyle w:val="TextoTablas"/>
+              <w:spacing w:before="0" w:after="0"/>
+              <w:ind w:left="518"/>
               <w:rPr>
                 <w:color w:val="12263F"/>
                 <w:szCs w:val="24"/>
@@ -4366,11 +4875,18 @@
         <w:tc>
           <w:tcPr>
             <w:tcW w:w="0" w:type="auto"/>
+            <w:tcMar>
+              <w:top w:w="60" w:type="dxa"/>
+              <w:left w:w="80" w:type="dxa"/>
+              <w:bottom w:w="60" w:type="dxa"/>
+              <w:right w:w="80" w:type="dxa"/>
+            </w:tcMar>
             <w:hideMark/>
           </w:tcPr>
           <w:p>
             <w:pPr>
               <w:pStyle w:val="TextoTablas"/>
+              <w:spacing w:before="0" w:after="0"/>
               <w:rPr>
                 <w:color w:val="12263F"/>
                 <w:szCs w:val="24"/>
@@ -4388,11 +4904,19 @@
         <w:tc>
           <w:tcPr>
             <w:tcW w:w="0" w:type="auto"/>
+            <w:tcMar>
+              <w:top w:w="60" w:type="dxa"/>
+              <w:left w:w="80" w:type="dxa"/>
+              <w:bottom w:w="60" w:type="dxa"/>
+              <w:right w:w="80" w:type="dxa"/>
+            </w:tcMar>
             <w:hideMark/>
           </w:tcPr>
           <w:p>
             <w:pPr>
               <w:pStyle w:val="TextoTablas"/>
+              <w:spacing w:before="0" w:after="0"/>
+              <w:ind w:left="518"/>
               <w:rPr>
                 <w:color w:val="12263F"/>
                 <w:szCs w:val="24"/>
@@ -4469,6 +4993,8 @@
     </w:p>
     <w:p>
       <w:pPr>
+        <w:spacing w:before="120"/>
+        <w:ind w:firstLine="0"/>
         <w:rPr>
           <w:lang w:val="es-419" w:eastAsia="es-CO"/>
         </w:rPr>
@@ -4526,23 +5052,10 @@
     </w:p>
     <w:p>
       <w:pPr>
-        <w:rPr>
-          <w:lang w:val="es-419" w:eastAsia="es-CO"/>
-        </w:rPr>
-      </w:pPr>
-    </w:p>
-    <w:p>
-      <w:pPr>
-        <w:rPr>
-          <w:lang w:val="es-419" w:eastAsia="es-CO"/>
-        </w:rPr>
-      </w:pPr>
-    </w:p>
-    <w:p>
-      <w:pPr>
         <w:pStyle w:val="Ttulo5"/>
       </w:pPr>
       <w:r>
+        <w:lastRenderedPageBreak/>
         <w:t>Gastos</w:t>
       </w:r>
     </w:p>
@@ -4556,7 +5069,19 @@
         <w:rPr>
           <w:lang w:val="es-419" w:eastAsia="es-CO"/>
         </w:rPr>
-        <w:t>El movimiento de los gastos empieza y aumenta en él Debe, disminuye el saldo de esta cuenta y se cancela al final del período contable en el Haber.</w:t>
+        <w:t xml:space="preserve">El movimiento de los gastos empieza y aumenta en él </w:t>
+      </w:r>
+      <w:r>
+        <w:rPr>
+          <w:lang w:val="es-419" w:eastAsia="es-CO"/>
+        </w:rPr>
+        <w:t>d</w:t>
+      </w:r>
+      <w:r>
+        <w:rPr>
+          <w:lang w:val="es-419" w:eastAsia="es-CO"/>
+        </w:rPr>
+        <w:t>ebe, disminuye el saldo de esta cuenta y se cancela al final del período contable en el Haber.</w:t>
       </w:r>
     </w:p>
     <w:p>
@@ -4575,6 +5100,8 @@
     </w:p>
     <w:p>
       <w:pPr>
+        <w:spacing w:before="120"/>
+        <w:ind w:firstLine="0"/>
         <w:rPr>
           <w:noProof/>
           <w:lang w:val="es-419" w:eastAsia="es-CO"/>
@@ -4692,6 +5219,8 @@
     </w:p>
     <w:p>
       <w:pPr>
+        <w:spacing w:before="120"/>
+        <w:ind w:firstLine="0"/>
         <w:rPr>
           <w:lang w:val="es-419" w:eastAsia="es-CO"/>
         </w:rPr>
@@ -4701,7 +5230,6 @@
           <w:noProof/>
           <w:lang w:val="es-419" w:eastAsia="es-CO"/>
         </w:rPr>
-        <w:lastRenderedPageBreak/>
         <w:drawing>
           <wp:inline distT="0" distB="0" distL="0" distR="0" wp14:anchorId="631F4F66" wp14:editId="780E79DC">
             <wp:extent cx="5028150" cy="2090262"/>
@@ -4754,6 +5282,7 @@
       </w:pPr>
       <w:bookmarkStart w:id="5" w:name="_Toc224305676"/>
       <w:r>
+        <w:lastRenderedPageBreak/>
         <w:t>Cuentas de orden</w:t>
       </w:r>
       <w:bookmarkEnd w:id="5"/>
@@ -4840,7 +5369,8 @@
           <w:ilvl w:val="0"/>
           <w:numId w:val="54"/>
         </w:numPr>
-        <w:ind w:left="567" w:hanging="283"/>
+        <w:spacing w:before="60" w:after="60"/>
+        <w:ind w:left="360" w:hanging="173"/>
         <w:rPr>
           <w:lang w:val="es-419" w:eastAsia="es-CO"/>
         </w:rPr>
@@ -4877,7 +5407,8 @@
           <w:ilvl w:val="0"/>
           <w:numId w:val="54"/>
         </w:numPr>
-        <w:ind w:left="567" w:hanging="283"/>
+        <w:spacing w:before="60" w:after="60"/>
+        <w:ind w:left="360" w:hanging="173"/>
         <w:rPr>
           <w:lang w:val="es-419" w:eastAsia="es-CO"/>
         </w:rPr>
@@ -4897,47 +5428,63 @@
     </w:p>
     <w:p>
       <w:pPr>
-        <w:ind w:left="284" w:firstLine="0"/>
-        <w:rPr>
-          <w:lang w:val="es-419" w:eastAsia="es-CO"/>
-        </w:rPr>
-      </w:pPr>
-    </w:p>
-    <w:p>
-      <w:pPr>
-        <w:ind w:left="284" w:firstLine="0"/>
-        <w:rPr>
-          <w:lang w:val="es-419" w:eastAsia="es-CO"/>
-        </w:rPr>
-      </w:pPr>
-    </w:p>
-    <w:p>
-      <w:pPr>
-        <w:ind w:left="284" w:firstLine="0"/>
-        <w:rPr>
-          <w:lang w:val="es-419" w:eastAsia="es-CO"/>
-        </w:rPr>
-      </w:pPr>
-    </w:p>
-    <w:p>
-      <w:pPr>
-        <w:ind w:left="284" w:firstLine="0"/>
-        <w:rPr>
-          <w:lang w:val="es-419" w:eastAsia="es-CO"/>
-        </w:rPr>
-      </w:pPr>
-    </w:p>
-    <w:p>
-      <w:pPr>
-        <w:ind w:left="284" w:firstLine="0"/>
-        <w:rPr>
-          <w:lang w:val="es-419" w:eastAsia="es-CO"/>
-        </w:rPr>
-      </w:pPr>
-    </w:p>
-    <w:p>
-      <w:pPr>
-        <w:ind w:left="284" w:firstLine="0"/>
+        <w:spacing w:before="60" w:after="60"/>
+        <w:rPr>
+          <w:lang w:val="es-419" w:eastAsia="es-CO"/>
+        </w:rPr>
+      </w:pPr>
+    </w:p>
+    <w:p>
+      <w:pPr>
+        <w:spacing w:before="60" w:after="60"/>
+        <w:rPr>
+          <w:lang w:val="es-419" w:eastAsia="es-CO"/>
+        </w:rPr>
+      </w:pPr>
+    </w:p>
+    <w:p>
+      <w:pPr>
+        <w:spacing w:before="60" w:after="60"/>
+        <w:rPr>
+          <w:lang w:val="es-419" w:eastAsia="es-CO"/>
+        </w:rPr>
+      </w:pPr>
+    </w:p>
+    <w:p>
+      <w:pPr>
+        <w:spacing w:before="60" w:after="60"/>
+        <w:rPr>
+          <w:lang w:val="es-419" w:eastAsia="es-CO"/>
+        </w:rPr>
+      </w:pPr>
+    </w:p>
+    <w:p>
+      <w:pPr>
+        <w:spacing w:before="60" w:after="60"/>
+        <w:rPr>
+          <w:lang w:val="es-419" w:eastAsia="es-CO"/>
+        </w:rPr>
+      </w:pPr>
+    </w:p>
+    <w:p>
+      <w:pPr>
+        <w:spacing w:before="60" w:after="60"/>
+        <w:rPr>
+          <w:lang w:val="es-419" w:eastAsia="es-CO"/>
+        </w:rPr>
+      </w:pPr>
+    </w:p>
+    <w:p>
+      <w:pPr>
+        <w:spacing w:before="60" w:after="60"/>
+        <w:rPr>
+          <w:lang w:val="es-419" w:eastAsia="es-CO"/>
+        </w:rPr>
+      </w:pPr>
+    </w:p>
+    <w:p>
+      <w:pPr>
+        <w:spacing w:before="60" w:after="60"/>
         <w:rPr>
           <w:lang w:val="es-419" w:eastAsia="es-CO"/>
         </w:rPr>
@@ -4949,6 +5496,7 @@
       </w:pPr>
       <w:bookmarkStart w:id="6" w:name="_Toc224305677"/>
       <w:r>
+        <w:lastRenderedPageBreak/>
         <w:t>Registros contables</w:t>
       </w:r>
       <w:bookmarkEnd w:id="6"/>
@@ -4994,78 +5542,80 @@
         <w:pStyle w:val="Ttulo5"/>
       </w:pPr>
       <w:r>
+        <w:t>Ejemplo 1</w:t>
+      </w:r>
+    </w:p>
+    <w:p>
+      <w:pPr>
+        <w:rPr>
+          <w:lang w:val="es-419" w:eastAsia="es-CO"/>
+        </w:rPr>
+      </w:pPr>
+      <w:r>
+        <w:rPr>
+          <w:lang w:val="es-419" w:eastAsia="es-CO"/>
+        </w:rPr>
+        <w:t>Una empresa vende al contado un terreno por $7.400.000. Esto quiere decir que recibió esa suma de dinero.</w:t>
+      </w:r>
+    </w:p>
+    <w:p>
+      <w:pPr>
+        <w:rPr>
+          <w:lang w:val="es-419" w:eastAsia="es-CO"/>
+        </w:rPr>
+      </w:pPr>
+      <w:r>
+        <w:rPr>
+          <w:lang w:val="es-419" w:eastAsia="es-CO"/>
+        </w:rPr>
+        <w:t>Cuando se vende al contado</w:t>
+      </w:r>
+      <w:r>
+        <w:rPr>
+          <w:lang w:val="es-419" w:eastAsia="es-CO"/>
+        </w:rPr>
+        <w:t>,</w:t>
+      </w:r>
+      <w:r>
+        <w:rPr>
+          <w:lang w:val="es-419" w:eastAsia="es-CO"/>
+        </w:rPr>
+        <w:t xml:space="preserve"> se recibe dinero, por lo que la cuenta de activos Caja aumenta, y por tanto se debita.</w:t>
+      </w:r>
+    </w:p>
+    <w:p>
+      <w:pPr>
+        <w:rPr>
+          <w:lang w:val="es-419" w:eastAsia="es-CO"/>
+        </w:rPr>
+      </w:pPr>
+      <w:r>
+        <w:rPr>
+          <w:lang w:val="es-419" w:eastAsia="es-CO"/>
+        </w:rPr>
+        <w:t>Al entregar un terreno, la cuenta de activos Terrenos disminuye, y entonces se acredita.</w:t>
+      </w:r>
+    </w:p>
+    <w:p>
+      <w:pPr>
+        <w:rPr>
+          <w:lang w:val="es-419" w:eastAsia="es-CO"/>
+        </w:rPr>
+      </w:pPr>
+    </w:p>
+    <w:p>
+      <w:pPr>
+        <w:pStyle w:val="Figura"/>
+      </w:pPr>
+      <w:r>
         <w:lastRenderedPageBreak/>
-        <w:t>Ejemplo 1</w:t>
-      </w:r>
-    </w:p>
-    <w:p>
-      <w:pPr>
-        <w:rPr>
-          <w:lang w:val="es-419" w:eastAsia="es-CO"/>
-        </w:rPr>
-      </w:pPr>
-      <w:r>
-        <w:rPr>
-          <w:lang w:val="es-419" w:eastAsia="es-CO"/>
-        </w:rPr>
-        <w:t>Una empresa vende al contado un terreno por $7.400.000. Esto quiere decir que recibió esa suma de dinero.</w:t>
-      </w:r>
-    </w:p>
-    <w:p>
-      <w:pPr>
-        <w:rPr>
-          <w:lang w:val="es-419" w:eastAsia="es-CO"/>
-        </w:rPr>
-      </w:pPr>
-      <w:r>
-        <w:rPr>
-          <w:lang w:val="es-419" w:eastAsia="es-CO"/>
-        </w:rPr>
-        <w:t>Cuando se vende al contado</w:t>
-      </w:r>
-      <w:r>
-        <w:rPr>
-          <w:lang w:val="es-419" w:eastAsia="es-CO"/>
-        </w:rPr>
-        <w:t>,</w:t>
-      </w:r>
-      <w:r>
-        <w:rPr>
-          <w:lang w:val="es-419" w:eastAsia="es-CO"/>
-        </w:rPr>
-        <w:t xml:space="preserve"> se recibe dinero, por lo que la cuenta de activos Caja aumenta, y por tanto se debita.</w:t>
-      </w:r>
-    </w:p>
-    <w:p>
-      <w:pPr>
-        <w:rPr>
-          <w:lang w:val="es-419" w:eastAsia="es-CO"/>
-        </w:rPr>
-      </w:pPr>
-      <w:r>
-        <w:rPr>
-          <w:lang w:val="es-419" w:eastAsia="es-CO"/>
-        </w:rPr>
-        <w:t>Al entregar un terreno, la cuenta de activos Terrenos disminuye, y entonces se acredita.</w:t>
-      </w:r>
-    </w:p>
-    <w:p>
-      <w:pPr>
-        <w:rPr>
-          <w:lang w:val="es-419" w:eastAsia="es-CO"/>
-        </w:rPr>
-      </w:pPr>
-    </w:p>
-    <w:p>
-      <w:pPr>
-        <w:pStyle w:val="Figura"/>
-      </w:pPr>
-      <w:r>
         <w:t>Registros</w:t>
       </w:r>
     </w:p>
     <w:p>
       <w:pPr>
+        <w:spacing w:before="120"/>
+        <w:ind w:firstLine="0"/>
         <w:rPr>
           <w:lang w:val="es-419" w:eastAsia="es-CO"/>
         </w:rPr>
@@ -5190,13 +5740,13 @@
         <w:rPr>
           <w:lang w:val="es-419"/>
         </w:rPr>
-        <w:lastRenderedPageBreak/>
         <w:t>Registros</w:t>
       </w:r>
     </w:p>
     <w:p>
       <w:pPr>
-        <w:ind w:left="284" w:firstLine="0"/>
+        <w:spacing w:before="120"/>
+        <w:ind w:firstLine="0"/>
         <w:rPr>
           <w:lang w:val="es-419" w:eastAsia="es-CO"/>
         </w:rPr>
@@ -5258,6 +5808,7 @@
       </w:pPr>
       <w:bookmarkStart w:id="8" w:name="_Toc224305679"/>
       <w:r>
+        <w:lastRenderedPageBreak/>
         <w:t>Asientos contables</w:t>
       </w:r>
       <w:bookmarkEnd w:id="8"/>
@@ -5338,6 +5889,8 @@
     </w:p>
     <w:p>
       <w:pPr>
+        <w:spacing w:before="120"/>
+        <w:ind w:firstLine="0"/>
         <w:rPr>
           <w:lang w:val="es-419" w:eastAsia="es-CO"/>
         </w:rPr>
@@ -5347,7 +5900,6 @@
           <w:noProof/>
           <w:lang w:val="es-419" w:eastAsia="es-CO"/>
         </w:rPr>
-        <w:lastRenderedPageBreak/>
         <w:drawing>
           <wp:inline distT="0" distB="0" distL="0" distR="0" wp14:anchorId="5B19168F" wp14:editId="1EF2C6AE">
             <wp:extent cx="5400675" cy="2257425"/>
@@ -5435,6 +5987,7 @@
         <w:rPr>
           <w:lang w:val="es-419" w:eastAsia="es-CO"/>
         </w:rPr>
+        <w:lastRenderedPageBreak/>
         <w:t>Ejemplo:</w:t>
       </w:r>
     </w:p>
@@ -5468,7 +6021,8 @@
     </w:p>
     <w:p>
       <w:pPr>
-        <w:ind w:left="284" w:firstLine="0"/>
+        <w:spacing w:before="120"/>
+        <w:ind w:firstLine="0"/>
         <w:rPr>
           <w:noProof/>
           <w:lang w:val="es-419" w:eastAsia="es-CO"/>
@@ -5479,7 +6033,6 @@
           <w:noProof/>
           <w:lang w:val="es-419" w:eastAsia="es-CO"/>
         </w:rPr>
-        <w:lastRenderedPageBreak/>
         <w:drawing>
           <wp:inline distT="0" distB="0" distL="0" distR="0" wp14:anchorId="19E98E73" wp14:editId="29F766FB">
             <wp:extent cx="5810250" cy="2171700"/>
@@ -5572,10 +6125,10 @@
         <w:tblLook w:val="04A0" w:firstRow="1" w:lastRow="0" w:firstColumn="1" w:lastColumn="0" w:noHBand="0" w:noVBand="1"/>
       </w:tblPr>
       <w:tblGrid>
-        <w:gridCol w:w="982"/>
-        <w:gridCol w:w="4330"/>
-        <w:gridCol w:w="1094"/>
-        <w:gridCol w:w="1094"/>
+        <w:gridCol w:w="917"/>
+        <w:gridCol w:w="4257"/>
+        <w:gridCol w:w="1163"/>
+        <w:gridCol w:w="1163"/>
       </w:tblGrid>
       <w:tr>
         <w:trPr>
@@ -5584,11 +6137,18 @@
         <w:tc>
           <w:tcPr>
             <w:tcW w:w="0" w:type="auto"/>
+            <w:tcMar>
+              <w:top w:w="60" w:type="dxa"/>
+              <w:left w:w="80" w:type="dxa"/>
+              <w:bottom w:w="60" w:type="dxa"/>
+              <w:right w:w="80" w:type="dxa"/>
+            </w:tcMar>
             <w:hideMark/>
           </w:tcPr>
           <w:p>
             <w:pPr>
               <w:pStyle w:val="TextoTablas"/>
+              <w:spacing w:before="0" w:after="0"/>
             </w:pPr>
             <w:r>
               <w:t>Código</w:t>
@@ -5598,11 +6158,18 @@
         <w:tc>
           <w:tcPr>
             <w:tcW w:w="0" w:type="auto"/>
+            <w:tcMar>
+              <w:top w:w="60" w:type="dxa"/>
+              <w:left w:w="80" w:type="dxa"/>
+              <w:bottom w:w="60" w:type="dxa"/>
+              <w:right w:w="80" w:type="dxa"/>
+            </w:tcMar>
             <w:hideMark/>
           </w:tcPr>
           <w:p>
             <w:pPr>
               <w:pStyle w:val="TextoTablas"/>
+              <w:spacing w:before="0" w:after="0"/>
             </w:pPr>
             <w:r>
               <w:t>Cuentas</w:t>
@@ -5612,11 +6179,18 @@
         <w:tc>
           <w:tcPr>
             <w:tcW w:w="0" w:type="auto"/>
+            <w:tcMar>
+              <w:top w:w="60" w:type="dxa"/>
+              <w:left w:w="80" w:type="dxa"/>
+              <w:bottom w:w="60" w:type="dxa"/>
+              <w:right w:w="80" w:type="dxa"/>
+            </w:tcMar>
             <w:hideMark/>
           </w:tcPr>
           <w:p>
             <w:pPr>
               <w:pStyle w:val="TextoTablas"/>
+              <w:spacing w:before="0" w:after="0"/>
             </w:pPr>
             <w:r>
               <w:t>Debe</w:t>
@@ -5626,11 +6200,18 @@
         <w:tc>
           <w:tcPr>
             <w:tcW w:w="0" w:type="auto"/>
+            <w:tcMar>
+              <w:top w:w="60" w:type="dxa"/>
+              <w:left w:w="80" w:type="dxa"/>
+              <w:bottom w:w="60" w:type="dxa"/>
+              <w:right w:w="80" w:type="dxa"/>
+            </w:tcMar>
             <w:hideMark/>
           </w:tcPr>
           <w:p>
             <w:pPr>
               <w:pStyle w:val="TextoTablas"/>
+              <w:spacing w:before="0" w:after="0"/>
             </w:pPr>
             <w:r>
               <w:t>Haber</w:t>
@@ -5645,11 +6226,18 @@
         <w:tc>
           <w:tcPr>
             <w:tcW w:w="0" w:type="auto"/>
+            <w:tcMar>
+              <w:top w:w="60" w:type="dxa"/>
+              <w:left w:w="80" w:type="dxa"/>
+              <w:bottom w:w="60" w:type="dxa"/>
+              <w:right w:w="80" w:type="dxa"/>
+            </w:tcMar>
             <w:hideMark/>
           </w:tcPr>
           <w:p>
             <w:pPr>
               <w:pStyle w:val="TextoTablas"/>
+              <w:spacing w:before="0" w:after="0"/>
               <w:rPr>
                 <w:color w:val="12263F"/>
                 <w:szCs w:val="24"/>
@@ -5667,11 +6255,18 @@
         <w:tc>
           <w:tcPr>
             <w:tcW w:w="0" w:type="auto"/>
+            <w:tcMar>
+              <w:top w:w="60" w:type="dxa"/>
+              <w:left w:w="80" w:type="dxa"/>
+              <w:bottom w:w="60" w:type="dxa"/>
+              <w:right w:w="80" w:type="dxa"/>
+            </w:tcMar>
             <w:hideMark/>
           </w:tcPr>
           <w:p>
             <w:pPr>
               <w:pStyle w:val="TextoTablas"/>
+              <w:spacing w:before="0" w:after="0"/>
               <w:rPr>
                 <w:color w:val="12263F"/>
                 <w:szCs w:val="24"/>
@@ -5689,16 +6284,26 @@
         <w:tc>
           <w:tcPr>
             <w:tcW w:w="0" w:type="auto"/>
+            <w:tcMar>
+              <w:top w:w="60" w:type="dxa"/>
+              <w:left w:w="80" w:type="dxa"/>
+              <w:bottom w:w="60" w:type="dxa"/>
+              <w:right w:w="80" w:type="dxa"/>
+            </w:tcMar>
             <w:hideMark/>
           </w:tcPr>
           <w:p>
             <w:pPr>
               <w:pStyle w:val="TextoTablas"/>
-              <w:rPr>
-                <w:color w:val="12263F"/>
-                <w:szCs w:val="24"/>
-              </w:rPr>
-            </w:pPr>
+              <w:spacing w:before="0" w:after="0"/>
+              <w:rPr>
+                <w:color w:val="12263F"/>
+                <w:szCs w:val="24"/>
+              </w:rPr>
+            </w:pPr>
+            <w:r>
+              <w:t>$</w:t>
+            </w:r>
             <w:r>
               <w:rPr>
                 <w:color w:val="12263F"/>
@@ -5711,11 +6316,18 @@
         <w:tc>
           <w:tcPr>
             <w:tcW w:w="0" w:type="auto"/>
+            <w:tcMar>
+              <w:top w:w="60" w:type="dxa"/>
+              <w:left w:w="80" w:type="dxa"/>
+              <w:bottom w:w="60" w:type="dxa"/>
+              <w:right w:w="80" w:type="dxa"/>
+            </w:tcMar>
             <w:hideMark/>
           </w:tcPr>
           <w:p>
             <w:pPr>
               <w:pStyle w:val="TextoTablas"/>
+              <w:spacing w:before="0" w:after="0"/>
               <w:rPr>
                 <w:color w:val="12263F"/>
                 <w:szCs w:val="24"/>
@@ -5735,11 +6347,18 @@
         <w:tc>
           <w:tcPr>
             <w:tcW w:w="0" w:type="auto"/>
+            <w:tcMar>
+              <w:top w:w="60" w:type="dxa"/>
+              <w:left w:w="80" w:type="dxa"/>
+              <w:bottom w:w="60" w:type="dxa"/>
+              <w:right w:w="80" w:type="dxa"/>
+            </w:tcMar>
             <w:hideMark/>
           </w:tcPr>
           <w:p>
             <w:pPr>
               <w:pStyle w:val="TextoTablas"/>
+              <w:spacing w:before="0" w:after="0"/>
               <w:rPr>
                 <w:color w:val="12263F"/>
                 <w:szCs w:val="24"/>
@@ -5757,11 +6376,18 @@
         <w:tc>
           <w:tcPr>
             <w:tcW w:w="0" w:type="auto"/>
+            <w:tcMar>
+              <w:top w:w="60" w:type="dxa"/>
+              <w:left w:w="80" w:type="dxa"/>
+              <w:bottom w:w="60" w:type="dxa"/>
+              <w:right w:w="80" w:type="dxa"/>
+            </w:tcMar>
             <w:hideMark/>
           </w:tcPr>
           <w:p>
             <w:pPr>
               <w:pStyle w:val="TextoTablas"/>
+              <w:spacing w:before="0" w:after="0"/>
               <w:rPr>
                 <w:color w:val="12263F"/>
                 <w:szCs w:val="24"/>
@@ -5779,16 +6405,26 @@
         <w:tc>
           <w:tcPr>
             <w:tcW w:w="0" w:type="auto"/>
+            <w:tcMar>
+              <w:top w:w="60" w:type="dxa"/>
+              <w:left w:w="80" w:type="dxa"/>
+              <w:bottom w:w="60" w:type="dxa"/>
+              <w:right w:w="80" w:type="dxa"/>
+            </w:tcMar>
             <w:hideMark/>
           </w:tcPr>
           <w:p>
             <w:pPr>
               <w:pStyle w:val="TextoTablas"/>
-              <w:rPr>
-                <w:color w:val="12263F"/>
-                <w:szCs w:val="24"/>
-              </w:rPr>
-            </w:pPr>
+              <w:spacing w:before="0" w:after="0"/>
+              <w:rPr>
+                <w:color w:val="12263F"/>
+                <w:szCs w:val="24"/>
+              </w:rPr>
+            </w:pPr>
+            <w:r>
+              <w:t>$</w:t>
+            </w:r>
             <w:r>
               <w:rPr>
                 <w:color w:val="12263F"/>
@@ -5801,11 +6437,18 @@
         <w:tc>
           <w:tcPr>
             <w:tcW w:w="0" w:type="auto"/>
+            <w:tcMar>
+              <w:top w:w="60" w:type="dxa"/>
+              <w:left w:w="80" w:type="dxa"/>
+              <w:bottom w:w="60" w:type="dxa"/>
+              <w:right w:w="80" w:type="dxa"/>
+            </w:tcMar>
             <w:hideMark/>
           </w:tcPr>
           <w:p>
             <w:pPr>
               <w:pStyle w:val="TextoTablas"/>
+              <w:spacing w:before="0" w:after="0"/>
               <w:rPr>
                 <w:color w:val="12263F"/>
                 <w:szCs w:val="24"/>
@@ -5828,11 +6471,18 @@
         <w:tc>
           <w:tcPr>
             <w:tcW w:w="0" w:type="auto"/>
+            <w:tcMar>
+              <w:top w:w="60" w:type="dxa"/>
+              <w:left w:w="80" w:type="dxa"/>
+              <w:bottom w:w="60" w:type="dxa"/>
+              <w:right w:w="80" w:type="dxa"/>
+            </w:tcMar>
             <w:hideMark/>
           </w:tcPr>
           <w:p>
             <w:pPr>
               <w:pStyle w:val="TextoTablas"/>
+              <w:spacing w:before="0" w:after="0"/>
               <w:rPr>
                 <w:color w:val="12263F"/>
                 <w:szCs w:val="24"/>
@@ -5850,11 +6500,18 @@
         <w:tc>
           <w:tcPr>
             <w:tcW w:w="0" w:type="auto"/>
+            <w:tcMar>
+              <w:top w:w="60" w:type="dxa"/>
+              <w:left w:w="80" w:type="dxa"/>
+              <w:bottom w:w="60" w:type="dxa"/>
+              <w:right w:w="80" w:type="dxa"/>
+            </w:tcMar>
             <w:hideMark/>
           </w:tcPr>
           <w:p>
             <w:pPr>
               <w:pStyle w:val="TextoTablas"/>
+              <w:spacing w:before="0" w:after="0"/>
               <w:rPr>
                 <w:color w:val="12263F"/>
                 <w:szCs w:val="24"/>
@@ -5872,11 +6529,18 @@
         <w:tc>
           <w:tcPr>
             <w:tcW w:w="0" w:type="auto"/>
+            <w:tcMar>
+              <w:top w:w="60" w:type="dxa"/>
+              <w:left w:w="80" w:type="dxa"/>
+              <w:bottom w:w="60" w:type="dxa"/>
+              <w:right w:w="80" w:type="dxa"/>
+            </w:tcMar>
             <w:hideMark/>
           </w:tcPr>
           <w:p>
             <w:pPr>
               <w:pStyle w:val="TextoTablas"/>
+              <w:spacing w:before="0" w:after="0"/>
               <w:rPr>
                 <w:color w:val="12263F"/>
                 <w:szCs w:val="24"/>
@@ -5894,16 +6558,26 @@
         <w:tc>
           <w:tcPr>
             <w:tcW w:w="0" w:type="auto"/>
+            <w:tcMar>
+              <w:top w:w="60" w:type="dxa"/>
+              <w:left w:w="80" w:type="dxa"/>
+              <w:bottom w:w="60" w:type="dxa"/>
+              <w:right w:w="80" w:type="dxa"/>
+            </w:tcMar>
             <w:hideMark/>
           </w:tcPr>
           <w:p>
             <w:pPr>
               <w:pStyle w:val="TextoTablas"/>
-              <w:rPr>
-                <w:color w:val="12263F"/>
-                <w:szCs w:val="24"/>
-              </w:rPr>
-            </w:pPr>
+              <w:spacing w:before="0" w:after="0"/>
+              <w:rPr>
+                <w:color w:val="12263F"/>
+                <w:szCs w:val="24"/>
+              </w:rPr>
+            </w:pPr>
+            <w:r>
+              <w:t>$</w:t>
+            </w:r>
             <w:r>
               <w:rPr>
                 <w:color w:val="12263F"/>
@@ -5935,14 +6609,14 @@
         <w:rPr>
           <w:lang w:val="es-419" w:eastAsia="es-CO"/>
         </w:rPr>
-        <w:t xml:space="preserve">En la presente sección se desarrollará una serie de ejercicios prácticos diseñados para fortalecer la comprensión del ciclo contable y la correcta aplicación del principio de devengo. A través de estos casos, se abordará el registro de transacciones de gastos e ingresos en sus diversas modalidades, incluyendo el tratamiento técnico de los gastos pagados por anticipado y los ingresos recibidos por adelantado. Asimismo, se profundizará en el reconocimiento de gastos causados por pagar, culminando el </w:t>
+        <w:t xml:space="preserve">En la presente sección se desarrollará una serie de ejercicios prácticos diseñados para fortalecer la comprensión del ciclo contable y la correcta aplicación del principio de devengo. A través de estos casos, se abordará el registro de transacciones de gastos </w:t>
       </w:r>
       <w:r>
         <w:rPr>
           <w:lang w:val="es-419" w:eastAsia="es-CO"/>
         </w:rPr>
         <w:lastRenderedPageBreak/>
-        <w:t>proceso con la comprobación de saldos para garantizar la integridad y el equilibrio de las cifras financieras presentadas.</w:t>
+        <w:t>e ingresos en sus diversas modalidades, incluyendo el tratamiento técnico de los gastos pagados por anticipado y los ingresos recibidos por adelantado. Asimismo, se profundizará en el reconocimiento de gastos causados por pagar, culminando el proceso con la comprobación de saldos para garantizar la integridad y el equilibrio de las cifras financieras presentadas.</w:t>
       </w:r>
     </w:p>
     <w:p>
@@ -5987,10 +6661,10 @@
         <w:tblLook w:val="04A0" w:firstRow="1" w:lastRow="0" w:firstColumn="1" w:lastColumn="0" w:noHBand="0" w:noVBand="1"/>
       </w:tblPr>
       <w:tblGrid>
-        <w:gridCol w:w="1436"/>
-        <w:gridCol w:w="2864"/>
-        <w:gridCol w:w="1600"/>
-        <w:gridCol w:w="1600"/>
+        <w:gridCol w:w="1341"/>
+        <w:gridCol w:w="2763"/>
+        <w:gridCol w:w="1698"/>
+        <w:gridCol w:w="1698"/>
       </w:tblGrid>
       <w:tr>
         <w:trPr>
@@ -5999,11 +6673,18 @@
         <w:tc>
           <w:tcPr>
             <w:tcW w:w="0" w:type="auto"/>
+            <w:tcMar>
+              <w:top w:w="60" w:type="dxa"/>
+              <w:left w:w="80" w:type="dxa"/>
+              <w:bottom w:w="60" w:type="dxa"/>
+              <w:right w:w="80" w:type="dxa"/>
+            </w:tcMar>
             <w:hideMark/>
           </w:tcPr>
           <w:p>
             <w:pPr>
               <w:pStyle w:val="TextoTablas"/>
+              <w:spacing w:before="0" w:after="0"/>
             </w:pPr>
             <w:r>
               <w:t>Código</w:t>
@@ -6013,11 +6694,18 @@
         <w:tc>
           <w:tcPr>
             <w:tcW w:w="0" w:type="auto"/>
+            <w:tcMar>
+              <w:top w:w="60" w:type="dxa"/>
+              <w:left w:w="80" w:type="dxa"/>
+              <w:bottom w:w="60" w:type="dxa"/>
+              <w:right w:w="80" w:type="dxa"/>
+            </w:tcMar>
             <w:hideMark/>
           </w:tcPr>
           <w:p>
             <w:pPr>
               <w:pStyle w:val="TextoTablas"/>
+              <w:spacing w:before="0" w:after="0"/>
             </w:pPr>
             <w:r>
               <w:t>Cuentas</w:t>
@@ -6027,11 +6715,18 @@
         <w:tc>
           <w:tcPr>
             <w:tcW w:w="0" w:type="auto"/>
+            <w:tcMar>
+              <w:top w:w="60" w:type="dxa"/>
+              <w:left w:w="80" w:type="dxa"/>
+              <w:bottom w:w="60" w:type="dxa"/>
+              <w:right w:w="80" w:type="dxa"/>
+            </w:tcMar>
             <w:hideMark/>
           </w:tcPr>
           <w:p>
             <w:pPr>
               <w:pStyle w:val="TextoTablas"/>
+              <w:spacing w:before="0" w:after="0"/>
             </w:pPr>
             <w:r>
               <w:t>Debe</w:t>
@@ -6041,11 +6736,18 @@
         <w:tc>
           <w:tcPr>
             <w:tcW w:w="0" w:type="auto"/>
+            <w:tcMar>
+              <w:top w:w="60" w:type="dxa"/>
+              <w:left w:w="80" w:type="dxa"/>
+              <w:bottom w:w="60" w:type="dxa"/>
+              <w:right w:w="80" w:type="dxa"/>
+            </w:tcMar>
             <w:hideMark/>
           </w:tcPr>
           <w:p>
             <w:pPr>
               <w:pStyle w:val="TextoTablas"/>
+              <w:spacing w:before="0" w:after="0"/>
             </w:pPr>
             <w:r>
               <w:t>Haber</w:t>
@@ -6060,11 +6762,18 @@
         <w:tc>
           <w:tcPr>
             <w:tcW w:w="0" w:type="auto"/>
+            <w:tcMar>
+              <w:top w:w="60" w:type="dxa"/>
+              <w:left w:w="80" w:type="dxa"/>
+              <w:bottom w:w="60" w:type="dxa"/>
+              <w:right w:w="80" w:type="dxa"/>
+            </w:tcMar>
             <w:hideMark/>
           </w:tcPr>
           <w:p>
             <w:pPr>
               <w:pStyle w:val="TextoTablas"/>
+              <w:spacing w:before="0" w:after="0"/>
               <w:rPr>
                 <w:color w:val="12263F"/>
                 <w:szCs w:val="24"/>
@@ -6082,11 +6791,18 @@
         <w:tc>
           <w:tcPr>
             <w:tcW w:w="0" w:type="auto"/>
+            <w:tcMar>
+              <w:top w:w="60" w:type="dxa"/>
+              <w:left w:w="80" w:type="dxa"/>
+              <w:bottom w:w="60" w:type="dxa"/>
+              <w:right w:w="80" w:type="dxa"/>
+            </w:tcMar>
             <w:hideMark/>
           </w:tcPr>
           <w:p>
             <w:pPr>
               <w:pStyle w:val="TextoTablas"/>
+              <w:spacing w:before="0" w:after="0"/>
               <w:rPr>
                 <w:color w:val="12263F"/>
                 <w:szCs w:val="24"/>
@@ -6104,16 +6820,26 @@
         <w:tc>
           <w:tcPr>
             <w:tcW w:w="0" w:type="auto"/>
+            <w:tcMar>
+              <w:top w:w="60" w:type="dxa"/>
+              <w:left w:w="80" w:type="dxa"/>
+              <w:bottom w:w="60" w:type="dxa"/>
+              <w:right w:w="80" w:type="dxa"/>
+            </w:tcMar>
             <w:hideMark/>
           </w:tcPr>
           <w:p>
             <w:pPr>
               <w:pStyle w:val="TextoTablas"/>
-              <w:rPr>
-                <w:color w:val="12263F"/>
-                <w:szCs w:val="24"/>
-              </w:rPr>
-            </w:pPr>
+              <w:spacing w:before="0" w:after="0"/>
+              <w:rPr>
+                <w:color w:val="12263F"/>
+                <w:szCs w:val="24"/>
+              </w:rPr>
+            </w:pPr>
+            <w:r>
+              <w:t>$</w:t>
+            </w:r>
             <w:r>
               <w:rPr>
                 <w:color w:val="12263F"/>
@@ -6126,11 +6852,18 @@
         <w:tc>
           <w:tcPr>
             <w:tcW w:w="0" w:type="auto"/>
+            <w:tcMar>
+              <w:top w:w="60" w:type="dxa"/>
+              <w:left w:w="80" w:type="dxa"/>
+              <w:bottom w:w="60" w:type="dxa"/>
+              <w:right w:w="80" w:type="dxa"/>
+            </w:tcMar>
             <w:hideMark/>
           </w:tcPr>
           <w:p>
             <w:pPr>
               <w:pStyle w:val="TextoTablas"/>
+              <w:spacing w:before="0" w:after="0"/>
               <w:rPr>
                 <w:color w:val="12263F"/>
                 <w:szCs w:val="24"/>
@@ -6150,11 +6883,18 @@
         <w:tc>
           <w:tcPr>
             <w:tcW w:w="0" w:type="auto"/>
+            <w:tcMar>
+              <w:top w:w="60" w:type="dxa"/>
+              <w:left w:w="80" w:type="dxa"/>
+              <w:bottom w:w="60" w:type="dxa"/>
+              <w:right w:w="80" w:type="dxa"/>
+            </w:tcMar>
             <w:hideMark/>
           </w:tcPr>
           <w:p>
             <w:pPr>
               <w:pStyle w:val="TextoTablas"/>
+              <w:spacing w:before="0" w:after="0"/>
               <w:rPr>
                 <w:color w:val="12263F"/>
                 <w:szCs w:val="24"/>
@@ -6172,11 +6912,18 @@
         <w:tc>
           <w:tcPr>
             <w:tcW w:w="0" w:type="auto"/>
+            <w:tcMar>
+              <w:top w:w="60" w:type="dxa"/>
+              <w:left w:w="80" w:type="dxa"/>
+              <w:bottom w:w="60" w:type="dxa"/>
+              <w:right w:w="80" w:type="dxa"/>
+            </w:tcMar>
             <w:hideMark/>
           </w:tcPr>
           <w:p>
             <w:pPr>
               <w:pStyle w:val="TextoTablas"/>
+              <w:spacing w:before="0" w:after="0"/>
               <w:rPr>
                 <w:color w:val="12263F"/>
                 <w:szCs w:val="24"/>
@@ -6194,11 +6941,18 @@
         <w:tc>
           <w:tcPr>
             <w:tcW w:w="0" w:type="auto"/>
+            <w:tcMar>
+              <w:top w:w="60" w:type="dxa"/>
+              <w:left w:w="80" w:type="dxa"/>
+              <w:bottom w:w="60" w:type="dxa"/>
+              <w:right w:w="80" w:type="dxa"/>
+            </w:tcMar>
             <w:hideMark/>
           </w:tcPr>
           <w:p>
             <w:pPr>
               <w:pStyle w:val="TextoTablas"/>
+              <w:spacing w:before="0" w:after="0"/>
               <w:rPr>
                 <w:color w:val="12263F"/>
                 <w:szCs w:val="24"/>
@@ -6216,16 +6970,26 @@
         <w:tc>
           <w:tcPr>
             <w:tcW w:w="0" w:type="auto"/>
+            <w:tcMar>
+              <w:top w:w="60" w:type="dxa"/>
+              <w:left w:w="80" w:type="dxa"/>
+              <w:bottom w:w="60" w:type="dxa"/>
+              <w:right w:w="80" w:type="dxa"/>
+            </w:tcMar>
             <w:hideMark/>
           </w:tcPr>
           <w:p>
             <w:pPr>
               <w:pStyle w:val="TextoTablas"/>
-              <w:rPr>
-                <w:color w:val="12263F"/>
-                <w:szCs w:val="24"/>
-              </w:rPr>
-            </w:pPr>
+              <w:spacing w:before="0" w:after="0"/>
+              <w:rPr>
+                <w:color w:val="12263F"/>
+                <w:szCs w:val="24"/>
+              </w:rPr>
+            </w:pPr>
+            <w:r>
+              <w:t>$</w:t>
+            </w:r>
             <w:r>
               <w:rPr>
                 <w:color w:val="12263F"/>
@@ -6271,10 +7035,10 @@
         <w:tblLook w:val="04A0" w:firstRow="1" w:lastRow="0" w:firstColumn="1" w:lastColumn="0" w:noHBand="0" w:noVBand="1"/>
       </w:tblPr>
       <w:tblGrid>
-        <w:gridCol w:w="1775"/>
-        <w:gridCol w:w="2611"/>
-        <w:gridCol w:w="1501"/>
-        <w:gridCol w:w="1613"/>
+        <w:gridCol w:w="1681"/>
+        <w:gridCol w:w="2527"/>
+        <w:gridCol w:w="1646"/>
+        <w:gridCol w:w="1646"/>
       </w:tblGrid>
       <w:tr>
         <w:trPr>
@@ -6283,11 +7047,18 @@
         <w:tc>
           <w:tcPr>
             <w:tcW w:w="0" w:type="auto"/>
+            <w:tcMar>
+              <w:top w:w="60" w:type="dxa"/>
+              <w:left w:w="80" w:type="dxa"/>
+              <w:bottom w:w="60" w:type="dxa"/>
+              <w:right w:w="80" w:type="dxa"/>
+            </w:tcMar>
             <w:hideMark/>
           </w:tcPr>
           <w:p>
             <w:pPr>
               <w:pStyle w:val="TextoTablas"/>
+              <w:spacing w:before="0" w:after="0"/>
             </w:pPr>
             <w:r>
               <w:t>Código</w:t>
@@ -6297,11 +7068,18 @@
         <w:tc>
           <w:tcPr>
             <w:tcW w:w="0" w:type="auto"/>
+            <w:tcMar>
+              <w:top w:w="60" w:type="dxa"/>
+              <w:left w:w="80" w:type="dxa"/>
+              <w:bottom w:w="60" w:type="dxa"/>
+              <w:right w:w="80" w:type="dxa"/>
+            </w:tcMar>
             <w:hideMark/>
           </w:tcPr>
           <w:p>
             <w:pPr>
               <w:pStyle w:val="TextoTablas"/>
+              <w:spacing w:before="0" w:after="0"/>
             </w:pPr>
             <w:r>
               <w:t>Cuentas</w:t>
@@ -6311,11 +7089,18 @@
         <w:tc>
           <w:tcPr>
             <w:tcW w:w="0" w:type="auto"/>
+            <w:tcMar>
+              <w:top w:w="60" w:type="dxa"/>
+              <w:left w:w="80" w:type="dxa"/>
+              <w:bottom w:w="60" w:type="dxa"/>
+              <w:right w:w="80" w:type="dxa"/>
+            </w:tcMar>
             <w:hideMark/>
           </w:tcPr>
           <w:p>
             <w:pPr>
               <w:pStyle w:val="TextoTablas"/>
+              <w:spacing w:before="0" w:after="0"/>
             </w:pPr>
             <w:r>
               <w:t>Debe</w:t>
@@ -6325,11 +7110,18 @@
         <w:tc>
           <w:tcPr>
             <w:tcW w:w="0" w:type="auto"/>
+            <w:tcMar>
+              <w:top w:w="60" w:type="dxa"/>
+              <w:left w:w="80" w:type="dxa"/>
+              <w:bottom w:w="60" w:type="dxa"/>
+              <w:right w:w="80" w:type="dxa"/>
+            </w:tcMar>
             <w:hideMark/>
           </w:tcPr>
           <w:p>
             <w:pPr>
               <w:pStyle w:val="TextoTablas"/>
+              <w:spacing w:before="0" w:after="0"/>
             </w:pPr>
             <w:r>
               <w:t>Haber</w:t>
@@ -6344,11 +7136,18 @@
         <w:tc>
           <w:tcPr>
             <w:tcW w:w="0" w:type="auto"/>
+            <w:tcMar>
+              <w:top w:w="60" w:type="dxa"/>
+              <w:left w:w="80" w:type="dxa"/>
+              <w:bottom w:w="60" w:type="dxa"/>
+              <w:right w:w="80" w:type="dxa"/>
+            </w:tcMar>
             <w:hideMark/>
           </w:tcPr>
           <w:p>
             <w:pPr>
               <w:pStyle w:val="TextoTablas"/>
+              <w:spacing w:before="0" w:after="0"/>
               <w:rPr>
                 <w:color w:val="12263F"/>
                 <w:szCs w:val="24"/>
@@ -6366,11 +7165,18 @@
         <w:tc>
           <w:tcPr>
             <w:tcW w:w="0" w:type="auto"/>
+            <w:tcMar>
+              <w:top w:w="60" w:type="dxa"/>
+              <w:left w:w="80" w:type="dxa"/>
+              <w:bottom w:w="60" w:type="dxa"/>
+              <w:right w:w="80" w:type="dxa"/>
+            </w:tcMar>
             <w:hideMark/>
           </w:tcPr>
           <w:p>
             <w:pPr>
               <w:pStyle w:val="TextoTablas"/>
+              <w:spacing w:before="0" w:after="0"/>
               <w:rPr>
                 <w:color w:val="12263F"/>
                 <w:szCs w:val="24"/>
@@ -6388,16 +7194,26 @@
         <w:tc>
           <w:tcPr>
             <w:tcW w:w="0" w:type="auto"/>
+            <w:tcMar>
+              <w:top w:w="60" w:type="dxa"/>
+              <w:left w:w="80" w:type="dxa"/>
+              <w:bottom w:w="60" w:type="dxa"/>
+              <w:right w:w="80" w:type="dxa"/>
+            </w:tcMar>
             <w:hideMark/>
           </w:tcPr>
           <w:p>
             <w:pPr>
               <w:pStyle w:val="TextoTablas"/>
-              <w:rPr>
-                <w:color w:val="12263F"/>
-                <w:szCs w:val="24"/>
-              </w:rPr>
-            </w:pPr>
+              <w:spacing w:before="0" w:after="0"/>
+              <w:rPr>
+                <w:color w:val="12263F"/>
+                <w:szCs w:val="24"/>
+              </w:rPr>
+            </w:pPr>
+            <w:r>
+              <w:t>$</w:t>
+            </w:r>
             <w:r>
               <w:rPr>
                 <w:color w:val="12263F"/>
@@ -6410,11 +7226,18 @@
         <w:tc>
           <w:tcPr>
             <w:tcW w:w="0" w:type="auto"/>
+            <w:tcMar>
+              <w:top w:w="60" w:type="dxa"/>
+              <w:left w:w="80" w:type="dxa"/>
+              <w:bottom w:w="60" w:type="dxa"/>
+              <w:right w:w="80" w:type="dxa"/>
+            </w:tcMar>
             <w:hideMark/>
           </w:tcPr>
           <w:p>
             <w:pPr>
               <w:pStyle w:val="TextoTablas"/>
+              <w:spacing w:before="0" w:after="0"/>
               <w:rPr>
                 <w:color w:val="12263F"/>
                 <w:szCs w:val="24"/>
@@ -6434,11 +7257,18 @@
         <w:tc>
           <w:tcPr>
             <w:tcW w:w="0" w:type="auto"/>
+            <w:tcMar>
+              <w:top w:w="60" w:type="dxa"/>
+              <w:left w:w="80" w:type="dxa"/>
+              <w:bottom w:w="60" w:type="dxa"/>
+              <w:right w:w="80" w:type="dxa"/>
+            </w:tcMar>
             <w:hideMark/>
           </w:tcPr>
           <w:p>
             <w:pPr>
               <w:pStyle w:val="TextoTablas"/>
+              <w:spacing w:before="0" w:after="0"/>
               <w:rPr>
                 <w:color w:val="12263F"/>
                 <w:szCs w:val="24"/>
@@ -6456,11 +7286,18 @@
         <w:tc>
           <w:tcPr>
             <w:tcW w:w="0" w:type="auto"/>
+            <w:tcMar>
+              <w:top w:w="60" w:type="dxa"/>
+              <w:left w:w="80" w:type="dxa"/>
+              <w:bottom w:w="60" w:type="dxa"/>
+              <w:right w:w="80" w:type="dxa"/>
+            </w:tcMar>
             <w:hideMark/>
           </w:tcPr>
           <w:p>
             <w:pPr>
               <w:pStyle w:val="TextoTablas"/>
+              <w:spacing w:before="0" w:after="0"/>
               <w:rPr>
                 <w:color w:val="12263F"/>
                 <w:szCs w:val="24"/>
@@ -6478,11 +7315,18 @@
         <w:tc>
           <w:tcPr>
             <w:tcW w:w="0" w:type="auto"/>
+            <w:tcMar>
+              <w:top w:w="60" w:type="dxa"/>
+              <w:left w:w="80" w:type="dxa"/>
+              <w:bottom w:w="60" w:type="dxa"/>
+              <w:right w:w="80" w:type="dxa"/>
+            </w:tcMar>
             <w:hideMark/>
           </w:tcPr>
           <w:p>
             <w:pPr>
               <w:pStyle w:val="TextoTablas"/>
+              <w:spacing w:before="0" w:after="0"/>
               <w:rPr>
                 <w:color w:val="12263F"/>
                 <w:szCs w:val="24"/>
@@ -6500,16 +7344,26 @@
         <w:tc>
           <w:tcPr>
             <w:tcW w:w="0" w:type="auto"/>
+            <w:tcMar>
+              <w:top w:w="60" w:type="dxa"/>
+              <w:left w:w="80" w:type="dxa"/>
+              <w:bottom w:w="60" w:type="dxa"/>
+              <w:right w:w="80" w:type="dxa"/>
+            </w:tcMar>
             <w:hideMark/>
           </w:tcPr>
           <w:p>
             <w:pPr>
               <w:pStyle w:val="TextoTablas"/>
-              <w:rPr>
-                <w:color w:val="12263F"/>
-                <w:szCs w:val="24"/>
-              </w:rPr>
-            </w:pPr>
+              <w:spacing w:before="0" w:after="0"/>
+              <w:rPr>
+                <w:color w:val="12263F"/>
+                <w:szCs w:val="24"/>
+              </w:rPr>
+            </w:pPr>
+            <w:r>
+              <w:t>$</w:t>
+            </w:r>
             <w:r>
               <w:rPr>
                 <w:color w:val="12263F"/>
@@ -6549,6 +7403,13 @@
     </w:p>
     <w:p>
       <w:pPr>
+        <w:rPr>
+          <w:lang w:val="es-419" w:eastAsia="es-CO"/>
+        </w:rPr>
+      </w:pPr>
+    </w:p>
+    <w:p>
+      <w:pPr>
         <w:pStyle w:val="Tabla"/>
         <w:rPr>
           <w:lang w:val="es-419" w:eastAsia="es-CO"/>
@@ -6558,6 +7419,7 @@
         <w:rPr>
           <w:lang w:val="es-419" w:eastAsia="es-CO"/>
         </w:rPr>
+        <w:lastRenderedPageBreak/>
         <w:t>Asiento de gastos pagados por anticipado</w:t>
       </w:r>
     </w:p>
@@ -6568,10 +7430,10 @@
         <w:tblLook w:val="04A0" w:firstRow="1" w:lastRow="0" w:firstColumn="1" w:lastColumn="0" w:noHBand="0" w:noVBand="1"/>
       </w:tblPr>
       <w:tblGrid>
-        <w:gridCol w:w="1103"/>
-        <w:gridCol w:w="3935"/>
-        <w:gridCol w:w="1231"/>
-        <w:gridCol w:w="1231"/>
+        <w:gridCol w:w="1032"/>
+        <w:gridCol w:w="3854"/>
+        <w:gridCol w:w="1307"/>
+        <w:gridCol w:w="1307"/>
       </w:tblGrid>
       <w:tr>
         <w:trPr>
@@ -6580,14 +7442,20 @@
         <w:tc>
           <w:tcPr>
             <w:tcW w:w="0" w:type="auto"/>
+            <w:tcMar>
+              <w:top w:w="60" w:type="dxa"/>
+              <w:left w:w="80" w:type="dxa"/>
+              <w:bottom w:w="60" w:type="dxa"/>
+              <w:right w:w="80" w:type="dxa"/>
+            </w:tcMar>
             <w:hideMark/>
           </w:tcPr>
           <w:p>
             <w:pPr>
               <w:pStyle w:val="TextoTablas"/>
-            </w:pPr>
-            <w:r>
-              <w:lastRenderedPageBreak/>
+              <w:spacing w:before="0" w:after="0"/>
+            </w:pPr>
+            <w:r>
               <w:t>Código</w:t>
             </w:r>
           </w:p>
@@ -6595,11 +7463,18 @@
         <w:tc>
           <w:tcPr>
             <w:tcW w:w="0" w:type="auto"/>
+            <w:tcMar>
+              <w:top w:w="60" w:type="dxa"/>
+              <w:left w:w="80" w:type="dxa"/>
+              <w:bottom w:w="60" w:type="dxa"/>
+              <w:right w:w="80" w:type="dxa"/>
+            </w:tcMar>
             <w:hideMark/>
           </w:tcPr>
           <w:p>
             <w:pPr>
               <w:pStyle w:val="TextoTablas"/>
+              <w:spacing w:before="0" w:after="0"/>
             </w:pPr>
             <w:r>
               <w:t>Cuentas</w:t>
@@ -6609,11 +7484,18 @@
         <w:tc>
           <w:tcPr>
             <w:tcW w:w="0" w:type="auto"/>
+            <w:tcMar>
+              <w:top w:w="60" w:type="dxa"/>
+              <w:left w:w="80" w:type="dxa"/>
+              <w:bottom w:w="60" w:type="dxa"/>
+              <w:right w:w="80" w:type="dxa"/>
+            </w:tcMar>
             <w:hideMark/>
           </w:tcPr>
           <w:p>
             <w:pPr>
               <w:pStyle w:val="TextoTablas"/>
+              <w:spacing w:before="0" w:after="0"/>
             </w:pPr>
             <w:r>
               <w:t>Debe</w:t>
@@ -6623,11 +7505,18 @@
         <w:tc>
           <w:tcPr>
             <w:tcW w:w="0" w:type="auto"/>
+            <w:tcMar>
+              <w:top w:w="60" w:type="dxa"/>
+              <w:left w:w="80" w:type="dxa"/>
+              <w:bottom w:w="60" w:type="dxa"/>
+              <w:right w:w="80" w:type="dxa"/>
+            </w:tcMar>
             <w:hideMark/>
           </w:tcPr>
           <w:p>
             <w:pPr>
               <w:pStyle w:val="TextoTablas"/>
+              <w:spacing w:before="0" w:after="0"/>
             </w:pPr>
             <w:r>
               <w:t>Haber</w:t>
@@ -6642,11 +7531,18 @@
         <w:tc>
           <w:tcPr>
             <w:tcW w:w="0" w:type="auto"/>
+            <w:tcMar>
+              <w:top w:w="60" w:type="dxa"/>
+              <w:left w:w="80" w:type="dxa"/>
+              <w:bottom w:w="60" w:type="dxa"/>
+              <w:right w:w="80" w:type="dxa"/>
+            </w:tcMar>
             <w:hideMark/>
           </w:tcPr>
           <w:p>
             <w:pPr>
               <w:pStyle w:val="TextoTablas"/>
+              <w:spacing w:before="0" w:after="0"/>
               <w:rPr>
                 <w:color w:val="12263F"/>
                 <w:szCs w:val="24"/>
@@ -6664,11 +7560,18 @@
         <w:tc>
           <w:tcPr>
             <w:tcW w:w="0" w:type="auto"/>
+            <w:tcMar>
+              <w:top w:w="60" w:type="dxa"/>
+              <w:left w:w="80" w:type="dxa"/>
+              <w:bottom w:w="60" w:type="dxa"/>
+              <w:right w:w="80" w:type="dxa"/>
+            </w:tcMar>
             <w:hideMark/>
           </w:tcPr>
           <w:p>
             <w:pPr>
               <w:pStyle w:val="TextoTablas"/>
+              <w:spacing w:before="0" w:after="0"/>
               <w:rPr>
                 <w:color w:val="12263F"/>
                 <w:szCs w:val="24"/>
@@ -6686,16 +7589,26 @@
         <w:tc>
           <w:tcPr>
             <w:tcW w:w="0" w:type="auto"/>
+            <w:tcMar>
+              <w:top w:w="60" w:type="dxa"/>
+              <w:left w:w="80" w:type="dxa"/>
+              <w:bottom w:w="60" w:type="dxa"/>
+              <w:right w:w="80" w:type="dxa"/>
+            </w:tcMar>
             <w:hideMark/>
           </w:tcPr>
           <w:p>
             <w:pPr>
               <w:pStyle w:val="TextoTablas"/>
-              <w:rPr>
-                <w:color w:val="12263F"/>
-                <w:szCs w:val="24"/>
-              </w:rPr>
-            </w:pPr>
+              <w:spacing w:before="0" w:after="0"/>
+              <w:rPr>
+                <w:color w:val="12263F"/>
+                <w:szCs w:val="24"/>
+              </w:rPr>
+            </w:pPr>
+            <w:r>
+              <w:t>$</w:t>
+            </w:r>
             <w:r>
               <w:rPr>
                 <w:color w:val="12263F"/>
@@ -6708,11 +7621,18 @@
         <w:tc>
           <w:tcPr>
             <w:tcW w:w="0" w:type="auto"/>
+            <w:tcMar>
+              <w:top w:w="60" w:type="dxa"/>
+              <w:left w:w="80" w:type="dxa"/>
+              <w:bottom w:w="60" w:type="dxa"/>
+              <w:right w:w="80" w:type="dxa"/>
+            </w:tcMar>
             <w:hideMark/>
           </w:tcPr>
           <w:p>
             <w:pPr>
               <w:pStyle w:val="TextoTablas"/>
+              <w:spacing w:before="0" w:after="0"/>
               <w:rPr>
                 <w:color w:val="12263F"/>
                 <w:szCs w:val="24"/>
@@ -6732,11 +7652,18 @@
         <w:tc>
           <w:tcPr>
             <w:tcW w:w="0" w:type="auto"/>
+            <w:tcMar>
+              <w:top w:w="60" w:type="dxa"/>
+              <w:left w:w="80" w:type="dxa"/>
+              <w:bottom w:w="60" w:type="dxa"/>
+              <w:right w:w="80" w:type="dxa"/>
+            </w:tcMar>
             <w:hideMark/>
           </w:tcPr>
           <w:p>
             <w:pPr>
               <w:pStyle w:val="TextoTablas"/>
+              <w:spacing w:before="0" w:after="0"/>
               <w:rPr>
                 <w:color w:val="12263F"/>
                 <w:szCs w:val="24"/>
@@ -6754,11 +7681,18 @@
         <w:tc>
           <w:tcPr>
             <w:tcW w:w="0" w:type="auto"/>
+            <w:tcMar>
+              <w:top w:w="60" w:type="dxa"/>
+              <w:left w:w="80" w:type="dxa"/>
+              <w:bottom w:w="60" w:type="dxa"/>
+              <w:right w:w="80" w:type="dxa"/>
+            </w:tcMar>
             <w:hideMark/>
           </w:tcPr>
           <w:p>
             <w:pPr>
               <w:pStyle w:val="TextoTablas"/>
+              <w:spacing w:before="0" w:after="0"/>
               <w:rPr>
                 <w:color w:val="12263F"/>
                 <w:szCs w:val="24"/>
@@ -6776,11 +7710,18 @@
         <w:tc>
           <w:tcPr>
             <w:tcW w:w="0" w:type="auto"/>
+            <w:tcMar>
+              <w:top w:w="60" w:type="dxa"/>
+              <w:left w:w="80" w:type="dxa"/>
+              <w:bottom w:w="60" w:type="dxa"/>
+              <w:right w:w="80" w:type="dxa"/>
+            </w:tcMar>
             <w:hideMark/>
           </w:tcPr>
           <w:p>
             <w:pPr>
               <w:pStyle w:val="TextoTablas"/>
+              <w:spacing w:before="0" w:after="0"/>
               <w:rPr>
                 <w:color w:val="12263F"/>
                 <w:szCs w:val="24"/>
@@ -6798,16 +7739,26 @@
         <w:tc>
           <w:tcPr>
             <w:tcW w:w="0" w:type="auto"/>
+            <w:tcMar>
+              <w:top w:w="60" w:type="dxa"/>
+              <w:left w:w="80" w:type="dxa"/>
+              <w:bottom w:w="60" w:type="dxa"/>
+              <w:right w:w="80" w:type="dxa"/>
+            </w:tcMar>
             <w:hideMark/>
           </w:tcPr>
           <w:p>
             <w:pPr>
               <w:pStyle w:val="TextoTablas"/>
-              <w:rPr>
-                <w:color w:val="12263F"/>
-                <w:szCs w:val="24"/>
-              </w:rPr>
-            </w:pPr>
+              <w:spacing w:before="0" w:after="0"/>
+              <w:rPr>
+                <w:color w:val="12263F"/>
+                <w:szCs w:val="24"/>
+              </w:rPr>
+            </w:pPr>
+            <w:r>
+              <w:t>$</w:t>
+            </w:r>
             <w:r>
               <w:rPr>
                 <w:color w:val="12263F"/>
@@ -6868,10 +7819,10 @@
         <w:tblLook w:val="04A0" w:firstRow="1" w:lastRow="0" w:firstColumn="1" w:lastColumn="0" w:noHBand="0" w:noVBand="1"/>
       </w:tblPr>
       <w:tblGrid>
-        <w:gridCol w:w="1642"/>
-        <w:gridCol w:w="2198"/>
-        <w:gridCol w:w="1830"/>
-        <w:gridCol w:w="1830"/>
+        <w:gridCol w:w="1532"/>
+        <w:gridCol w:w="2086"/>
+        <w:gridCol w:w="1941"/>
+        <w:gridCol w:w="1941"/>
       </w:tblGrid>
       <w:tr>
         <w:trPr>
@@ -6880,11 +7831,18 @@
         <w:tc>
           <w:tcPr>
             <w:tcW w:w="0" w:type="auto"/>
+            <w:tcMar>
+              <w:top w:w="60" w:type="dxa"/>
+              <w:left w:w="80" w:type="dxa"/>
+              <w:bottom w:w="60" w:type="dxa"/>
+              <w:right w:w="80" w:type="dxa"/>
+            </w:tcMar>
             <w:hideMark/>
           </w:tcPr>
           <w:p>
             <w:pPr>
               <w:pStyle w:val="TextoTablas"/>
+              <w:spacing w:before="0" w:after="0"/>
             </w:pPr>
             <w:r>
               <w:t>Código</w:t>
@@ -6894,11 +7852,18 @@
         <w:tc>
           <w:tcPr>
             <w:tcW w:w="0" w:type="auto"/>
+            <w:tcMar>
+              <w:top w:w="60" w:type="dxa"/>
+              <w:left w:w="80" w:type="dxa"/>
+              <w:bottom w:w="60" w:type="dxa"/>
+              <w:right w:w="80" w:type="dxa"/>
+            </w:tcMar>
             <w:hideMark/>
           </w:tcPr>
           <w:p>
             <w:pPr>
               <w:pStyle w:val="TextoTablas"/>
+              <w:spacing w:before="0" w:after="0"/>
             </w:pPr>
             <w:r>
               <w:t>Cuentas</w:t>
@@ -6908,11 +7873,18 @@
         <w:tc>
           <w:tcPr>
             <w:tcW w:w="0" w:type="auto"/>
+            <w:tcMar>
+              <w:top w:w="60" w:type="dxa"/>
+              <w:left w:w="80" w:type="dxa"/>
+              <w:bottom w:w="60" w:type="dxa"/>
+              <w:right w:w="80" w:type="dxa"/>
+            </w:tcMar>
             <w:hideMark/>
           </w:tcPr>
           <w:p>
             <w:pPr>
               <w:pStyle w:val="TextoTablas"/>
+              <w:spacing w:before="0" w:after="0"/>
             </w:pPr>
             <w:r>
               <w:t>Debe</w:t>
@@ -6922,11 +7894,18 @@
         <w:tc>
           <w:tcPr>
             <w:tcW w:w="0" w:type="auto"/>
+            <w:tcMar>
+              <w:top w:w="60" w:type="dxa"/>
+              <w:left w:w="80" w:type="dxa"/>
+              <w:bottom w:w="60" w:type="dxa"/>
+              <w:right w:w="80" w:type="dxa"/>
+            </w:tcMar>
             <w:hideMark/>
           </w:tcPr>
           <w:p>
             <w:pPr>
               <w:pStyle w:val="TextoTablas"/>
+              <w:spacing w:before="0" w:after="0"/>
             </w:pPr>
             <w:r>
               <w:t>Haber</w:t>
@@ -6941,11 +7920,18 @@
         <w:tc>
           <w:tcPr>
             <w:tcW w:w="0" w:type="auto"/>
+            <w:tcMar>
+              <w:top w:w="60" w:type="dxa"/>
+              <w:left w:w="80" w:type="dxa"/>
+              <w:bottom w:w="60" w:type="dxa"/>
+              <w:right w:w="80" w:type="dxa"/>
+            </w:tcMar>
             <w:hideMark/>
           </w:tcPr>
           <w:p>
             <w:pPr>
               <w:pStyle w:val="TextoTablas"/>
+              <w:spacing w:before="0" w:after="0"/>
               <w:rPr>
                 <w:color w:val="12263F"/>
                 <w:szCs w:val="24"/>
@@ -6963,11 +7949,18 @@
         <w:tc>
           <w:tcPr>
             <w:tcW w:w="0" w:type="auto"/>
+            <w:tcMar>
+              <w:top w:w="60" w:type="dxa"/>
+              <w:left w:w="80" w:type="dxa"/>
+              <w:bottom w:w="60" w:type="dxa"/>
+              <w:right w:w="80" w:type="dxa"/>
+            </w:tcMar>
             <w:hideMark/>
           </w:tcPr>
           <w:p>
             <w:pPr>
               <w:pStyle w:val="TextoTablas"/>
+              <w:spacing w:before="0" w:after="0"/>
               <w:rPr>
                 <w:color w:val="12263F"/>
                 <w:szCs w:val="24"/>
@@ -6985,16 +7978,26 @@
         <w:tc>
           <w:tcPr>
             <w:tcW w:w="0" w:type="auto"/>
+            <w:tcMar>
+              <w:top w:w="60" w:type="dxa"/>
+              <w:left w:w="80" w:type="dxa"/>
+              <w:bottom w:w="60" w:type="dxa"/>
+              <w:right w:w="80" w:type="dxa"/>
+            </w:tcMar>
             <w:hideMark/>
           </w:tcPr>
           <w:p>
             <w:pPr>
               <w:pStyle w:val="TextoTablas"/>
-              <w:rPr>
-                <w:color w:val="12263F"/>
-                <w:szCs w:val="24"/>
-              </w:rPr>
-            </w:pPr>
+              <w:spacing w:before="0" w:after="0"/>
+              <w:rPr>
+                <w:color w:val="12263F"/>
+                <w:szCs w:val="24"/>
+              </w:rPr>
+            </w:pPr>
+            <w:r>
+              <w:t>$</w:t>
+            </w:r>
             <w:r>
               <w:rPr>
                 <w:color w:val="12263F"/>
@@ -7007,11 +8010,18 @@
         <w:tc>
           <w:tcPr>
             <w:tcW w:w="0" w:type="auto"/>
+            <w:tcMar>
+              <w:top w:w="60" w:type="dxa"/>
+              <w:left w:w="80" w:type="dxa"/>
+              <w:bottom w:w="60" w:type="dxa"/>
+              <w:right w:w="80" w:type="dxa"/>
+            </w:tcMar>
             <w:hideMark/>
           </w:tcPr>
           <w:p>
             <w:pPr>
               <w:pStyle w:val="TextoTablas"/>
+              <w:spacing w:before="0" w:after="0"/>
               <w:rPr>
                 <w:color w:val="12263F"/>
                 <w:szCs w:val="24"/>
@@ -7031,11 +8041,18 @@
         <w:tc>
           <w:tcPr>
             <w:tcW w:w="0" w:type="auto"/>
+            <w:tcMar>
+              <w:top w:w="60" w:type="dxa"/>
+              <w:left w:w="80" w:type="dxa"/>
+              <w:bottom w:w="60" w:type="dxa"/>
+              <w:right w:w="80" w:type="dxa"/>
+            </w:tcMar>
             <w:hideMark/>
           </w:tcPr>
           <w:p>
             <w:pPr>
               <w:pStyle w:val="TextoTablas"/>
+              <w:spacing w:before="0" w:after="0"/>
               <w:rPr>
                 <w:color w:val="12263F"/>
                 <w:szCs w:val="24"/>
@@ -7053,11 +8070,18 @@
         <w:tc>
           <w:tcPr>
             <w:tcW w:w="0" w:type="auto"/>
+            <w:tcMar>
+              <w:top w:w="60" w:type="dxa"/>
+              <w:left w:w="80" w:type="dxa"/>
+              <w:bottom w:w="60" w:type="dxa"/>
+              <w:right w:w="80" w:type="dxa"/>
+            </w:tcMar>
             <w:hideMark/>
           </w:tcPr>
           <w:p>
             <w:pPr>
               <w:pStyle w:val="TextoTablas"/>
+              <w:spacing w:before="0" w:after="0"/>
               <w:rPr>
                 <w:color w:val="12263F"/>
                 <w:szCs w:val="24"/>
@@ -7075,11 +8099,18 @@
         <w:tc>
           <w:tcPr>
             <w:tcW w:w="0" w:type="auto"/>
+            <w:tcMar>
+              <w:top w:w="60" w:type="dxa"/>
+              <w:left w:w="80" w:type="dxa"/>
+              <w:bottom w:w="60" w:type="dxa"/>
+              <w:right w:w="80" w:type="dxa"/>
+            </w:tcMar>
             <w:hideMark/>
           </w:tcPr>
           <w:p>
             <w:pPr>
               <w:pStyle w:val="TextoTablas"/>
+              <w:spacing w:before="0" w:after="0"/>
               <w:rPr>
                 <w:color w:val="12263F"/>
                 <w:szCs w:val="24"/>
@@ -7097,16 +8128,26 @@
         <w:tc>
           <w:tcPr>
             <w:tcW w:w="0" w:type="auto"/>
+            <w:tcMar>
+              <w:top w:w="60" w:type="dxa"/>
+              <w:left w:w="80" w:type="dxa"/>
+              <w:bottom w:w="60" w:type="dxa"/>
+              <w:right w:w="80" w:type="dxa"/>
+            </w:tcMar>
             <w:hideMark/>
           </w:tcPr>
           <w:p>
             <w:pPr>
               <w:pStyle w:val="TextoTablas"/>
-              <w:rPr>
-                <w:color w:val="12263F"/>
-                <w:szCs w:val="24"/>
-              </w:rPr>
-            </w:pPr>
+              <w:spacing w:before="0" w:after="0"/>
+              <w:rPr>
+                <w:color w:val="12263F"/>
+                <w:szCs w:val="24"/>
+              </w:rPr>
+            </w:pPr>
+            <w:r>
+              <w:t>$</w:t>
+            </w:r>
             <w:r>
               <w:rPr>
                 <w:color w:val="12263F"/>
@@ -7174,10 +8215,10 @@
         <w:tblLook w:val="04A0" w:firstRow="1" w:lastRow="0" w:firstColumn="1" w:lastColumn="0" w:noHBand="0" w:noVBand="1"/>
       </w:tblPr>
       <w:tblGrid>
-        <w:gridCol w:w="1205"/>
-        <w:gridCol w:w="3607"/>
-        <w:gridCol w:w="1344"/>
-        <w:gridCol w:w="1344"/>
+        <w:gridCol w:w="1126"/>
+        <w:gridCol w:w="3520"/>
+        <w:gridCol w:w="1427"/>
+        <w:gridCol w:w="1427"/>
       </w:tblGrid>
       <w:tr>
         <w:trPr>
@@ -7186,11 +8227,18 @@
         <w:tc>
           <w:tcPr>
             <w:tcW w:w="0" w:type="auto"/>
+            <w:tcMar>
+              <w:top w:w="60" w:type="dxa"/>
+              <w:left w:w="80" w:type="dxa"/>
+              <w:bottom w:w="60" w:type="dxa"/>
+              <w:right w:w="80" w:type="dxa"/>
+            </w:tcMar>
             <w:hideMark/>
           </w:tcPr>
           <w:p>
             <w:pPr>
               <w:pStyle w:val="TextoTablas"/>
+              <w:spacing w:before="0" w:after="0"/>
             </w:pPr>
             <w:r>
               <w:t>Código</w:t>
@@ -7200,11 +8248,18 @@
         <w:tc>
           <w:tcPr>
             <w:tcW w:w="0" w:type="auto"/>
+            <w:tcMar>
+              <w:top w:w="60" w:type="dxa"/>
+              <w:left w:w="80" w:type="dxa"/>
+              <w:bottom w:w="60" w:type="dxa"/>
+              <w:right w:w="80" w:type="dxa"/>
+            </w:tcMar>
             <w:hideMark/>
           </w:tcPr>
           <w:p>
             <w:pPr>
               <w:pStyle w:val="TextoTablas"/>
+              <w:spacing w:before="0" w:after="0"/>
             </w:pPr>
             <w:r>
               <w:t>Cuentas</w:t>
@@ -7214,11 +8269,18 @@
         <w:tc>
           <w:tcPr>
             <w:tcW w:w="0" w:type="auto"/>
+            <w:tcMar>
+              <w:top w:w="60" w:type="dxa"/>
+              <w:left w:w="80" w:type="dxa"/>
+              <w:bottom w:w="60" w:type="dxa"/>
+              <w:right w:w="80" w:type="dxa"/>
+            </w:tcMar>
             <w:hideMark/>
           </w:tcPr>
           <w:p>
             <w:pPr>
               <w:pStyle w:val="TextoTablas"/>
+              <w:spacing w:before="0" w:after="0"/>
             </w:pPr>
             <w:r>
               <w:t>Debe</w:t>
@@ -7228,11 +8290,18 @@
         <w:tc>
           <w:tcPr>
             <w:tcW w:w="0" w:type="auto"/>
+            <w:tcMar>
+              <w:top w:w="60" w:type="dxa"/>
+              <w:left w:w="80" w:type="dxa"/>
+              <w:bottom w:w="60" w:type="dxa"/>
+              <w:right w:w="80" w:type="dxa"/>
+            </w:tcMar>
             <w:hideMark/>
           </w:tcPr>
           <w:p>
             <w:pPr>
               <w:pStyle w:val="TextoTablas"/>
+              <w:spacing w:before="0" w:after="0"/>
             </w:pPr>
             <w:r>
               <w:t>Haber</w:t>
@@ -7247,11 +8316,18 @@
         <w:tc>
           <w:tcPr>
             <w:tcW w:w="0" w:type="auto"/>
+            <w:tcMar>
+              <w:top w:w="60" w:type="dxa"/>
+              <w:left w:w="80" w:type="dxa"/>
+              <w:bottom w:w="60" w:type="dxa"/>
+              <w:right w:w="80" w:type="dxa"/>
+            </w:tcMar>
             <w:hideMark/>
           </w:tcPr>
           <w:p>
             <w:pPr>
               <w:pStyle w:val="TextoTablas"/>
+              <w:spacing w:before="0" w:after="0"/>
               <w:rPr>
                 <w:color w:val="12263F"/>
                 <w:szCs w:val="24"/>
@@ -7269,11 +8345,18 @@
         <w:tc>
           <w:tcPr>
             <w:tcW w:w="0" w:type="auto"/>
+            <w:tcMar>
+              <w:top w:w="60" w:type="dxa"/>
+              <w:left w:w="80" w:type="dxa"/>
+              <w:bottom w:w="60" w:type="dxa"/>
+              <w:right w:w="80" w:type="dxa"/>
+            </w:tcMar>
             <w:hideMark/>
           </w:tcPr>
           <w:p>
             <w:pPr>
               <w:pStyle w:val="TextoTablas"/>
+              <w:spacing w:before="0" w:after="0"/>
               <w:rPr>
                 <w:color w:val="12263F"/>
                 <w:szCs w:val="24"/>
@@ -7291,16 +8374,26 @@
         <w:tc>
           <w:tcPr>
             <w:tcW w:w="0" w:type="auto"/>
+            <w:tcMar>
+              <w:top w:w="60" w:type="dxa"/>
+              <w:left w:w="80" w:type="dxa"/>
+              <w:bottom w:w="60" w:type="dxa"/>
+              <w:right w:w="80" w:type="dxa"/>
+            </w:tcMar>
             <w:hideMark/>
           </w:tcPr>
           <w:p>
             <w:pPr>
               <w:pStyle w:val="TextoTablas"/>
-              <w:rPr>
-                <w:color w:val="12263F"/>
-                <w:szCs w:val="24"/>
-              </w:rPr>
-            </w:pPr>
+              <w:spacing w:before="0" w:after="0"/>
+              <w:rPr>
+                <w:color w:val="12263F"/>
+                <w:szCs w:val="24"/>
+              </w:rPr>
+            </w:pPr>
+            <w:r>
+              <w:t>$</w:t>
+            </w:r>
             <w:r>
               <w:rPr>
                 <w:color w:val="12263F"/>
@@ -7313,11 +8406,18 @@
         <w:tc>
           <w:tcPr>
             <w:tcW w:w="0" w:type="auto"/>
+            <w:tcMar>
+              <w:top w:w="60" w:type="dxa"/>
+              <w:left w:w="80" w:type="dxa"/>
+              <w:bottom w:w="60" w:type="dxa"/>
+              <w:right w:w="80" w:type="dxa"/>
+            </w:tcMar>
             <w:hideMark/>
           </w:tcPr>
           <w:p>
             <w:pPr>
               <w:pStyle w:val="TextoTablas"/>
+              <w:spacing w:before="0" w:after="0"/>
               <w:rPr>
                 <w:color w:val="12263F"/>
                 <w:szCs w:val="24"/>
@@ -7337,11 +8437,18 @@
         <w:tc>
           <w:tcPr>
             <w:tcW w:w="0" w:type="auto"/>
+            <w:tcMar>
+              <w:top w:w="60" w:type="dxa"/>
+              <w:left w:w="80" w:type="dxa"/>
+              <w:bottom w:w="60" w:type="dxa"/>
+              <w:right w:w="80" w:type="dxa"/>
+            </w:tcMar>
             <w:hideMark/>
           </w:tcPr>
           <w:p>
             <w:pPr>
               <w:pStyle w:val="TextoTablas"/>
+              <w:spacing w:before="0" w:after="0"/>
               <w:rPr>
                 <w:color w:val="12263F"/>
                 <w:szCs w:val="24"/>
@@ -7359,11 +8466,18 @@
         <w:tc>
           <w:tcPr>
             <w:tcW w:w="0" w:type="auto"/>
+            <w:tcMar>
+              <w:top w:w="60" w:type="dxa"/>
+              <w:left w:w="80" w:type="dxa"/>
+              <w:bottom w:w="60" w:type="dxa"/>
+              <w:right w:w="80" w:type="dxa"/>
+            </w:tcMar>
             <w:hideMark/>
           </w:tcPr>
           <w:p>
             <w:pPr>
               <w:pStyle w:val="TextoTablas"/>
+              <w:spacing w:before="0" w:after="0"/>
               <w:rPr>
                 <w:color w:val="12263F"/>
                 <w:szCs w:val="24"/>
@@ -7381,11 +8495,18 @@
         <w:tc>
           <w:tcPr>
             <w:tcW w:w="0" w:type="auto"/>
+            <w:tcMar>
+              <w:top w:w="60" w:type="dxa"/>
+              <w:left w:w="80" w:type="dxa"/>
+              <w:bottom w:w="60" w:type="dxa"/>
+              <w:right w:w="80" w:type="dxa"/>
+            </w:tcMar>
             <w:hideMark/>
           </w:tcPr>
           <w:p>
             <w:pPr>
               <w:pStyle w:val="TextoTablas"/>
+              <w:spacing w:before="0" w:after="0"/>
               <w:rPr>
                 <w:color w:val="12263F"/>
                 <w:szCs w:val="24"/>
@@ -7403,16 +8524,26 @@
         <w:tc>
           <w:tcPr>
             <w:tcW w:w="0" w:type="auto"/>
+            <w:tcMar>
+              <w:top w:w="60" w:type="dxa"/>
+              <w:left w:w="80" w:type="dxa"/>
+              <w:bottom w:w="60" w:type="dxa"/>
+              <w:right w:w="80" w:type="dxa"/>
+            </w:tcMar>
             <w:hideMark/>
           </w:tcPr>
           <w:p>
             <w:pPr>
               <w:pStyle w:val="TextoTablas"/>
-              <w:rPr>
-                <w:color w:val="12263F"/>
-                <w:szCs w:val="24"/>
-              </w:rPr>
-            </w:pPr>
+              <w:spacing w:before="0" w:after="0"/>
+              <w:rPr>
+                <w:color w:val="12263F"/>
+                <w:szCs w:val="24"/>
+              </w:rPr>
+            </w:pPr>
+            <w:r>
+              <w:t>$</w:t>
+            </w:r>
             <w:r>
               <w:rPr>
                 <w:color w:val="12263F"/>
@@ -7461,6 +8592,7 @@
         <w:rPr>
           <w:lang w:val="es-419" w:eastAsia="es-CO"/>
         </w:rPr>
+        <w:lastRenderedPageBreak/>
         <w:t>Asiento de ingresos recibidos por anticipado</w:t>
       </w:r>
     </w:p>
@@ -7471,10 +8603,10 @@
         <w:tblLook w:val="04A0" w:firstRow="1" w:lastRow="0" w:firstColumn="1" w:lastColumn="0" w:noHBand="0" w:noVBand="1"/>
       </w:tblPr>
       <w:tblGrid>
-        <w:gridCol w:w="1106"/>
-        <w:gridCol w:w="4224"/>
-        <w:gridCol w:w="1085"/>
-        <w:gridCol w:w="1085"/>
+        <w:gridCol w:w="1034"/>
+        <w:gridCol w:w="4142"/>
+        <w:gridCol w:w="1162"/>
+        <w:gridCol w:w="1162"/>
       </w:tblGrid>
       <w:tr>
         <w:trPr>
@@ -7483,11 +8615,18 @@
         <w:tc>
           <w:tcPr>
             <w:tcW w:w="0" w:type="auto"/>
+            <w:tcMar>
+              <w:top w:w="60" w:type="dxa"/>
+              <w:left w:w="80" w:type="dxa"/>
+              <w:bottom w:w="60" w:type="dxa"/>
+              <w:right w:w="80" w:type="dxa"/>
+            </w:tcMar>
             <w:hideMark/>
           </w:tcPr>
           <w:p>
             <w:pPr>
               <w:pStyle w:val="TextoTablas"/>
+              <w:spacing w:before="0" w:after="0"/>
             </w:pPr>
             <w:r>
               <w:t>Código</w:t>
@@ -7497,11 +8636,18 @@
         <w:tc>
           <w:tcPr>
             <w:tcW w:w="0" w:type="auto"/>
+            <w:tcMar>
+              <w:top w:w="60" w:type="dxa"/>
+              <w:left w:w="80" w:type="dxa"/>
+              <w:bottom w:w="60" w:type="dxa"/>
+              <w:right w:w="80" w:type="dxa"/>
+            </w:tcMar>
             <w:hideMark/>
           </w:tcPr>
           <w:p>
             <w:pPr>
               <w:pStyle w:val="TextoTablas"/>
+              <w:spacing w:before="0" w:after="0"/>
             </w:pPr>
             <w:r>
               <w:t>Cuentas</w:t>
@@ -7511,11 +8657,18 @@
         <w:tc>
           <w:tcPr>
             <w:tcW w:w="0" w:type="auto"/>
+            <w:tcMar>
+              <w:top w:w="60" w:type="dxa"/>
+              <w:left w:w="80" w:type="dxa"/>
+              <w:bottom w:w="60" w:type="dxa"/>
+              <w:right w:w="80" w:type="dxa"/>
+            </w:tcMar>
             <w:hideMark/>
           </w:tcPr>
           <w:p>
             <w:pPr>
               <w:pStyle w:val="TextoTablas"/>
+              <w:spacing w:before="0" w:after="0"/>
             </w:pPr>
             <w:r>
               <w:t>Debe</w:t>
@@ -7525,11 +8678,18 @@
         <w:tc>
           <w:tcPr>
             <w:tcW w:w="0" w:type="auto"/>
+            <w:tcMar>
+              <w:top w:w="60" w:type="dxa"/>
+              <w:left w:w="80" w:type="dxa"/>
+              <w:bottom w:w="60" w:type="dxa"/>
+              <w:right w:w="80" w:type="dxa"/>
+            </w:tcMar>
             <w:hideMark/>
           </w:tcPr>
           <w:p>
             <w:pPr>
               <w:pStyle w:val="TextoTablas"/>
+              <w:spacing w:before="0" w:after="0"/>
             </w:pPr>
             <w:r>
               <w:t>Haber</w:t>
@@ -7544,11 +8704,18 @@
         <w:tc>
           <w:tcPr>
             <w:tcW w:w="0" w:type="auto"/>
+            <w:tcMar>
+              <w:top w:w="60" w:type="dxa"/>
+              <w:left w:w="80" w:type="dxa"/>
+              <w:bottom w:w="60" w:type="dxa"/>
+              <w:right w:w="80" w:type="dxa"/>
+            </w:tcMar>
             <w:hideMark/>
           </w:tcPr>
           <w:p>
             <w:pPr>
               <w:pStyle w:val="TextoTablas"/>
+              <w:spacing w:before="0" w:after="0"/>
               <w:rPr>
                 <w:color w:val="12263F"/>
                 <w:szCs w:val="24"/>
@@ -7566,11 +8733,18 @@
         <w:tc>
           <w:tcPr>
             <w:tcW w:w="0" w:type="auto"/>
+            <w:tcMar>
+              <w:top w:w="60" w:type="dxa"/>
+              <w:left w:w="80" w:type="dxa"/>
+              <w:bottom w:w="60" w:type="dxa"/>
+              <w:right w:w="80" w:type="dxa"/>
+            </w:tcMar>
             <w:hideMark/>
           </w:tcPr>
           <w:p>
             <w:pPr>
               <w:pStyle w:val="TextoTablas"/>
+              <w:spacing w:before="0" w:after="0"/>
               <w:rPr>
                 <w:color w:val="12263F"/>
                 <w:szCs w:val="24"/>
@@ -7588,16 +8762,26 @@
         <w:tc>
           <w:tcPr>
             <w:tcW w:w="0" w:type="auto"/>
+            <w:tcMar>
+              <w:top w:w="60" w:type="dxa"/>
+              <w:left w:w="80" w:type="dxa"/>
+              <w:bottom w:w="60" w:type="dxa"/>
+              <w:right w:w="80" w:type="dxa"/>
+            </w:tcMar>
             <w:hideMark/>
           </w:tcPr>
           <w:p>
             <w:pPr>
               <w:pStyle w:val="TextoTablas"/>
-              <w:rPr>
-                <w:color w:val="12263F"/>
-                <w:szCs w:val="24"/>
-              </w:rPr>
-            </w:pPr>
+              <w:spacing w:before="0" w:after="0"/>
+              <w:rPr>
+                <w:color w:val="12263F"/>
+                <w:szCs w:val="24"/>
+              </w:rPr>
+            </w:pPr>
+            <w:r>
+              <w:t>$</w:t>
+            </w:r>
             <w:r>
               <w:rPr>
                 <w:color w:val="12263F"/>
@@ -7610,11 +8794,18 @@
         <w:tc>
           <w:tcPr>
             <w:tcW w:w="0" w:type="auto"/>
+            <w:tcMar>
+              <w:top w:w="60" w:type="dxa"/>
+              <w:left w:w="80" w:type="dxa"/>
+              <w:bottom w:w="60" w:type="dxa"/>
+              <w:right w:w="80" w:type="dxa"/>
+            </w:tcMar>
             <w:hideMark/>
           </w:tcPr>
           <w:p>
             <w:pPr>
               <w:pStyle w:val="TextoTablas"/>
+              <w:spacing w:before="0" w:after="0"/>
               <w:rPr>
                 <w:color w:val="12263F"/>
                 <w:szCs w:val="24"/>
@@ -7634,11 +8825,18 @@
         <w:tc>
           <w:tcPr>
             <w:tcW w:w="0" w:type="auto"/>
+            <w:tcMar>
+              <w:top w:w="60" w:type="dxa"/>
+              <w:left w:w="80" w:type="dxa"/>
+              <w:bottom w:w="60" w:type="dxa"/>
+              <w:right w:w="80" w:type="dxa"/>
+            </w:tcMar>
             <w:hideMark/>
           </w:tcPr>
           <w:p>
             <w:pPr>
               <w:pStyle w:val="TextoTablas"/>
+              <w:spacing w:before="0" w:after="0"/>
               <w:rPr>
                 <w:color w:val="12263F"/>
                 <w:szCs w:val="24"/>
@@ -7656,11 +8854,18 @@
         <w:tc>
           <w:tcPr>
             <w:tcW w:w="0" w:type="auto"/>
+            <w:tcMar>
+              <w:top w:w="60" w:type="dxa"/>
+              <w:left w:w="80" w:type="dxa"/>
+              <w:bottom w:w="60" w:type="dxa"/>
+              <w:right w:w="80" w:type="dxa"/>
+            </w:tcMar>
             <w:hideMark/>
           </w:tcPr>
           <w:p>
             <w:pPr>
               <w:pStyle w:val="TextoTablas"/>
+              <w:spacing w:before="0" w:after="0"/>
               <w:rPr>
                 <w:color w:val="12263F"/>
                 <w:szCs w:val="24"/>
@@ -7678,11 +8883,18 @@
         <w:tc>
           <w:tcPr>
             <w:tcW w:w="0" w:type="auto"/>
+            <w:tcMar>
+              <w:top w:w="60" w:type="dxa"/>
+              <w:left w:w="80" w:type="dxa"/>
+              <w:bottom w:w="60" w:type="dxa"/>
+              <w:right w:w="80" w:type="dxa"/>
+            </w:tcMar>
             <w:hideMark/>
           </w:tcPr>
           <w:p>
             <w:pPr>
               <w:pStyle w:val="TextoTablas"/>
+              <w:spacing w:before="0" w:after="0"/>
               <w:rPr>
                 <w:color w:val="12263F"/>
                 <w:szCs w:val="24"/>
@@ -7700,16 +8912,26 @@
         <w:tc>
           <w:tcPr>
             <w:tcW w:w="0" w:type="auto"/>
+            <w:tcMar>
+              <w:top w:w="60" w:type="dxa"/>
+              <w:left w:w="80" w:type="dxa"/>
+              <w:bottom w:w="60" w:type="dxa"/>
+              <w:right w:w="80" w:type="dxa"/>
+            </w:tcMar>
             <w:hideMark/>
           </w:tcPr>
           <w:p>
             <w:pPr>
               <w:pStyle w:val="TextoTablas"/>
-              <w:rPr>
-                <w:color w:val="12263F"/>
-                <w:szCs w:val="24"/>
-              </w:rPr>
-            </w:pPr>
+              <w:spacing w:before="0" w:after="0"/>
+              <w:rPr>
+                <w:color w:val="12263F"/>
+                <w:szCs w:val="24"/>
+              </w:rPr>
+            </w:pPr>
+            <w:r>
+              <w:t>$</w:t>
+            </w:r>
             <w:r>
               <w:rPr>
                 <w:color w:val="12263F"/>
@@ -7816,8 +9038,8 @@
         <w:tblLook w:val="04A0" w:firstRow="1" w:lastRow="0" w:firstColumn="1" w:lastColumn="0" w:noHBand="0" w:noVBand="1"/>
       </w:tblPr>
       <w:tblGrid>
-        <w:gridCol w:w="3750"/>
-        <w:gridCol w:w="3750"/>
+        <w:gridCol w:w="3524"/>
+        <w:gridCol w:w="3976"/>
       </w:tblGrid>
       <w:tr>
         <w:trPr>
@@ -7827,11 +9049,18 @@
         <w:tc>
           <w:tcPr>
             <w:tcW w:w="0" w:type="auto"/>
+            <w:tcMar>
+              <w:top w:w="60" w:type="dxa"/>
+              <w:left w:w="80" w:type="dxa"/>
+              <w:bottom w:w="60" w:type="dxa"/>
+              <w:right w:w="80" w:type="dxa"/>
+            </w:tcMar>
             <w:hideMark/>
           </w:tcPr>
           <w:p>
             <w:pPr>
               <w:pStyle w:val="TextoTablas"/>
+              <w:spacing w:before="0" w:after="0"/>
             </w:pPr>
             <w:r>
               <w:t>Debe</w:t>
@@ -7841,11 +9070,18 @@
         <w:tc>
           <w:tcPr>
             <w:tcW w:w="0" w:type="auto"/>
+            <w:tcMar>
+              <w:top w:w="60" w:type="dxa"/>
+              <w:left w:w="80" w:type="dxa"/>
+              <w:bottom w:w="60" w:type="dxa"/>
+              <w:right w:w="80" w:type="dxa"/>
+            </w:tcMar>
             <w:hideMark/>
           </w:tcPr>
           <w:p>
             <w:pPr>
               <w:pStyle w:val="TextoTablas"/>
+              <w:spacing w:before="0" w:after="0"/>
             </w:pPr>
             <w:r>
               <w:t>Haber</w:t>
@@ -7860,11 +9096,18 @@
         <w:tc>
           <w:tcPr>
             <w:tcW w:w="0" w:type="auto"/>
+            <w:tcMar>
+              <w:top w:w="60" w:type="dxa"/>
+              <w:left w:w="80" w:type="dxa"/>
+              <w:bottom w:w="60" w:type="dxa"/>
+              <w:right w:w="80" w:type="dxa"/>
+            </w:tcMar>
             <w:hideMark/>
           </w:tcPr>
           <w:p>
             <w:pPr>
               <w:pStyle w:val="TextoTablas"/>
+              <w:spacing w:before="0" w:after="0"/>
               <w:rPr>
                 <w:color w:val="12263F"/>
                 <w:szCs w:val="24"/>
@@ -7882,16 +9125,26 @@
         <w:tc>
           <w:tcPr>
             <w:tcW w:w="0" w:type="auto"/>
+            <w:tcMar>
+              <w:top w:w="60" w:type="dxa"/>
+              <w:left w:w="80" w:type="dxa"/>
+              <w:bottom w:w="60" w:type="dxa"/>
+              <w:right w:w="80" w:type="dxa"/>
+            </w:tcMar>
             <w:hideMark/>
           </w:tcPr>
           <w:p>
             <w:pPr>
               <w:pStyle w:val="TextoTablas"/>
-              <w:rPr>
-                <w:color w:val="12263F"/>
-                <w:szCs w:val="24"/>
-              </w:rPr>
-            </w:pPr>
+              <w:spacing w:before="0" w:after="0"/>
+              <w:rPr>
+                <w:color w:val="12263F"/>
+                <w:szCs w:val="24"/>
+              </w:rPr>
+            </w:pPr>
+            <w:r>
+              <w:t>$</w:t>
+            </w:r>
             <w:r>
               <w:rPr>
                 <w:color w:val="12263F"/>
@@ -7906,11 +9159,18 @@
         <w:tc>
           <w:tcPr>
             <w:tcW w:w="0" w:type="auto"/>
+            <w:tcMar>
+              <w:top w:w="60" w:type="dxa"/>
+              <w:left w:w="80" w:type="dxa"/>
+              <w:bottom w:w="60" w:type="dxa"/>
+              <w:right w:w="80" w:type="dxa"/>
+            </w:tcMar>
             <w:hideMark/>
           </w:tcPr>
           <w:p>
             <w:pPr>
               <w:pStyle w:val="TextoTablas"/>
+              <w:spacing w:before="0" w:after="0"/>
               <w:rPr>
                 <w:color w:val="12263F"/>
                 <w:szCs w:val="24"/>
@@ -7928,16 +9188,26 @@
         <w:tc>
           <w:tcPr>
             <w:tcW w:w="0" w:type="auto"/>
+            <w:tcMar>
+              <w:top w:w="60" w:type="dxa"/>
+              <w:left w:w="80" w:type="dxa"/>
+              <w:bottom w:w="60" w:type="dxa"/>
+              <w:right w:w="80" w:type="dxa"/>
+            </w:tcMar>
             <w:hideMark/>
           </w:tcPr>
           <w:p>
             <w:pPr>
               <w:pStyle w:val="TextoTablas"/>
-              <w:rPr>
-                <w:color w:val="12263F"/>
-                <w:szCs w:val="24"/>
-              </w:rPr>
-            </w:pPr>
+              <w:spacing w:before="0" w:after="0"/>
+              <w:rPr>
+                <w:color w:val="12263F"/>
+                <w:szCs w:val="24"/>
+              </w:rPr>
+            </w:pPr>
+            <w:r>
+              <w:t>$</w:t>
+            </w:r>
             <w:r>
               <w:rPr>
                 <w:color w:val="12263F"/>
@@ -7955,11 +9225,18 @@
         <w:tc>
           <w:tcPr>
             <w:tcW w:w="0" w:type="auto"/>
+            <w:tcMar>
+              <w:top w:w="60" w:type="dxa"/>
+              <w:left w:w="80" w:type="dxa"/>
+              <w:bottom w:w="60" w:type="dxa"/>
+              <w:right w:w="80" w:type="dxa"/>
+            </w:tcMar>
             <w:hideMark/>
           </w:tcPr>
           <w:p>
             <w:pPr>
               <w:pStyle w:val="TextoTablas"/>
+              <w:spacing w:before="0" w:after="0"/>
               <w:rPr>
                 <w:color w:val="12263F"/>
                 <w:szCs w:val="24"/>
@@ -7977,16 +9254,26 @@
         <w:tc>
           <w:tcPr>
             <w:tcW w:w="0" w:type="auto"/>
+            <w:tcMar>
+              <w:top w:w="60" w:type="dxa"/>
+              <w:left w:w="80" w:type="dxa"/>
+              <w:bottom w:w="60" w:type="dxa"/>
+              <w:right w:w="80" w:type="dxa"/>
+            </w:tcMar>
             <w:hideMark/>
           </w:tcPr>
           <w:p>
             <w:pPr>
               <w:pStyle w:val="TextoTablas"/>
-              <w:rPr>
-                <w:color w:val="12263F"/>
-                <w:szCs w:val="24"/>
-              </w:rPr>
-            </w:pPr>
+              <w:spacing w:before="0" w:after="0"/>
+              <w:rPr>
+                <w:color w:val="12263F"/>
+                <w:szCs w:val="24"/>
+              </w:rPr>
+            </w:pPr>
+            <w:r>
+              <w:t>$</w:t>
+            </w:r>
             <w:r>
               <w:rPr>
                 <w:color w:val="12263F"/>
@@ -8001,11 +9288,18 @@
         <w:tc>
           <w:tcPr>
             <w:tcW w:w="0" w:type="auto"/>
+            <w:tcMar>
+              <w:top w:w="60" w:type="dxa"/>
+              <w:left w:w="80" w:type="dxa"/>
+              <w:bottom w:w="60" w:type="dxa"/>
+              <w:right w:w="80" w:type="dxa"/>
+            </w:tcMar>
             <w:hideMark/>
           </w:tcPr>
           <w:p>
             <w:pPr>
               <w:pStyle w:val="TextoTablas"/>
+              <w:spacing w:before="0" w:after="0"/>
               <w:rPr>
                 <w:color w:val="12263F"/>
                 <w:szCs w:val="24"/>
@@ -8023,16 +9317,26 @@
         <w:tc>
           <w:tcPr>
             <w:tcW w:w="0" w:type="auto"/>
+            <w:tcMar>
+              <w:top w:w="60" w:type="dxa"/>
+              <w:left w:w="80" w:type="dxa"/>
+              <w:bottom w:w="60" w:type="dxa"/>
+              <w:right w:w="80" w:type="dxa"/>
+            </w:tcMar>
             <w:hideMark/>
           </w:tcPr>
           <w:p>
             <w:pPr>
               <w:pStyle w:val="TextoTablas"/>
-              <w:rPr>
-                <w:color w:val="12263F"/>
-                <w:szCs w:val="24"/>
-              </w:rPr>
-            </w:pPr>
+              <w:spacing w:before="0" w:after="0"/>
+              <w:rPr>
+                <w:color w:val="12263F"/>
+                <w:szCs w:val="24"/>
+              </w:rPr>
+            </w:pPr>
+            <w:r>
+              <w:t>$</w:t>
+            </w:r>
             <w:r>
               <w:rPr>
                 <w:color w:val="12263F"/>
@@ -8050,11 +9354,18 @@
         <w:tc>
           <w:tcPr>
             <w:tcW w:w="0" w:type="auto"/>
+            <w:tcMar>
+              <w:top w:w="60" w:type="dxa"/>
+              <w:left w:w="80" w:type="dxa"/>
+              <w:bottom w:w="60" w:type="dxa"/>
+              <w:right w:w="80" w:type="dxa"/>
+            </w:tcMar>
             <w:hideMark/>
           </w:tcPr>
           <w:p>
             <w:pPr>
               <w:pStyle w:val="TextoTablas"/>
+              <w:spacing w:before="0" w:after="0"/>
               <w:rPr>
                 <w:color w:val="12263F"/>
                 <w:szCs w:val="24"/>
@@ -8072,16 +9383,26 @@
         <w:tc>
           <w:tcPr>
             <w:tcW w:w="0" w:type="auto"/>
+            <w:tcMar>
+              <w:top w:w="60" w:type="dxa"/>
+              <w:left w:w="80" w:type="dxa"/>
+              <w:bottom w:w="60" w:type="dxa"/>
+              <w:right w:w="80" w:type="dxa"/>
+            </w:tcMar>
             <w:hideMark/>
           </w:tcPr>
           <w:p>
             <w:pPr>
               <w:pStyle w:val="TextoTablas"/>
-              <w:rPr>
-                <w:color w:val="12263F"/>
-                <w:szCs w:val="24"/>
-              </w:rPr>
-            </w:pPr>
+              <w:spacing w:before="0" w:after="0"/>
+              <w:rPr>
+                <w:color w:val="12263F"/>
+                <w:szCs w:val="24"/>
+              </w:rPr>
+            </w:pPr>
+            <w:r>
+              <w:t>$</w:t>
+            </w:r>
             <w:r>
               <w:rPr>
                 <w:color w:val="12263F"/>
@@ -8096,11 +9417,18 @@
         <w:tc>
           <w:tcPr>
             <w:tcW w:w="0" w:type="auto"/>
+            <w:tcMar>
+              <w:top w:w="60" w:type="dxa"/>
+              <w:left w:w="80" w:type="dxa"/>
+              <w:bottom w:w="60" w:type="dxa"/>
+              <w:right w:w="80" w:type="dxa"/>
+            </w:tcMar>
             <w:hideMark/>
           </w:tcPr>
           <w:p>
             <w:pPr>
               <w:pStyle w:val="TextoTablas"/>
+              <w:spacing w:before="0" w:after="0"/>
               <w:rPr>
                 <w:color w:val="12263F"/>
                 <w:szCs w:val="24"/>
@@ -8118,16 +9446,26 @@
         <w:tc>
           <w:tcPr>
             <w:tcW w:w="0" w:type="auto"/>
+            <w:tcMar>
+              <w:top w:w="60" w:type="dxa"/>
+              <w:left w:w="80" w:type="dxa"/>
+              <w:bottom w:w="60" w:type="dxa"/>
+              <w:right w:w="80" w:type="dxa"/>
+            </w:tcMar>
             <w:hideMark/>
           </w:tcPr>
           <w:p>
             <w:pPr>
               <w:pStyle w:val="TextoTablas"/>
-              <w:rPr>
-                <w:color w:val="12263F"/>
-                <w:szCs w:val="24"/>
-              </w:rPr>
-            </w:pPr>
+              <w:spacing w:before="0" w:after="0"/>
+              <w:rPr>
+                <w:color w:val="12263F"/>
+                <w:szCs w:val="24"/>
+              </w:rPr>
+            </w:pPr>
+            <w:r>
+              <w:t>$</w:t>
+            </w:r>
             <w:r>
               <w:rPr>
                 <w:color w:val="12263F"/>
@@ -8145,11 +9483,18 @@
         <w:tc>
           <w:tcPr>
             <w:tcW w:w="0" w:type="auto"/>
+            <w:tcMar>
+              <w:top w:w="60" w:type="dxa"/>
+              <w:left w:w="80" w:type="dxa"/>
+              <w:bottom w:w="60" w:type="dxa"/>
+              <w:right w:w="80" w:type="dxa"/>
+            </w:tcMar>
             <w:hideMark/>
           </w:tcPr>
           <w:p>
             <w:pPr>
               <w:pStyle w:val="TextoTablas"/>
+              <w:spacing w:before="0" w:after="0"/>
               <w:rPr>
                 <w:color w:val="12263F"/>
                 <w:szCs w:val="24"/>
@@ -8161,7 +9506,6 @@
                 <w:szCs w:val="24"/>
                 <w:bdr w:val="none" w:sz="0" w:space="0" w:color="auto" w:frame="1"/>
               </w:rPr>
-              <w:lastRenderedPageBreak/>
               <w:t>880.450</w:t>
             </w:r>
           </w:p>
@@ -8169,16 +9513,26 @@
         <w:tc>
           <w:tcPr>
             <w:tcW w:w="0" w:type="auto"/>
+            <w:tcMar>
+              <w:top w:w="60" w:type="dxa"/>
+              <w:left w:w="80" w:type="dxa"/>
+              <w:bottom w:w="60" w:type="dxa"/>
+              <w:right w:w="80" w:type="dxa"/>
+            </w:tcMar>
             <w:hideMark/>
           </w:tcPr>
           <w:p>
             <w:pPr>
               <w:pStyle w:val="TextoTablas"/>
-              <w:rPr>
-                <w:color w:val="12263F"/>
-                <w:szCs w:val="24"/>
-              </w:rPr>
-            </w:pPr>
+              <w:spacing w:before="0" w:after="0"/>
+              <w:rPr>
+                <w:color w:val="12263F"/>
+                <w:szCs w:val="24"/>
+              </w:rPr>
+            </w:pPr>
+            <w:r>
+              <w:t>$</w:t>
+            </w:r>
             <w:r>
               <w:rPr>
                 <w:color w:val="12263F"/>
@@ -8231,7 +9585,8 @@
           <w:ilvl w:val="0"/>
           <w:numId w:val="55"/>
         </w:numPr>
-        <w:ind w:left="567" w:hanging="283"/>
+        <w:spacing w:before="60" w:after="60"/>
+        <w:ind w:left="360" w:hanging="173"/>
         <w:rPr>
           <w:lang w:val="es-419" w:eastAsia="es-CO"/>
         </w:rPr>
@@ -8258,7 +9613,8 @@
           <w:ilvl w:val="0"/>
           <w:numId w:val="55"/>
         </w:numPr>
-        <w:ind w:left="567" w:hanging="283"/>
+        <w:spacing w:before="60" w:after="60"/>
+        <w:ind w:left="360" w:hanging="173"/>
         <w:rPr>
           <w:lang w:val="es-419" w:eastAsia="es-CO"/>
         </w:rPr>
@@ -8269,6 +9625,7 @@
           <w:bCs/>
           <w:lang w:val="es-419" w:eastAsia="es-CO"/>
         </w:rPr>
+        <w:lastRenderedPageBreak/>
         <w:t>Pasivo</w:t>
       </w:r>
       <w:r>
@@ -8285,7 +9642,8 @@
           <w:ilvl w:val="0"/>
           <w:numId w:val="55"/>
         </w:numPr>
-        <w:ind w:left="567" w:hanging="283"/>
+        <w:spacing w:before="60" w:after="60"/>
+        <w:ind w:left="360" w:hanging="173"/>
         <w:rPr>
           <w:lang w:val="es-419" w:eastAsia="es-CO"/>
         </w:rPr>
@@ -8333,11 +9691,18 @@
           <w:ilvl w:val="0"/>
           <w:numId w:val="56"/>
         </w:numPr>
-        <w:ind w:left="567" w:hanging="141"/>
-        <w:rPr>
-          <w:lang w:val="es-419" w:eastAsia="es-CO"/>
-        </w:rPr>
-      </w:pPr>
+        <w:spacing w:before="60" w:after="60"/>
+        <w:ind w:left="567" w:hanging="283"/>
+        <w:rPr>
+          <w:lang w:val="es-419" w:eastAsia="es-CO"/>
+        </w:rPr>
+      </w:pPr>
+      <w:r>
+        <w:rPr>
+          <w:lang w:val="es-419" w:eastAsia="es-CO"/>
+        </w:rPr>
+        <w:t xml:space="preserve"> </w:t>
+      </w:r>
       <w:r>
         <w:rPr>
           <w:lang w:val="es-419" w:eastAsia="es-CO"/>
@@ -8352,11 +9717,18 @@
           <w:ilvl w:val="0"/>
           <w:numId w:val="56"/>
         </w:numPr>
-        <w:ind w:left="567" w:hanging="141"/>
-        <w:rPr>
-          <w:lang w:val="es-419" w:eastAsia="es-CO"/>
-        </w:rPr>
-      </w:pPr>
+        <w:spacing w:before="60" w:after="60"/>
+        <w:ind w:left="567" w:hanging="283"/>
+        <w:rPr>
+          <w:lang w:val="es-419" w:eastAsia="es-CO"/>
+        </w:rPr>
+      </w:pPr>
+      <w:r>
+        <w:rPr>
+          <w:lang w:val="es-419" w:eastAsia="es-CO"/>
+        </w:rPr>
+        <w:t xml:space="preserve"> </w:t>
+      </w:r>
       <w:r>
         <w:rPr>
           <w:lang w:val="es-419" w:eastAsia="es-CO"/>
@@ -8371,11 +9743,18 @@
           <w:ilvl w:val="0"/>
           <w:numId w:val="56"/>
         </w:numPr>
-        <w:ind w:left="567" w:hanging="141"/>
-        <w:rPr>
-          <w:lang w:val="es-419" w:eastAsia="es-CO"/>
-        </w:rPr>
-      </w:pPr>
+        <w:spacing w:before="60" w:after="60"/>
+        <w:ind w:left="567" w:hanging="283"/>
+        <w:rPr>
+          <w:lang w:val="es-419" w:eastAsia="es-CO"/>
+        </w:rPr>
+      </w:pPr>
+      <w:r>
+        <w:rPr>
+          <w:lang w:val="es-419" w:eastAsia="es-CO"/>
+        </w:rPr>
+        <w:t xml:space="preserve"> </w:t>
+      </w:r>
       <w:r>
         <w:rPr>
           <w:lang w:val="es-419" w:eastAsia="es-CO"/>
@@ -8390,11 +9769,18 @@
           <w:ilvl w:val="0"/>
           <w:numId w:val="56"/>
         </w:numPr>
-        <w:ind w:left="567" w:hanging="141"/>
-        <w:rPr>
-          <w:lang w:val="es-419" w:eastAsia="es-CO"/>
-        </w:rPr>
-      </w:pPr>
+        <w:spacing w:before="60" w:after="60"/>
+        <w:ind w:left="567" w:hanging="283"/>
+        <w:rPr>
+          <w:lang w:val="es-419" w:eastAsia="es-CO"/>
+        </w:rPr>
+      </w:pPr>
+      <w:r>
+        <w:rPr>
+          <w:lang w:val="es-419" w:eastAsia="es-CO"/>
+        </w:rPr>
+        <w:t xml:space="preserve"> </w:t>
+      </w:r>
       <w:r>
         <w:rPr>
           <w:lang w:val="es-419" w:eastAsia="es-CO"/>
@@ -8409,11 +9795,18 @@
           <w:ilvl w:val="0"/>
           <w:numId w:val="56"/>
         </w:numPr>
-        <w:ind w:left="567" w:hanging="141"/>
-        <w:rPr>
-          <w:lang w:val="es-419" w:eastAsia="es-CO"/>
-        </w:rPr>
-      </w:pPr>
+        <w:spacing w:before="60" w:after="60"/>
+        <w:ind w:left="567" w:hanging="283"/>
+        <w:rPr>
+          <w:lang w:val="es-419" w:eastAsia="es-CO"/>
+        </w:rPr>
+      </w:pPr>
+      <w:r>
+        <w:rPr>
+          <w:lang w:val="es-419" w:eastAsia="es-CO"/>
+        </w:rPr>
+        <w:t xml:space="preserve"> </w:t>
+      </w:r>
       <w:r>
         <w:rPr>
           <w:lang w:val="es-419" w:eastAsia="es-CO"/>
@@ -8428,11 +9821,18 @@
           <w:ilvl w:val="0"/>
           <w:numId w:val="56"/>
         </w:numPr>
-        <w:ind w:left="567" w:hanging="141"/>
-        <w:rPr>
-          <w:lang w:val="es-419" w:eastAsia="es-CO"/>
-        </w:rPr>
-      </w:pPr>
+        <w:spacing w:before="60" w:after="60"/>
+        <w:ind w:left="567" w:hanging="283"/>
+        <w:rPr>
+          <w:lang w:val="es-419" w:eastAsia="es-CO"/>
+        </w:rPr>
+      </w:pPr>
+      <w:r>
+        <w:rPr>
+          <w:lang w:val="es-419" w:eastAsia="es-CO"/>
+        </w:rPr>
+        <w:t xml:space="preserve"> </w:t>
+      </w:r>
       <w:r>
         <w:rPr>
           <w:lang w:val="es-419" w:eastAsia="es-CO"/>
@@ -8443,6 +9843,7 @@
     <w:p>
       <w:pPr>
         <w:pStyle w:val="Prrafodelista"/>
+        <w:spacing w:before="60" w:after="60"/>
         <w:ind w:left="567" w:firstLine="0"/>
         <w:rPr>
           <w:lang w:val="es-419" w:eastAsia="es-CO"/>
@@ -8473,7 +9874,6 @@
         <w:rPr>
           <w:lang w:val="es-419" w:eastAsia="es-CO"/>
         </w:rPr>
-        <w:lastRenderedPageBreak/>
         <w:t>Cuentas del activo</w:t>
       </w:r>
     </w:p>
@@ -8484,8 +9884,8 @@
         <w:tblLook w:val="04A0" w:firstRow="1" w:lastRow="0" w:firstColumn="1" w:lastColumn="0" w:noHBand="0" w:noVBand="1"/>
       </w:tblPr>
       <w:tblGrid>
-        <w:gridCol w:w="4303"/>
-        <w:gridCol w:w="3197"/>
+        <w:gridCol w:w="4137"/>
+        <w:gridCol w:w="3363"/>
       </w:tblGrid>
       <w:tr>
         <w:trPr>
@@ -8494,11 +9894,18 @@
         <w:tc>
           <w:tcPr>
             <w:tcW w:w="0" w:type="auto"/>
+            <w:tcMar>
+              <w:top w:w="60" w:type="dxa"/>
+              <w:left w:w="80" w:type="dxa"/>
+              <w:bottom w:w="60" w:type="dxa"/>
+              <w:right w:w="80" w:type="dxa"/>
+            </w:tcMar>
             <w:hideMark/>
           </w:tcPr>
           <w:p>
             <w:pPr>
               <w:pStyle w:val="TextoTablas"/>
+              <w:spacing w:before="0" w:after="0"/>
             </w:pPr>
             <w:r>
               <w:t>Cuentas</w:t>
@@ -8508,11 +9915,18 @@
         <w:tc>
           <w:tcPr>
             <w:tcW w:w="0" w:type="auto"/>
+            <w:tcMar>
+              <w:top w:w="60" w:type="dxa"/>
+              <w:left w:w="80" w:type="dxa"/>
+              <w:bottom w:w="60" w:type="dxa"/>
+              <w:right w:w="80" w:type="dxa"/>
+            </w:tcMar>
             <w:hideMark/>
           </w:tcPr>
           <w:p>
             <w:pPr>
               <w:pStyle w:val="TextoTablas"/>
+              <w:spacing w:before="0" w:after="0"/>
             </w:pPr>
             <w:r>
               <w:t>Valor</w:t>
@@ -8527,11 +9941,18 @@
         <w:tc>
           <w:tcPr>
             <w:tcW w:w="0" w:type="auto"/>
+            <w:tcMar>
+              <w:top w:w="60" w:type="dxa"/>
+              <w:left w:w="80" w:type="dxa"/>
+              <w:bottom w:w="60" w:type="dxa"/>
+              <w:right w:w="80" w:type="dxa"/>
+            </w:tcMar>
             <w:hideMark/>
           </w:tcPr>
           <w:p>
             <w:pPr>
               <w:pStyle w:val="TextoTablas"/>
+              <w:spacing w:before="0" w:after="0"/>
               <w:rPr>
                 <w:color w:val="12263F"/>
                 <w:szCs w:val="24"/>
@@ -8549,16 +9970,26 @@
         <w:tc>
           <w:tcPr>
             <w:tcW w:w="0" w:type="auto"/>
+            <w:tcMar>
+              <w:top w:w="60" w:type="dxa"/>
+              <w:left w:w="80" w:type="dxa"/>
+              <w:bottom w:w="60" w:type="dxa"/>
+              <w:right w:w="80" w:type="dxa"/>
+            </w:tcMar>
             <w:hideMark/>
           </w:tcPr>
           <w:p>
             <w:pPr>
               <w:pStyle w:val="TextoTablas"/>
-              <w:rPr>
-                <w:color w:val="12263F"/>
-                <w:szCs w:val="24"/>
-              </w:rPr>
-            </w:pPr>
+              <w:spacing w:before="0" w:after="0"/>
+              <w:rPr>
+                <w:color w:val="12263F"/>
+                <w:szCs w:val="24"/>
+              </w:rPr>
+            </w:pPr>
+            <w:r>
+              <w:t>$</w:t>
+            </w:r>
             <w:r>
               <w:rPr>
                 <w:color w:val="12263F"/>
@@ -8573,11 +10004,18 @@
         <w:tc>
           <w:tcPr>
             <w:tcW w:w="0" w:type="auto"/>
+            <w:tcMar>
+              <w:top w:w="60" w:type="dxa"/>
+              <w:left w:w="80" w:type="dxa"/>
+              <w:bottom w:w="60" w:type="dxa"/>
+              <w:right w:w="80" w:type="dxa"/>
+            </w:tcMar>
             <w:hideMark/>
           </w:tcPr>
           <w:p>
             <w:pPr>
               <w:pStyle w:val="TextoTablas"/>
+              <w:spacing w:before="0" w:after="0"/>
               <w:rPr>
                 <w:color w:val="12263F"/>
                 <w:szCs w:val="24"/>
@@ -8595,16 +10033,26 @@
         <w:tc>
           <w:tcPr>
             <w:tcW w:w="0" w:type="auto"/>
+            <w:tcMar>
+              <w:top w:w="60" w:type="dxa"/>
+              <w:left w:w="80" w:type="dxa"/>
+              <w:bottom w:w="60" w:type="dxa"/>
+              <w:right w:w="80" w:type="dxa"/>
+            </w:tcMar>
             <w:hideMark/>
           </w:tcPr>
           <w:p>
             <w:pPr>
               <w:pStyle w:val="TextoTablas"/>
-              <w:rPr>
-                <w:color w:val="12263F"/>
-                <w:szCs w:val="24"/>
-              </w:rPr>
-            </w:pPr>
+              <w:spacing w:before="0" w:after="0"/>
+              <w:rPr>
+                <w:color w:val="12263F"/>
+                <w:szCs w:val="24"/>
+              </w:rPr>
+            </w:pPr>
+            <w:r>
+              <w:t>$</w:t>
+            </w:r>
             <w:r>
               <w:rPr>
                 <w:color w:val="12263F"/>
@@ -8622,11 +10070,18 @@
         <w:tc>
           <w:tcPr>
             <w:tcW w:w="0" w:type="auto"/>
+            <w:tcMar>
+              <w:top w:w="60" w:type="dxa"/>
+              <w:left w:w="80" w:type="dxa"/>
+              <w:bottom w:w="60" w:type="dxa"/>
+              <w:right w:w="80" w:type="dxa"/>
+            </w:tcMar>
             <w:hideMark/>
           </w:tcPr>
           <w:p>
             <w:pPr>
               <w:pStyle w:val="TextoTablas"/>
+              <w:spacing w:before="0" w:after="0"/>
               <w:rPr>
                 <w:color w:val="12263F"/>
                 <w:szCs w:val="24"/>
@@ -8644,16 +10099,26 @@
         <w:tc>
           <w:tcPr>
             <w:tcW w:w="0" w:type="auto"/>
+            <w:tcMar>
+              <w:top w:w="60" w:type="dxa"/>
+              <w:left w:w="80" w:type="dxa"/>
+              <w:bottom w:w="60" w:type="dxa"/>
+              <w:right w:w="80" w:type="dxa"/>
+            </w:tcMar>
             <w:hideMark/>
           </w:tcPr>
           <w:p>
             <w:pPr>
               <w:pStyle w:val="TextoTablas"/>
-              <w:rPr>
-                <w:color w:val="12263F"/>
-                <w:szCs w:val="24"/>
-              </w:rPr>
-            </w:pPr>
+              <w:spacing w:before="0" w:after="0"/>
+              <w:rPr>
+                <w:color w:val="12263F"/>
+                <w:szCs w:val="24"/>
+              </w:rPr>
+            </w:pPr>
+            <w:r>
+              <w:t>$</w:t>
+            </w:r>
             <w:r>
               <w:rPr>
                 <w:color w:val="12263F"/>
@@ -8668,11 +10133,18 @@
         <w:tc>
           <w:tcPr>
             <w:tcW w:w="0" w:type="auto"/>
+            <w:tcMar>
+              <w:top w:w="60" w:type="dxa"/>
+              <w:left w:w="80" w:type="dxa"/>
+              <w:bottom w:w="60" w:type="dxa"/>
+              <w:right w:w="80" w:type="dxa"/>
+            </w:tcMar>
             <w:hideMark/>
           </w:tcPr>
           <w:p>
             <w:pPr>
               <w:pStyle w:val="TextoTablas"/>
+              <w:spacing w:before="0" w:after="0"/>
               <w:rPr>
                 <w:color w:val="12263F"/>
                 <w:szCs w:val="24"/>
@@ -8690,16 +10162,26 @@
         <w:tc>
           <w:tcPr>
             <w:tcW w:w="0" w:type="auto"/>
+            <w:tcMar>
+              <w:top w:w="60" w:type="dxa"/>
+              <w:left w:w="80" w:type="dxa"/>
+              <w:bottom w:w="60" w:type="dxa"/>
+              <w:right w:w="80" w:type="dxa"/>
+            </w:tcMar>
             <w:hideMark/>
           </w:tcPr>
           <w:p>
             <w:pPr>
               <w:pStyle w:val="TextoTablas"/>
-              <w:rPr>
-                <w:color w:val="12263F"/>
-                <w:szCs w:val="24"/>
-              </w:rPr>
-            </w:pPr>
+              <w:spacing w:before="0" w:after="0"/>
+              <w:rPr>
+                <w:color w:val="12263F"/>
+                <w:szCs w:val="24"/>
+              </w:rPr>
+            </w:pPr>
+            <w:r>
+              <w:t>$</w:t>
+            </w:r>
             <w:r>
               <w:rPr>
                 <w:color w:val="12263F"/>
@@ -8717,11 +10199,18 @@
         <w:tc>
           <w:tcPr>
             <w:tcW w:w="0" w:type="auto"/>
+            <w:tcMar>
+              <w:top w:w="60" w:type="dxa"/>
+              <w:left w:w="80" w:type="dxa"/>
+              <w:bottom w:w="60" w:type="dxa"/>
+              <w:right w:w="80" w:type="dxa"/>
+            </w:tcMar>
             <w:hideMark/>
           </w:tcPr>
           <w:p>
             <w:pPr>
               <w:pStyle w:val="TextoTablas"/>
+              <w:spacing w:before="0" w:after="0"/>
               <w:rPr>
                 <w:color w:val="12263F"/>
                 <w:szCs w:val="24"/>
@@ -8748,16 +10237,26 @@
         <w:tc>
           <w:tcPr>
             <w:tcW w:w="0" w:type="auto"/>
+            <w:tcMar>
+              <w:top w:w="60" w:type="dxa"/>
+              <w:left w:w="80" w:type="dxa"/>
+              <w:bottom w:w="60" w:type="dxa"/>
+              <w:right w:w="80" w:type="dxa"/>
+            </w:tcMar>
             <w:hideMark/>
           </w:tcPr>
           <w:p>
             <w:pPr>
               <w:pStyle w:val="TextoTablas"/>
-              <w:rPr>
-                <w:color w:val="12263F"/>
-                <w:szCs w:val="24"/>
-              </w:rPr>
-            </w:pPr>
+              <w:spacing w:before="0" w:after="0"/>
+              <w:rPr>
+                <w:color w:val="12263F"/>
+                <w:szCs w:val="24"/>
+              </w:rPr>
+            </w:pPr>
+            <w:r>
+              <w:t>$</w:t>
+            </w:r>
             <w:r>
               <w:rPr>
                 <w:color w:val="12263F"/>
@@ -8791,7 +10290,14 @@
         <w:rPr>
           <w:lang w:val="es-419" w:eastAsia="es-CO"/>
         </w:rPr>
-        <w:t xml:space="preserve"> se tiene un total de 5.300.000. Para comprender el origen de los recursos externos, se procederá a agrupar las cuentas del pasivo, analizando cada una de las obligaciones y deudas que la entidad ha contraído para financiar su operación.</w:t>
+        <w:t xml:space="preserve"> se tiene un total de 5.300.000. Para comprender el origen de los recursos externos, se procederá a agrupar </w:t>
+      </w:r>
+      <w:r>
+        <w:rPr>
+          <w:lang w:val="es-419" w:eastAsia="es-CO"/>
+        </w:rPr>
+        <w:lastRenderedPageBreak/>
+        <w:t>las cuentas del pasivo, analizando cada una de las obligaciones y deudas que la entidad ha contraído para financiar su operación.</w:t>
       </w:r>
     </w:p>
     <w:p>
@@ -8815,8 +10321,8 @@
         <w:tblLook w:val="04A0" w:firstRow="1" w:lastRow="0" w:firstColumn="1" w:lastColumn="0" w:noHBand="0" w:noVBand="1"/>
       </w:tblPr>
       <w:tblGrid>
-        <w:gridCol w:w="4164"/>
-        <w:gridCol w:w="3336"/>
+        <w:gridCol w:w="3992"/>
+        <w:gridCol w:w="3508"/>
       </w:tblGrid>
       <w:tr>
         <w:trPr>
@@ -8825,11 +10331,18 @@
         <w:tc>
           <w:tcPr>
             <w:tcW w:w="0" w:type="auto"/>
+            <w:tcMar>
+              <w:top w:w="60" w:type="dxa"/>
+              <w:left w:w="80" w:type="dxa"/>
+              <w:bottom w:w="60" w:type="dxa"/>
+              <w:right w:w="80" w:type="dxa"/>
+            </w:tcMar>
             <w:hideMark/>
           </w:tcPr>
           <w:p>
             <w:pPr>
               <w:pStyle w:val="TextoTablas"/>
+              <w:spacing w:before="0" w:after="0"/>
             </w:pPr>
             <w:r>
               <w:t>Cuentas</w:t>
@@ -8839,11 +10352,18 @@
         <w:tc>
           <w:tcPr>
             <w:tcW w:w="0" w:type="auto"/>
+            <w:tcMar>
+              <w:top w:w="60" w:type="dxa"/>
+              <w:left w:w="80" w:type="dxa"/>
+              <w:bottom w:w="60" w:type="dxa"/>
+              <w:right w:w="80" w:type="dxa"/>
+            </w:tcMar>
             <w:hideMark/>
           </w:tcPr>
           <w:p>
             <w:pPr>
               <w:pStyle w:val="TextoTablas"/>
+              <w:spacing w:before="0" w:after="0"/>
             </w:pPr>
             <w:r>
               <w:t>Valor</w:t>
@@ -8858,11 +10378,18 @@
         <w:tc>
           <w:tcPr>
             <w:tcW w:w="0" w:type="auto"/>
+            <w:tcMar>
+              <w:top w:w="60" w:type="dxa"/>
+              <w:left w:w="80" w:type="dxa"/>
+              <w:bottom w:w="60" w:type="dxa"/>
+              <w:right w:w="80" w:type="dxa"/>
+            </w:tcMar>
             <w:hideMark/>
           </w:tcPr>
           <w:p>
             <w:pPr>
               <w:pStyle w:val="TextoTablas"/>
+              <w:spacing w:before="0" w:after="0"/>
               <w:rPr>
                 <w:color w:val="12263F"/>
                 <w:szCs w:val="24"/>
@@ -8880,16 +10407,26 @@
         <w:tc>
           <w:tcPr>
             <w:tcW w:w="0" w:type="auto"/>
+            <w:tcMar>
+              <w:top w:w="60" w:type="dxa"/>
+              <w:left w:w="80" w:type="dxa"/>
+              <w:bottom w:w="60" w:type="dxa"/>
+              <w:right w:w="80" w:type="dxa"/>
+            </w:tcMar>
             <w:hideMark/>
           </w:tcPr>
           <w:p>
             <w:pPr>
               <w:pStyle w:val="TextoTablas"/>
-              <w:rPr>
-                <w:color w:val="12263F"/>
-                <w:szCs w:val="24"/>
-              </w:rPr>
-            </w:pPr>
+              <w:spacing w:before="0" w:after="0"/>
+              <w:rPr>
+                <w:color w:val="12263F"/>
+                <w:szCs w:val="24"/>
+              </w:rPr>
+            </w:pPr>
+            <w:r>
+              <w:t>$</w:t>
+            </w:r>
             <w:r>
               <w:rPr>
                 <w:color w:val="12263F"/>
@@ -8904,11 +10441,18 @@
         <w:tc>
           <w:tcPr>
             <w:tcW w:w="0" w:type="auto"/>
+            <w:tcMar>
+              <w:top w:w="60" w:type="dxa"/>
+              <w:left w:w="80" w:type="dxa"/>
+              <w:bottom w:w="60" w:type="dxa"/>
+              <w:right w:w="80" w:type="dxa"/>
+            </w:tcMar>
             <w:hideMark/>
           </w:tcPr>
           <w:p>
             <w:pPr>
               <w:pStyle w:val="TextoTablas"/>
+              <w:spacing w:before="0" w:after="0"/>
               <w:rPr>
                 <w:color w:val="12263F"/>
                 <w:szCs w:val="24"/>
@@ -8926,16 +10470,26 @@
         <w:tc>
           <w:tcPr>
             <w:tcW w:w="0" w:type="auto"/>
+            <w:tcMar>
+              <w:top w:w="60" w:type="dxa"/>
+              <w:left w:w="80" w:type="dxa"/>
+              <w:bottom w:w="60" w:type="dxa"/>
+              <w:right w:w="80" w:type="dxa"/>
+            </w:tcMar>
             <w:hideMark/>
           </w:tcPr>
           <w:p>
             <w:pPr>
               <w:pStyle w:val="TextoTablas"/>
-              <w:rPr>
-                <w:color w:val="12263F"/>
-                <w:szCs w:val="24"/>
-              </w:rPr>
-            </w:pPr>
+              <w:spacing w:before="0" w:after="0"/>
+              <w:rPr>
+                <w:color w:val="12263F"/>
+                <w:szCs w:val="24"/>
+              </w:rPr>
+            </w:pPr>
+            <w:r>
+              <w:t>$</w:t>
+            </w:r>
             <w:r>
               <w:rPr>
                 <w:color w:val="12263F"/>
@@ -8953,11 +10507,18 @@
         <w:tc>
           <w:tcPr>
             <w:tcW w:w="0" w:type="auto"/>
+            <w:tcMar>
+              <w:top w:w="60" w:type="dxa"/>
+              <w:left w:w="80" w:type="dxa"/>
+              <w:bottom w:w="60" w:type="dxa"/>
+              <w:right w:w="80" w:type="dxa"/>
+            </w:tcMar>
             <w:hideMark/>
           </w:tcPr>
           <w:p>
             <w:pPr>
               <w:pStyle w:val="TextoTablas"/>
+              <w:spacing w:before="0" w:after="0"/>
               <w:rPr>
                 <w:color w:val="12263F"/>
                 <w:szCs w:val="24"/>
@@ -8984,16 +10545,26 @@
         <w:tc>
           <w:tcPr>
             <w:tcW w:w="0" w:type="auto"/>
+            <w:tcMar>
+              <w:top w:w="60" w:type="dxa"/>
+              <w:left w:w="80" w:type="dxa"/>
+              <w:bottom w:w="60" w:type="dxa"/>
+              <w:right w:w="80" w:type="dxa"/>
+            </w:tcMar>
             <w:hideMark/>
           </w:tcPr>
           <w:p>
             <w:pPr>
               <w:pStyle w:val="TextoTablas"/>
-              <w:rPr>
-                <w:color w:val="12263F"/>
-                <w:szCs w:val="24"/>
-              </w:rPr>
-            </w:pPr>
+              <w:spacing w:before="0" w:after="0"/>
+              <w:rPr>
+                <w:color w:val="12263F"/>
+                <w:szCs w:val="24"/>
+              </w:rPr>
+            </w:pPr>
+            <w:r>
+              <w:t>$</w:t>
+            </w:r>
             <w:r>
               <w:rPr>
                 <w:color w:val="12263F"/>
@@ -9044,7 +10615,8 @@
           <w:ilvl w:val="0"/>
           <w:numId w:val="57"/>
         </w:numPr>
-        <w:ind w:left="567" w:hanging="283"/>
+        <w:spacing w:before="60" w:after="60"/>
+        <w:ind w:left="360" w:hanging="173"/>
         <w:rPr>
           <w:lang w:val="es-419" w:eastAsia="es-CO"/>
         </w:rPr>
@@ -9074,63 +10646,63 @@
         <w:rPr>
           <w:lang w:val="es-419" w:eastAsia="es-CO"/>
         </w:rPr>
+        <w:t>Aplicando la fórmula de ecuación patrimonial, se puede calcular que el valor del patrimonio es de 3.800.000.</w:t>
+      </w:r>
+    </w:p>
+    <w:p>
+      <w:pPr>
+        <w:pStyle w:val="Ttulo3"/>
+      </w:pPr>
+      <w:r>
+        <w:t>Modificaciones en la ecuación patrimonial</w:t>
+      </w:r>
+    </w:p>
+    <w:p>
+      <w:pPr>
+        <w:rPr>
+          <w:lang w:val="es-419" w:eastAsia="es-CO"/>
+        </w:rPr>
+      </w:pPr>
+      <w:r>
+        <w:rPr>
+          <w:lang w:val="es-419" w:eastAsia="es-CO"/>
+        </w:rPr>
+        <w:t>La ecuación patrimonial no es un cálculo estático, sino un equilibrio vivo que se ajusta constantemente ante cualquier variación en los activos, pasivos o el capital. Para visualizar cómo interactúan estos elementos y entender su interdependencia contable, se analizará el siguiente caso práctico:</w:t>
+      </w:r>
+    </w:p>
+    <w:p>
+      <w:pPr>
+        <w:pStyle w:val="Ttulo5"/>
+      </w:pPr>
+      <w:r>
+        <w:t>Ejemplo:</w:t>
+      </w:r>
+    </w:p>
+    <w:p>
+      <w:pPr>
+        <w:rPr>
+          <w:lang w:val="es-419" w:eastAsia="es-CO"/>
+        </w:rPr>
+      </w:pPr>
+      <w:r>
+        <w:rPr>
+          <w:lang w:val="es-419" w:eastAsia="es-CO"/>
+        </w:rPr>
+        <w:t>El 10 de abril de 2010 el señor Saavedra tiene $3.000.000 en bancos. La ecuación patrimonial se presenta así:</w:t>
+      </w:r>
+    </w:p>
+    <w:p>
+      <w:pPr>
+        <w:pStyle w:val="Tabla"/>
+        <w:rPr>
+          <w:lang w:val="es-419" w:eastAsia="es-CO"/>
+        </w:rPr>
+      </w:pPr>
+      <w:r>
+        <w:rPr>
+          <w:lang w:val="es-419" w:eastAsia="es-CO"/>
+        </w:rPr>
         <w:lastRenderedPageBreak/>
-        <w:t>Aplicando la fórmula de ecuación patrimonial, se puede calcular que el valor del patrimonio es de 3.800.000.</w:t>
-      </w:r>
-    </w:p>
-    <w:p>
-      <w:pPr>
-        <w:pStyle w:val="Ttulo3"/>
-      </w:pPr>
-      <w:r>
-        <w:t>Modificaciones en la ecuación patrimonial</w:t>
-      </w:r>
-    </w:p>
-    <w:p>
-      <w:pPr>
-        <w:rPr>
-          <w:lang w:val="es-419" w:eastAsia="es-CO"/>
-        </w:rPr>
-      </w:pPr>
-      <w:r>
-        <w:rPr>
-          <w:lang w:val="es-419" w:eastAsia="es-CO"/>
-        </w:rPr>
-        <w:t>La ecuación patrimonial no es un cálculo estático, sino un equilibrio vivo que se ajusta constantemente ante cualquier variación en los activos, pasivos o el capital. Para visualizar cómo interactúan estos elementos y entender su interdependencia contable, se analizará el siguiente caso práctico:</w:t>
-      </w:r>
-    </w:p>
-    <w:p>
-      <w:pPr>
-        <w:pStyle w:val="Ttulo5"/>
-      </w:pPr>
-      <w:r>
-        <w:t>Ejemplo:</w:t>
-      </w:r>
-    </w:p>
-    <w:p>
-      <w:pPr>
-        <w:rPr>
-          <w:lang w:val="es-419" w:eastAsia="es-CO"/>
-        </w:rPr>
-      </w:pPr>
-      <w:r>
-        <w:rPr>
-          <w:lang w:val="es-419" w:eastAsia="es-CO"/>
-        </w:rPr>
-        <w:t>El 10 de abril de 2010 el señor Saavedra tiene $3.000.000 en bancos. La ecuación patrimonial se presenta así:</w:t>
-      </w:r>
-    </w:p>
-    <w:p>
-      <w:pPr>
-        <w:pStyle w:val="Tabla"/>
-        <w:rPr>
-          <w:lang w:val="es-419" w:eastAsia="es-CO"/>
-        </w:rPr>
-      </w:pPr>
-      <w:r>
-        <w:rPr>
-          <w:lang w:val="es-419" w:eastAsia="es-CO"/>
-        </w:rPr>
         <w:t>Cuenta del activo</w:t>
       </w:r>
     </w:p>
@@ -9141,8 +10713,8 @@
         <w:tblLook w:val="04A0" w:firstRow="1" w:lastRow="0" w:firstColumn="1" w:lastColumn="0" w:noHBand="0" w:noVBand="1"/>
       </w:tblPr>
       <w:tblGrid>
-        <w:gridCol w:w="3887"/>
-        <w:gridCol w:w="3613"/>
+        <w:gridCol w:w="3702"/>
+        <w:gridCol w:w="3798"/>
       </w:tblGrid>
       <w:tr>
         <w:trPr>
@@ -9151,11 +10723,18 @@
         <w:tc>
           <w:tcPr>
             <w:tcW w:w="0" w:type="auto"/>
+            <w:tcMar>
+              <w:top w:w="60" w:type="dxa"/>
+              <w:left w:w="80" w:type="dxa"/>
+              <w:bottom w:w="60" w:type="dxa"/>
+              <w:right w:w="80" w:type="dxa"/>
+            </w:tcMar>
             <w:hideMark/>
           </w:tcPr>
           <w:p>
             <w:pPr>
               <w:pStyle w:val="TextoTablas"/>
+              <w:spacing w:before="0" w:after="0"/>
             </w:pPr>
             <w:r>
               <w:t>Cuentas</w:t>
@@ -9165,11 +10744,18 @@
         <w:tc>
           <w:tcPr>
             <w:tcW w:w="0" w:type="auto"/>
+            <w:tcMar>
+              <w:top w:w="60" w:type="dxa"/>
+              <w:left w:w="80" w:type="dxa"/>
+              <w:bottom w:w="60" w:type="dxa"/>
+              <w:right w:w="80" w:type="dxa"/>
+            </w:tcMar>
             <w:hideMark/>
           </w:tcPr>
           <w:p>
             <w:pPr>
               <w:pStyle w:val="TextoTablas"/>
+              <w:spacing w:before="0" w:after="0"/>
             </w:pPr>
             <w:r>
               <w:t>Valor</w:t>
@@ -9184,11 +10770,18 @@
         <w:tc>
           <w:tcPr>
             <w:tcW w:w="0" w:type="auto"/>
+            <w:tcMar>
+              <w:top w:w="60" w:type="dxa"/>
+              <w:left w:w="80" w:type="dxa"/>
+              <w:bottom w:w="60" w:type="dxa"/>
+              <w:right w:w="80" w:type="dxa"/>
+            </w:tcMar>
             <w:hideMark/>
           </w:tcPr>
           <w:p>
             <w:pPr>
               <w:pStyle w:val="TextoTablas"/>
+              <w:spacing w:before="0" w:after="0"/>
               <w:rPr>
                 <w:color w:val="12263F"/>
                 <w:szCs w:val="24"/>
@@ -9206,16 +10799,26 @@
         <w:tc>
           <w:tcPr>
             <w:tcW w:w="0" w:type="auto"/>
+            <w:tcMar>
+              <w:top w:w="60" w:type="dxa"/>
+              <w:left w:w="80" w:type="dxa"/>
+              <w:bottom w:w="60" w:type="dxa"/>
+              <w:right w:w="80" w:type="dxa"/>
+            </w:tcMar>
             <w:hideMark/>
           </w:tcPr>
           <w:p>
             <w:pPr>
               <w:pStyle w:val="TextoTablas"/>
-              <w:rPr>
-                <w:color w:val="12263F"/>
-                <w:szCs w:val="24"/>
-              </w:rPr>
-            </w:pPr>
+              <w:spacing w:before="0" w:after="0"/>
+              <w:rPr>
+                <w:color w:val="12263F"/>
+                <w:szCs w:val="24"/>
+              </w:rPr>
+            </w:pPr>
+            <w:r>
+              <w:t>$</w:t>
+            </w:r>
             <w:r>
               <w:rPr>
                 <w:color w:val="12263F"/>
@@ -9230,11 +10833,18 @@
         <w:tc>
           <w:tcPr>
             <w:tcW w:w="0" w:type="auto"/>
+            <w:tcMar>
+              <w:top w:w="60" w:type="dxa"/>
+              <w:left w:w="80" w:type="dxa"/>
+              <w:bottom w:w="60" w:type="dxa"/>
+              <w:right w:w="80" w:type="dxa"/>
+            </w:tcMar>
             <w:hideMark/>
           </w:tcPr>
           <w:p>
             <w:pPr>
               <w:pStyle w:val="TextoTablas"/>
+              <w:spacing w:before="0" w:after="0"/>
               <w:rPr>
                 <w:color w:val="12263F"/>
                 <w:szCs w:val="24"/>
@@ -9252,16 +10862,26 @@
         <w:tc>
           <w:tcPr>
             <w:tcW w:w="0" w:type="auto"/>
+            <w:tcMar>
+              <w:top w:w="60" w:type="dxa"/>
+              <w:left w:w="80" w:type="dxa"/>
+              <w:bottom w:w="60" w:type="dxa"/>
+              <w:right w:w="80" w:type="dxa"/>
+            </w:tcMar>
             <w:hideMark/>
           </w:tcPr>
           <w:p>
             <w:pPr>
               <w:pStyle w:val="TextoTablas"/>
-              <w:rPr>
-                <w:color w:val="12263F"/>
-                <w:szCs w:val="24"/>
-              </w:rPr>
-            </w:pPr>
+              <w:spacing w:before="0" w:after="0"/>
+              <w:rPr>
+                <w:color w:val="12263F"/>
+                <w:szCs w:val="24"/>
+              </w:rPr>
+            </w:pPr>
+            <w:r>
+              <w:t>$</w:t>
+            </w:r>
             <w:r>
               <w:rPr>
                 <w:color w:val="12263F"/>
@@ -9331,8 +10951,8 @@
         <w:tblLook w:val="04A0" w:firstRow="1" w:lastRow="0" w:firstColumn="1" w:lastColumn="0" w:noHBand="0" w:noVBand="1"/>
       </w:tblPr>
       <w:tblGrid>
-        <w:gridCol w:w="4567"/>
-        <w:gridCol w:w="2933"/>
+        <w:gridCol w:w="4414"/>
+        <w:gridCol w:w="3086"/>
       </w:tblGrid>
       <w:tr>
         <w:trPr>
@@ -9341,11 +10961,18 @@
         <w:tc>
           <w:tcPr>
             <w:tcW w:w="0" w:type="auto"/>
+            <w:tcMar>
+              <w:top w:w="60" w:type="dxa"/>
+              <w:left w:w="80" w:type="dxa"/>
+              <w:bottom w:w="60" w:type="dxa"/>
+              <w:right w:w="80" w:type="dxa"/>
+            </w:tcMar>
             <w:hideMark/>
           </w:tcPr>
           <w:p>
             <w:pPr>
               <w:pStyle w:val="TextoTablas"/>
+              <w:spacing w:before="0" w:after="0"/>
             </w:pPr>
             <w:r>
               <w:t>Cuentas</w:t>
@@ -9355,11 +10982,18 @@
         <w:tc>
           <w:tcPr>
             <w:tcW w:w="0" w:type="auto"/>
+            <w:tcMar>
+              <w:top w:w="60" w:type="dxa"/>
+              <w:left w:w="80" w:type="dxa"/>
+              <w:bottom w:w="60" w:type="dxa"/>
+              <w:right w:w="80" w:type="dxa"/>
+            </w:tcMar>
             <w:hideMark/>
           </w:tcPr>
           <w:p>
             <w:pPr>
               <w:pStyle w:val="TextoTablas"/>
+              <w:spacing w:before="0" w:after="0"/>
             </w:pPr>
             <w:r>
               <w:t>Valor</w:t>
@@ -9374,11 +11008,18 @@
         <w:tc>
           <w:tcPr>
             <w:tcW w:w="0" w:type="auto"/>
+            <w:tcMar>
+              <w:top w:w="60" w:type="dxa"/>
+              <w:left w:w="80" w:type="dxa"/>
+              <w:bottom w:w="60" w:type="dxa"/>
+              <w:right w:w="80" w:type="dxa"/>
+            </w:tcMar>
             <w:hideMark/>
           </w:tcPr>
           <w:p>
             <w:pPr>
               <w:pStyle w:val="TextoTablas"/>
+              <w:spacing w:before="0" w:after="0"/>
               <w:rPr>
                 <w:color w:val="12263F"/>
                 <w:szCs w:val="24"/>
@@ -9396,16 +11037,26 @@
         <w:tc>
           <w:tcPr>
             <w:tcW w:w="0" w:type="auto"/>
+            <w:tcMar>
+              <w:top w:w="60" w:type="dxa"/>
+              <w:left w:w="80" w:type="dxa"/>
+              <w:bottom w:w="60" w:type="dxa"/>
+              <w:right w:w="80" w:type="dxa"/>
+            </w:tcMar>
             <w:hideMark/>
           </w:tcPr>
           <w:p>
             <w:pPr>
               <w:pStyle w:val="TextoTablas"/>
-              <w:rPr>
-                <w:color w:val="12263F"/>
-                <w:szCs w:val="24"/>
-              </w:rPr>
-            </w:pPr>
+              <w:spacing w:before="0" w:after="0"/>
+              <w:rPr>
+                <w:color w:val="12263F"/>
+                <w:szCs w:val="24"/>
+              </w:rPr>
+            </w:pPr>
+            <w:r>
+              <w:t>$</w:t>
+            </w:r>
             <w:r>
               <w:rPr>
                 <w:color w:val="12263F"/>
@@ -9420,11 +11071,18 @@
         <w:tc>
           <w:tcPr>
             <w:tcW w:w="0" w:type="auto"/>
+            <w:tcMar>
+              <w:top w:w="60" w:type="dxa"/>
+              <w:left w:w="80" w:type="dxa"/>
+              <w:bottom w:w="60" w:type="dxa"/>
+              <w:right w:w="80" w:type="dxa"/>
+            </w:tcMar>
             <w:hideMark/>
           </w:tcPr>
           <w:p>
             <w:pPr>
               <w:pStyle w:val="TextoTablas"/>
+              <w:spacing w:before="0" w:after="0"/>
               <w:rPr>
                 <w:color w:val="12263F"/>
                 <w:szCs w:val="24"/>
@@ -9436,7 +11094,6 @@
                 <w:color w:val="12263F"/>
                 <w:szCs w:val="24"/>
               </w:rPr>
-              <w:lastRenderedPageBreak/>
               <w:t>Total</w:t>
             </w:r>
             <w:proofErr w:type="gramEnd"/>
@@ -9452,16 +11109,26 @@
         <w:tc>
           <w:tcPr>
             <w:tcW w:w="0" w:type="auto"/>
+            <w:tcMar>
+              <w:top w:w="60" w:type="dxa"/>
+              <w:left w:w="80" w:type="dxa"/>
+              <w:bottom w:w="60" w:type="dxa"/>
+              <w:right w:w="80" w:type="dxa"/>
+            </w:tcMar>
             <w:hideMark/>
           </w:tcPr>
           <w:p>
             <w:pPr>
               <w:pStyle w:val="TextoTablas"/>
-              <w:rPr>
-                <w:color w:val="12263F"/>
-                <w:szCs w:val="24"/>
-              </w:rPr>
-            </w:pPr>
+              <w:spacing w:before="0" w:after="0"/>
+              <w:rPr>
+                <w:color w:val="12263F"/>
+                <w:szCs w:val="24"/>
+              </w:rPr>
+            </w:pPr>
+            <w:r>
+              <w:t>$</w:t>
+            </w:r>
             <w:r>
               <w:rPr>
                 <w:color w:val="12263F"/>
@@ -9493,7 +11160,8 @@
           <w:ilvl w:val="0"/>
           <w:numId w:val="57"/>
         </w:numPr>
-        <w:ind w:left="567" w:hanging="283"/>
+        <w:spacing w:before="60" w:after="60"/>
+        <w:ind w:left="360" w:hanging="173"/>
         <w:rPr>
           <w:lang w:val="es-419" w:eastAsia="es-CO"/>
         </w:rPr>
@@ -9528,6 +11196,41 @@
     </w:p>
     <w:p>
       <w:pPr>
+        <w:rPr>
+          <w:lang w:val="es-419" w:eastAsia="es-CO"/>
+        </w:rPr>
+      </w:pPr>
+    </w:p>
+    <w:p>
+      <w:pPr>
+        <w:rPr>
+          <w:lang w:val="es-419" w:eastAsia="es-CO"/>
+        </w:rPr>
+      </w:pPr>
+    </w:p>
+    <w:p>
+      <w:pPr>
+        <w:rPr>
+          <w:lang w:val="es-419" w:eastAsia="es-CO"/>
+        </w:rPr>
+      </w:pPr>
+    </w:p>
+    <w:p>
+      <w:pPr>
+        <w:rPr>
+          <w:lang w:val="es-419" w:eastAsia="es-CO"/>
+        </w:rPr>
+      </w:pPr>
+    </w:p>
+    <w:p>
+      <w:pPr>
+        <w:rPr>
+          <w:lang w:val="es-419" w:eastAsia="es-CO"/>
+        </w:rPr>
+      </w:pPr>
+    </w:p>
+    <w:p>
+      <w:pPr>
         <w:pStyle w:val="Video"/>
         <w:jc w:val="left"/>
         <w:rPr>
@@ -9538,6 +11241,7 @@
         <w:rPr>
           <w:lang w:val="es-419" w:eastAsia="es-CO"/>
         </w:rPr>
+        <w:lastRenderedPageBreak/>
         <w:t xml:space="preserve">Modificaciones en la ecuación </w:t>
       </w:r>
       <w:r>
@@ -9549,6 +11253,8 @@
     </w:p>
     <w:p>
       <w:pPr>
+        <w:spacing w:before="120"/>
+        <w:ind w:firstLine="0"/>
         <w:rPr>
           <w:lang w:val="es-419" w:eastAsia="es-CO"/>
         </w:rPr>
@@ -9611,6 +11317,10 @@
       <w:pPr>
         <w:ind w:firstLine="0"/>
         <w:jc w:val="center"/>
+        <w:rPr>
+          <w:rStyle w:val="Hipervnculo"/>
+          <w:b/>
+        </w:rPr>
       </w:pPr>
       <w:hyperlink r:id="rId27" w:history="1">
         <w:r>
@@ -9618,12 +11328,141 @@
             <w:rStyle w:val="Hipervnculo"/>
             <w:b/>
           </w:rPr>
-          <w:t>Enlace de reproducción del video</w:t>
+          <w:t>Enlace de repr</w:t>
+        </w:r>
+        <w:r>
+          <w:rPr>
+            <w:rStyle w:val="Hipervnculo"/>
+            <w:b/>
+          </w:rPr>
+          <w:t>oducción del video</w:t>
         </w:r>
       </w:hyperlink>
     </w:p>
     <w:p>
       <w:pPr>
+        <w:tabs>
+          <w:tab w:val="left" w:pos="4095"/>
+        </w:tabs>
+        <w:ind w:firstLine="0"/>
+      </w:pPr>
+      <w:r>
+        <w:tab/>
+      </w:r>
+    </w:p>
+    <w:tbl>
+      <w:tblPr>
+        <w:tblStyle w:val="Tablaconcuadrcula"/>
+        <w:tblW w:w="0" w:type="auto"/>
+        <w:tblLook w:val="04A0" w:firstRow="1" w:lastRow="0" w:firstColumn="1" w:lastColumn="0" w:noHBand="0" w:noVBand="1"/>
+      </w:tblPr>
+      <w:tblGrid>
+        <w:gridCol w:w="9962"/>
+      </w:tblGrid>
+      <w:tr>
+        <w:tc>
+          <w:tcPr>
+            <w:tcW w:w="9962" w:type="dxa"/>
+          </w:tcPr>
+          <w:p>
+            <w:pPr>
+              <w:ind w:firstLine="0"/>
+              <w:jc w:val="center"/>
+              <w:rPr>
+                <w:b/>
+              </w:rPr>
+            </w:pPr>
+            <w:r>
+              <w:rPr>
+                <w:b/>
+              </w:rPr>
+              <w:t>Síntesis del video</w:t>
+            </w:r>
+            <w:r>
+              <w:rPr>
+                <w:b/>
+              </w:rPr>
+              <w:t>.</w:t>
+            </w:r>
+            <w:r>
+              <w:rPr>
+                <w:b/>
+              </w:rPr>
+              <w:t xml:space="preserve"> </w:t>
+            </w:r>
+            <w:r>
+              <w:rPr>
+                <w:b/>
+              </w:rPr>
+              <w:t>Modificaciones en la ecuación patrimonial</w:t>
+            </w:r>
+          </w:p>
+        </w:tc>
+      </w:tr>
+      <w:tr>
+        <w:tc>
+          <w:tcPr>
+            <w:tcW w:w="9962" w:type="dxa"/>
+          </w:tcPr>
+          <w:p>
+            <w:r>
+              <w:t>En este video vamos a conocer cómo cambian las cuentas de una empresa a través de la ecuación patrimonial.</w:t>
+            </w:r>
+          </w:p>
+          <w:p>
+            <w:r>
+              <w:t>Cada movimiento que realiza una organización, como comprar, pagar o recibir dinero, modifica sus registros contables. Para comprenderlo de forma sencilla, veremos un ejemplo práctico paso a paso.</w:t>
+            </w:r>
+          </w:p>
+          <w:p>
+            <w:r>
+              <w:lastRenderedPageBreak/>
+              <w:t>Imaginemos que una persona inicia su actividad con tres millones de pesos en el banco. Ese dinero es lo que posee la empresa, es decir, su activo. Como no tiene deudas, ese mismo valor representa su patrimonio.</w:t>
+            </w:r>
+          </w:p>
+          <w:p>
+            <w:r>
+              <w:t>Días después, se compran muebles de contado por quinientos mil pesos. El dinero en el banco disminuye, pero ahora existen muebles que también son un activo. No se pierde valor: solo cambia la forma en que están distribuidos los recursos.</w:t>
+            </w:r>
+          </w:p>
+          <w:p>
+            <w:r>
+              <w:t>Luego, se compra un terreno a crédito por cinco millones. La empresa gana un nuevo bien, pero también adquiere una deuda. Aumentan los activos y los pasivos al mismo tiempo.</w:t>
+            </w:r>
+          </w:p>
+          <w:p>
+            <w:r>
+              <w:t>Más adelante, se pagan quinientos mil pesos de la deuda. Disminuye el dinero disponible en bancos, pero también baja la obligación pendiente.</w:t>
+            </w:r>
+          </w:p>
+          <w:p>
+            <w:r>
+              <w:t xml:space="preserve">Finalmente, la empresa recibe una donación de ochocientos mil pesos. Aumenta el dinero disponible y crece el patrimonio. </w:t>
+            </w:r>
+          </w:p>
+          <w:p>
+            <w:r>
+              <w:t>Este ingreso fortalece su situación financiera.</w:t>
+            </w:r>
+          </w:p>
+          <w:p>
+            <w:r>
+              <w:t>Cada operación contable modifica la ecuación patrimonial. Comprender estos cambios permite llevar una contabilidad ordenada, facilita la toma de decisiones y contribuye al fortalecimiento de la empresa.</w:t>
+            </w:r>
+          </w:p>
+        </w:tc>
+      </w:tr>
+    </w:tbl>
+    <w:p>
+      <w:pPr>
+        <w:tabs>
+          <w:tab w:val="left" w:pos="4095"/>
+        </w:tabs>
+        <w:ind w:firstLine="0"/>
+      </w:pPr>
+    </w:p>
+    <w:p>
+      <w:pPr>
         <w:pStyle w:val="Titulosgenerales"/>
         <w:rPr>
           <w:u w:val="single"/>
@@ -9663,8 +11502,8 @@
     </w:p>
     <w:p>
       <w:pPr>
+        <w:spacing w:before="120"/>
         <w:ind w:firstLine="0"/>
-        <w:jc w:val="center"/>
         <w:rPr>
           <w:noProof/>
           <w:lang w:eastAsia="es-CO"/>
@@ -10072,6 +11911,8 @@
           <w:ilvl w:val="0"/>
           <w:numId w:val="57"/>
         </w:numPr>
+        <w:spacing w:before="60" w:after="60"/>
+        <w:ind w:left="360" w:hanging="173"/>
       </w:pPr>
       <w:r>
         <w:t xml:space="preserve">Alcarria Jaime, J. (2008). Contabilidad Financiera I. Castelló de la </w:t>
@@ -10122,21 +11963,14 @@
       </w:r>
       <w:proofErr w:type="spellEnd"/>
       <w:r>
-        <w:t xml:space="preserve">, </w:t>
-      </w:r>
-      <w:proofErr w:type="gramStart"/>
-      <w:r>
-        <w:t>2008..</w:t>
-      </w:r>
-      <w:proofErr w:type="gramEnd"/>
-      <w:r>
-        <w:t xml:space="preserve"> Disponible en: </w:t>
+        <w:t xml:space="preserve">, 2008.. Disponible en: </w:t>
       </w:r>
     </w:p>
     <w:p>
       <w:pPr>
         <w:pStyle w:val="Prrafodelista"/>
-        <w:ind w:left="993" w:firstLine="0"/>
+        <w:spacing w:before="60" w:after="60"/>
+        <w:ind w:left="360" w:hanging="173"/>
       </w:pPr>
       <w:hyperlink r:id="rId30" w:history="1">
         <w:r>
@@ -10154,6 +11988,8 @@
           <w:ilvl w:val="0"/>
           <w:numId w:val="57"/>
         </w:numPr>
+        <w:spacing w:before="60" w:after="60"/>
+        <w:ind w:left="360" w:hanging="173"/>
       </w:pPr>
       <w:r>
         <w:t>Coral, L., y Gudiño, E. (2008). Contabilidad universitaria. 6ta ed. Bogotá, Colombia: McGraw Hill.</w:t>
@@ -10166,6 +12002,8 @@
           <w:ilvl w:val="0"/>
           <w:numId w:val="57"/>
         </w:numPr>
+        <w:spacing w:before="60" w:after="60"/>
+        <w:ind w:left="360" w:hanging="173"/>
       </w:pPr>
       <w:r>
         <w:t>Legis. (2008). Estatuto de la profesión de Contador Público. Reglamento general de la contabilidad. Plan único de cuentas para comerciantes.</w:t>
@@ -10178,6 +12016,8 @@
           <w:ilvl w:val="0"/>
           <w:numId w:val="57"/>
         </w:numPr>
+        <w:spacing w:before="60" w:after="60"/>
+        <w:ind w:left="360" w:hanging="173"/>
       </w:pPr>
       <w:r>
         <w:t xml:space="preserve">Scoponi, L. M., </w:t>
@@ -10188,24 +12028,27 @@
       </w:r>
       <w:proofErr w:type="spellEnd"/>
       <w:r>
-        <w:t>, F. A., &amp; Schmidt, M. A. (2018). Teoría general del costo y contabilidad de gestión: revisión doctrinal. Centro De Estudios De Administración, 1(1), 68-88. Recuperado a partir de</w:t>
+        <w:t xml:space="preserve">, F. A., &amp; Schmidt, M. A. (2018). Teoría general del costo y contabilidad de gestión: revisión doctrinal. Centro De Estudios De Administración, 1(1), 68-88. </w:t>
       </w:r>
     </w:p>
     <w:p>
       <w:pPr>
         <w:pStyle w:val="Prrafodelista"/>
+        <w:spacing w:before="60" w:after="60"/>
         <w:ind w:left="1429" w:firstLine="0"/>
       </w:pPr>
     </w:p>
     <w:p>
       <w:pPr>
         <w:pStyle w:val="Prrafodelista"/>
+        <w:spacing w:before="60" w:after="60"/>
         <w:ind w:left="993" w:firstLine="0"/>
       </w:pPr>
     </w:p>
     <w:p>
       <w:pPr>
         <w:pStyle w:val="Prrafodelista"/>
+        <w:spacing w:before="60" w:after="60"/>
         <w:ind w:left="1429" w:firstLine="0"/>
       </w:pPr>
     </w:p>
@@ -10254,9 +12097,16 @@
         <w:tc>
           <w:tcPr>
             <w:tcW w:w="2830" w:type="dxa"/>
-          </w:tcPr>
-          <w:p>
-            <w:pPr>
+            <w:tcMar>
+              <w:top w:w="60" w:type="dxa"/>
+              <w:left w:w="80" w:type="dxa"/>
+              <w:bottom w:w="60" w:type="dxa"/>
+              <w:right w:w="80" w:type="dxa"/>
+            </w:tcMar>
+          </w:tcPr>
+          <w:p>
+            <w:pPr>
+              <w:spacing w:before="0" w:after="0"/>
               <w:ind w:firstLine="0"/>
               <w:rPr>
                 <w:lang w:eastAsia="es-CO"/>
@@ -10273,9 +12123,16 @@
         <w:tc>
           <w:tcPr>
             <w:tcW w:w="3261" w:type="dxa"/>
-          </w:tcPr>
-          <w:p>
-            <w:pPr>
+            <w:tcMar>
+              <w:top w:w="60" w:type="dxa"/>
+              <w:left w:w="80" w:type="dxa"/>
+              <w:bottom w:w="60" w:type="dxa"/>
+              <w:right w:w="80" w:type="dxa"/>
+            </w:tcMar>
+          </w:tcPr>
+          <w:p>
+            <w:pPr>
+              <w:spacing w:before="0" w:after="0"/>
               <w:ind w:firstLine="0"/>
               <w:rPr>
                 <w:lang w:eastAsia="es-CO"/>
@@ -10292,9 +12149,16 @@
         <w:tc>
           <w:tcPr>
             <w:tcW w:w="3969" w:type="dxa"/>
-          </w:tcPr>
-          <w:p>
-            <w:pPr>
+            <w:tcMar>
+              <w:top w:w="60" w:type="dxa"/>
+              <w:left w:w="80" w:type="dxa"/>
+              <w:bottom w:w="60" w:type="dxa"/>
+              <w:right w:w="80" w:type="dxa"/>
+            </w:tcMar>
+          </w:tcPr>
+          <w:p>
+            <w:pPr>
+              <w:spacing w:before="0" w:after="0"/>
               <w:ind w:firstLine="0"/>
               <w:rPr>
                 <w:lang w:eastAsia="es-CO"/>
@@ -10328,10 +12192,17 @@
         <w:tc>
           <w:tcPr>
             <w:tcW w:w="2830" w:type="dxa"/>
-          </w:tcPr>
-          <w:p>
-            <w:pPr>
-              <w:pStyle w:val="TextoTablas"/>
+            <w:tcMar>
+              <w:top w:w="60" w:type="dxa"/>
+              <w:left w:w="80" w:type="dxa"/>
+              <w:bottom w:w="60" w:type="dxa"/>
+              <w:right w:w="80" w:type="dxa"/>
+            </w:tcMar>
+          </w:tcPr>
+          <w:p>
+            <w:pPr>
+              <w:pStyle w:val="TextoTablas"/>
+              <w:spacing w:before="0" w:after="0"/>
               <w:rPr>
                 <w:lang w:val="es-CO"/>
               </w:rPr>
@@ -10347,10 +12218,17 @@
         <w:tc>
           <w:tcPr>
             <w:tcW w:w="3261" w:type="dxa"/>
-          </w:tcPr>
-          <w:p>
-            <w:pPr>
-              <w:pStyle w:val="TextoTablas"/>
+            <w:tcMar>
+              <w:top w:w="60" w:type="dxa"/>
+              <w:left w:w="80" w:type="dxa"/>
+              <w:bottom w:w="60" w:type="dxa"/>
+              <w:right w:w="80" w:type="dxa"/>
+            </w:tcMar>
+          </w:tcPr>
+          <w:p>
+            <w:pPr>
+              <w:pStyle w:val="TextoTablas"/>
+              <w:spacing w:before="0" w:after="0"/>
               <w:rPr>
                 <w:lang w:val="es-CO"/>
               </w:rPr>
@@ -10366,10 +12244,17 @@
         <w:tc>
           <w:tcPr>
             <w:tcW w:w="3969" w:type="dxa"/>
-          </w:tcPr>
-          <w:p>
-            <w:pPr>
-              <w:pStyle w:val="TextoTablas"/>
+            <w:tcMar>
+              <w:top w:w="60" w:type="dxa"/>
+              <w:left w:w="80" w:type="dxa"/>
+              <w:bottom w:w="60" w:type="dxa"/>
+              <w:right w:w="80" w:type="dxa"/>
+            </w:tcMar>
+          </w:tcPr>
+          <w:p>
+            <w:pPr>
+              <w:pStyle w:val="TextoTablas"/>
+              <w:spacing w:before="0" w:after="0"/>
               <w:rPr>
                 <w:lang w:val="es-CO"/>
               </w:rPr>
@@ -10387,10 +12272,17 @@
         <w:tc>
           <w:tcPr>
             <w:tcW w:w="2830" w:type="dxa"/>
-          </w:tcPr>
-          <w:p>
-            <w:pPr>
-              <w:pStyle w:val="TextoTablas"/>
+            <w:tcMar>
+              <w:top w:w="60" w:type="dxa"/>
+              <w:left w:w="80" w:type="dxa"/>
+              <w:bottom w:w="60" w:type="dxa"/>
+              <w:right w:w="80" w:type="dxa"/>
+            </w:tcMar>
+          </w:tcPr>
+          <w:p>
+            <w:pPr>
+              <w:pStyle w:val="TextoTablas"/>
+              <w:spacing w:before="0" w:after="0"/>
               <w:rPr>
                 <w:lang w:val="es-CO"/>
               </w:rPr>
@@ -10406,10 +12298,17 @@
         <w:tc>
           <w:tcPr>
             <w:tcW w:w="3261" w:type="dxa"/>
-          </w:tcPr>
-          <w:p>
-            <w:pPr>
-              <w:pStyle w:val="TextoTablas"/>
+            <w:tcMar>
+              <w:top w:w="60" w:type="dxa"/>
+              <w:left w:w="80" w:type="dxa"/>
+              <w:bottom w:w="60" w:type="dxa"/>
+              <w:right w:w="80" w:type="dxa"/>
+            </w:tcMar>
+          </w:tcPr>
+          <w:p>
+            <w:pPr>
+              <w:pStyle w:val="TextoTablas"/>
+              <w:spacing w:before="0" w:after="0"/>
               <w:rPr>
                 <w:lang w:val="es-CO"/>
               </w:rPr>
@@ -10425,10 +12324,17 @@
         <w:tc>
           <w:tcPr>
             <w:tcW w:w="3969" w:type="dxa"/>
-          </w:tcPr>
-          <w:p>
-            <w:pPr>
-              <w:pStyle w:val="TextoTablas"/>
+            <w:tcMar>
+              <w:top w:w="60" w:type="dxa"/>
+              <w:left w:w="80" w:type="dxa"/>
+              <w:bottom w:w="60" w:type="dxa"/>
+              <w:right w:w="80" w:type="dxa"/>
+            </w:tcMar>
+          </w:tcPr>
+          <w:p>
+            <w:pPr>
+              <w:pStyle w:val="TextoTablas"/>
+              <w:spacing w:before="0" w:after="0"/>
               <w:rPr>
                 <w:lang w:val="es-CO"/>
               </w:rPr>
@@ -10449,10 +12355,17 @@
         <w:tc>
           <w:tcPr>
             <w:tcW w:w="2830" w:type="dxa"/>
-          </w:tcPr>
-          <w:p>
-            <w:pPr>
-              <w:pStyle w:val="TextoTablas"/>
+            <w:tcMar>
+              <w:top w:w="60" w:type="dxa"/>
+              <w:left w:w="80" w:type="dxa"/>
+              <w:bottom w:w="60" w:type="dxa"/>
+              <w:right w:w="80" w:type="dxa"/>
+            </w:tcMar>
+          </w:tcPr>
+          <w:p>
+            <w:pPr>
+              <w:pStyle w:val="TextoTablas"/>
+              <w:spacing w:before="0" w:after="0"/>
               <w:rPr>
                 <w:lang w:val="es-CO"/>
               </w:rPr>
@@ -10468,10 +12381,17 @@
         <w:tc>
           <w:tcPr>
             <w:tcW w:w="3261" w:type="dxa"/>
-          </w:tcPr>
-          <w:p>
-            <w:pPr>
-              <w:pStyle w:val="TextoTablas"/>
+            <w:tcMar>
+              <w:top w:w="60" w:type="dxa"/>
+              <w:left w:w="80" w:type="dxa"/>
+              <w:bottom w:w="60" w:type="dxa"/>
+              <w:right w:w="80" w:type="dxa"/>
+            </w:tcMar>
+          </w:tcPr>
+          <w:p>
+            <w:pPr>
+              <w:pStyle w:val="TextoTablas"/>
+              <w:spacing w:before="0" w:after="0"/>
               <w:rPr>
                 <w:lang w:val="es-CO"/>
               </w:rPr>
@@ -10513,10 +12433,17 @@
         <w:tc>
           <w:tcPr>
             <w:tcW w:w="3969" w:type="dxa"/>
-          </w:tcPr>
-          <w:p>
-            <w:pPr>
-              <w:pStyle w:val="TextoTablas"/>
+            <w:tcMar>
+              <w:top w:w="60" w:type="dxa"/>
+              <w:left w:w="80" w:type="dxa"/>
+              <w:bottom w:w="60" w:type="dxa"/>
+              <w:right w:w="80" w:type="dxa"/>
+            </w:tcMar>
+          </w:tcPr>
+          <w:p>
+            <w:pPr>
+              <w:pStyle w:val="TextoTablas"/>
+              <w:spacing w:before="0" w:after="0"/>
               <w:rPr>
                 <w:lang w:val="es-CO"/>
               </w:rPr>
@@ -10534,10 +12461,17 @@
         <w:tc>
           <w:tcPr>
             <w:tcW w:w="2830" w:type="dxa"/>
-          </w:tcPr>
-          <w:p>
-            <w:pPr>
-              <w:pStyle w:val="TextoTablas"/>
+            <w:tcMar>
+              <w:top w:w="60" w:type="dxa"/>
+              <w:left w:w="80" w:type="dxa"/>
+              <w:bottom w:w="60" w:type="dxa"/>
+              <w:right w:w="80" w:type="dxa"/>
+            </w:tcMar>
+          </w:tcPr>
+          <w:p>
+            <w:pPr>
+              <w:pStyle w:val="TextoTablas"/>
+              <w:spacing w:before="0" w:after="0"/>
               <w:rPr>
                 <w:lang w:val="es-CO"/>
               </w:rPr>
@@ -10553,10 +12487,17 @@
         <w:tc>
           <w:tcPr>
             <w:tcW w:w="3261" w:type="dxa"/>
-          </w:tcPr>
-          <w:p>
-            <w:pPr>
-              <w:pStyle w:val="TextoTablas"/>
+            <w:tcMar>
+              <w:top w:w="60" w:type="dxa"/>
+              <w:left w:w="80" w:type="dxa"/>
+              <w:bottom w:w="60" w:type="dxa"/>
+              <w:right w:w="80" w:type="dxa"/>
+            </w:tcMar>
+          </w:tcPr>
+          <w:p>
+            <w:pPr>
+              <w:pStyle w:val="TextoTablas"/>
+              <w:spacing w:before="0" w:after="0"/>
               <w:rPr>
                 <w:lang w:val="es-CO"/>
               </w:rPr>
@@ -10578,10 +12519,17 @@
         <w:tc>
           <w:tcPr>
             <w:tcW w:w="3969" w:type="dxa"/>
-          </w:tcPr>
-          <w:p>
-            <w:pPr>
-              <w:pStyle w:val="TextoTablas"/>
+            <w:tcMar>
+              <w:top w:w="60" w:type="dxa"/>
+              <w:left w:w="80" w:type="dxa"/>
+              <w:bottom w:w="60" w:type="dxa"/>
+              <w:right w:w="80" w:type="dxa"/>
+            </w:tcMar>
+          </w:tcPr>
+          <w:p>
+            <w:pPr>
+              <w:pStyle w:val="TextoTablas"/>
+              <w:spacing w:before="0" w:after="0"/>
               <w:rPr>
                 <w:lang w:val="es-CO"/>
               </w:rPr>
@@ -10602,10 +12550,17 @@
         <w:tc>
           <w:tcPr>
             <w:tcW w:w="2830" w:type="dxa"/>
-          </w:tcPr>
-          <w:p>
-            <w:pPr>
-              <w:pStyle w:val="TextoTablas"/>
+            <w:tcMar>
+              <w:top w:w="60" w:type="dxa"/>
+              <w:left w:w="80" w:type="dxa"/>
+              <w:bottom w:w="60" w:type="dxa"/>
+              <w:right w:w="80" w:type="dxa"/>
+            </w:tcMar>
+          </w:tcPr>
+          <w:p>
+            <w:pPr>
+              <w:pStyle w:val="TextoTablas"/>
+              <w:spacing w:before="0" w:after="0"/>
               <w:rPr>
                 <w:lang w:val="es-CO"/>
               </w:rPr>
@@ -10621,10 +12576,17 @@
         <w:tc>
           <w:tcPr>
             <w:tcW w:w="3261" w:type="dxa"/>
-          </w:tcPr>
-          <w:p>
-            <w:pPr>
-              <w:pStyle w:val="TextoTablas"/>
+            <w:tcMar>
+              <w:top w:w="60" w:type="dxa"/>
+              <w:left w:w="80" w:type="dxa"/>
+              <w:bottom w:w="60" w:type="dxa"/>
+              <w:right w:w="80" w:type="dxa"/>
+            </w:tcMar>
+          </w:tcPr>
+          <w:p>
+            <w:pPr>
+              <w:pStyle w:val="TextoTablas"/>
+              <w:spacing w:before="0" w:after="0"/>
               <w:rPr>
                 <w:lang w:val="es-CO"/>
               </w:rPr>
@@ -10646,10 +12608,17 @@
         <w:tc>
           <w:tcPr>
             <w:tcW w:w="3969" w:type="dxa"/>
-          </w:tcPr>
-          <w:p>
-            <w:pPr>
-              <w:pStyle w:val="TextoTablas"/>
+            <w:tcMar>
+              <w:top w:w="60" w:type="dxa"/>
+              <w:left w:w="80" w:type="dxa"/>
+              <w:bottom w:w="60" w:type="dxa"/>
+              <w:right w:w="80" w:type="dxa"/>
+            </w:tcMar>
+          </w:tcPr>
+          <w:p>
+            <w:pPr>
+              <w:pStyle w:val="TextoTablas"/>
+              <w:spacing w:before="0" w:after="0"/>
               <w:rPr>
                 <w:lang w:val="es-CO"/>
               </w:rPr>
@@ -10679,10 +12648,17 @@
         <w:tc>
           <w:tcPr>
             <w:tcW w:w="2830" w:type="dxa"/>
-          </w:tcPr>
-          <w:p>
-            <w:pPr>
-              <w:pStyle w:val="TextoTablas"/>
+            <w:tcMar>
+              <w:top w:w="60" w:type="dxa"/>
+              <w:left w:w="80" w:type="dxa"/>
+              <w:bottom w:w="60" w:type="dxa"/>
+              <w:right w:w="80" w:type="dxa"/>
+            </w:tcMar>
+          </w:tcPr>
+          <w:p>
+            <w:pPr>
+              <w:pStyle w:val="TextoTablas"/>
+              <w:spacing w:before="0" w:after="0"/>
             </w:pPr>
             <w:r>
               <w:t>Robinson Javier Ordoñez Barreiro</w:t>
@@ -10692,10 +12668,17 @@
         <w:tc>
           <w:tcPr>
             <w:tcW w:w="3261" w:type="dxa"/>
-          </w:tcPr>
-          <w:p>
-            <w:pPr>
-              <w:pStyle w:val="TextoTablas"/>
+            <w:tcMar>
+              <w:top w:w="60" w:type="dxa"/>
+              <w:left w:w="80" w:type="dxa"/>
+              <w:bottom w:w="60" w:type="dxa"/>
+              <w:right w:w="80" w:type="dxa"/>
+            </w:tcMar>
+          </w:tcPr>
+          <w:p>
+            <w:pPr>
+              <w:pStyle w:val="TextoTablas"/>
+              <w:spacing w:before="0" w:after="0"/>
               <w:rPr>
                 <w:lang w:val="es-CO"/>
               </w:rPr>
@@ -10739,10 +12722,17 @@
         <w:tc>
           <w:tcPr>
             <w:tcW w:w="3969" w:type="dxa"/>
-          </w:tcPr>
-          <w:p>
-            <w:pPr>
-              <w:pStyle w:val="TextoTablas"/>
+            <w:tcMar>
+              <w:top w:w="60" w:type="dxa"/>
+              <w:left w:w="80" w:type="dxa"/>
+              <w:bottom w:w="60" w:type="dxa"/>
+              <w:right w:w="80" w:type="dxa"/>
+            </w:tcMar>
+          </w:tcPr>
+          <w:p>
+            <w:pPr>
+              <w:pStyle w:val="TextoTablas"/>
+              <w:spacing w:before="0" w:after="0"/>
               <w:rPr>
                 <w:lang w:val="es-CO"/>
               </w:rPr>
@@ -10775,10 +12765,17 @@
         <w:tc>
           <w:tcPr>
             <w:tcW w:w="2830" w:type="dxa"/>
-          </w:tcPr>
-          <w:p>
-            <w:pPr>
-              <w:pStyle w:val="TextoTablas"/>
+            <w:tcMar>
+              <w:top w:w="60" w:type="dxa"/>
+              <w:left w:w="80" w:type="dxa"/>
+              <w:bottom w:w="60" w:type="dxa"/>
+              <w:right w:w="80" w:type="dxa"/>
+            </w:tcMar>
+          </w:tcPr>
+          <w:p>
+            <w:pPr>
+              <w:pStyle w:val="TextoTablas"/>
+              <w:spacing w:before="0" w:after="0"/>
             </w:pPr>
             <w:r>
               <w:t>Alejandro Delgado Acosta</w:t>
@@ -10788,10 +12785,17 @@
         <w:tc>
           <w:tcPr>
             <w:tcW w:w="3261" w:type="dxa"/>
-          </w:tcPr>
-          <w:p>
-            <w:pPr>
-              <w:pStyle w:val="TextoTablas"/>
+            <w:tcMar>
+              <w:top w:w="60" w:type="dxa"/>
+              <w:left w:w="80" w:type="dxa"/>
+              <w:bottom w:w="60" w:type="dxa"/>
+              <w:right w:w="80" w:type="dxa"/>
+            </w:tcMar>
+          </w:tcPr>
+          <w:p>
+            <w:pPr>
+              <w:pStyle w:val="TextoTablas"/>
+              <w:spacing w:before="0" w:after="0"/>
               <w:rPr>
                 <w:lang w:val="es-CO"/>
               </w:rPr>
@@ -10807,10 +12811,17 @@
         <w:tc>
           <w:tcPr>
             <w:tcW w:w="3969" w:type="dxa"/>
-          </w:tcPr>
-          <w:p>
-            <w:pPr>
-              <w:pStyle w:val="TextoTablas"/>
+            <w:tcMar>
+              <w:top w:w="60" w:type="dxa"/>
+              <w:left w:w="80" w:type="dxa"/>
+              <w:bottom w:w="60" w:type="dxa"/>
+              <w:right w:w="80" w:type="dxa"/>
+            </w:tcMar>
+          </w:tcPr>
+          <w:p>
+            <w:pPr>
+              <w:pStyle w:val="TextoTablas"/>
+              <w:spacing w:before="0" w:after="0"/>
               <w:rPr>
                 <w:lang w:val="es-CO"/>
               </w:rPr>
@@ -10828,10 +12839,17 @@
         <w:tc>
           <w:tcPr>
             <w:tcW w:w="2830" w:type="dxa"/>
-          </w:tcPr>
-          <w:p>
-            <w:pPr>
-              <w:pStyle w:val="TextoTablas"/>
+            <w:tcMar>
+              <w:top w:w="60" w:type="dxa"/>
+              <w:left w:w="80" w:type="dxa"/>
+              <w:bottom w:w="60" w:type="dxa"/>
+              <w:right w:w="80" w:type="dxa"/>
+            </w:tcMar>
+          </w:tcPr>
+          <w:p>
+            <w:pPr>
+              <w:pStyle w:val="TextoTablas"/>
+              <w:spacing w:before="0" w:after="0"/>
             </w:pPr>
             <w:r>
               <w:t>Cristhian Giovanni Gordillo Segura</w:t>
@@ -10841,10 +12859,17 @@
         <w:tc>
           <w:tcPr>
             <w:tcW w:w="3261" w:type="dxa"/>
-          </w:tcPr>
-          <w:p>
-            <w:pPr>
-              <w:pStyle w:val="TextoTablas"/>
+            <w:tcMar>
+              <w:top w:w="60" w:type="dxa"/>
+              <w:left w:w="80" w:type="dxa"/>
+              <w:bottom w:w="60" w:type="dxa"/>
+              <w:right w:w="80" w:type="dxa"/>
+            </w:tcMar>
+          </w:tcPr>
+          <w:p>
+            <w:pPr>
+              <w:pStyle w:val="TextoTablas"/>
+              <w:spacing w:before="0" w:after="0"/>
               <w:rPr>
                 <w:lang w:val="es-CO"/>
               </w:rPr>
@@ -10860,10 +12885,17 @@
         <w:tc>
           <w:tcPr>
             <w:tcW w:w="3969" w:type="dxa"/>
-          </w:tcPr>
-          <w:p>
-            <w:pPr>
-              <w:pStyle w:val="TextoTablas"/>
+            <w:tcMar>
+              <w:top w:w="60" w:type="dxa"/>
+              <w:left w:w="80" w:type="dxa"/>
+              <w:bottom w:w="60" w:type="dxa"/>
+              <w:right w:w="80" w:type="dxa"/>
+            </w:tcMar>
+          </w:tcPr>
+          <w:p>
+            <w:pPr>
+              <w:pStyle w:val="TextoTablas"/>
+              <w:spacing w:before="0" w:after="0"/>
               <w:rPr>
                 <w:lang w:val="es-CO"/>
               </w:rPr>
@@ -10884,10 +12916,17 @@
         <w:tc>
           <w:tcPr>
             <w:tcW w:w="2830" w:type="dxa"/>
-          </w:tcPr>
-          <w:p>
-            <w:pPr>
-              <w:pStyle w:val="TextoTablas"/>
+            <w:tcMar>
+              <w:top w:w="60" w:type="dxa"/>
+              <w:left w:w="80" w:type="dxa"/>
+              <w:bottom w:w="60" w:type="dxa"/>
+              <w:right w:w="80" w:type="dxa"/>
+            </w:tcMar>
+          </w:tcPr>
+          <w:p>
+            <w:pPr>
+              <w:pStyle w:val="TextoTablas"/>
+              <w:spacing w:before="0" w:after="0"/>
               <w:rPr>
                 <w:lang w:val="es-CO"/>
               </w:rPr>
@@ -10903,10 +12942,17 @@
         <w:tc>
           <w:tcPr>
             <w:tcW w:w="3261" w:type="dxa"/>
-          </w:tcPr>
-          <w:p>
-            <w:pPr>
-              <w:pStyle w:val="TextoTablas"/>
+            <w:tcMar>
+              <w:top w:w="60" w:type="dxa"/>
+              <w:left w:w="80" w:type="dxa"/>
+              <w:bottom w:w="60" w:type="dxa"/>
+              <w:right w:w="80" w:type="dxa"/>
+            </w:tcMar>
+          </w:tcPr>
+          <w:p>
+            <w:pPr>
+              <w:pStyle w:val="TextoTablas"/>
+              <w:spacing w:before="0" w:after="0"/>
               <w:rPr>
                 <w:lang w:val="es-CO"/>
               </w:rPr>
@@ -10922,10 +12968,17 @@
         <w:tc>
           <w:tcPr>
             <w:tcW w:w="3969" w:type="dxa"/>
-          </w:tcPr>
-          <w:p>
-            <w:pPr>
-              <w:pStyle w:val="TextoTablas"/>
+            <w:tcMar>
+              <w:top w:w="60" w:type="dxa"/>
+              <w:left w:w="80" w:type="dxa"/>
+              <w:bottom w:w="60" w:type="dxa"/>
+              <w:right w:w="80" w:type="dxa"/>
+            </w:tcMar>
+          </w:tcPr>
+          <w:p>
+            <w:pPr>
+              <w:pStyle w:val="TextoTablas"/>
+              <w:spacing w:before="0" w:after="0"/>
               <w:rPr>
                 <w:lang w:val="es-CO"/>
               </w:rPr>
@@ -10943,10 +12996,17 @@
         <w:tc>
           <w:tcPr>
             <w:tcW w:w="2830" w:type="dxa"/>
-          </w:tcPr>
-          <w:p>
-            <w:pPr>
-              <w:pStyle w:val="TextoTablas"/>
+            <w:tcMar>
+              <w:top w:w="60" w:type="dxa"/>
+              <w:left w:w="80" w:type="dxa"/>
+              <w:bottom w:w="60" w:type="dxa"/>
+              <w:right w:w="80" w:type="dxa"/>
+            </w:tcMar>
+          </w:tcPr>
+          <w:p>
+            <w:pPr>
+              <w:pStyle w:val="TextoTablas"/>
+              <w:spacing w:before="0" w:after="0"/>
               <w:rPr>
                 <w:lang w:val="es-CO"/>
               </w:rPr>
@@ -10962,10 +13022,17 @@
         <w:tc>
           <w:tcPr>
             <w:tcW w:w="3261" w:type="dxa"/>
-          </w:tcPr>
-          <w:p>
-            <w:pPr>
-              <w:pStyle w:val="TextoTablas"/>
+            <w:tcMar>
+              <w:top w:w="60" w:type="dxa"/>
+              <w:left w:w="80" w:type="dxa"/>
+              <w:bottom w:w="60" w:type="dxa"/>
+              <w:right w:w="80" w:type="dxa"/>
+            </w:tcMar>
+          </w:tcPr>
+          <w:p>
+            <w:pPr>
+              <w:pStyle w:val="TextoTablas"/>
+              <w:spacing w:before="0" w:after="0"/>
               <w:rPr>
                 <w:lang w:val="es-CO"/>
               </w:rPr>
@@ -10981,10 +13048,17 @@
         <w:tc>
           <w:tcPr>
             <w:tcW w:w="3969" w:type="dxa"/>
-          </w:tcPr>
-          <w:p>
-            <w:pPr>
-              <w:pStyle w:val="TextoTablas"/>
+            <w:tcMar>
+              <w:top w:w="60" w:type="dxa"/>
+              <w:left w:w="80" w:type="dxa"/>
+              <w:bottom w:w="60" w:type="dxa"/>
+              <w:right w:w="80" w:type="dxa"/>
+            </w:tcMar>
+          </w:tcPr>
+          <w:p>
+            <w:pPr>
+              <w:pStyle w:val="TextoTablas"/>
+              <w:spacing w:before="0" w:after="0"/>
               <w:rPr>
                 <w:lang w:val="es-CO"/>
               </w:rPr>
@@ -11005,10 +13079,17 @@
         <w:tc>
           <w:tcPr>
             <w:tcW w:w="2830" w:type="dxa"/>
-          </w:tcPr>
-          <w:p>
-            <w:pPr>
-              <w:pStyle w:val="TextoTablas"/>
+            <w:tcMar>
+              <w:top w:w="60" w:type="dxa"/>
+              <w:left w:w="80" w:type="dxa"/>
+              <w:bottom w:w="60" w:type="dxa"/>
+              <w:right w:w="80" w:type="dxa"/>
+            </w:tcMar>
+          </w:tcPr>
+          <w:p>
+            <w:pPr>
+              <w:pStyle w:val="TextoTablas"/>
+              <w:spacing w:before="0" w:after="0"/>
               <w:rPr>
                 <w:lang w:val="es-CO"/>
               </w:rPr>
@@ -11024,10 +13105,17 @@
         <w:tc>
           <w:tcPr>
             <w:tcW w:w="3261" w:type="dxa"/>
-          </w:tcPr>
-          <w:p>
-            <w:pPr>
-              <w:pStyle w:val="TextoTablas"/>
+            <w:tcMar>
+              <w:top w:w="60" w:type="dxa"/>
+              <w:left w:w="80" w:type="dxa"/>
+              <w:bottom w:w="60" w:type="dxa"/>
+              <w:right w:w="80" w:type="dxa"/>
+            </w:tcMar>
+          </w:tcPr>
+          <w:p>
+            <w:pPr>
+              <w:pStyle w:val="TextoTablas"/>
+              <w:spacing w:before="0" w:after="0"/>
               <w:rPr>
                 <w:lang w:val="es-CO"/>
               </w:rPr>
@@ -11043,10 +13131,17 @@
         <w:tc>
           <w:tcPr>
             <w:tcW w:w="3969" w:type="dxa"/>
-          </w:tcPr>
-          <w:p>
-            <w:pPr>
-              <w:pStyle w:val="TextoTablas"/>
+            <w:tcMar>
+              <w:top w:w="60" w:type="dxa"/>
+              <w:left w:w="80" w:type="dxa"/>
+              <w:bottom w:w="60" w:type="dxa"/>
+              <w:right w:w="80" w:type="dxa"/>
+            </w:tcMar>
+          </w:tcPr>
+          <w:p>
+            <w:pPr>
+              <w:pStyle w:val="TextoTablas"/>
+              <w:spacing w:before="0" w:after="0"/>
               <w:rPr>
                 <w:lang w:val="es-CO"/>
               </w:rPr>
@@ -11064,10 +13159,17 @@
         <w:tc>
           <w:tcPr>
             <w:tcW w:w="2830" w:type="dxa"/>
-          </w:tcPr>
-          <w:p>
-            <w:pPr>
-              <w:pStyle w:val="TextoTablas"/>
+            <w:tcMar>
+              <w:top w:w="60" w:type="dxa"/>
+              <w:left w:w="80" w:type="dxa"/>
+              <w:bottom w:w="60" w:type="dxa"/>
+              <w:right w:w="80" w:type="dxa"/>
+            </w:tcMar>
+          </w:tcPr>
+          <w:p>
+            <w:pPr>
+              <w:pStyle w:val="TextoTablas"/>
+              <w:spacing w:before="0" w:after="0"/>
               <w:rPr>
                 <w:lang w:val="es-CO"/>
               </w:rPr>
@@ -11083,10 +13185,17 @@
         <w:tc>
           <w:tcPr>
             <w:tcW w:w="3261" w:type="dxa"/>
-          </w:tcPr>
-          <w:p>
-            <w:pPr>
-              <w:pStyle w:val="TextoTablas"/>
+            <w:tcMar>
+              <w:top w:w="60" w:type="dxa"/>
+              <w:left w:w="80" w:type="dxa"/>
+              <w:bottom w:w="60" w:type="dxa"/>
+              <w:right w:w="80" w:type="dxa"/>
+            </w:tcMar>
+          </w:tcPr>
+          <w:p>
+            <w:pPr>
+              <w:pStyle w:val="TextoTablas"/>
+              <w:spacing w:before="0" w:after="0"/>
               <w:rPr>
                 <w:lang w:val="es-CO"/>
               </w:rPr>
@@ -11102,10 +13211,17 @@
         <w:tc>
           <w:tcPr>
             <w:tcW w:w="3969" w:type="dxa"/>
-          </w:tcPr>
-          <w:p>
-            <w:pPr>
-              <w:pStyle w:val="TextoTablas"/>
+            <w:tcMar>
+              <w:top w:w="60" w:type="dxa"/>
+              <w:left w:w="80" w:type="dxa"/>
+              <w:bottom w:w="60" w:type="dxa"/>
+              <w:right w:w="80" w:type="dxa"/>
+            </w:tcMar>
+          </w:tcPr>
+          <w:p>
+            <w:pPr>
+              <w:pStyle w:val="TextoTablas"/>
+              <w:spacing w:before="0" w:after="0"/>
               <w:rPr>
                 <w:lang w:val="es-CO"/>
               </w:rPr>
@@ -11126,10 +13242,17 @@
         <w:tc>
           <w:tcPr>
             <w:tcW w:w="2830" w:type="dxa"/>
-          </w:tcPr>
-          <w:p>
-            <w:pPr>
-              <w:pStyle w:val="TextoTablas"/>
+            <w:tcMar>
+              <w:top w:w="60" w:type="dxa"/>
+              <w:left w:w="80" w:type="dxa"/>
+              <w:bottom w:w="60" w:type="dxa"/>
+              <w:right w:w="80" w:type="dxa"/>
+            </w:tcMar>
+          </w:tcPr>
+          <w:p>
+            <w:pPr>
+              <w:pStyle w:val="TextoTablas"/>
+              <w:spacing w:before="0" w:after="0"/>
               <w:rPr>
                 <w:lang w:val="es-CO"/>
               </w:rPr>
@@ -11138,7 +13261,6 @@
               <w:rPr>
                 <w:lang w:val="es-CO"/>
               </w:rPr>
-              <w:lastRenderedPageBreak/>
               <w:t>Aixa Natalia Sendoya Fernández</w:t>
             </w:r>
           </w:p>
@@ -11146,10 +13268,17 @@
         <w:tc>
           <w:tcPr>
             <w:tcW w:w="3261" w:type="dxa"/>
-          </w:tcPr>
-          <w:p>
-            <w:pPr>
-              <w:pStyle w:val="TextoTablas"/>
+            <w:tcMar>
+              <w:top w:w="60" w:type="dxa"/>
+              <w:left w:w="80" w:type="dxa"/>
+              <w:bottom w:w="60" w:type="dxa"/>
+              <w:right w:w="80" w:type="dxa"/>
+            </w:tcMar>
+          </w:tcPr>
+          <w:p>
+            <w:pPr>
+              <w:pStyle w:val="TextoTablas"/>
+              <w:spacing w:before="0" w:after="0"/>
               <w:rPr>
                 <w:lang w:val="es-CO"/>
               </w:rPr>
@@ -11171,10 +13300,17 @@
         <w:tc>
           <w:tcPr>
             <w:tcW w:w="3969" w:type="dxa"/>
-          </w:tcPr>
-          <w:p>
-            <w:pPr>
-              <w:pStyle w:val="TextoTablas"/>
+            <w:tcMar>
+              <w:top w:w="60" w:type="dxa"/>
+              <w:left w:w="80" w:type="dxa"/>
+              <w:bottom w:w="60" w:type="dxa"/>
+              <w:right w:w="80" w:type="dxa"/>
+            </w:tcMar>
+          </w:tcPr>
+          <w:p>
+            <w:pPr>
+              <w:pStyle w:val="TextoTablas"/>
+              <w:spacing w:before="0" w:after="0"/>
               <w:rPr>
                 <w:lang w:val="es-CO"/>
               </w:rPr>
@@ -11204,10 +13340,17 @@
         <w:tc>
           <w:tcPr>
             <w:tcW w:w="2830" w:type="dxa"/>
-          </w:tcPr>
-          <w:p>
-            <w:pPr>
-              <w:pStyle w:val="TextoTablas"/>
+            <w:tcMar>
+              <w:top w:w="60" w:type="dxa"/>
+              <w:left w:w="80" w:type="dxa"/>
+              <w:bottom w:w="60" w:type="dxa"/>
+              <w:right w:w="80" w:type="dxa"/>
+            </w:tcMar>
+          </w:tcPr>
+          <w:p>
+            <w:pPr>
+              <w:pStyle w:val="TextoTablas"/>
+              <w:spacing w:before="0" w:after="0"/>
               <w:rPr>
                 <w:lang w:val="es-CO"/>
               </w:rPr>
@@ -11223,10 +13366,17 @@
         <w:tc>
           <w:tcPr>
             <w:tcW w:w="3261" w:type="dxa"/>
-          </w:tcPr>
-          <w:p>
-            <w:pPr>
-              <w:pStyle w:val="TextoTablas"/>
+            <w:tcMar>
+              <w:top w:w="60" w:type="dxa"/>
+              <w:left w:w="80" w:type="dxa"/>
+              <w:bottom w:w="60" w:type="dxa"/>
+              <w:right w:w="80" w:type="dxa"/>
+            </w:tcMar>
+          </w:tcPr>
+          <w:p>
+            <w:pPr>
+              <w:pStyle w:val="TextoTablas"/>
+              <w:spacing w:before="0" w:after="0"/>
               <w:rPr>
                 <w:lang w:val="es-CO"/>
               </w:rPr>
@@ -11248,10 +13398,17 @@
         <w:tc>
           <w:tcPr>
             <w:tcW w:w="3969" w:type="dxa"/>
-          </w:tcPr>
-          <w:p>
-            <w:pPr>
-              <w:pStyle w:val="TextoTablas"/>
+            <w:tcMar>
+              <w:top w:w="60" w:type="dxa"/>
+              <w:left w:w="80" w:type="dxa"/>
+              <w:bottom w:w="60" w:type="dxa"/>
+              <w:right w:w="80" w:type="dxa"/>
+            </w:tcMar>
+          </w:tcPr>
+          <w:p>
+            <w:pPr>
+              <w:pStyle w:val="TextoTablas"/>
+              <w:spacing w:before="0" w:after="0"/>
               <w:rPr>
                 <w:lang w:val="es-CO"/>
               </w:rPr>
@@ -11284,10 +13441,17 @@
         <w:tc>
           <w:tcPr>
             <w:tcW w:w="2830" w:type="dxa"/>
-          </w:tcPr>
-          <w:p>
-            <w:pPr>
-              <w:pStyle w:val="TextoTablas"/>
+            <w:tcMar>
+              <w:top w:w="60" w:type="dxa"/>
+              <w:left w:w="80" w:type="dxa"/>
+              <w:bottom w:w="60" w:type="dxa"/>
+              <w:right w:w="80" w:type="dxa"/>
+            </w:tcMar>
+          </w:tcPr>
+          <w:p>
+            <w:pPr>
+              <w:pStyle w:val="TextoTablas"/>
+              <w:spacing w:before="0" w:after="0"/>
               <w:rPr>
                 <w:lang w:val="es-CO"/>
               </w:rPr>
@@ -11304,17 +13468,38 @@
               <w:rPr>
                 <w:lang w:val="es-CO"/>
               </w:rPr>
-              <w:t xml:space="preserve"> Wilfredo Pizo Ossa</w:t>
+              <w:t xml:space="preserve"> Wilfredo </w:t>
+            </w:r>
+            <w:proofErr w:type="spellStart"/>
+            <w:r>
+              <w:rPr>
+                <w:lang w:val="es-CO"/>
+              </w:rPr>
+              <w:t>Pizo</w:t>
+            </w:r>
+            <w:proofErr w:type="spellEnd"/>
+            <w:r>
+              <w:rPr>
+                <w:lang w:val="es-CO"/>
+              </w:rPr>
+              <w:t xml:space="preserve"> Ossa</w:t>
             </w:r>
           </w:p>
         </w:tc>
         <w:tc>
           <w:tcPr>
             <w:tcW w:w="3261" w:type="dxa"/>
-          </w:tcPr>
-          <w:p>
-            <w:pPr>
-              <w:pStyle w:val="TextoTablas"/>
+            <w:tcMar>
+              <w:top w:w="60" w:type="dxa"/>
+              <w:left w:w="80" w:type="dxa"/>
+              <w:bottom w:w="60" w:type="dxa"/>
+              <w:right w:w="80" w:type="dxa"/>
+            </w:tcMar>
+          </w:tcPr>
+          <w:p>
+            <w:pPr>
+              <w:pStyle w:val="TextoTablas"/>
+              <w:spacing w:before="0" w:after="0"/>
               <w:rPr>
                 <w:lang w:val="es-CO"/>
               </w:rPr>
@@ -11336,10 +13521,17 @@
         <w:tc>
           <w:tcPr>
             <w:tcW w:w="3969" w:type="dxa"/>
-          </w:tcPr>
-          <w:p>
-            <w:pPr>
-              <w:pStyle w:val="TextoTablas"/>
+            <w:tcMar>
+              <w:top w:w="60" w:type="dxa"/>
+              <w:left w:w="80" w:type="dxa"/>
+              <w:bottom w:w="60" w:type="dxa"/>
+              <w:right w:w="80" w:type="dxa"/>
+            </w:tcMar>
+          </w:tcPr>
+          <w:p>
+            <w:pPr>
+              <w:pStyle w:val="TextoTablas"/>
+              <w:spacing w:before="0" w:after="0"/>
               <w:rPr>
                 <w:lang w:val="es-CO"/>
               </w:rPr>
@@ -11369,10 +13561,17 @@
         <w:tc>
           <w:tcPr>
             <w:tcW w:w="2830" w:type="dxa"/>
-          </w:tcPr>
-          <w:p>
-            <w:pPr>
-              <w:pStyle w:val="TextoTablas"/>
+            <w:tcMar>
+              <w:top w:w="60" w:type="dxa"/>
+              <w:left w:w="80" w:type="dxa"/>
+              <w:bottom w:w="60" w:type="dxa"/>
+              <w:right w:w="80" w:type="dxa"/>
+            </w:tcMar>
+          </w:tcPr>
+          <w:p>
+            <w:pPr>
+              <w:pStyle w:val="TextoTablas"/>
+              <w:spacing w:before="0" w:after="0"/>
               <w:rPr>
                 <w:lang w:val="es-CO"/>
               </w:rPr>
@@ -11381,6 +13580,7 @@
               <w:rPr>
                 <w:lang w:val="es-CO"/>
               </w:rPr>
+              <w:lastRenderedPageBreak/>
               <w:t>Daniel Ricardo Mutis Gómez</w:t>
             </w:r>
           </w:p>
@@ -11388,10 +13588,17 @@
         <w:tc>
           <w:tcPr>
             <w:tcW w:w="3261" w:type="dxa"/>
-          </w:tcPr>
-          <w:p>
-            <w:pPr>
-              <w:pStyle w:val="TextoTablas"/>
+            <w:tcMar>
+              <w:top w:w="60" w:type="dxa"/>
+              <w:left w:w="80" w:type="dxa"/>
+              <w:bottom w:w="60" w:type="dxa"/>
+              <w:right w:w="80" w:type="dxa"/>
+            </w:tcMar>
+          </w:tcPr>
+          <w:p>
+            <w:pPr>
+              <w:pStyle w:val="TextoTablas"/>
+              <w:spacing w:before="0" w:after="0"/>
               <w:rPr>
                 <w:lang w:val="es-CO"/>
               </w:rPr>
@@ -11413,10 +13620,17 @@
         <w:tc>
           <w:tcPr>
             <w:tcW w:w="3969" w:type="dxa"/>
-          </w:tcPr>
-          <w:p>
-            <w:pPr>
-              <w:pStyle w:val="TextoTablas"/>
+            <w:tcMar>
+              <w:top w:w="60" w:type="dxa"/>
+              <w:left w:w="80" w:type="dxa"/>
+              <w:bottom w:w="60" w:type="dxa"/>
+              <w:right w:w="80" w:type="dxa"/>
+            </w:tcMar>
+          </w:tcPr>
+          <w:p>
+            <w:pPr>
+              <w:pStyle w:val="TextoTablas"/>
+              <w:spacing w:before="0" w:after="0"/>
               <w:rPr>
                 <w:lang w:val="es-CO"/>
               </w:rPr>
@@ -11465,7 +13679,7 @@
 </file>
 
 <file path=word/endnotes.xml><?xml version="1.0" encoding="utf-8"?>
-<w:endnotes xmlns:wpc="http://schemas.microsoft.com/office/word/2010/wordprocessingCanvas" xmlns:cx="http://schemas.microsoft.com/office/drawing/2014/chartex" xmlns:cx1="http://schemas.microsoft.com/office/drawing/2015/9/8/chartex" xmlns:cx2="http://schemas.microsoft.com/office/drawing/2015/10/21/chartex" xmlns:cx3="http://schemas.microsoft.com/office/drawing/2016/5/9/chartex" xmlns:cx4="http://schemas.microsoft.com/office/drawing/2016/5/10/chartex" xmlns:cx5="http://schemas.microsoft.com/office/drawing/2016/5/11/chartex" xmlns:cx6="http://schemas.microsoft.com/office/drawing/2016/5/12/chartex" xmlns:cx7="http://schemas.microsoft.com/office/drawing/2016/5/13/chartex" xmlns:cx8="http://schemas.microsoft.com/office/drawing/2016/5/14/chartex" xmlns:mc="http://schemas.openxmlformats.org/markup-compatibility/2006" xmlns:aink="http://schemas.microsoft.com/office/drawing/2016/ink" xmlns:am3d="http://schemas.microsoft.com/office/drawing/2017/model3d" xmlns:o="urn:schemas-microsoft-com:office:office" xmlns:oel="http://schemas.microsoft.com/office/2019/extlst" xmlns:r="http://schemas.openxmlformats.org/officeDocument/2006/relationships" xmlns:m="http://schemas.openxmlformats.org/officeDocument/2006/math" xmlns:v="urn:schemas-microsoft-com:vml" xmlns:wp14="http://schemas.microsoft.com/office/word/2010/wordprocessingDrawing" xmlns:wp="http://schemas.openxmlformats.org/drawingml/2006/wordprocessingDrawing" xmlns:w10="urn:schemas-microsoft-com:office:word" xmlns:w="http://schemas.openxmlformats.org/wordprocessingml/2006/main" xmlns:w14="http://schemas.microsoft.com/office/word/2010/wordml" xmlns:w15="http://schemas.microsoft.com/office/word/2012/wordml" xmlns:w16cex="http://schemas.microsoft.com/office/word/2018/wordml/cex" xmlns:w16cid="http://schemas.microsoft.com/office/word/2016/wordml/cid" xmlns:w16="http://schemas.microsoft.com/office/word/2018/wordml" xmlns:w16du="http://schemas.microsoft.com/office/word/2023/wordml/word16du" xmlns:w16sdtdh="http://schemas.microsoft.com/office/word/2020/wordml/sdtdatahash" xmlns:w16sdtfl="http://schemas.microsoft.com/office/word/2024/wordml/sdtformatlock" xmlns:w16se="http://schemas.microsoft.com/office/word/2015/wordml/symex" xmlns:wpg="http://schemas.microsoft.com/office/word/2010/wordprocessingGroup" xmlns:wpi="http://schemas.microsoft.com/office/word/2010/wordprocessingInk" xmlns:wne="http://schemas.microsoft.com/office/word/2006/wordml" xmlns:wps="http://schemas.microsoft.com/office/word/2010/wordprocessingShape" mc:Ignorable="w14 w15 w16se w16cid w16 w16cex w16sdtdh w16sdtfl w16du wp14">
+<w:endnotes xmlns:wpc="http://schemas.microsoft.com/office/word/2010/wordprocessingCanvas" xmlns:cx="http://schemas.microsoft.com/office/drawing/2014/chartex" xmlns:cx1="http://schemas.microsoft.com/office/drawing/2015/9/8/chartex" xmlns:cx2="http://schemas.microsoft.com/office/drawing/2015/10/21/chartex" xmlns:cx3="http://schemas.microsoft.com/office/drawing/2016/5/9/chartex" xmlns:cx4="http://schemas.microsoft.com/office/drawing/2016/5/10/chartex" xmlns:cx5="http://schemas.microsoft.com/office/drawing/2016/5/11/chartex" xmlns:cx6="http://schemas.microsoft.com/office/drawing/2016/5/12/chartex" xmlns:cx7="http://schemas.microsoft.com/office/drawing/2016/5/13/chartex" xmlns:cx8="http://schemas.microsoft.com/office/drawing/2016/5/14/chartex" xmlns:mc="http://schemas.openxmlformats.org/markup-compatibility/2006" xmlns:aink="http://schemas.microsoft.com/office/drawing/2016/ink" xmlns:am3d="http://schemas.microsoft.com/office/drawing/2017/model3d" xmlns:o="urn:schemas-microsoft-com:office:office" xmlns:r="http://schemas.openxmlformats.org/officeDocument/2006/relationships" xmlns:m="http://schemas.openxmlformats.org/officeDocument/2006/math" xmlns:v="urn:schemas-microsoft-com:vml" xmlns:wp14="http://schemas.microsoft.com/office/word/2010/wordprocessingDrawing" xmlns:wp="http://schemas.openxmlformats.org/drawingml/2006/wordprocessingDrawing" xmlns:w10="urn:schemas-microsoft-com:office:word" xmlns:w="http://schemas.openxmlformats.org/wordprocessingml/2006/main" xmlns:w14="http://schemas.microsoft.com/office/word/2010/wordml" xmlns:w15="http://schemas.microsoft.com/office/word/2012/wordml" xmlns:w16cex="http://schemas.microsoft.com/office/word/2018/wordml/cex" xmlns:w16cid="http://schemas.microsoft.com/office/word/2016/wordml/cid" xmlns:w16="http://schemas.microsoft.com/office/word/2018/wordml" xmlns:w16sdtdh="http://schemas.microsoft.com/office/word/2020/wordml/sdtdatahash" xmlns:w16se="http://schemas.microsoft.com/office/word/2015/wordml/symex" xmlns:wpg="http://schemas.microsoft.com/office/word/2010/wordprocessingGroup" xmlns:wpi="http://schemas.microsoft.com/office/word/2010/wordprocessingInk" xmlns:wne="http://schemas.microsoft.com/office/word/2006/wordml" xmlns:wps="http://schemas.microsoft.com/office/word/2010/wordprocessingShape" mc:Ignorable="w14 w15 w16se w16cid w16 w16cex w16sdtdh wp14">
   <w:endnote w:type="separator" w:id="-1">
     <w:p>
       <w:pPr>
@@ -11490,7 +13704,7 @@
 </file>
 
 <file path=word/footer1.xml><?xml version="1.0" encoding="utf-8"?>
-<w:ftr xmlns:wpc="http://schemas.microsoft.com/office/word/2010/wordprocessingCanvas" xmlns:cx="http://schemas.microsoft.com/office/drawing/2014/chartex" xmlns:cx1="http://schemas.microsoft.com/office/drawing/2015/9/8/chartex" xmlns:cx2="http://schemas.microsoft.com/office/drawing/2015/10/21/chartex" xmlns:cx3="http://schemas.microsoft.com/office/drawing/2016/5/9/chartex" xmlns:cx4="http://schemas.microsoft.com/office/drawing/2016/5/10/chartex" xmlns:cx5="http://schemas.microsoft.com/office/drawing/2016/5/11/chartex" xmlns:cx6="http://schemas.microsoft.com/office/drawing/2016/5/12/chartex" xmlns:cx7="http://schemas.microsoft.com/office/drawing/2016/5/13/chartex" xmlns:cx8="http://schemas.microsoft.com/office/drawing/2016/5/14/chartex" xmlns:mc="http://schemas.openxmlformats.org/markup-compatibility/2006" xmlns:aink="http://schemas.microsoft.com/office/drawing/2016/ink" xmlns:am3d="http://schemas.microsoft.com/office/drawing/2017/model3d" xmlns:o="urn:schemas-microsoft-com:office:office" xmlns:oel="http://schemas.microsoft.com/office/2019/extlst" xmlns:r="http://schemas.openxmlformats.org/officeDocument/2006/relationships" xmlns:m="http://schemas.openxmlformats.org/officeDocument/2006/math" xmlns:v="urn:schemas-microsoft-com:vml" xmlns:wp14="http://schemas.microsoft.com/office/word/2010/wordprocessingDrawing" xmlns:wp="http://schemas.openxmlformats.org/drawingml/2006/wordprocessingDrawing" xmlns:w10="urn:schemas-microsoft-com:office:word" xmlns:w="http://schemas.openxmlformats.org/wordprocessingml/2006/main" xmlns:w14="http://schemas.microsoft.com/office/word/2010/wordml" xmlns:w15="http://schemas.microsoft.com/office/word/2012/wordml" xmlns:w16cex="http://schemas.microsoft.com/office/word/2018/wordml/cex" xmlns:w16cid="http://schemas.microsoft.com/office/word/2016/wordml/cid" xmlns:w16="http://schemas.microsoft.com/office/word/2018/wordml" xmlns:w16du="http://schemas.microsoft.com/office/word/2023/wordml/word16du" xmlns:w16sdtdh="http://schemas.microsoft.com/office/word/2020/wordml/sdtdatahash" xmlns:w16sdtfl="http://schemas.microsoft.com/office/word/2024/wordml/sdtformatlock" xmlns:w16se="http://schemas.microsoft.com/office/word/2015/wordml/symex" xmlns:wpg="http://schemas.microsoft.com/office/word/2010/wordprocessingGroup" xmlns:wpi="http://schemas.microsoft.com/office/word/2010/wordprocessingInk" xmlns:wne="http://schemas.microsoft.com/office/word/2006/wordml" xmlns:wps="http://schemas.microsoft.com/office/word/2010/wordprocessingShape" mc:Ignorable="w14 w15 w16se w16cid w16 w16cex w16sdtdh w16sdtfl w16du wp14">
+<w:ftr xmlns:wpc="http://schemas.microsoft.com/office/word/2010/wordprocessingCanvas" xmlns:cx="http://schemas.microsoft.com/office/drawing/2014/chartex" xmlns:cx1="http://schemas.microsoft.com/office/drawing/2015/9/8/chartex" xmlns:cx2="http://schemas.microsoft.com/office/drawing/2015/10/21/chartex" xmlns:cx3="http://schemas.microsoft.com/office/drawing/2016/5/9/chartex" xmlns:cx4="http://schemas.microsoft.com/office/drawing/2016/5/10/chartex" xmlns:cx5="http://schemas.microsoft.com/office/drawing/2016/5/11/chartex" xmlns:cx6="http://schemas.microsoft.com/office/drawing/2016/5/12/chartex" xmlns:cx7="http://schemas.microsoft.com/office/drawing/2016/5/13/chartex" xmlns:cx8="http://schemas.microsoft.com/office/drawing/2016/5/14/chartex" xmlns:mc="http://schemas.openxmlformats.org/markup-compatibility/2006" xmlns:aink="http://schemas.microsoft.com/office/drawing/2016/ink" xmlns:am3d="http://schemas.microsoft.com/office/drawing/2017/model3d" xmlns:o="urn:schemas-microsoft-com:office:office" xmlns:r="http://schemas.openxmlformats.org/officeDocument/2006/relationships" xmlns:m="http://schemas.openxmlformats.org/officeDocument/2006/math" xmlns:v="urn:schemas-microsoft-com:vml" xmlns:wp14="http://schemas.microsoft.com/office/word/2010/wordprocessingDrawing" xmlns:wp="http://schemas.openxmlformats.org/drawingml/2006/wordprocessingDrawing" xmlns:w10="urn:schemas-microsoft-com:office:word" xmlns:w="http://schemas.openxmlformats.org/wordprocessingml/2006/main" xmlns:w14="http://schemas.microsoft.com/office/word/2010/wordml" xmlns:w15="http://schemas.microsoft.com/office/word/2012/wordml" xmlns:w16cex="http://schemas.microsoft.com/office/word/2018/wordml/cex" xmlns:w16cid="http://schemas.microsoft.com/office/word/2016/wordml/cid" xmlns:w16="http://schemas.microsoft.com/office/word/2018/wordml" xmlns:w16sdtdh="http://schemas.microsoft.com/office/word/2020/wordml/sdtdatahash" xmlns:w16se="http://schemas.microsoft.com/office/word/2015/wordml/symex" xmlns:wpg="http://schemas.microsoft.com/office/word/2010/wordprocessingGroup" xmlns:wpi="http://schemas.microsoft.com/office/word/2010/wordprocessingInk" xmlns:wne="http://schemas.microsoft.com/office/word/2006/wordml" xmlns:wps="http://schemas.microsoft.com/office/word/2010/wordprocessingShape" mc:Ignorable="w14 w15 w16se w16cid w16 w16cex w16sdtdh wp14">
   <w:sdt>
     <w:sdtPr>
       <w:id w:val="-1465197936"/>
@@ -11499,6 +13713,7 @@
         <w:docPartUnique/>
       </w:docPartObj>
     </w:sdtPr>
+    <w:sdtEndPr/>
     <w:sdtContent>
       <w:p>
         <w:pPr>
@@ -11535,7 +13750,7 @@
 </file>
 
 <file path=word/footnotes.xml><?xml version="1.0" encoding="utf-8"?>
-<w:footnotes xmlns:wpc="http://schemas.microsoft.com/office/word/2010/wordprocessingCanvas" xmlns:cx="http://schemas.microsoft.com/office/drawing/2014/chartex" xmlns:cx1="http://schemas.microsoft.com/office/drawing/2015/9/8/chartex" xmlns:cx2="http://schemas.microsoft.com/office/drawing/2015/10/21/chartex" xmlns:cx3="http://schemas.microsoft.com/office/drawing/2016/5/9/chartex" xmlns:cx4="http://schemas.microsoft.com/office/drawing/2016/5/10/chartex" xmlns:cx5="http://schemas.microsoft.com/office/drawing/2016/5/11/chartex" xmlns:cx6="http://schemas.microsoft.com/office/drawing/2016/5/12/chartex" xmlns:cx7="http://schemas.microsoft.com/office/drawing/2016/5/13/chartex" xmlns:cx8="http://schemas.microsoft.com/office/drawing/2016/5/14/chartex" xmlns:mc="http://schemas.openxmlformats.org/markup-compatibility/2006" xmlns:aink="http://schemas.microsoft.com/office/drawing/2016/ink" xmlns:am3d="http://schemas.microsoft.com/office/drawing/2017/model3d" xmlns:o="urn:schemas-microsoft-com:office:office" xmlns:oel="http://schemas.microsoft.com/office/2019/extlst" xmlns:r="http://schemas.openxmlformats.org/officeDocument/2006/relationships" xmlns:m="http://schemas.openxmlformats.org/officeDocument/2006/math" xmlns:v="urn:schemas-microsoft-com:vml" xmlns:wp14="http://schemas.microsoft.com/office/word/2010/wordprocessingDrawing" xmlns:wp="http://schemas.openxmlformats.org/drawingml/2006/wordprocessingDrawing" xmlns:w10="urn:schemas-microsoft-com:office:word" xmlns:w="http://schemas.openxmlformats.org/wordprocessingml/2006/main" xmlns:w14="http://schemas.microsoft.com/office/word/2010/wordml" xmlns:w15="http://schemas.microsoft.com/office/word/2012/wordml" xmlns:w16cex="http://schemas.microsoft.com/office/word/2018/wordml/cex" xmlns:w16cid="http://schemas.microsoft.com/office/word/2016/wordml/cid" xmlns:w16="http://schemas.microsoft.com/office/word/2018/wordml" xmlns:w16du="http://schemas.microsoft.com/office/word/2023/wordml/word16du" xmlns:w16sdtdh="http://schemas.microsoft.com/office/word/2020/wordml/sdtdatahash" xmlns:w16sdtfl="http://schemas.microsoft.com/office/word/2024/wordml/sdtformatlock" xmlns:w16se="http://schemas.microsoft.com/office/word/2015/wordml/symex" xmlns:wpg="http://schemas.microsoft.com/office/word/2010/wordprocessingGroup" xmlns:wpi="http://schemas.microsoft.com/office/word/2010/wordprocessingInk" xmlns:wne="http://schemas.microsoft.com/office/word/2006/wordml" xmlns:wps="http://schemas.microsoft.com/office/word/2010/wordprocessingShape" mc:Ignorable="w14 w15 w16se w16cid w16 w16cex w16sdtdh w16sdtfl w16du wp14">
+<w:footnotes xmlns:wpc="http://schemas.microsoft.com/office/word/2010/wordprocessingCanvas" xmlns:cx="http://schemas.microsoft.com/office/drawing/2014/chartex" xmlns:cx1="http://schemas.microsoft.com/office/drawing/2015/9/8/chartex" xmlns:cx2="http://schemas.microsoft.com/office/drawing/2015/10/21/chartex" xmlns:cx3="http://schemas.microsoft.com/office/drawing/2016/5/9/chartex" xmlns:cx4="http://schemas.microsoft.com/office/drawing/2016/5/10/chartex" xmlns:cx5="http://schemas.microsoft.com/office/drawing/2016/5/11/chartex" xmlns:cx6="http://schemas.microsoft.com/office/drawing/2016/5/12/chartex" xmlns:cx7="http://schemas.microsoft.com/office/drawing/2016/5/13/chartex" xmlns:cx8="http://schemas.microsoft.com/office/drawing/2016/5/14/chartex" xmlns:mc="http://schemas.openxmlformats.org/markup-compatibility/2006" xmlns:aink="http://schemas.microsoft.com/office/drawing/2016/ink" xmlns:am3d="http://schemas.microsoft.com/office/drawing/2017/model3d" xmlns:o="urn:schemas-microsoft-com:office:office" xmlns:r="http://schemas.openxmlformats.org/officeDocument/2006/relationships" xmlns:m="http://schemas.openxmlformats.org/officeDocument/2006/math" xmlns:v="urn:schemas-microsoft-com:vml" xmlns:wp14="http://schemas.microsoft.com/office/word/2010/wordprocessingDrawing" xmlns:wp="http://schemas.openxmlformats.org/drawingml/2006/wordprocessingDrawing" xmlns:w10="urn:schemas-microsoft-com:office:word" xmlns:w="http://schemas.openxmlformats.org/wordprocessingml/2006/main" xmlns:w14="http://schemas.microsoft.com/office/word/2010/wordml" xmlns:w15="http://schemas.microsoft.com/office/word/2012/wordml" xmlns:w16cex="http://schemas.microsoft.com/office/word/2018/wordml/cex" xmlns:w16cid="http://schemas.microsoft.com/office/word/2016/wordml/cid" xmlns:w16="http://schemas.microsoft.com/office/word/2018/wordml" xmlns:w16sdtdh="http://schemas.microsoft.com/office/word/2020/wordml/sdtdatahash" xmlns:w16se="http://schemas.microsoft.com/office/word/2015/wordml/symex" xmlns:wpg="http://schemas.microsoft.com/office/word/2010/wordprocessingGroup" xmlns:wpi="http://schemas.microsoft.com/office/word/2010/wordprocessingInk" xmlns:wne="http://schemas.microsoft.com/office/word/2006/wordml" xmlns:wps="http://schemas.microsoft.com/office/word/2010/wordprocessingShape" mc:Ignorable="w14 w15 w16se w16cid w16 w16cex w16sdtdh wp14">
   <w:footnote w:type="separator" w:id="-1">
     <w:p>
       <w:pPr>
@@ -11560,7 +13775,7 @@
 </file>
 
 <file path=word/header1.xml><?xml version="1.0" encoding="utf-8"?>
-<w:hdr xmlns:wpc="http://schemas.microsoft.com/office/word/2010/wordprocessingCanvas" xmlns:cx="http://schemas.microsoft.com/office/drawing/2014/chartex" xmlns:cx1="http://schemas.microsoft.com/office/drawing/2015/9/8/chartex" xmlns:cx2="http://schemas.microsoft.com/office/drawing/2015/10/21/chartex" xmlns:cx3="http://schemas.microsoft.com/office/drawing/2016/5/9/chartex" xmlns:cx4="http://schemas.microsoft.com/office/drawing/2016/5/10/chartex" xmlns:cx5="http://schemas.microsoft.com/office/drawing/2016/5/11/chartex" xmlns:cx6="http://schemas.microsoft.com/office/drawing/2016/5/12/chartex" xmlns:cx7="http://schemas.microsoft.com/office/drawing/2016/5/13/chartex" xmlns:cx8="http://schemas.microsoft.com/office/drawing/2016/5/14/chartex" xmlns:mc="http://schemas.openxmlformats.org/markup-compatibility/2006" xmlns:aink="http://schemas.microsoft.com/office/drawing/2016/ink" xmlns:am3d="http://schemas.microsoft.com/office/drawing/2017/model3d" xmlns:o="urn:schemas-microsoft-com:office:office" xmlns:oel="http://schemas.microsoft.com/office/2019/extlst" xmlns:r="http://schemas.openxmlformats.org/officeDocument/2006/relationships" xmlns:m="http://schemas.openxmlformats.org/officeDocument/2006/math" xmlns:v="urn:schemas-microsoft-com:vml" xmlns:wp14="http://schemas.microsoft.com/office/word/2010/wordprocessingDrawing" xmlns:wp="http://schemas.openxmlformats.org/drawingml/2006/wordprocessingDrawing" xmlns:w10="urn:schemas-microsoft-com:office:word" xmlns:w="http://schemas.openxmlformats.org/wordprocessingml/2006/main" xmlns:w14="http://schemas.microsoft.com/office/word/2010/wordml" xmlns:w15="http://schemas.microsoft.com/office/word/2012/wordml" xmlns:w16cex="http://schemas.microsoft.com/office/word/2018/wordml/cex" xmlns:w16cid="http://schemas.microsoft.com/office/word/2016/wordml/cid" xmlns:w16="http://schemas.microsoft.com/office/word/2018/wordml" xmlns:w16du="http://schemas.microsoft.com/office/word/2023/wordml/word16du" xmlns:w16sdtdh="http://schemas.microsoft.com/office/word/2020/wordml/sdtdatahash" xmlns:w16sdtfl="http://schemas.microsoft.com/office/word/2024/wordml/sdtformatlock" xmlns:w16se="http://schemas.microsoft.com/office/word/2015/wordml/symex" xmlns:wpg="http://schemas.microsoft.com/office/word/2010/wordprocessingGroup" xmlns:wpi="http://schemas.microsoft.com/office/word/2010/wordprocessingInk" xmlns:wne="http://schemas.microsoft.com/office/word/2006/wordml" xmlns:wps="http://schemas.microsoft.com/office/word/2010/wordprocessingShape" mc:Ignorable="w14 w15 w16se w16cid w16 w16cex w16sdtdh w16sdtfl w16du wp14">
+<w:hdr xmlns:wpc="http://schemas.microsoft.com/office/word/2010/wordprocessingCanvas" xmlns:cx="http://schemas.microsoft.com/office/drawing/2014/chartex" xmlns:cx1="http://schemas.microsoft.com/office/drawing/2015/9/8/chartex" xmlns:cx2="http://schemas.microsoft.com/office/drawing/2015/10/21/chartex" xmlns:cx3="http://schemas.microsoft.com/office/drawing/2016/5/9/chartex" xmlns:cx4="http://schemas.microsoft.com/office/drawing/2016/5/10/chartex" xmlns:cx5="http://schemas.microsoft.com/office/drawing/2016/5/11/chartex" xmlns:cx6="http://schemas.microsoft.com/office/drawing/2016/5/12/chartex" xmlns:cx7="http://schemas.microsoft.com/office/drawing/2016/5/13/chartex" xmlns:cx8="http://schemas.microsoft.com/office/drawing/2016/5/14/chartex" xmlns:mc="http://schemas.openxmlformats.org/markup-compatibility/2006" xmlns:aink="http://schemas.microsoft.com/office/drawing/2016/ink" xmlns:am3d="http://schemas.microsoft.com/office/drawing/2017/model3d" xmlns:o="urn:schemas-microsoft-com:office:office" xmlns:r="http://schemas.openxmlformats.org/officeDocument/2006/relationships" xmlns:m="http://schemas.openxmlformats.org/officeDocument/2006/math" xmlns:v="urn:schemas-microsoft-com:vml" xmlns:wp14="http://schemas.microsoft.com/office/word/2010/wordprocessingDrawing" xmlns:wp="http://schemas.openxmlformats.org/drawingml/2006/wordprocessingDrawing" xmlns:w10="urn:schemas-microsoft-com:office:word" xmlns:w="http://schemas.openxmlformats.org/wordprocessingml/2006/main" xmlns:w14="http://schemas.microsoft.com/office/word/2010/wordml" xmlns:w15="http://schemas.microsoft.com/office/word/2012/wordml" xmlns:w16cex="http://schemas.microsoft.com/office/word/2018/wordml/cex" xmlns:w16cid="http://schemas.microsoft.com/office/word/2016/wordml/cid" xmlns:w16="http://schemas.microsoft.com/office/word/2018/wordml" xmlns:w16sdtdh="http://schemas.microsoft.com/office/word/2020/wordml/sdtdatahash" xmlns:w16se="http://schemas.microsoft.com/office/word/2015/wordml/symex" xmlns:wpg="http://schemas.microsoft.com/office/word/2010/wordprocessingGroup" xmlns:wpi="http://schemas.microsoft.com/office/word/2010/wordprocessingInk" xmlns:wne="http://schemas.microsoft.com/office/word/2006/wordml" xmlns:wps="http://schemas.microsoft.com/office/word/2010/wordprocessingShape" mc:Ignorable="w14 w15 w16se w16cid w16 w16cex w16sdtdh wp14">
   <w:p>
     <w:pPr>
       <w:pStyle w:val="Encabezado"/>
@@ -11646,7 +13861,7 @@
 </file>
 
 <file path=word/numbering.xml><?xml version="1.0" encoding="utf-8"?>
-<w:numbering xmlns:wpc="http://schemas.microsoft.com/office/word/2010/wordprocessingCanvas" xmlns:cx="http://schemas.microsoft.com/office/drawing/2014/chartex" xmlns:cx1="http://schemas.microsoft.com/office/drawing/2015/9/8/chartex" xmlns:cx2="http://schemas.microsoft.com/office/drawing/2015/10/21/chartex" xmlns:cx3="http://schemas.microsoft.com/office/drawing/2016/5/9/chartex" xmlns:cx4="http://schemas.microsoft.com/office/drawing/2016/5/10/chartex" xmlns:cx5="http://schemas.microsoft.com/office/drawing/2016/5/11/chartex" xmlns:cx6="http://schemas.microsoft.com/office/drawing/2016/5/12/chartex" xmlns:cx7="http://schemas.microsoft.com/office/drawing/2016/5/13/chartex" xmlns:cx8="http://schemas.microsoft.com/office/drawing/2016/5/14/chartex" xmlns:mc="http://schemas.openxmlformats.org/markup-compatibility/2006" xmlns:aink="http://schemas.microsoft.com/office/drawing/2016/ink" xmlns:am3d="http://schemas.microsoft.com/office/drawing/2017/model3d" xmlns:o="urn:schemas-microsoft-com:office:office" xmlns:oel="http://schemas.microsoft.com/office/2019/extlst" xmlns:r="http://schemas.openxmlformats.org/officeDocument/2006/relationships" xmlns:m="http://schemas.openxmlformats.org/officeDocument/2006/math" xmlns:v="urn:schemas-microsoft-com:vml" xmlns:wp14="http://schemas.microsoft.com/office/word/2010/wordprocessingDrawing" xmlns:wp="http://schemas.openxmlformats.org/drawingml/2006/wordprocessingDrawing" xmlns:w10="urn:schemas-microsoft-com:office:word" xmlns:w="http://schemas.openxmlformats.org/wordprocessingml/2006/main" xmlns:w14="http://schemas.microsoft.com/office/word/2010/wordml" xmlns:w15="http://schemas.microsoft.com/office/word/2012/wordml" xmlns:w16cex="http://schemas.microsoft.com/office/word/2018/wordml/cex" xmlns:w16cid="http://schemas.microsoft.com/office/word/2016/wordml/cid" xmlns:w16="http://schemas.microsoft.com/office/word/2018/wordml" xmlns:w16du="http://schemas.microsoft.com/office/word/2023/wordml/word16du" xmlns:w16sdtdh="http://schemas.microsoft.com/office/word/2020/wordml/sdtdatahash" xmlns:w16sdtfl="http://schemas.microsoft.com/office/word/2024/wordml/sdtformatlock" xmlns:w16se="http://schemas.microsoft.com/office/word/2015/wordml/symex" xmlns:wpg="http://schemas.microsoft.com/office/word/2010/wordprocessingGroup" xmlns:wpi="http://schemas.microsoft.com/office/word/2010/wordprocessingInk" xmlns:wne="http://schemas.microsoft.com/office/word/2006/wordml" xmlns:wps="http://schemas.microsoft.com/office/word/2010/wordprocessingShape" mc:Ignorable="w14 w15 w16se w16cid w16 w16cex w16sdtdh w16sdtfl w16du wp14">
+<w:numbering xmlns:wpc="http://schemas.microsoft.com/office/word/2010/wordprocessingCanvas" xmlns:cx="http://schemas.microsoft.com/office/drawing/2014/chartex" xmlns:cx1="http://schemas.microsoft.com/office/drawing/2015/9/8/chartex" xmlns:cx2="http://schemas.microsoft.com/office/drawing/2015/10/21/chartex" xmlns:cx3="http://schemas.microsoft.com/office/drawing/2016/5/9/chartex" xmlns:cx4="http://schemas.microsoft.com/office/drawing/2016/5/10/chartex" xmlns:cx5="http://schemas.microsoft.com/office/drawing/2016/5/11/chartex" xmlns:cx6="http://schemas.microsoft.com/office/drawing/2016/5/12/chartex" xmlns:cx7="http://schemas.microsoft.com/office/drawing/2016/5/13/chartex" xmlns:cx8="http://schemas.microsoft.com/office/drawing/2016/5/14/chartex" xmlns:mc="http://schemas.openxmlformats.org/markup-compatibility/2006" xmlns:aink="http://schemas.microsoft.com/office/drawing/2016/ink" xmlns:am3d="http://schemas.microsoft.com/office/drawing/2017/model3d" xmlns:o="urn:schemas-microsoft-com:office:office" xmlns:r="http://schemas.openxmlformats.org/officeDocument/2006/relationships" xmlns:m="http://schemas.openxmlformats.org/officeDocument/2006/math" xmlns:v="urn:schemas-microsoft-com:vml" xmlns:wp14="http://schemas.microsoft.com/office/word/2010/wordprocessingDrawing" xmlns:wp="http://schemas.openxmlformats.org/drawingml/2006/wordprocessingDrawing" xmlns:w10="urn:schemas-microsoft-com:office:word" xmlns:w="http://schemas.openxmlformats.org/wordprocessingml/2006/main" xmlns:w14="http://schemas.microsoft.com/office/word/2010/wordml" xmlns:w15="http://schemas.microsoft.com/office/word/2012/wordml" xmlns:w16cex="http://schemas.microsoft.com/office/word/2018/wordml/cex" xmlns:w16cid="http://schemas.microsoft.com/office/word/2016/wordml/cid" xmlns:w16="http://schemas.microsoft.com/office/word/2018/wordml" xmlns:w16sdtdh="http://schemas.microsoft.com/office/word/2020/wordml/sdtdatahash" xmlns:w16se="http://schemas.microsoft.com/office/word/2015/wordml/symex" xmlns:wpg="http://schemas.microsoft.com/office/word/2010/wordprocessingGroup" xmlns:wpi="http://schemas.microsoft.com/office/word/2010/wordprocessingInk" xmlns:wne="http://schemas.microsoft.com/office/word/2006/wordml" xmlns:wps="http://schemas.microsoft.com/office/word/2010/wordprocessingShape" mc:Ignorable="w14 w15 w16se w16cid w16 w16cex w16sdtdh wp14">
   <w:abstractNum w:abstractNumId="0" w15:restartNumberingAfterBreak="0">
     <w:nsid w:val="FFFFFF89"/>
     <w:multiLevelType w:val="singleLevel"/>
@@ -17956,175 +20171,175 @@
       </w:rPr>
     </w:lvl>
   </w:abstractNum>
-  <w:num w:numId="1" w16cid:durableId="655184304">
+  <w:num w:numId="1">
     <w:abstractNumId w:val="54"/>
   </w:num>
-  <w:num w:numId="2" w16cid:durableId="1996715202">
+  <w:num w:numId="2">
     <w:abstractNumId w:val="0"/>
   </w:num>
-  <w:num w:numId="3" w16cid:durableId="1022895764">
+  <w:num w:numId="3">
     <w:abstractNumId w:val="21"/>
   </w:num>
-  <w:num w:numId="4" w16cid:durableId="693503509">
+  <w:num w:numId="4">
     <w:abstractNumId w:val="41"/>
   </w:num>
-  <w:num w:numId="5" w16cid:durableId="1441073781">
+  <w:num w:numId="5">
     <w:abstractNumId w:val="29"/>
   </w:num>
-  <w:num w:numId="6" w16cid:durableId="780539150">
+  <w:num w:numId="6">
     <w:abstractNumId w:val="56"/>
   </w:num>
-  <w:num w:numId="7" w16cid:durableId="179660695">
+  <w:num w:numId="7">
     <w:abstractNumId w:val="11"/>
   </w:num>
-  <w:num w:numId="8" w16cid:durableId="213808623">
+  <w:num w:numId="8">
     <w:abstractNumId w:val="14"/>
   </w:num>
-  <w:num w:numId="9" w16cid:durableId="297952946">
+  <w:num w:numId="9">
     <w:abstractNumId w:val="16"/>
   </w:num>
-  <w:num w:numId="10" w16cid:durableId="1505784019">
+  <w:num w:numId="10">
     <w:abstractNumId w:val="8"/>
   </w:num>
-  <w:num w:numId="11" w16cid:durableId="873234112">
+  <w:num w:numId="11">
     <w:abstractNumId w:val="30"/>
   </w:num>
-  <w:num w:numId="12" w16cid:durableId="1457482001">
+  <w:num w:numId="12">
     <w:abstractNumId w:val="49"/>
   </w:num>
-  <w:num w:numId="13" w16cid:durableId="1370377522">
+  <w:num w:numId="13">
     <w:abstractNumId w:val="46"/>
   </w:num>
-  <w:num w:numId="14" w16cid:durableId="389882169">
+  <w:num w:numId="14">
     <w:abstractNumId w:val="12"/>
   </w:num>
-  <w:num w:numId="15" w16cid:durableId="1561746572">
+  <w:num w:numId="15">
     <w:abstractNumId w:val="3"/>
   </w:num>
-  <w:num w:numId="16" w16cid:durableId="616109840">
+  <w:num w:numId="16">
     <w:abstractNumId w:val="34"/>
   </w:num>
-  <w:num w:numId="17" w16cid:durableId="2047752241">
+  <w:num w:numId="17">
     <w:abstractNumId w:val="18"/>
   </w:num>
-  <w:num w:numId="18" w16cid:durableId="752123142">
+  <w:num w:numId="18">
     <w:abstractNumId w:val="51"/>
   </w:num>
-  <w:num w:numId="19" w16cid:durableId="1811098198">
+  <w:num w:numId="19">
     <w:abstractNumId w:val="24"/>
   </w:num>
-  <w:num w:numId="20" w16cid:durableId="820535402">
+  <w:num w:numId="20">
     <w:abstractNumId w:val="55"/>
   </w:num>
-  <w:num w:numId="21" w16cid:durableId="1832673466">
+  <w:num w:numId="21">
     <w:abstractNumId w:val="42"/>
   </w:num>
-  <w:num w:numId="22" w16cid:durableId="66920990">
+  <w:num w:numId="22">
     <w:abstractNumId w:val="27"/>
   </w:num>
-  <w:num w:numId="23" w16cid:durableId="1999264495">
+  <w:num w:numId="23">
     <w:abstractNumId w:val="1"/>
   </w:num>
-  <w:num w:numId="24" w16cid:durableId="2068406948">
+  <w:num w:numId="24">
     <w:abstractNumId w:val="43"/>
   </w:num>
-  <w:num w:numId="25" w16cid:durableId="509149203">
+  <w:num w:numId="25">
     <w:abstractNumId w:val="32"/>
   </w:num>
-  <w:num w:numId="26" w16cid:durableId="614486088">
+  <w:num w:numId="26">
     <w:abstractNumId w:val="26"/>
   </w:num>
-  <w:num w:numId="27" w16cid:durableId="2093968111">
+  <w:num w:numId="27">
     <w:abstractNumId w:val="50"/>
   </w:num>
-  <w:num w:numId="28" w16cid:durableId="1203129700">
+  <w:num w:numId="28">
     <w:abstractNumId w:val="45"/>
   </w:num>
-  <w:num w:numId="29" w16cid:durableId="147089802">
+  <w:num w:numId="29">
     <w:abstractNumId w:val="23"/>
   </w:num>
-  <w:num w:numId="30" w16cid:durableId="818494532">
+  <w:num w:numId="30">
     <w:abstractNumId w:val="31"/>
   </w:num>
-  <w:num w:numId="31" w16cid:durableId="701515208">
+  <w:num w:numId="31">
     <w:abstractNumId w:val="17"/>
   </w:num>
-  <w:num w:numId="32" w16cid:durableId="1231622323">
+  <w:num w:numId="32">
     <w:abstractNumId w:val="10"/>
   </w:num>
-  <w:num w:numId="33" w16cid:durableId="420100437">
+  <w:num w:numId="33">
     <w:abstractNumId w:val="2"/>
   </w:num>
-  <w:num w:numId="34" w16cid:durableId="1750540957">
+  <w:num w:numId="34">
     <w:abstractNumId w:val="33"/>
   </w:num>
-  <w:num w:numId="35" w16cid:durableId="748161022">
+  <w:num w:numId="35">
     <w:abstractNumId w:val="47"/>
   </w:num>
-  <w:num w:numId="36" w16cid:durableId="1777093313">
+  <w:num w:numId="36">
     <w:abstractNumId w:val="9"/>
   </w:num>
-  <w:num w:numId="37" w16cid:durableId="1432698794">
+  <w:num w:numId="37">
     <w:abstractNumId w:val="28"/>
   </w:num>
-  <w:num w:numId="38" w16cid:durableId="1866819243">
+  <w:num w:numId="38">
     <w:abstractNumId w:val="5"/>
   </w:num>
-  <w:num w:numId="39" w16cid:durableId="677928142">
+  <w:num w:numId="39">
     <w:abstractNumId w:val="38"/>
   </w:num>
-  <w:num w:numId="40" w16cid:durableId="1125587048">
+  <w:num w:numId="40">
     <w:abstractNumId w:val="20"/>
   </w:num>
-  <w:num w:numId="41" w16cid:durableId="1222251108">
+  <w:num w:numId="41">
     <w:abstractNumId w:val="52"/>
   </w:num>
-  <w:num w:numId="42" w16cid:durableId="771752292">
+  <w:num w:numId="42">
     <w:abstractNumId w:val="39"/>
   </w:num>
-  <w:num w:numId="43" w16cid:durableId="745110271">
+  <w:num w:numId="43">
     <w:abstractNumId w:val="35"/>
   </w:num>
-  <w:num w:numId="44" w16cid:durableId="469176478">
+  <w:num w:numId="44">
     <w:abstractNumId w:val="19"/>
   </w:num>
-  <w:num w:numId="45" w16cid:durableId="956528994">
+  <w:num w:numId="45">
     <w:abstractNumId w:val="40"/>
   </w:num>
-  <w:num w:numId="46" w16cid:durableId="868880185">
+  <w:num w:numId="46">
     <w:abstractNumId w:val="22"/>
   </w:num>
-  <w:num w:numId="47" w16cid:durableId="251816657">
+  <w:num w:numId="47">
     <w:abstractNumId w:val="13"/>
   </w:num>
-  <w:num w:numId="48" w16cid:durableId="784075614">
+  <w:num w:numId="48">
     <w:abstractNumId w:val="37"/>
   </w:num>
-  <w:num w:numId="49" w16cid:durableId="297347348">
+  <w:num w:numId="49">
     <w:abstractNumId w:val="4"/>
   </w:num>
-  <w:num w:numId="50" w16cid:durableId="1597903720">
+  <w:num w:numId="50">
     <w:abstractNumId w:val="48"/>
   </w:num>
-  <w:num w:numId="51" w16cid:durableId="729764011">
+  <w:num w:numId="51">
     <w:abstractNumId w:val="15"/>
   </w:num>
-  <w:num w:numId="52" w16cid:durableId="1191455356">
+  <w:num w:numId="52">
     <w:abstractNumId w:val="44"/>
   </w:num>
-  <w:num w:numId="53" w16cid:durableId="526453708">
+  <w:num w:numId="53">
     <w:abstractNumId w:val="53"/>
   </w:num>
-  <w:num w:numId="54" w16cid:durableId="1741245782">
+  <w:num w:numId="54">
     <w:abstractNumId w:val="7"/>
   </w:num>
-  <w:num w:numId="55" w16cid:durableId="1003629990">
+  <w:num w:numId="55">
     <w:abstractNumId w:val="25"/>
   </w:num>
-  <w:num w:numId="56" w16cid:durableId="529491381">
+  <w:num w:numId="56">
     <w:abstractNumId w:val="36"/>
   </w:num>
-  <w:num w:numId="57" w16cid:durableId="790855271">
+  <w:num w:numId="57">
     <w:abstractNumId w:val="6"/>
   </w:num>
   <w:numIdMacAtCleanup w:val="48"/>
@@ -18132,7 +20347,7 @@
 </file>
 
 <file path=word/styles.xml><?xml version="1.0" encoding="utf-8"?>
-<w:styles xmlns:mc="http://schemas.openxmlformats.org/markup-compatibility/2006" xmlns:r="http://schemas.openxmlformats.org/officeDocument/2006/relationships" xmlns:w="http://schemas.openxmlformats.org/wordprocessingml/2006/main" xmlns:w14="http://schemas.microsoft.com/office/word/2010/wordml" xmlns:w15="http://schemas.microsoft.com/office/word/2012/wordml" xmlns:w16cex="http://schemas.microsoft.com/office/word/2018/wordml/cex" xmlns:w16cid="http://schemas.microsoft.com/office/word/2016/wordml/cid" xmlns:w16="http://schemas.microsoft.com/office/word/2018/wordml" xmlns:w16du="http://schemas.microsoft.com/office/word/2023/wordml/word16du" xmlns:w16sdtdh="http://schemas.microsoft.com/office/word/2020/wordml/sdtdatahash" xmlns:w16sdtfl="http://schemas.microsoft.com/office/word/2024/wordml/sdtformatlock" xmlns:w16se="http://schemas.microsoft.com/office/word/2015/wordml/symex" mc:Ignorable="w14 w15 w16se w16cid w16 w16cex w16sdtdh w16sdtfl w16du">
+<w:styles xmlns:mc="http://schemas.openxmlformats.org/markup-compatibility/2006" xmlns:r="http://schemas.openxmlformats.org/officeDocument/2006/relationships" xmlns:w="http://schemas.openxmlformats.org/wordprocessingml/2006/main" xmlns:w14="http://schemas.microsoft.com/office/word/2010/wordml" xmlns:w15="http://schemas.microsoft.com/office/word/2012/wordml" xmlns:w16cex="http://schemas.microsoft.com/office/word/2018/wordml/cex" xmlns:w16cid="http://schemas.microsoft.com/office/word/2016/wordml/cid" xmlns:w16="http://schemas.microsoft.com/office/word/2018/wordml" xmlns:w16sdtdh="http://schemas.microsoft.com/office/word/2020/wordml/sdtdatahash" xmlns:w16se="http://schemas.microsoft.com/office/word/2015/wordml/symex" mc:Ignorable="w14 w15 w16se w16cid w16 w16cex w16sdtdh">
   <w:docDefaults>
     <w:rPrDefault>
       <w:rPr>
@@ -19479,7 +21694,7 @@
       </w:rPr>
     </w:tblStylePr>
   </w:style>
-  <w:style w:type="character" w:styleId="Fuerte">
+  <w:style w:type="character" w:styleId="Textoennegrita">
     <w:name w:val="Strong"/>
     <w:basedOn w:val="Fuentedeprrafopredeter"/>
     <w:uiPriority w:val="22"/>
@@ -19862,10 +22077,6 @@
 </file>
 
 <file path=customXml/item1.xml><?xml version="1.0" encoding="utf-8"?>
-<b:Sources xmlns:b="http://schemas.openxmlformats.org/officeDocument/2006/bibliography" xmlns="http://schemas.openxmlformats.org/officeDocument/2006/bibliography" SelectedStyle="\APASixthEditionOfficeOnline.xsl" StyleName="APA" Version="6"/>
-</file>
-
-<file path=customXml/item2.xml><?xml version="1.0" encoding="utf-8"?>
 <ct:contentTypeSchema xmlns:ct="http://schemas.microsoft.com/office/2006/metadata/contentType" xmlns:ma="http://schemas.microsoft.com/office/2006/metadata/properties/metaAttributes" ct:_="" ma:_="" ma:contentTypeName="Documento" ma:contentTypeID="0x010100EA8A463C70CDF94EBCEAEE24D04F3F8A" ma:contentTypeVersion="12" ma:contentTypeDescription="Crear nuevo documento." ma:contentTypeScope="" ma:versionID="0a68c197ff11ee8f2a4dfa92d3e5c792">
   <xsd:schema xmlns:xsd="http://www.w3.org/2001/XMLSchema" xmlns:xs="http://www.w3.org/2001/XMLSchema" xmlns:p="http://schemas.microsoft.com/office/2006/metadata/properties" xmlns:ns2="d174a4fb-80c2-4523-8d89-375030acacbf" xmlns:ns3="b250f519-6473-4480-8c44-6ee3a3a530c3" targetNamespace="http://schemas.microsoft.com/office/2006/metadata/properties" ma:root="true" ma:fieldsID="55936f832c432473a7bcdfeafd102760" ns2:_="" ns3:_="">
     <xsd:import namespace="d174a4fb-80c2-4523-8d89-375030acacbf"/>
@@ -20066,7 +22277,20 @@
 </ct:contentTypeSchema>
 </file>
 
+<file path=customXml/item2.xml><?xml version="1.0" encoding="utf-8"?>
+<b:Sources xmlns:b="http://schemas.openxmlformats.org/officeDocument/2006/bibliography" xmlns="http://schemas.openxmlformats.org/officeDocument/2006/bibliography" SelectedStyle="\APASixthEditionOfficeOnline.xsl" StyleName="APA" Version="6"/>
+</file>
+
 <file path=customXml/item3.xml><?xml version="1.0" encoding="utf-8"?>
+<?mso-contentType ?>
+<FormTemplates xmlns="http://schemas.microsoft.com/sharepoint/v3/contenttype/forms">
+  <Display>DocumentLibraryForm</Display>
+  <Edit>DocumentLibraryForm</Edit>
+  <New>DocumentLibraryForm</New>
+</FormTemplates>
+</file>
+
+<file path=customXml/item4.xml><?xml version="1.0" encoding="utf-8"?>
 <p:properties xmlns:p="http://schemas.microsoft.com/office/2006/metadata/properties" xmlns:xsi="http://www.w3.org/2001/XMLSchema-instance" xmlns:pc="http://schemas.microsoft.com/office/infopath/2007/PartnerControls">
   <documentManagement>
     <TaxCatchAll xmlns="b250f519-6473-4480-8c44-6ee3a3a530c3" xsi:nil="true"/>
@@ -20077,24 +22301,7 @@
 </p:properties>
 </file>
 
-<file path=customXml/item4.xml><?xml version="1.0" encoding="utf-8"?>
-<?mso-contentType ?>
-<FormTemplates xmlns="http://schemas.microsoft.com/sharepoint/v3/contenttype/forms">
-  <Display>DocumentLibraryForm</Display>
-  <Edit>DocumentLibraryForm</Edit>
-  <New>DocumentLibraryForm</New>
-</FormTemplates>
-</file>
-
 <file path=customXml/itemProps1.xml><?xml version="1.0" encoding="utf-8"?>
-<ds:datastoreItem xmlns:ds="http://schemas.openxmlformats.org/officeDocument/2006/customXml" ds:itemID="{EAE431FD-7059-4C09-804B-C9D69EB7B213}">
-  <ds:schemaRefs>
-    <ds:schemaRef ds:uri="http://schemas.openxmlformats.org/officeDocument/2006/bibliography"/>
-  </ds:schemaRefs>
-</ds:datastoreItem>
-</file>
-
-<file path=customXml/itemProps2.xml><?xml version="1.0" encoding="utf-8"?>
 <ds:datastoreItem xmlns:ds="http://schemas.openxmlformats.org/officeDocument/2006/customXml" ds:itemID="{D6F1C0C7-E20A-467A-A927-12DA1D684955}">
   <ds:schemaRefs>
     <ds:schemaRef ds:uri="http://schemas.microsoft.com/office/2006/metadata/contentType"/>
@@ -20113,7 +22320,23 @@
 </ds:datastoreItem>
 </file>
 
+<file path=customXml/itemProps2.xml><?xml version="1.0" encoding="utf-8"?>
+<ds:datastoreItem xmlns:ds="http://schemas.openxmlformats.org/officeDocument/2006/customXml" ds:itemID="{EAE431FD-7059-4C09-804B-C9D69EB7B213}">
+  <ds:schemaRefs>
+    <ds:schemaRef ds:uri="http://schemas.openxmlformats.org/officeDocument/2006/bibliography"/>
+  </ds:schemaRefs>
+</ds:datastoreItem>
+</file>
+
 <file path=customXml/itemProps3.xml><?xml version="1.0" encoding="utf-8"?>
+<ds:datastoreItem xmlns:ds="http://schemas.openxmlformats.org/officeDocument/2006/customXml" ds:itemID="{10663269-2064-4804-8290-36D4A57F5557}">
+  <ds:schemaRefs>
+    <ds:schemaRef ds:uri="http://schemas.microsoft.com/sharepoint/v3/contenttype/forms"/>
+  </ds:schemaRefs>
+</ds:datastoreItem>
+</file>
+
+<file path=customXml/itemProps4.xml><?xml version="1.0" encoding="utf-8"?>
 <ds:datastoreItem xmlns:ds="http://schemas.openxmlformats.org/officeDocument/2006/customXml" ds:itemID="{1279454D-02BE-4A9C-A117-DCD1573E2608}">
   <ds:schemaRefs>
     <ds:schemaRef ds:uri="http://schemas.microsoft.com/office/2006/metadata/properties"/>
@@ -20122,12 +22345,4 @@
     <ds:schemaRef ds:uri="d174a4fb-80c2-4523-8d89-375030acacbf"/>
   </ds:schemaRefs>
 </ds:datastoreItem>
-</file>
-
-<file path=customXml/itemProps4.xml><?xml version="1.0" encoding="utf-8"?>
-<ds:datastoreItem xmlns:ds="http://schemas.openxmlformats.org/officeDocument/2006/customXml" ds:itemID="{10663269-2064-4804-8290-36D4A57F5557}">
-  <ds:schemaRefs>
-    <ds:schemaRef ds:uri="http://schemas.microsoft.com/sharepoint/v3/contenttype/forms"/>
-  </ds:schemaRefs>
-</ds:datastoreItem>
 </file>
--- a/fuentes/12310175_CF2_DU.docx
+++ b/fuentes/12310175_CF2_DU.docx
@@ -354,7 +354,7 @@
               </wp:anchor>
             </w:drawing>
           </mc:Choice>
-          <mc:Fallback xmlns:w16du="http://schemas.microsoft.com/office/word/2023/wordml/word16du" xmlns:w16sdtfl="http://schemas.microsoft.com/office/word/2024/wordml/sdtformatlock" xmlns:a="http://schemas.openxmlformats.org/drawingml/2006/main" xmlns:adec="http://schemas.microsoft.com/office/drawing/2017/decorative" xmlns:pic="http://schemas.openxmlformats.org/drawingml/2006/picture" xmlns:a14="http://schemas.microsoft.com/office/drawing/2010/main" xmlns:asvg="http://schemas.microsoft.com/office/drawing/2016/SVG/main">
+          <mc:Fallback xmlns:asvg="http://schemas.microsoft.com/office/drawing/2016/SVG/main" xmlns:a14="http://schemas.microsoft.com/office/drawing/2010/main" xmlns:pic="http://schemas.openxmlformats.org/drawingml/2006/picture" xmlns:adec="http://schemas.microsoft.com/office/drawing/2017/decorative" xmlns:a="http://schemas.openxmlformats.org/drawingml/2006/main" xmlns:w16sdtfl="http://schemas.microsoft.com/office/word/2024/wordml/sdtformatlock" xmlns:w16du="http://schemas.microsoft.com/office/word/2023/wordml/word16du">
             <w:pict>
               <v:rect id="Rectángulo 3" style="position:absolute;margin-left:-55.95pt;margin-top:26.4pt;width:613.85pt;height:164.25pt;z-index:-251655168;visibility:visible;mso-wrap-style:square;mso-height-percent:0;mso-wrap-distance-left:9pt;mso-wrap-distance-top:0;mso-wrap-distance-right:9pt;mso-wrap-distance-bottom:0;mso-position-horizontal:absolute;mso-position-horizontal-relative:text;mso-position-vertical:absolute;mso-position-vertical-relative:text;mso-height-percent:0;mso-height-relative:margin;v-text-anchor:middle" alt="&quot;&quot;" o:spid="_x0000_s1026" fillcolor="#00314d" stroked="f" strokeweight="1pt" w14:anchorId="44ECBD1E" o:gfxdata="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"/>
             </w:pict>
@@ -8416,11 +8416,19 @@
                 <w:color w:val="auto"/>
               </w:rPr>
             </w:pPr>
-            <w:r>
-              <w:rPr>
-                <w:color w:val="auto"/>
-              </w:rPr>
-              <w:t>Total activos</w:t>
+            <w:proofErr w:type="gramStart"/>
+            <w:r>
+              <w:rPr>
+                <w:color w:val="auto"/>
+              </w:rPr>
+              <w:t>Total</w:t>
+            </w:r>
+            <w:proofErr w:type="gramEnd"/>
+            <w:r>
+              <w:rPr>
+                <w:color w:val="auto"/>
+              </w:rPr>
+              <w:t xml:space="preserve"> activos</w:t>
             </w:r>
           </w:p>
         </w:tc>
@@ -8669,11 +8677,19 @@
                 <w:color w:val="auto"/>
               </w:rPr>
             </w:pPr>
-            <w:r>
-              <w:rPr>
-                <w:color w:val="auto"/>
-              </w:rPr>
-              <w:t>Total pasivos</w:t>
+            <w:proofErr w:type="gramStart"/>
+            <w:r>
+              <w:rPr>
+                <w:color w:val="auto"/>
+              </w:rPr>
+              <w:t>Total</w:t>
+            </w:r>
+            <w:proofErr w:type="gramEnd"/>
+            <w:r>
+              <w:rPr>
+                <w:color w:val="auto"/>
+              </w:rPr>
+              <w:t xml:space="preserve"> pasivos</w:t>
             </w:r>
           </w:p>
         </w:tc>
@@ -9168,11 +9184,19 @@
                 <w:color w:val="auto"/>
               </w:rPr>
             </w:pPr>
-            <w:r>
-              <w:rPr>
-                <w:color w:val="auto"/>
-              </w:rPr>
-              <w:t>Total patrimonio</w:t>
+            <w:proofErr w:type="gramStart"/>
+            <w:r>
+              <w:rPr>
+                <w:color w:val="auto"/>
+              </w:rPr>
+              <w:t>Total</w:t>
+            </w:r>
+            <w:proofErr w:type="gramEnd"/>
+            <w:r>
+              <w:rPr>
+                <w:color w:val="auto"/>
+              </w:rPr>
+              <w:t xml:space="preserve"> patrimonio</w:t>
             </w:r>
           </w:p>
         </w:tc>
@@ -9639,7 +9663,15 @@
         <w:t>Asiento simple:</w:t>
       </w:r>
       <w:r>
-        <w:t xml:space="preserve"> registro contable que afecta únicamente dos cuentas: una en el debe y otra en el haber.</w:t>
+        <w:t xml:space="preserve"> registro contable que afecta únicamente dos cuentas: una en </w:t>
+      </w:r>
+      <w:proofErr w:type="spellStart"/>
+      <w:r>
+        <w:t>el</w:t>
+      </w:r>
+      <w:proofErr w:type="spellEnd"/>
+      <w:r>
+        <w:t xml:space="preserve"> debe y otra en el haber.</w:t>
       </w:r>
     </w:p>
     <w:p>
@@ -9845,7 +9877,15 @@
         <w:t>Partida doble:</w:t>
       </w:r>
       <w:r>
-        <w:t xml:space="preserve"> principio contable según el cual toda operación económica debe registrarse afectando al menos dos cuentas, manteniendo el equilibrio entre el debe y el haber.</w:t>
+        <w:t xml:space="preserve"> principio contable según el cual toda operación económica debe registrarse afectando al menos dos cuentas, manteniendo el equilibrio entre </w:t>
+      </w:r>
+      <w:proofErr w:type="spellStart"/>
+      <w:r>
+        <w:t>el</w:t>
+      </w:r>
+      <w:proofErr w:type="spellEnd"/>
+      <w:r>
+        <w:t xml:space="preserve"> debe y el haber.</w:t>
       </w:r>
     </w:p>
     <w:p>
@@ -9900,17 +9940,56 @@
       </w:r>
     </w:p>
     <w:p>
-      <w:pPr>
-        <w:pStyle w:val="Prrafodelista"/>
-        <w:numPr>
-          <w:ilvl w:val="0"/>
-          <w:numId w:val="15"/>
-        </w:numPr>
-        <w:spacing w:before="60" w:after="60"/>
-        <w:ind w:hanging="340"/>
-      </w:pPr>
-      <w:r>
-        <w:t>Alcarria Jaime, J. (2008). Contabilidad Financiera I. Castelló de la Plana : Publicacions de la Universitat Jaume I. Servei de Comunicació i Publicacions, 2008.</w:t>
+      <w:r>
+        <w:t xml:space="preserve">Alcarria Jaime, J. (2008). Contabilidad Financiera I. Castelló de la </w:t>
+      </w:r>
+      <w:proofErr w:type="gramStart"/>
+      <w:r>
+        <w:t>Plana :</w:t>
+      </w:r>
+      <w:proofErr w:type="gramEnd"/>
+      <w:r>
+        <w:t xml:space="preserve"> </w:t>
+      </w:r>
+      <w:proofErr w:type="spellStart"/>
+      <w:r>
+        <w:t>Publicacions</w:t>
+      </w:r>
+      <w:proofErr w:type="spellEnd"/>
+      <w:r>
+        <w:t xml:space="preserve"> de la </w:t>
+      </w:r>
+      <w:proofErr w:type="spellStart"/>
+      <w:r>
+        <w:t>Universitat</w:t>
+      </w:r>
+      <w:proofErr w:type="spellEnd"/>
+      <w:r>
+        <w:t xml:space="preserve"> Jaume I. </w:t>
+      </w:r>
+      <w:proofErr w:type="spellStart"/>
+      <w:r>
+        <w:t>Servei</w:t>
+      </w:r>
+      <w:proofErr w:type="spellEnd"/>
+      <w:r>
+        <w:t xml:space="preserve"> de </w:t>
+      </w:r>
+      <w:proofErr w:type="spellStart"/>
+      <w:r>
+        <w:t>Comunicació</w:t>
+      </w:r>
+      <w:proofErr w:type="spellEnd"/>
+      <w:r>
+        <w:t xml:space="preserve"> i </w:t>
+      </w:r>
+      <w:proofErr w:type="spellStart"/>
+      <w:r>
+        <w:t>Publicacions</w:t>
+      </w:r>
+      <w:proofErr w:type="spellEnd"/>
+      <w:r>
+        <w:t>, 2008.</w:t>
       </w:r>
       <w:r>
         <w:t xml:space="preserve"> </w:t>
@@ -9928,42 +10007,31 @@
       </w:hyperlink>
     </w:p>
     <w:p>
-      <w:pPr>
-        <w:pStyle w:val="Prrafodelista"/>
-        <w:numPr>
-          <w:ilvl w:val="0"/>
-          <w:numId w:val="15"/>
-        </w:numPr>
-        <w:spacing w:before="60" w:after="60"/>
-      </w:pPr>
       <w:r>
         <w:t>Coral, L., y Gudiño, E. (2008). Contabilidad universitaria. 6ta ed. Bogotá, Colombia: McGraw Hill.</w:t>
       </w:r>
     </w:p>
     <w:p>
-      <w:pPr>
-        <w:pStyle w:val="Prrafodelista"/>
-        <w:numPr>
-          <w:ilvl w:val="0"/>
-          <w:numId w:val="15"/>
-        </w:numPr>
-        <w:spacing w:before="60" w:after="60"/>
-      </w:pPr>
       <w:r>
         <w:t>Legis. (2008). Estatuto de la profesión de Contador Público. Reglamento general de la contabilidad. Plan único de cuentas para comerciantes.</w:t>
       </w:r>
     </w:p>
     <w:p>
-      <w:pPr>
-        <w:pStyle w:val="Prrafodelista"/>
-        <w:numPr>
-          <w:ilvl w:val="0"/>
-          <w:numId w:val="15"/>
-        </w:numPr>
-        <w:spacing w:before="60" w:after="60"/>
-      </w:pPr>
-      <w:r>
-        <w:t xml:space="preserve">Scoponi, L. M., Casarsa, F. A., &amp; Schmidt, M. A. (2018). Teoría general del costo y contabilidad de gestión: revisión doctrinal. Centro De Estudios De Administración, 1(1), 68-88. </w:t>
+      <w:proofErr w:type="spellStart"/>
+      <w:r>
+        <w:t>Scoponi</w:t>
+      </w:r>
+      <w:proofErr w:type="spellEnd"/>
+      <w:r>
+        <w:t xml:space="preserve">, L. M., </w:t>
+      </w:r>
+      <w:proofErr w:type="spellStart"/>
+      <w:r>
+        <w:t>Casarsa</w:t>
+      </w:r>
+      <w:proofErr w:type="spellEnd"/>
+      <w:r>
+        <w:t xml:space="preserve">, F. A., &amp; Schmidt, M. A. (2018). Teoría general del costo y contabilidad de gestión: revisión doctrinal. Centro De Estudios De Administración, 1(1), 68-88. </w:t>
       </w:r>
     </w:p>
     <w:p>
@@ -10220,8 +10288,16 @@
               <w:rPr>
                 <w:lang w:val="es-CO"/>
               </w:rPr>
-              <w:t>Olga Constanza Bermúdez Jaimes</w:t>
-            </w:r>
+              <w:t xml:space="preserve">Olga Constanza Bermúdez </w:t>
+            </w:r>
+            <w:proofErr w:type="spellStart"/>
+            <w:r>
+              <w:rPr>
+                <w:lang w:val="es-CO"/>
+              </w:rPr>
+              <w:t>Jaimes</w:t>
+            </w:r>
+            <w:proofErr w:type="spellEnd"/>
           </w:p>
         </w:tc>
         <w:tc>
@@ -10677,6 +10753,7 @@
               </w:rPr>
               <w:t xml:space="preserve"> </w:t>
             </w:r>
+            <w:proofErr w:type="spellStart"/>
             <w:r>
               <w:rPr>
                 <w:rStyle w:val="Extranjerismo"/>
@@ -10684,6 +10761,7 @@
               </w:rPr>
               <w:t>stack</w:t>
             </w:r>
+            <w:proofErr w:type="spellEnd"/>
           </w:p>
         </w:tc>
         <w:tc>
@@ -11441,11 +11519,33 @@
                 <w:lang w:val="es-CO"/>
               </w:rPr>
             </w:pPr>
+            <w:proofErr w:type="spellStart"/>
             <w:r>
               <w:rPr>
                 <w:lang w:val="es-CO"/>
               </w:rPr>
-              <w:t>Anyerson Wilfredo Pizo Ossa</w:t>
+              <w:t>Anyerson</w:t>
+            </w:r>
+            <w:proofErr w:type="spellEnd"/>
+            <w:r>
+              <w:rPr>
+                <w:lang w:val="es-CO"/>
+              </w:rPr>
+              <w:t xml:space="preserve"> Wilfredo </w:t>
+            </w:r>
+            <w:proofErr w:type="spellStart"/>
+            <w:r>
+              <w:rPr>
+                <w:lang w:val="es-CO"/>
+              </w:rPr>
+              <w:t>Pizo</w:t>
+            </w:r>
+            <w:proofErr w:type="spellEnd"/>
+            <w:r>
+              <w:rPr>
+                <w:lang w:val="es-CO"/>
+              </w:rPr>
+              <w:t xml:space="preserve"> Ossa</w:t>
             </w:r>
           </w:p>
         </w:tc>
@@ -15092,6 +15192,26 @@
 </file>
 
 <file path=customXml/item2.xml><?xml version="1.0" encoding="utf-8"?>
+<?mso-contentType ?>
+<FormTemplates xmlns="http://schemas.microsoft.com/sharepoint/v3/contenttype/forms">
+  <Display>DocumentLibraryForm</Display>
+  <Edit>DocumentLibraryForm</Edit>
+  <New>DocumentLibraryForm</New>
+</FormTemplates>
+</file>
+
+<file path=customXml/item3.xml><?xml version="1.0" encoding="utf-8"?>
+<p:properties xmlns:p="http://schemas.microsoft.com/office/2006/metadata/properties" xmlns:xsi="http://www.w3.org/2001/XMLSchema-instance" xmlns:pc="http://schemas.microsoft.com/office/infopath/2007/PartnerControls">
+  <documentManagement>
+    <TaxCatchAll xmlns="b250f519-6473-4480-8c44-6ee3a3a530c3" xsi:nil="true"/>
+    <lcf76f155ced4ddcb4097134ff3c332f xmlns="d174a4fb-80c2-4523-8d89-375030acacbf">
+      <Terms xmlns="http://schemas.microsoft.com/office/infopath/2007/PartnerControls"/>
+    </lcf76f155ced4ddcb4097134ff3c332f>
+  </documentManagement>
+</p:properties>
+</file>
+
+<file path=customXml/item4.xml><?xml version="1.0" encoding="utf-8"?>
 <ct:contentTypeSchema xmlns:ct="http://schemas.microsoft.com/office/2006/metadata/contentType" xmlns:ma="http://schemas.microsoft.com/office/2006/metadata/properties/metaAttributes" ct:_="" ma:_="" ma:contentTypeName="Documento" ma:contentTypeID="0x010100EA8A463C70CDF94EBCEAEE24D04F3F8A" ma:contentTypeVersion="12" ma:contentTypeDescription="Crear nuevo documento." ma:contentTypeScope="" ma:versionID="0a68c197ff11ee8f2a4dfa92d3e5c792">
   <xsd:schema xmlns:xsd="http://www.w3.org/2001/XMLSchema" xmlns:xs="http://www.w3.org/2001/XMLSchema" xmlns:p="http://schemas.microsoft.com/office/2006/metadata/properties" xmlns:ns2="d174a4fb-80c2-4523-8d89-375030acacbf" xmlns:ns3="b250f519-6473-4480-8c44-6ee3a3a530c3" targetNamespace="http://schemas.microsoft.com/office/2006/metadata/properties" ma:root="true" ma:fieldsID="55936f832c432473a7bcdfeafd102760" ns2:_="" ns3:_="">
     <xsd:import namespace="d174a4fb-80c2-4523-8d89-375030acacbf"/>
@@ -15292,26 +15412,6 @@
 </ct:contentTypeSchema>
 </file>
 
-<file path=customXml/item3.xml><?xml version="1.0" encoding="utf-8"?>
-<p:properties xmlns:p="http://schemas.microsoft.com/office/2006/metadata/properties" xmlns:xsi="http://www.w3.org/2001/XMLSchema-instance" xmlns:pc="http://schemas.microsoft.com/office/infopath/2007/PartnerControls">
-  <documentManagement>
-    <TaxCatchAll xmlns="b250f519-6473-4480-8c44-6ee3a3a530c3" xsi:nil="true"/>
-    <lcf76f155ced4ddcb4097134ff3c332f xmlns="d174a4fb-80c2-4523-8d89-375030acacbf">
-      <Terms xmlns="http://schemas.microsoft.com/office/infopath/2007/PartnerControls"/>
-    </lcf76f155ced4ddcb4097134ff3c332f>
-  </documentManagement>
-</p:properties>
-</file>
-
-<file path=customXml/item4.xml><?xml version="1.0" encoding="utf-8"?>
-<?mso-contentType ?>
-<FormTemplates xmlns="http://schemas.microsoft.com/sharepoint/v3/contenttype/forms">
-  <Display>DocumentLibraryForm</Display>
-  <Edit>DocumentLibraryForm</Edit>
-  <New>DocumentLibraryForm</New>
-</FormTemplates>
-</file>
-
 <file path=customXml/itemProps1.xml><?xml version="1.0" encoding="utf-8"?>
 <ds:datastoreItem xmlns:ds="http://schemas.openxmlformats.org/officeDocument/2006/customXml" ds:itemID="{EAE431FD-7059-4C09-804B-C9D69EB7B213}">
   <ds:schemaRefs>
@@ -15321,6 +15421,25 @@
 </file>
 
 <file path=customXml/itemProps2.xml><?xml version="1.0" encoding="utf-8"?>
+<ds:datastoreItem xmlns:ds="http://schemas.openxmlformats.org/officeDocument/2006/customXml" ds:itemID="{10663269-2064-4804-8290-36D4A57F5557}">
+  <ds:schemaRefs>
+    <ds:schemaRef ds:uri="http://schemas.microsoft.com/sharepoint/v3/contenttype/forms"/>
+  </ds:schemaRefs>
+</ds:datastoreItem>
+</file>
+
+<file path=customXml/itemProps3.xml><?xml version="1.0" encoding="utf-8"?>
+<ds:datastoreItem xmlns:ds="http://schemas.openxmlformats.org/officeDocument/2006/customXml" ds:itemID="{1279454D-02BE-4A9C-A117-DCD1573E2608}">
+  <ds:schemaRefs>
+    <ds:schemaRef ds:uri="http://schemas.microsoft.com/office/2006/metadata/properties"/>
+    <ds:schemaRef ds:uri="http://schemas.microsoft.com/office/infopath/2007/PartnerControls"/>
+    <ds:schemaRef ds:uri="b250f519-6473-4480-8c44-6ee3a3a530c3"/>
+    <ds:schemaRef ds:uri="d174a4fb-80c2-4523-8d89-375030acacbf"/>
+  </ds:schemaRefs>
+</ds:datastoreItem>
+</file>
+
+<file path=customXml/itemProps4.xml><?xml version="1.0" encoding="utf-8"?>
 <ds:datastoreItem xmlns:ds="http://schemas.openxmlformats.org/officeDocument/2006/customXml" ds:itemID="{D6F1C0C7-E20A-467A-A927-12DA1D684955}">
   <ds:schemaRefs>
     <ds:schemaRef ds:uri="http://schemas.microsoft.com/office/2006/metadata/contentType"/>
@@ -15337,23 +15456,4 @@
     <ds:schemaRef ds:uri="http://schemas.microsoft.com/internal/obd"/>
   </ds:schemaRefs>
 </ds:datastoreItem>
-</file>
-
-<file path=customXml/itemProps3.xml><?xml version="1.0" encoding="utf-8"?>
-<ds:datastoreItem xmlns:ds="http://schemas.openxmlformats.org/officeDocument/2006/customXml" ds:itemID="{1279454D-02BE-4A9C-A117-DCD1573E2608}">
-  <ds:schemaRefs>
-    <ds:schemaRef ds:uri="http://schemas.microsoft.com/office/2006/metadata/properties"/>
-    <ds:schemaRef ds:uri="http://schemas.microsoft.com/office/infopath/2007/PartnerControls"/>
-    <ds:schemaRef ds:uri="b250f519-6473-4480-8c44-6ee3a3a530c3"/>
-    <ds:schemaRef ds:uri="d174a4fb-80c2-4523-8d89-375030acacbf"/>
-  </ds:schemaRefs>
-</ds:datastoreItem>
-</file>
-
-<file path=customXml/itemProps4.xml><?xml version="1.0" encoding="utf-8"?>
-<ds:datastoreItem xmlns:ds="http://schemas.openxmlformats.org/officeDocument/2006/customXml" ds:itemID="{10663269-2064-4804-8290-36D4A57F5557}">
-  <ds:schemaRefs>
-    <ds:schemaRef ds:uri="http://schemas.microsoft.com/sharepoint/v3/contenttype/forms"/>
-  </ds:schemaRefs>
-</ds:datastoreItem>
 </file>
--- a/fuentes/12310175_CF2_DU.docx
+++ b/fuentes/12310175_CF2_DU.docx
@@ -566,7 +566,7 @@
           <w:r>
             <w:fldChar w:fldCharType="separate"/>
           </w:r>
-          <w:hyperlink w:anchor="_Toc225850338" w:history="1">
+          <w:hyperlink w:anchor="_Toc225935598" w:history="1">
             <w:r>
               <w:rPr>
                 <w:rStyle w:val="Hipervnculo"/>
@@ -593,7 +593,7 @@
                 <w:noProof/>
                 <w:webHidden/>
               </w:rPr>
-              <w:instrText xml:space="preserve"> PAGEREF _Toc225850338 \h </w:instrText>
+              <w:instrText xml:space="preserve"> PAGEREF _Toc225935598 \h </w:instrText>
             </w:r>
             <w:r>
               <w:rPr>
@@ -638,7 +638,7 @@
               <w:lang w:val="es-ES" w:eastAsia="es-ES"/>
             </w:rPr>
           </w:pPr>
-          <w:hyperlink w:anchor="_Toc225850339" w:history="1">
+          <w:hyperlink w:anchor="_Toc225935599" w:history="1">
             <w:r>
               <w:rPr>
                 <w:rStyle w:val="Hipervnculo"/>
@@ -665,7 +665,7 @@
                 <w:noProof/>
                 <w:webHidden/>
               </w:rPr>
-              <w:instrText xml:space="preserve"> PAGEREF _Toc225850339 \h </w:instrText>
+              <w:instrText xml:space="preserve"> PAGEREF _Toc225935599 \h </w:instrText>
             </w:r>
             <w:r>
               <w:rPr>
@@ -710,7 +710,7 @@
               <w:lang w:val="es-ES" w:eastAsia="es-ES"/>
             </w:rPr>
           </w:pPr>
-          <w:hyperlink w:anchor="_Toc225850340" w:history="1">
+          <w:hyperlink w:anchor="_Toc225935600" w:history="1">
             <w:r>
               <w:rPr>
                 <w:rStyle w:val="Hipervnculo"/>
@@ -737,7 +737,7 @@
                 <w:noProof/>
                 <w:webHidden/>
               </w:rPr>
-              <w:instrText xml:space="preserve"> PAGEREF _Toc225850340 \h </w:instrText>
+              <w:instrText xml:space="preserve"> PAGEREF _Toc225935600 \h </w:instrText>
             </w:r>
             <w:r>
               <w:rPr>
@@ -782,7 +782,7 @@
               <w:lang w:val="es-ES" w:eastAsia="es-ES"/>
             </w:rPr>
           </w:pPr>
-          <w:hyperlink w:anchor="_Toc225850341" w:history="1">
+          <w:hyperlink w:anchor="_Toc225935601" w:history="1">
             <w:r>
               <w:rPr>
                 <w:rStyle w:val="Hipervnculo"/>
@@ -809,7 +809,7 @@
                 <w:noProof/>
                 <w:webHidden/>
               </w:rPr>
-              <w:instrText xml:space="preserve"> PAGEREF _Toc225850341 \h </w:instrText>
+              <w:instrText xml:space="preserve"> PAGEREF _Toc225935601 \h </w:instrText>
             </w:r>
             <w:r>
               <w:rPr>
@@ -854,7 +854,7 @@
               <w:lang w:val="es-ES" w:eastAsia="es-ES"/>
             </w:rPr>
           </w:pPr>
-          <w:hyperlink w:anchor="_Toc225850342" w:history="1">
+          <w:hyperlink w:anchor="_Toc225935602" w:history="1">
             <w:r>
               <w:rPr>
                 <w:rStyle w:val="Hipervnculo"/>
@@ -881,7 +881,7 @@
                 <w:noProof/>
                 <w:webHidden/>
               </w:rPr>
-              <w:instrText xml:space="preserve"> PAGEREF _Toc225850342 \h </w:instrText>
+              <w:instrText xml:space="preserve"> PAGEREF _Toc225935602 \h </w:instrText>
             </w:r>
             <w:r>
               <w:rPr>
@@ -926,7 +926,7 @@
               <w:lang w:val="es-ES" w:eastAsia="es-ES"/>
             </w:rPr>
           </w:pPr>
-          <w:hyperlink w:anchor="_Toc225850343" w:history="1">
+          <w:hyperlink w:anchor="_Toc225935603" w:history="1">
             <w:r>
               <w:rPr>
                 <w:rStyle w:val="Hipervnculo"/>
@@ -953,7 +953,7 @@
                 <w:noProof/>
                 <w:webHidden/>
               </w:rPr>
-              <w:instrText xml:space="preserve"> PAGEREF _Toc225850343 \h </w:instrText>
+              <w:instrText xml:space="preserve"> PAGEREF _Toc225935603 \h </w:instrText>
             </w:r>
             <w:r>
               <w:rPr>
@@ -998,7 +998,7 @@
               <w:lang w:val="es-ES" w:eastAsia="es-ES"/>
             </w:rPr>
           </w:pPr>
-          <w:hyperlink w:anchor="_Toc225850344" w:history="1">
+          <w:hyperlink w:anchor="_Toc225935604" w:history="1">
             <w:r>
               <w:rPr>
                 <w:rStyle w:val="Hipervnculo"/>
@@ -1025,7 +1025,7 @@
                 <w:noProof/>
                 <w:webHidden/>
               </w:rPr>
-              <w:instrText xml:space="preserve"> PAGEREF _Toc225850344 \h </w:instrText>
+              <w:instrText xml:space="preserve"> PAGEREF _Toc225935604 \h </w:instrText>
             </w:r>
             <w:r>
               <w:rPr>
@@ -1070,7 +1070,7 @@
               <w:lang w:val="es-ES" w:eastAsia="es-ES"/>
             </w:rPr>
           </w:pPr>
-          <w:hyperlink w:anchor="_Toc225850345" w:history="1">
+          <w:hyperlink w:anchor="_Toc225935605" w:history="1">
             <w:r>
               <w:rPr>
                 <w:rStyle w:val="Hipervnculo"/>
@@ -1097,7 +1097,7 @@
                 <w:noProof/>
                 <w:webHidden/>
               </w:rPr>
-              <w:instrText xml:space="preserve"> PAGEREF _Toc225850345 \h </w:instrText>
+              <w:instrText xml:space="preserve"> PAGEREF _Toc225935605 \h </w:instrText>
             </w:r>
             <w:r>
               <w:rPr>
@@ -1142,7 +1142,7 @@
               <w:lang w:val="es-ES" w:eastAsia="es-ES"/>
             </w:rPr>
           </w:pPr>
-          <w:hyperlink w:anchor="_Toc225850346" w:history="1">
+          <w:hyperlink w:anchor="_Toc225935606" w:history="1">
             <w:r>
               <w:rPr>
                 <w:rStyle w:val="Hipervnculo"/>
@@ -1169,7 +1169,7 @@
                 <w:noProof/>
                 <w:webHidden/>
               </w:rPr>
-              <w:instrText xml:space="preserve"> PAGEREF _Toc225850346 \h </w:instrText>
+              <w:instrText xml:space="preserve"> PAGEREF _Toc225935606 \h </w:instrText>
             </w:r>
             <w:r>
               <w:rPr>
@@ -1189,7 +1189,7 @@
                 <w:noProof/>
                 <w:webHidden/>
               </w:rPr>
-              <w:t>16</w:t>
+              <w:t>15</w:t>
             </w:r>
             <w:r>
               <w:rPr>
@@ -1214,7 +1214,7 @@
               <w:lang w:val="es-ES" w:eastAsia="es-ES"/>
             </w:rPr>
           </w:pPr>
-          <w:hyperlink w:anchor="_Toc225850347" w:history="1">
+          <w:hyperlink w:anchor="_Toc225935607" w:history="1">
             <w:r>
               <w:rPr>
                 <w:rStyle w:val="Hipervnculo"/>
@@ -1241,7 +1241,7 @@
                 <w:noProof/>
                 <w:webHidden/>
               </w:rPr>
-              <w:instrText xml:space="preserve"> PAGEREF _Toc225850347 \h </w:instrText>
+              <w:instrText xml:space="preserve"> PAGEREF _Toc225935607 \h </w:instrText>
             </w:r>
             <w:r>
               <w:rPr>
@@ -1286,7 +1286,7 @@
               <w:lang w:val="es-ES" w:eastAsia="es-ES"/>
             </w:rPr>
           </w:pPr>
-          <w:hyperlink w:anchor="_Toc225850348" w:history="1">
+          <w:hyperlink w:anchor="_Toc225935608" w:history="1">
             <w:r>
               <w:rPr>
                 <w:rStyle w:val="Hipervnculo"/>
@@ -1313,7 +1313,7 @@
                 <w:noProof/>
                 <w:webHidden/>
               </w:rPr>
-              <w:instrText xml:space="preserve"> PAGEREF _Toc225850348 \h </w:instrText>
+              <w:instrText xml:space="preserve"> PAGEREF _Toc225935608 \h </w:instrText>
             </w:r>
             <w:r>
               <w:rPr>
@@ -1333,7 +1333,7 @@
                 <w:noProof/>
                 <w:webHidden/>
               </w:rPr>
-              <w:t>26</w:t>
+              <w:t>25</w:t>
             </w:r>
             <w:r>
               <w:rPr>
@@ -1358,7 +1358,7 @@
               <w:lang w:val="es-ES" w:eastAsia="es-ES"/>
             </w:rPr>
           </w:pPr>
-          <w:hyperlink w:anchor="_Toc225850349" w:history="1">
+          <w:hyperlink w:anchor="_Toc225935609" w:history="1">
             <w:r>
               <w:rPr>
                 <w:rStyle w:val="Hipervnculo"/>
@@ -1385,7 +1385,7 @@
                 <w:noProof/>
                 <w:webHidden/>
               </w:rPr>
-              <w:instrText xml:space="preserve"> PAGEREF _Toc225850349 \h </w:instrText>
+              <w:instrText xml:space="preserve"> PAGEREF _Toc225935609 \h </w:instrText>
             </w:r>
             <w:r>
               <w:rPr>
@@ -1405,7 +1405,7 @@
                 <w:noProof/>
                 <w:webHidden/>
               </w:rPr>
-              <w:t>27</w:t>
+              <w:t>26</w:t>
             </w:r>
             <w:r>
               <w:rPr>
@@ -1430,7 +1430,7 @@
               <w:lang w:val="es-ES" w:eastAsia="es-ES"/>
             </w:rPr>
           </w:pPr>
-          <w:hyperlink w:anchor="_Toc225850350" w:history="1">
+          <w:hyperlink w:anchor="_Toc225935610" w:history="1">
             <w:r>
               <w:rPr>
                 <w:rStyle w:val="Hipervnculo"/>
@@ -1457,7 +1457,7 @@
                 <w:noProof/>
                 <w:webHidden/>
               </w:rPr>
-              <w:instrText xml:space="preserve"> PAGEREF _Toc225850350 \h </w:instrText>
+              <w:instrText xml:space="preserve"> PAGEREF _Toc225935610 \h </w:instrText>
             </w:r>
             <w:r>
               <w:rPr>
@@ -1477,7 +1477,7 @@
                 <w:noProof/>
                 <w:webHidden/>
               </w:rPr>
-              <w:t>30</w:t>
+              <w:t>29</w:t>
             </w:r>
             <w:r>
               <w:rPr>
@@ -1502,7 +1502,7 @@
               <w:lang w:val="es-ES" w:eastAsia="es-ES"/>
             </w:rPr>
           </w:pPr>
-          <w:hyperlink w:anchor="_Toc225850351" w:history="1">
+          <w:hyperlink w:anchor="_Toc225935611" w:history="1">
             <w:r>
               <w:rPr>
                 <w:rStyle w:val="Hipervnculo"/>
@@ -1529,7 +1529,7 @@
                 <w:noProof/>
                 <w:webHidden/>
               </w:rPr>
-              <w:instrText xml:space="preserve"> PAGEREF _Toc225850351 \h </w:instrText>
+              <w:instrText xml:space="preserve"> PAGEREF _Toc225935611 \h </w:instrText>
             </w:r>
             <w:r>
               <w:rPr>
@@ -1549,7 +1549,7 @@
                 <w:noProof/>
                 <w:webHidden/>
               </w:rPr>
-              <w:t>31</w:t>
+              <w:t>30</w:t>
             </w:r>
             <w:r>
               <w:rPr>
@@ -1571,7 +1571,7 @@
       <w:pPr>
         <w:pStyle w:val="Titulosgenerales"/>
       </w:pPr>
-      <w:bookmarkStart w:id="0" w:name="_Toc225850338"/>
+      <w:bookmarkStart w:id="0" w:name="_Toc225935598"/>
       <w:r>
         <w:lastRenderedPageBreak/>
         <w:t>Introducción</w:t>
@@ -1638,7 +1638,7 @@
           <w:numId w:val="6"/>
         </w:numPr>
       </w:pPr>
-      <w:bookmarkStart w:id="1" w:name="_Toc225850339"/>
+      <w:bookmarkStart w:id="1" w:name="_Toc225935599"/>
       <w:r>
         <w:lastRenderedPageBreak/>
         <w:t>Cuentas nominales</w:t>
@@ -2018,7 +2018,7 @@
       <w:pPr>
         <w:pStyle w:val="Ttulo2"/>
       </w:pPr>
-      <w:bookmarkStart w:id="2" w:name="_Toc225850340"/>
+      <w:bookmarkStart w:id="2" w:name="_Toc225935600"/>
       <w:r>
         <w:lastRenderedPageBreak/>
         <w:t>Conceptos</w:t>
@@ -2236,7 +2236,7 @@
       <w:pPr>
         <w:pStyle w:val="Ttulo2"/>
       </w:pPr>
-      <w:bookmarkStart w:id="3" w:name="_Toc225850341"/>
+      <w:bookmarkStart w:id="3" w:name="_Toc225935601"/>
       <w:r>
         <w:t>Características</w:t>
       </w:r>
@@ -3733,7 +3733,7 @@
       <w:pPr>
         <w:pStyle w:val="Ttulo2"/>
       </w:pPr>
-      <w:bookmarkStart w:id="4" w:name="_Toc225850342"/>
+      <w:bookmarkStart w:id="4" w:name="_Toc225935602"/>
       <w:r>
         <w:t>Movimientos</w:t>
       </w:r>
@@ -4143,7 +4143,7 @@
       <w:pPr>
         <w:pStyle w:val="Ttulo1"/>
       </w:pPr>
-      <w:bookmarkStart w:id="5" w:name="_Toc225850343"/>
+      <w:bookmarkStart w:id="5" w:name="_Toc225935603"/>
       <w:r>
         <w:lastRenderedPageBreak/>
         <w:t>Cuentas de orden</w:t>
@@ -4357,7 +4357,7 @@
       <w:pPr>
         <w:pStyle w:val="Ttulo1"/>
       </w:pPr>
-      <w:bookmarkStart w:id="6" w:name="_Toc225850344"/>
+      <w:bookmarkStart w:id="6" w:name="_Toc225935604"/>
       <w:r>
         <w:t>Registros contables</w:t>
       </w:r>
@@ -4380,7 +4380,7 @@
       <w:pPr>
         <w:pStyle w:val="Ttulo2"/>
       </w:pPr>
-      <w:bookmarkStart w:id="7" w:name="_Toc225850345"/>
+      <w:bookmarkStart w:id="7" w:name="_Toc225935605"/>
       <w:r>
         <w:t>Partida doble</w:t>
       </w:r>
@@ -4475,7 +4475,6 @@
     </w:p>
     <w:p>
       <w:pPr>
-        <w:spacing w:before="120"/>
         <w:ind w:firstLine="0"/>
         <w:jc w:val="center"/>
         <w:rPr>
@@ -4488,10 +4487,10 @@
           <w:lang w:val="es-419" w:eastAsia="es-CO"/>
         </w:rPr>
         <w:drawing>
-          <wp:inline distT="0" distB="0" distL="0" distR="0" wp14:anchorId="52E88854" wp14:editId="151E71D5">
-            <wp:extent cx="5495925" cy="1971675"/>
-            <wp:effectExtent l="0" t="0" r="9525" b="9525"/>
-            <wp:docPr id="5" name="Gráfico 5" descr="las imágenes representan en forma de cuenta T los registros realizados. Primero en la cuenta 1105 - Caja, donde se ubican en el “debe” el valor de $7.400.000 por la venta al contado del terreno y en contrapartida, en la cuenta 1504 - Terrenos, se ubicado en el “haber” los $7.400.000 porque disminuye el valor de los terrenos. "/>
+          <wp:inline distT="0" distB="0" distL="0" distR="0" wp14:anchorId="02600D96" wp14:editId="137A0416">
+            <wp:extent cx="4692015" cy="1683271"/>
+            <wp:effectExtent l="0" t="0" r="0" b="0"/>
+            <wp:docPr id="6" name="Gráfico 6" descr="Las imágenes representan en forma de cuenta T los registros realizados. Primero en la cuenta 1105 - Caja, donde se ubican en el “debe” el valor de $7.400.000 por la venta al contado del terreno y en contrapartida, en la cuenta 1504 - Terrenos, se ubicado en el “haber” los $7.400.000 porque disminuye el valor de los terrenos. "/>
             <wp:cNvGraphicFramePr>
               <a:graphicFrameLocks xmlns:a="http://schemas.openxmlformats.org/drawingml/2006/main" noChangeAspect="1"/>
             </wp:cNvGraphicFramePr>
@@ -4499,15 +4498,12 @@
               <a:graphicData uri="http://schemas.openxmlformats.org/drawingml/2006/picture">
                 <pic:pic xmlns:pic="http://schemas.openxmlformats.org/drawingml/2006/picture">
                   <pic:nvPicPr>
-                    <pic:cNvPr id="5" name="Gráfico 5" descr="las imágenes representan en forma de cuenta T los registros realizados. Primero en la cuenta 1105 - Caja, donde se ubican en el “debe” el valor de $7.400.000 por la venta al contado del terreno y en contrapartida, en la cuenta 1504 - Terrenos, se ubicado en el “haber” los $7.400.000 porque disminuye el valor de los terrenos. "/>
+                    <pic:cNvPr id="6" name="Gráfico 6" descr="Las imágenes representan en forma de cuenta T los registros realizados. Primero en la cuenta 1105 - Caja, donde se ubican en el “debe” el valor de $7.400.000 por la venta al contado del terreno y en contrapartida, en la cuenta 1504 - Terrenos, se ubicado en el “haber” los $7.400.000 porque disminuye el valor de los terrenos. "/>
                     <pic:cNvPicPr/>
                   </pic:nvPicPr>
                   <pic:blipFill>
                     <a:blip r:embed="rId18">
                       <a:extLst>
-                        <a:ext uri="{28A0092B-C50C-407E-A947-70E740481C1C}">
-                          <a14:useLocalDpi xmlns:a14="http://schemas.microsoft.com/office/drawing/2010/main" val="0"/>
-                        </a:ext>
                         <a:ext uri="{96DAC541-7B7A-43D3-8B79-37D633B846F1}">
                           <asvg:svgBlip xmlns:asvg="http://schemas.microsoft.com/office/drawing/2016/SVG/main" r:embed="rId19"/>
                         </a:ext>
@@ -4520,7 +4516,7 @@
                   <pic:spPr>
                     <a:xfrm>
                       <a:off x="0" y="0"/>
-                      <a:ext cx="5495925" cy="1971675"/>
+                      <a:ext cx="4706868" cy="1688600"/>
                     </a:xfrm>
                     <a:prstGeom prst="rect">
                       <a:avLst/>
@@ -4614,10 +4610,10 @@
           <w:lang w:val="es-419" w:eastAsia="es-CO"/>
         </w:rPr>
         <w:drawing>
-          <wp:inline distT="0" distB="0" distL="0" distR="0" wp14:anchorId="142A24D1" wp14:editId="29B9598A">
-            <wp:extent cx="5495925" cy="1971675"/>
-            <wp:effectExtent l="0" t="0" r="9525" b="9525"/>
-            <wp:docPr id="7" name="Gráfico 7" descr="las imágenes representan en forma de cuenta T los registros realizados. Primero en la cuenta 6205 - Compra de mercancía, donde se ubican en el “debe” el valor de $900.000 por la adquisición de mercancía y en contrapartida, en la cuenta 2205 -Proveedores nacionales, se ubicado en el “haber” los $900.000 porque la compra se realizó a crédito."/>
+          <wp:inline distT="0" distB="0" distL="0" distR="0" wp14:anchorId="68285250" wp14:editId="62D39686">
+            <wp:extent cx="4505325" cy="1616295"/>
+            <wp:effectExtent l="0" t="0" r="0" b="3175"/>
+            <wp:docPr id="10" name="Gráfico 10" descr="Las imágenes representan en forma de cuenta T los registros realizados. Primero en la cuenta 6205 - Compra de mercancía, donde se ubican en el “debe” el valor de $900.000 por la adquisición de mercancía y en contrapartida, en la cuenta 2205 -Proveedores nacionales, se ubicado en el “haber” los $900.000 porque la compra se realizó a crédito."/>
             <wp:cNvGraphicFramePr>
               <a:graphicFrameLocks xmlns:a="http://schemas.openxmlformats.org/drawingml/2006/main" noChangeAspect="1"/>
             </wp:cNvGraphicFramePr>
@@ -4625,15 +4621,12 @@
               <a:graphicData uri="http://schemas.openxmlformats.org/drawingml/2006/picture">
                 <pic:pic xmlns:pic="http://schemas.openxmlformats.org/drawingml/2006/picture">
                   <pic:nvPicPr>
-                    <pic:cNvPr id="7" name="Gráfico 7" descr="las imágenes representan en forma de cuenta T los registros realizados. Primero en la cuenta 6205 - Compra de mercancía, donde se ubican en el “debe” el valor de $900.000 por la adquisición de mercancía y en contrapartida, en la cuenta 2205 -Proveedores nacionales, se ubicado en el “haber” los $900.000 porque la compra se realizó a crédito."/>
+                    <pic:cNvPr id="10" name="Gráfico 10" descr="Las imágenes representan en forma de cuenta T los registros realizados. Primero en la cuenta 6205 - Compra de mercancía, donde se ubican en el “debe” el valor de $900.000 por la adquisición de mercancía y en contrapartida, en la cuenta 2205 -Proveedores nacionales, se ubicado en el “haber” los $900.000 porque la compra se realizó a crédito."/>
                     <pic:cNvPicPr/>
                   </pic:nvPicPr>
                   <pic:blipFill>
                     <a:blip r:embed="rId20">
                       <a:extLst>
-                        <a:ext uri="{28A0092B-C50C-407E-A947-70E740481C1C}">
-                          <a14:useLocalDpi xmlns:a14="http://schemas.microsoft.com/office/drawing/2010/main" val="0"/>
-                        </a:ext>
                         <a:ext uri="{96DAC541-7B7A-43D3-8B79-37D633B846F1}">
                           <asvg:svgBlip xmlns:asvg="http://schemas.microsoft.com/office/drawing/2016/SVG/main" r:embed="rId21"/>
                         </a:ext>
@@ -4646,7 +4639,7 @@
                   <pic:spPr>
                     <a:xfrm>
                       <a:off x="0" y="0"/>
-                      <a:ext cx="5495925" cy="1971675"/>
+                      <a:ext cx="4514363" cy="1619537"/>
                     </a:xfrm>
                     <a:prstGeom prst="rect">
                       <a:avLst/>
@@ -4663,31 +4656,31 @@
       <w:pPr>
         <w:pStyle w:val="Ttulo2"/>
       </w:pPr>
-      <w:bookmarkStart w:id="8" w:name="_Toc225850346"/>
+      <w:bookmarkStart w:id="8" w:name="_Toc225935606"/>
+      <w:r>
+        <w:t>Asientos contables</w:t>
+      </w:r>
+      <w:bookmarkEnd w:id="8"/>
+    </w:p>
+    <w:p>
+      <w:pPr>
+        <w:rPr>
+          <w:lang w:val="es-419" w:eastAsia="es-CO"/>
+        </w:rPr>
+      </w:pPr>
+      <w:r>
+        <w:rPr>
+          <w:lang w:val="es-419" w:eastAsia="es-CO"/>
+        </w:rPr>
+        <w:t>Un asiento contable es el registro de las operaciones mercantiles en los comprobantes y libros de contabilidad. Existen dos tipos de asientos:</w:t>
+      </w:r>
+    </w:p>
+    <w:p>
+      <w:pPr>
+        <w:pStyle w:val="Ttulo5"/>
+      </w:pPr>
       <w:r>
         <w:lastRenderedPageBreak/>
-        <w:t>Asientos contables</w:t>
-      </w:r>
-      <w:bookmarkEnd w:id="8"/>
-    </w:p>
-    <w:p>
-      <w:pPr>
-        <w:rPr>
-          <w:lang w:val="es-419" w:eastAsia="es-CO"/>
-        </w:rPr>
-      </w:pPr>
-      <w:r>
-        <w:rPr>
-          <w:lang w:val="es-419" w:eastAsia="es-CO"/>
-        </w:rPr>
-        <w:t>Un asiento contable es el registro de las operaciones mercantiles en los comprobantes y libros de contabilidad. Existen dos tipos de asientos:</w:t>
-      </w:r>
-    </w:p>
-    <w:p>
-      <w:pPr>
-        <w:pStyle w:val="Ttulo5"/>
-      </w:pPr>
-      <w:r>
         <w:t>Asiento simple</w:t>
       </w:r>
     </w:p>
@@ -4735,7 +4728,6 @@
     </w:p>
     <w:p>
       <w:pPr>
-        <w:spacing w:before="120"/>
         <w:ind w:firstLine="0"/>
         <w:jc w:val="center"/>
         <w:rPr>
@@ -4748,10 +4740,10 @@
           <w:lang w:val="es-419" w:eastAsia="es-CO"/>
         </w:rPr>
         <w:drawing>
-          <wp:inline distT="0" distB="0" distL="0" distR="0" wp14:anchorId="5B19168F" wp14:editId="1EF2C6AE">
-            <wp:extent cx="5400675" cy="2257425"/>
-            <wp:effectExtent l="0" t="0" r="9525" b="9525"/>
-            <wp:docPr id="8" name="Gráfico 8" descr="Las cuentas afectadas son dos: 1528 Equipo de computación y comunicación, que es una cuenta de activo,  que por aumentar se debita en 300.000; y por otra parte, la 1110 bancos, cuenta que es una cuenta del activo que, disminuye en 300.000, se acredita. "/>
+          <wp:inline distT="0" distB="0" distL="0" distR="0" wp14:anchorId="21781B70" wp14:editId="7204AD29">
+            <wp:extent cx="4692015" cy="1961213"/>
+            <wp:effectExtent l="0" t="0" r="0" b="1270"/>
+            <wp:docPr id="11" name="Gráfico 11" descr="Las cuentas afectadas son dos: 1528 Equipo de computación y comunicación, que es una cuenta de activo,  que por aumentar se debita en $300.000; y por otra parte, la 1110 bancos, cuenta que es una cuenta del activo que, disminuye en $300.000, se acredita."/>
             <wp:cNvGraphicFramePr>
               <a:graphicFrameLocks xmlns:a="http://schemas.openxmlformats.org/drawingml/2006/main" noChangeAspect="1"/>
             </wp:cNvGraphicFramePr>
@@ -4759,15 +4751,12 @@
               <a:graphicData uri="http://schemas.openxmlformats.org/drawingml/2006/picture">
                 <pic:pic xmlns:pic="http://schemas.openxmlformats.org/drawingml/2006/picture">
                   <pic:nvPicPr>
-                    <pic:cNvPr id="8" name="Gráfico 8" descr="Las cuentas afectadas son dos: 1528 Equipo de computación y comunicación, que es una cuenta de activo,  que por aumentar se debita en 300.000; y por otra parte, la 1110 bancos, cuenta que es una cuenta del activo que, disminuye en 300.000, se acredita. "/>
+                    <pic:cNvPr id="11" name="Gráfico 11" descr="Las cuentas afectadas son dos: 1528 Equipo de computación y comunicación, que es una cuenta de activo,  que por aumentar se debita en $300.000; y por otra parte, la 1110 bancos, cuenta que es una cuenta del activo que, disminuye en $300.000, se acredita."/>
                     <pic:cNvPicPr/>
                   </pic:nvPicPr>
                   <pic:blipFill>
                     <a:blip r:embed="rId22">
                       <a:extLst>
-                        <a:ext uri="{28A0092B-C50C-407E-A947-70E740481C1C}">
-                          <a14:useLocalDpi xmlns:a14="http://schemas.microsoft.com/office/drawing/2010/main" val="0"/>
-                        </a:ext>
                         <a:ext uri="{96DAC541-7B7A-43D3-8B79-37D633B846F1}">
                           <asvg:svgBlip xmlns:asvg="http://schemas.microsoft.com/office/drawing/2016/SVG/main" r:embed="rId23"/>
                         </a:ext>
@@ -4780,7 +4769,7 @@
                   <pic:spPr>
                     <a:xfrm>
                       <a:off x="0" y="0"/>
-                      <a:ext cx="5400675" cy="2257425"/>
+                      <a:ext cx="4699237" cy="1964232"/>
                     </a:xfrm>
                     <a:prstGeom prst="rect">
                       <a:avLst/>
@@ -4817,19 +4806,24 @@
     </w:p>
     <w:p>
       <w:pPr>
+        <w:pStyle w:val="Ttulo4"/>
+      </w:pPr>
+      <w:r>
+        <w:t>Ejemplo</w:t>
+      </w:r>
+    </w:p>
+    <w:p>
+      <w:pPr>
         <w:ind w:left="284" w:firstLine="0"/>
         <w:rPr>
           <w:lang w:val="es-419" w:eastAsia="es-CO"/>
         </w:rPr>
       </w:pPr>
-    </w:p>
-    <w:p>
-      <w:pPr>
-        <w:pStyle w:val="Ttulo4"/>
-      </w:pPr>
-      <w:r>
-        <w:lastRenderedPageBreak/>
-        <w:t>Ejemplo</w:t>
+      <w:r>
+        <w:rPr>
+          <w:lang w:val="es-419" w:eastAsia="es-CO"/>
+        </w:rPr>
+        <w:t>Una empresa vende mercancías por $820.000. Se reciben $200.000 de contado y el saldo a crédito.</w:t>
       </w:r>
     </w:p>
     <w:p>
@@ -4839,12 +4833,6 @@
           <w:lang w:val="es-419" w:eastAsia="es-CO"/>
         </w:rPr>
       </w:pPr>
-      <w:r>
-        <w:rPr>
-          <w:lang w:val="es-419" w:eastAsia="es-CO"/>
-        </w:rPr>
-        <w:t>Una empresa vende mercancías por $820.000. Se reciben $200.000 de contado y el saldo a crédito.</w:t>
-      </w:r>
     </w:p>
     <w:p>
       <w:pPr>
@@ -4869,11 +4857,12 @@
           <w:noProof/>
           <w:lang w:val="es-419" w:eastAsia="es-CO"/>
         </w:rPr>
+        <w:lastRenderedPageBreak/>
         <w:drawing>
-          <wp:inline distT="0" distB="0" distL="0" distR="0" wp14:anchorId="19E98E73" wp14:editId="29F766FB">
-            <wp:extent cx="5810250" cy="2171700"/>
+          <wp:inline distT="0" distB="0" distL="0" distR="0" wp14:anchorId="342E1AB3" wp14:editId="189B2FD3">
+            <wp:extent cx="4543425" cy="1698198"/>
             <wp:effectExtent l="0" t="0" r="0" b="0"/>
-            <wp:docPr id="9" name="Gráfico 9" descr="Las cuentas afectadas son tres: 1105 Caja, cuenta del activo, que por recibir 200.000 de contado aumenta en el débito; la 1305 Clientes, que también es del activo, aumenta 620.000r en el débito porque es el saldo a crédito de la venta; y la 4135 Comercio al por mayor y al por menor, que es una cuenta de los ingresos, aumenta en el crédito en 820.000, que es el valor total de la venta. "/>
+            <wp:docPr id="12" name="Gráfico 12" descr="Las cuentas afectadas son tres: 1105 Caja, cuenta del activo, que por recibir $200.000 de contado aumenta en el débito; la 1305 Clientes, que también es del activo, aumenta $620.000r en el débito porque es el saldo a crédito de la venta; y la 4135 Comercio al por mayor y al por menor, que es una cuenta de los ingresos, aumenta en el crédito en $820.000, que es el valor total de la venta. "/>
             <wp:cNvGraphicFramePr>
               <a:graphicFrameLocks xmlns:a="http://schemas.openxmlformats.org/drawingml/2006/main" noChangeAspect="1"/>
             </wp:cNvGraphicFramePr>
@@ -4881,15 +4870,12 @@
               <a:graphicData uri="http://schemas.openxmlformats.org/drawingml/2006/picture">
                 <pic:pic xmlns:pic="http://schemas.openxmlformats.org/drawingml/2006/picture">
                   <pic:nvPicPr>
-                    <pic:cNvPr id="9" name="Gráfico 9" descr="Las cuentas afectadas son tres: 1105 Caja, cuenta del activo, que por recibir 200.000 de contado aumenta en el débito; la 1305 Clientes, que también es del activo, aumenta 620.000r en el débito porque es el saldo a crédito de la venta; y la 4135 Comercio al por mayor y al por menor, que es una cuenta de los ingresos, aumenta en el crédito en 820.000, que es el valor total de la venta. "/>
+                    <pic:cNvPr id="12" name="Gráfico 12" descr="Las cuentas afectadas son tres: 1105 Caja, cuenta del activo, que por recibir $200.000 de contado aumenta en el débito; la 1305 Clientes, que también es del activo, aumenta $620.000r en el débito porque es el saldo a crédito de la venta; y la 4135 Comercio al por mayor y al por menor, que es una cuenta de los ingresos, aumenta en el crédito en $820.000, que es el valor total de la venta. "/>
                     <pic:cNvPicPr/>
                   </pic:nvPicPr>
                   <pic:blipFill>
                     <a:blip r:embed="rId24">
                       <a:extLst>
-                        <a:ext uri="{28A0092B-C50C-407E-A947-70E740481C1C}">
-                          <a14:useLocalDpi xmlns:a14="http://schemas.microsoft.com/office/drawing/2010/main" val="0"/>
-                        </a:ext>
                         <a:ext uri="{96DAC541-7B7A-43D3-8B79-37D633B846F1}">
                           <asvg:svgBlip xmlns:asvg="http://schemas.microsoft.com/office/drawing/2016/SVG/main" r:embed="rId25"/>
                         </a:ext>
@@ -4902,7 +4888,7 @@
                   <pic:spPr>
                     <a:xfrm>
                       <a:off x="0" y="0"/>
-                      <a:ext cx="5810250" cy="2171700"/>
+                      <a:ext cx="4550607" cy="1700882"/>
                     </a:xfrm>
                     <a:prstGeom prst="rect">
                       <a:avLst/>
@@ -5338,21 +5324,12 @@
         </w:tc>
       </w:tr>
     </w:tbl>
+    <w:p/>
     <w:p>
       <w:pPr>
         <w:pStyle w:val="Ttulo2"/>
-        <w:numPr>
-          <w:ilvl w:val="0"/>
-          <w:numId w:val="0"/>
-        </w:numPr>
-        <w:ind w:left="357"/>
-      </w:pPr>
-    </w:p>
-    <w:p>
-      <w:pPr>
-        <w:pStyle w:val="Ttulo2"/>
-      </w:pPr>
-      <w:bookmarkStart w:id="9" w:name="_Toc225850347"/>
+      </w:pPr>
+      <w:bookmarkStart w:id="9" w:name="_Toc225935607"/>
       <w:r>
         <w:t>Ejercicios de aplicación</w:t>
       </w:r>
@@ -5368,21 +5345,15 @@
         <w:rPr>
           <w:lang w:val="es-419" w:eastAsia="es-CO"/>
         </w:rPr>
-        <w:t xml:space="preserve">En la presente sección se desarrollará una serie de ejercicios prácticos diseñados para fortalecer la comprensión del ciclo contable y la correcta aplicación del principio </w:t>
-      </w:r>
-      <w:r>
-        <w:rPr>
-          <w:lang w:val="es-419" w:eastAsia="es-CO"/>
-        </w:rPr>
+        <w:t>En la presente sección se desarrollará una serie de ejercicios prácticos diseñados para fortalecer la comprensión del ciclo contable y la correcta aplicación del principio de devengo. A través de estos casos, se abordará el registro de transacciones de gastos e ingresos en sus diversas modalidades, incluyendo el tratamiento técnico de los gastos pagados por anticipado y los ingresos recibidos por adelantado. Asimismo, se profundizará en el reconocimiento de gastos causados por pagar, culminando el proceso con la comprobación de saldos para garantizar la integridad y el equilibrio de las cifras financieras presentadas.</w:t>
+      </w:r>
+    </w:p>
+    <w:p>
+      <w:pPr>
+        <w:pStyle w:val="Ttulo5"/>
+      </w:pPr>
+      <w:r>
         <w:lastRenderedPageBreak/>
-        <w:t>de devengo. A través de estos casos, se abordará el registro de transacciones de gastos e ingresos en sus diversas modalidades, incluyendo el tratamiento técnico de los gastos pagados por anticipado y los ingresos recibidos por adelantado. Asimismo, se profundizará en el reconocimiento de gastos causados por pagar, culminando el proceso con la comprobación de saldos para garantizar la integridad y el equilibrio de las cifras financieras presentadas.</w:t>
-      </w:r>
-    </w:p>
-    <w:p>
-      <w:pPr>
-        <w:pStyle w:val="Ttulo5"/>
-      </w:pPr>
-      <w:r>
         <w:t>Gastos</w:t>
       </w:r>
     </w:p>
@@ -6022,13 +5993,6 @@
     </w:p>
     <w:p>
       <w:pPr>
-        <w:rPr>
-          <w:lang w:val="es-419" w:eastAsia="es-CO"/>
-        </w:rPr>
-      </w:pPr>
-    </w:p>
-    <w:p>
-      <w:pPr>
         <w:pStyle w:val="Tabla"/>
         <w:rPr>
           <w:lang w:val="es-419" w:eastAsia="es-CO"/>
@@ -6330,18 +6294,13 @@
         </w:tc>
       </w:tr>
     </w:tbl>
-    <w:p>
-      <w:pPr>
-        <w:rPr>
-          <w:lang w:val="es-419" w:eastAsia="es-CO"/>
-        </w:rPr>
-      </w:pPr>
-    </w:p>
+    <w:p/>
     <w:p>
       <w:pPr>
         <w:pStyle w:val="Ttulo5"/>
       </w:pPr>
       <w:r>
+        <w:lastRenderedPageBreak/>
         <w:t>Ingresos</w:t>
       </w:r>
     </w:p>
@@ -6665,6 +6624,11 @@
       <w:pPr>
         <w:pStyle w:val="Ttulo5"/>
       </w:pPr>
+    </w:p>
+    <w:p>
+      <w:pPr>
+        <w:pStyle w:val="Ttulo5"/>
+      </w:pPr>
       <w:r>
         <w:t>Gastos causados por pagar</w:t>
       </w:r>
@@ -6681,13 +6645,6 @@
         </w:rPr>
         <w:t>Al finalizar el mes, una empresa debe los servicios generales públicos correspondientes a un mes por valor de $185.450.</w:t>
       </w:r>
-    </w:p>
-    <w:p>
-      <w:pPr>
-        <w:rPr>
-          <w:lang w:val="es-419" w:eastAsia="es-CO"/>
-        </w:rPr>
-      </w:pPr>
     </w:p>
     <w:p>
       <w:pPr>
@@ -6914,15 +6871,11 @@
         </w:tc>
       </w:tr>
     </w:tbl>
+    <w:p/>
     <w:p>
       <w:pPr>
         <w:pStyle w:val="Ttulo5"/>
       </w:pPr>
-    </w:p>
-    <w:p>
-      <w:pPr>
-        <w:pStyle w:val="Ttulo5"/>
-      </w:pPr>
       <w:r>
         <w:t>Ingresos recibidos por anticipado</w:t>
       </w:r>
@@ -6939,13 +6892,6 @@
         </w:rPr>
         <w:t>Una empresa recibe $90.000 por concepto de intereses anticipados.</w:t>
       </w:r>
-    </w:p>
-    <w:p>
-      <w:pPr>
-        <w:rPr>
-          <w:lang w:val="es-419" w:eastAsia="es-CO"/>
-        </w:rPr>
-      </w:pPr>
     </w:p>
     <w:p>
       <w:pPr>
@@ -7242,12 +7188,8 @@
       <w:pPr>
         <w:pStyle w:val="Ttulo5"/>
       </w:pPr>
-    </w:p>
-    <w:p>
-      <w:pPr>
-        <w:pStyle w:val="Ttulo5"/>
-      </w:pPr>
-      <w:r>
+      <w:r>
+        <w:lastRenderedPageBreak/>
         <w:t>Comprobación de saldos</w:t>
       </w:r>
     </w:p>
@@ -7796,7 +7738,6 @@
         <w:pStyle w:val="Ttulo3"/>
       </w:pPr>
       <w:r>
-        <w:lastRenderedPageBreak/>
         <w:t>Ecuación patrimonial</w:t>
       </w:r>
     </w:p>
@@ -7968,6 +7909,7 @@
         <w:rPr>
           <w:lang w:val="es-419" w:eastAsia="es-CO"/>
         </w:rPr>
+        <w:lastRenderedPageBreak/>
         <w:t xml:space="preserve"> </w:t>
       </w:r>
       <w:r>
@@ -8102,27 +8044,6 @@
     </w:p>
     <w:p>
       <w:pPr>
-        <w:rPr>
-          <w:lang w:val="es-419" w:eastAsia="es-CO"/>
-        </w:rPr>
-      </w:pPr>
-    </w:p>
-    <w:p>
-      <w:pPr>
-        <w:rPr>
-          <w:lang w:val="es-419" w:eastAsia="es-CO"/>
-        </w:rPr>
-      </w:pPr>
-    </w:p>
-    <w:p>
-      <w:pPr>
-        <w:rPr>
-          <w:lang w:val="es-419" w:eastAsia="es-CO"/>
-        </w:rPr>
-      </w:pPr>
-    </w:p>
-    <w:p>
-      <w:pPr>
         <w:pStyle w:val="Tabla"/>
         <w:rPr>
           <w:lang w:val="es-419" w:eastAsia="es-CO"/>
@@ -8132,7 +8053,6 @@
         <w:rPr>
           <w:lang w:val="es-419" w:eastAsia="es-CO"/>
         </w:rPr>
-        <w:lastRenderedPageBreak/>
         <w:t>Cuentas del activo</w:t>
       </w:r>
     </w:p>
@@ -8728,17 +8648,11 @@
           <w:lang w:val="es-419" w:eastAsia="es-CO"/>
         </w:rPr>
       </w:pPr>
-    </w:p>
-    <w:p>
-      <w:pPr>
-        <w:rPr>
-          <w:lang w:val="es-419" w:eastAsia="es-CO"/>
-        </w:rPr>
-      </w:pPr>
-      <w:r>
-        <w:rPr>
-          <w:lang w:val="es-419" w:eastAsia="es-CO"/>
-        </w:rPr>
+      <w:r>
+        <w:rPr>
+          <w:lang w:val="es-419" w:eastAsia="es-CO"/>
+        </w:rPr>
+        <w:lastRenderedPageBreak/>
         <w:t>Al sumar los valores de cada una de las cuentas del pasivo se tiene un total de 1.500.000. Al tener los valores del activo y el pasivo, ya se puede determinar el valor del patrimonio, el cual</w:t>
       </w:r>
       <w:r>
@@ -8796,7 +8710,6 @@
         <w:pStyle w:val="Ttulo3"/>
       </w:pPr>
       <w:r>
-        <w:lastRenderedPageBreak/>
         <w:t>Modificaciones en la ecuación patrimonial</w:t>
       </w:r>
     </w:p>
@@ -9057,6 +8970,7 @@
         <w:rPr>
           <w:lang w:val="es-419" w:eastAsia="es-CO"/>
         </w:rPr>
+        <w:lastRenderedPageBreak/>
         <w:t>Cuenta del patrimonio</w:t>
       </w:r>
     </w:p>
@@ -9276,16 +9190,8 @@
         <w:rPr>
           <w:lang w:val="es-419" w:eastAsia="es-CO"/>
         </w:rPr>
-        <w:lastRenderedPageBreak/>
         <w:t>Para comprender la dinámica de las modificaciones en la ecuación patrimonial, se estudiarán otros ejemplos en el siguiente video:</w:t>
       </w:r>
-    </w:p>
-    <w:p>
-      <w:pPr>
-        <w:rPr>
-          <w:lang w:val="es-419" w:eastAsia="es-CO"/>
-        </w:rPr>
-      </w:pPr>
     </w:p>
     <w:p>
       <w:pPr>
@@ -9468,12 +9374,12 @@
           </w:p>
           <w:p>
             <w:r>
+              <w:lastRenderedPageBreak/>
               <w:t>Cada movimiento que realiza una organización, como comprar, pagar o recibir dinero, modifica sus registros contables. Para comprenderlo de forma sencilla, veremos un ejemplo práctico paso a paso.</w:t>
             </w:r>
           </w:p>
           <w:p>
             <w:r>
-              <w:lastRenderedPageBreak/>
               <w:t>Imaginemos que una persona inicia su actividad con tres millones de pesos en el banco. Ese dinero es lo que posee la empresa, es decir, su activo. Como no tiene deudas, ese mismo valor representa su patrimonio.</w:t>
             </w:r>
           </w:p>
@@ -9525,7 +9431,7 @@
           <w:u w:val="single"/>
         </w:rPr>
       </w:pPr>
-      <w:bookmarkStart w:id="10" w:name="_Toc225850348"/>
+      <w:bookmarkStart w:id="10" w:name="_Toc225935608"/>
       <w:r>
         <w:lastRenderedPageBreak/>
         <w:t>Síntesis</w:t>
@@ -9565,10 +9471,10 @@
           <w:lang w:eastAsia="es-CO"/>
         </w:rPr>
         <w:drawing>
-          <wp:inline distT="0" distB="0" distL="0" distR="0" wp14:anchorId="4377CCD4" wp14:editId="7234EF7B">
+          <wp:inline distT="0" distB="0" distL="0" distR="0" wp14:anchorId="4377CCD4" wp14:editId="14A73715">
             <wp:extent cx="6332220" cy="5856605"/>
             <wp:effectExtent l="0" t="0" r="0" b="0"/>
-            <wp:docPr id="519392357" name="Gráfico 3"/>
+            <wp:docPr id="519392357" name="Gráfico 3" descr="La imagen presenta un esquema conceptual de cuentas nominales y registros contables, mostrando ingresos, gastos y costos, sus características y movimientos, además de cuentas de orden y registros contables, explicando la estructura básica utilizada para clasificar y registrar operaciones financieras."/>
             <wp:cNvGraphicFramePr>
               <a:graphicFrameLocks xmlns:a="http://schemas.openxmlformats.org/drawingml/2006/main" noChangeAspect="1"/>
             </wp:cNvGraphicFramePr>
@@ -9576,7 +9482,7 @@
               <a:graphicData uri="http://schemas.openxmlformats.org/drawingml/2006/picture">
                 <pic:pic xmlns:pic="http://schemas.openxmlformats.org/drawingml/2006/picture">
                   <pic:nvPicPr>
-                    <pic:cNvPr id="519392357" name="Gráfico 519392357"/>
+                    <pic:cNvPr id="519392357" name="Gráfico 3" descr="La imagen presenta un esquema conceptual de cuentas nominales y registros contables, mostrando ingresos, gastos y costos, sus características y movimientos, además de cuentas de orden y registros contables, explicando la estructura básica utilizada para clasificar y registrar operaciones financieras."/>
                     <pic:cNvPicPr/>
                   </pic:nvPicPr>
                   <pic:blipFill>
@@ -9611,7 +9517,7 @@
       <w:pPr>
         <w:pStyle w:val="Titulosgenerales"/>
       </w:pPr>
-      <w:bookmarkStart w:id="11" w:name="_Toc225850349"/>
+      <w:bookmarkStart w:id="11" w:name="_Toc225935609"/>
       <w:r>
         <w:lastRenderedPageBreak/>
         <w:t>Glosario</w:t>
@@ -9929,7 +9835,7 @@
       <w:pPr>
         <w:pStyle w:val="Titulosgenerales"/>
       </w:pPr>
-      <w:bookmarkStart w:id="12" w:name="_Toc225850350"/>
+      <w:bookmarkStart w:id="12" w:name="_Toc225935610"/>
       <w:r>
         <w:lastRenderedPageBreak/>
         <w:t>Referencias bibliográficas</w:t>
@@ -10066,7 +9972,7 @@
       <w:pPr>
         <w:pStyle w:val="Titulosgenerales"/>
       </w:pPr>
-      <w:bookmarkStart w:id="13" w:name="_Toc225850351"/>
+      <w:bookmarkStart w:id="13" w:name="_Toc225935611"/>
       <w:r>
         <w:lastRenderedPageBreak/>
         <w:t>Créditos</w:t>
@@ -15188,10 +15094,6 @@
 </file>
 
 <file path=customXml/item1.xml><?xml version="1.0" encoding="utf-8"?>
-<b:Sources xmlns:b="http://schemas.openxmlformats.org/officeDocument/2006/bibliography" xmlns="http://schemas.openxmlformats.org/officeDocument/2006/bibliography" SelectedStyle="\APASixthEditionOfficeOnline.xsl" StyleName="APA" Version="6"/>
-</file>
-
-<file path=customXml/item2.xml><?xml version="1.0" encoding="utf-8"?>
 <?mso-contentType ?>
 <FormTemplates xmlns="http://schemas.microsoft.com/sharepoint/v3/contenttype/forms">
   <Display>DocumentLibraryForm</Display>
@@ -15200,7 +15102,7 @@
 </FormTemplates>
 </file>
 
-<file path=customXml/item3.xml><?xml version="1.0" encoding="utf-8"?>
+<file path=customXml/item2.xml><?xml version="1.0" encoding="utf-8"?>
 <p:properties xmlns:p="http://schemas.microsoft.com/office/2006/metadata/properties" xmlns:xsi="http://www.w3.org/2001/XMLSchema-instance" xmlns:pc="http://schemas.microsoft.com/office/infopath/2007/PartnerControls">
   <documentManagement>
     <TaxCatchAll xmlns="b250f519-6473-4480-8c44-6ee3a3a530c3" xsi:nil="true"/>
@@ -15211,7 +15113,7 @@
 </p:properties>
 </file>
 
-<file path=customXml/item4.xml><?xml version="1.0" encoding="utf-8"?>
+<file path=customXml/item3.xml><?xml version="1.0" encoding="utf-8"?>
 <ct:contentTypeSchema xmlns:ct="http://schemas.microsoft.com/office/2006/metadata/contentType" xmlns:ma="http://schemas.microsoft.com/office/2006/metadata/properties/metaAttributes" ct:_="" ma:_="" ma:contentTypeName="Documento" ma:contentTypeID="0x010100EA8A463C70CDF94EBCEAEE24D04F3F8A" ma:contentTypeVersion="12" ma:contentTypeDescription="Crear nuevo documento." ma:contentTypeScope="" ma:versionID="0a68c197ff11ee8f2a4dfa92d3e5c792">
   <xsd:schema xmlns:xsd="http://www.w3.org/2001/XMLSchema" xmlns:xs="http://www.w3.org/2001/XMLSchema" xmlns:p="http://schemas.microsoft.com/office/2006/metadata/properties" xmlns:ns2="d174a4fb-80c2-4523-8d89-375030acacbf" xmlns:ns3="b250f519-6473-4480-8c44-6ee3a3a530c3" targetNamespace="http://schemas.microsoft.com/office/2006/metadata/properties" ma:root="true" ma:fieldsID="55936f832c432473a7bcdfeafd102760" ns2:_="" ns3:_="">
     <xsd:import namespace="d174a4fb-80c2-4523-8d89-375030acacbf"/>
@@ -15412,15 +15314,11 @@
 </ct:contentTypeSchema>
 </file>
 
-<file path=customXml/itemProps1.xml><?xml version="1.0" encoding="utf-8"?>
-<ds:datastoreItem xmlns:ds="http://schemas.openxmlformats.org/officeDocument/2006/customXml" ds:itemID="{EAE431FD-7059-4C09-804B-C9D69EB7B213}">
-  <ds:schemaRefs>
-    <ds:schemaRef ds:uri="http://schemas.openxmlformats.org/officeDocument/2006/bibliography"/>
-  </ds:schemaRefs>
-</ds:datastoreItem>
+<file path=customXml/item4.xml><?xml version="1.0" encoding="utf-8"?>
+<b:Sources xmlns:b="http://schemas.openxmlformats.org/officeDocument/2006/bibliography" xmlns="http://schemas.openxmlformats.org/officeDocument/2006/bibliography" SelectedStyle="\APASixthEditionOfficeOnline.xsl" StyleName="APA" Version="6"/>
 </file>
 
-<file path=customXml/itemProps2.xml><?xml version="1.0" encoding="utf-8"?>
+<file path=customXml/itemProps1.xml><?xml version="1.0" encoding="utf-8"?>
 <ds:datastoreItem xmlns:ds="http://schemas.openxmlformats.org/officeDocument/2006/customXml" ds:itemID="{10663269-2064-4804-8290-36D4A57F5557}">
   <ds:schemaRefs>
     <ds:schemaRef ds:uri="http://schemas.microsoft.com/sharepoint/v3/contenttype/forms"/>
@@ -15428,7 +15326,7 @@
 </ds:datastoreItem>
 </file>
 
-<file path=customXml/itemProps3.xml><?xml version="1.0" encoding="utf-8"?>
+<file path=customXml/itemProps2.xml><?xml version="1.0" encoding="utf-8"?>
 <ds:datastoreItem xmlns:ds="http://schemas.openxmlformats.org/officeDocument/2006/customXml" ds:itemID="{1279454D-02BE-4A9C-A117-DCD1573E2608}">
   <ds:schemaRefs>
     <ds:schemaRef ds:uri="http://schemas.microsoft.com/office/2006/metadata/properties"/>
@@ -15439,7 +15337,7 @@
 </ds:datastoreItem>
 </file>
 
-<file path=customXml/itemProps4.xml><?xml version="1.0" encoding="utf-8"?>
+<file path=customXml/itemProps3.xml><?xml version="1.0" encoding="utf-8"?>
 <ds:datastoreItem xmlns:ds="http://schemas.openxmlformats.org/officeDocument/2006/customXml" ds:itemID="{D6F1C0C7-E20A-467A-A927-12DA1D684955}">
   <ds:schemaRefs>
     <ds:schemaRef ds:uri="http://schemas.microsoft.com/office/2006/metadata/contentType"/>
@@ -15456,4 +15354,12 @@
     <ds:schemaRef ds:uri="http://schemas.microsoft.com/internal/obd"/>
   </ds:schemaRefs>
 </ds:datastoreItem>
+</file>
+
+<file path=customXml/itemProps4.xml><?xml version="1.0" encoding="utf-8"?>
+<ds:datastoreItem xmlns:ds="http://schemas.openxmlformats.org/officeDocument/2006/customXml" ds:itemID="{EAE431FD-7059-4C09-804B-C9D69EB7B213}">
+  <ds:schemaRefs>
+    <ds:schemaRef ds:uri="http://schemas.openxmlformats.org/officeDocument/2006/bibliography"/>
+  </ds:schemaRefs>
+</ds:datastoreItem>
 </file>
--- a/fuentes/12310175_CF2_DU.docx
+++ b/fuentes/12310175_CF2_DU.docx
@@ -354,7 +354,7 @@
               </wp:anchor>
             </w:drawing>
           </mc:Choice>
-          <mc:Fallback xmlns:asvg="http://schemas.microsoft.com/office/drawing/2016/SVG/main" xmlns:a14="http://schemas.microsoft.com/office/drawing/2010/main" xmlns:pic="http://schemas.openxmlformats.org/drawingml/2006/picture" xmlns:adec="http://schemas.microsoft.com/office/drawing/2017/decorative" xmlns:a="http://schemas.openxmlformats.org/drawingml/2006/main" xmlns:w16sdtfl="http://schemas.microsoft.com/office/word/2024/wordml/sdtformatlock" xmlns:w16du="http://schemas.microsoft.com/office/word/2023/wordml/word16du">
+          <mc:Fallback xmlns:w16du="http://schemas.microsoft.com/office/word/2023/wordml/word16du" xmlns:w16sdtfl="http://schemas.microsoft.com/office/word/2024/wordml/sdtformatlock" xmlns:a="http://schemas.openxmlformats.org/drawingml/2006/main" xmlns:adec="http://schemas.microsoft.com/office/drawing/2017/decorative" xmlns:pic="http://schemas.openxmlformats.org/drawingml/2006/picture" xmlns:a14="http://schemas.microsoft.com/office/drawing/2010/main" xmlns:asvg="http://schemas.microsoft.com/office/drawing/2016/SVG/main">
             <w:pict>
               <v:rect id="Rectángulo 3" style="position:absolute;margin-left:-55.95pt;margin-top:26.4pt;width:613.85pt;height:164.25pt;z-index:-251655168;visibility:visible;mso-wrap-style:square;mso-height-percent:0;mso-wrap-distance-left:9pt;mso-wrap-distance-top:0;mso-wrap-distance-right:9pt;mso-wrap-distance-bottom:0;mso-position-horizontal:absolute;mso-position-horizontal-relative:text;mso-position-vertical:absolute;mso-position-vertical-relative:text;mso-height-percent:0;mso-height-relative:margin;v-text-anchor:middle" alt="&quot;&quot;" o:spid="_x0000_s1026" fillcolor="#00314d" stroked="f" strokeweight="1pt" w14:anchorId="44ECBD1E" o:gfxdata="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"/>
             </w:pict>
@@ -566,7 +566,7 @@
           <w:r>
             <w:fldChar w:fldCharType="separate"/>
           </w:r>
-          <w:hyperlink w:anchor="_Toc225935598" w:history="1">
+          <w:hyperlink w:anchor="_Toc226382814" w:history="1">
             <w:r>
               <w:rPr>
                 <w:rStyle w:val="Hipervnculo"/>
@@ -593,7 +593,7 @@
                 <w:noProof/>
                 <w:webHidden/>
               </w:rPr>
-              <w:instrText xml:space="preserve"> PAGEREF _Toc225935598 \h </w:instrText>
+              <w:instrText xml:space="preserve"> PAGEREF _Toc226382814 \h </w:instrText>
             </w:r>
             <w:r>
               <w:rPr>
@@ -638,7 +638,7 @@
               <w:lang w:val="es-ES" w:eastAsia="es-ES"/>
             </w:rPr>
           </w:pPr>
-          <w:hyperlink w:anchor="_Toc225935599" w:history="1">
+          <w:hyperlink w:anchor="_Toc226382815" w:history="1">
             <w:r>
               <w:rPr>
                 <w:rStyle w:val="Hipervnculo"/>
@@ -665,7 +665,7 @@
                 <w:noProof/>
                 <w:webHidden/>
               </w:rPr>
-              <w:instrText xml:space="preserve"> PAGEREF _Toc225935599 \h </w:instrText>
+              <w:instrText xml:space="preserve"> PAGEREF _Toc226382815 \h </w:instrText>
             </w:r>
             <w:r>
               <w:rPr>
@@ -710,7 +710,7 @@
               <w:lang w:val="es-ES" w:eastAsia="es-ES"/>
             </w:rPr>
           </w:pPr>
-          <w:hyperlink w:anchor="_Toc225935600" w:history="1">
+          <w:hyperlink w:anchor="_Toc226382816" w:history="1">
             <w:r>
               <w:rPr>
                 <w:rStyle w:val="Hipervnculo"/>
@@ -737,7 +737,7 @@
                 <w:noProof/>
                 <w:webHidden/>
               </w:rPr>
-              <w:instrText xml:space="preserve"> PAGEREF _Toc225935600 \h </w:instrText>
+              <w:instrText xml:space="preserve"> PAGEREF _Toc226382816 \h </w:instrText>
             </w:r>
             <w:r>
               <w:rPr>
@@ -782,7 +782,7 @@
               <w:lang w:val="es-ES" w:eastAsia="es-ES"/>
             </w:rPr>
           </w:pPr>
-          <w:hyperlink w:anchor="_Toc225935601" w:history="1">
+          <w:hyperlink w:anchor="_Toc226382817" w:history="1">
             <w:r>
               <w:rPr>
                 <w:rStyle w:val="Hipervnculo"/>
@@ -809,7 +809,7 @@
                 <w:noProof/>
                 <w:webHidden/>
               </w:rPr>
-              <w:instrText xml:space="preserve"> PAGEREF _Toc225935601 \h </w:instrText>
+              <w:instrText xml:space="preserve"> PAGEREF _Toc226382817 \h </w:instrText>
             </w:r>
             <w:r>
               <w:rPr>
@@ -854,7 +854,7 @@
               <w:lang w:val="es-ES" w:eastAsia="es-ES"/>
             </w:rPr>
           </w:pPr>
-          <w:hyperlink w:anchor="_Toc225935602" w:history="1">
+          <w:hyperlink w:anchor="_Toc226382818" w:history="1">
             <w:r>
               <w:rPr>
                 <w:rStyle w:val="Hipervnculo"/>
@@ -881,7 +881,7 @@
                 <w:noProof/>
                 <w:webHidden/>
               </w:rPr>
-              <w:instrText xml:space="preserve"> PAGEREF _Toc225935602 \h </w:instrText>
+              <w:instrText xml:space="preserve"> PAGEREF _Toc226382818 \h </w:instrText>
             </w:r>
             <w:r>
               <w:rPr>
@@ -926,7 +926,7 @@
               <w:lang w:val="es-ES" w:eastAsia="es-ES"/>
             </w:rPr>
           </w:pPr>
-          <w:hyperlink w:anchor="_Toc225935603" w:history="1">
+          <w:hyperlink w:anchor="_Toc226382819" w:history="1">
             <w:r>
               <w:rPr>
                 <w:rStyle w:val="Hipervnculo"/>
@@ -953,7 +953,7 @@
                 <w:noProof/>
                 <w:webHidden/>
               </w:rPr>
-              <w:instrText xml:space="preserve"> PAGEREF _Toc225935603 \h </w:instrText>
+              <w:instrText xml:space="preserve"> PAGEREF _Toc226382819 \h </w:instrText>
             </w:r>
             <w:r>
               <w:rPr>
@@ -998,7 +998,7 @@
               <w:lang w:val="es-ES" w:eastAsia="es-ES"/>
             </w:rPr>
           </w:pPr>
-          <w:hyperlink w:anchor="_Toc225935604" w:history="1">
+          <w:hyperlink w:anchor="_Toc226382820" w:history="1">
             <w:r>
               <w:rPr>
                 <w:rStyle w:val="Hipervnculo"/>
@@ -1025,7 +1025,7 @@
                 <w:noProof/>
                 <w:webHidden/>
               </w:rPr>
-              <w:instrText xml:space="preserve"> PAGEREF _Toc225935604 \h </w:instrText>
+              <w:instrText xml:space="preserve"> PAGEREF _Toc226382820 \h </w:instrText>
             </w:r>
             <w:r>
               <w:rPr>
@@ -1070,7 +1070,7 @@
               <w:lang w:val="es-ES" w:eastAsia="es-ES"/>
             </w:rPr>
           </w:pPr>
-          <w:hyperlink w:anchor="_Toc225935605" w:history="1">
+          <w:hyperlink w:anchor="_Toc226382821" w:history="1">
             <w:r>
               <w:rPr>
                 <w:rStyle w:val="Hipervnculo"/>
@@ -1097,7 +1097,7 @@
                 <w:noProof/>
                 <w:webHidden/>
               </w:rPr>
-              <w:instrText xml:space="preserve"> PAGEREF _Toc225935605 \h </w:instrText>
+              <w:instrText xml:space="preserve"> PAGEREF _Toc226382821 \h </w:instrText>
             </w:r>
             <w:r>
               <w:rPr>
@@ -1142,7 +1142,7 @@
               <w:lang w:val="es-ES" w:eastAsia="es-ES"/>
             </w:rPr>
           </w:pPr>
-          <w:hyperlink w:anchor="_Toc225935606" w:history="1">
+          <w:hyperlink w:anchor="_Toc226382822" w:history="1">
             <w:r>
               <w:rPr>
                 <w:rStyle w:val="Hipervnculo"/>
@@ -1169,7 +1169,7 @@
                 <w:noProof/>
                 <w:webHidden/>
               </w:rPr>
-              <w:instrText xml:space="preserve"> PAGEREF _Toc225935606 \h </w:instrText>
+              <w:instrText xml:space="preserve"> PAGEREF _Toc226382822 \h </w:instrText>
             </w:r>
             <w:r>
               <w:rPr>
@@ -1214,7 +1214,7 @@
               <w:lang w:val="es-ES" w:eastAsia="es-ES"/>
             </w:rPr>
           </w:pPr>
-          <w:hyperlink w:anchor="_Toc225935607" w:history="1">
+          <w:hyperlink w:anchor="_Toc226382823" w:history="1">
             <w:r>
               <w:rPr>
                 <w:rStyle w:val="Hipervnculo"/>
@@ -1241,7 +1241,7 @@
                 <w:noProof/>
                 <w:webHidden/>
               </w:rPr>
-              <w:instrText xml:space="preserve"> PAGEREF _Toc225935607 \h </w:instrText>
+              <w:instrText xml:space="preserve"> PAGEREF _Toc226382823 \h </w:instrText>
             </w:r>
             <w:r>
               <w:rPr>
@@ -1286,7 +1286,7 @@
               <w:lang w:val="es-ES" w:eastAsia="es-ES"/>
             </w:rPr>
           </w:pPr>
-          <w:hyperlink w:anchor="_Toc225935608" w:history="1">
+          <w:hyperlink w:anchor="_Toc226382824" w:history="1">
             <w:r>
               <w:rPr>
                 <w:rStyle w:val="Hipervnculo"/>
@@ -1313,7 +1313,7 @@
                 <w:noProof/>
                 <w:webHidden/>
               </w:rPr>
-              <w:instrText xml:space="preserve"> PAGEREF _Toc225935608 \h </w:instrText>
+              <w:instrText xml:space="preserve"> PAGEREF _Toc226382824 \h </w:instrText>
             </w:r>
             <w:r>
               <w:rPr>
@@ -1358,7 +1358,7 @@
               <w:lang w:val="es-ES" w:eastAsia="es-ES"/>
             </w:rPr>
           </w:pPr>
-          <w:hyperlink w:anchor="_Toc225935609" w:history="1">
+          <w:hyperlink w:anchor="_Toc226382825" w:history="1">
             <w:r>
               <w:rPr>
                 <w:rStyle w:val="Hipervnculo"/>
@@ -1385,7 +1385,7 @@
                 <w:noProof/>
                 <w:webHidden/>
               </w:rPr>
-              <w:instrText xml:space="preserve"> PAGEREF _Toc225935609 \h </w:instrText>
+              <w:instrText xml:space="preserve"> PAGEREF _Toc226382825 \h </w:instrText>
             </w:r>
             <w:r>
               <w:rPr>
@@ -1430,7 +1430,7 @@
               <w:lang w:val="es-ES" w:eastAsia="es-ES"/>
             </w:rPr>
           </w:pPr>
-          <w:hyperlink w:anchor="_Toc225935610" w:history="1">
+          <w:hyperlink w:anchor="_Toc226382826" w:history="1">
             <w:r>
               <w:rPr>
                 <w:rStyle w:val="Hipervnculo"/>
@@ -1457,7 +1457,7 @@
                 <w:noProof/>
                 <w:webHidden/>
               </w:rPr>
-              <w:instrText xml:space="preserve"> PAGEREF _Toc225935610 \h </w:instrText>
+              <w:instrText xml:space="preserve"> PAGEREF _Toc226382826 \h </w:instrText>
             </w:r>
             <w:r>
               <w:rPr>
@@ -1502,7 +1502,7 @@
               <w:lang w:val="es-ES" w:eastAsia="es-ES"/>
             </w:rPr>
           </w:pPr>
-          <w:hyperlink w:anchor="_Toc225935611" w:history="1">
+          <w:hyperlink w:anchor="_Toc226382827" w:history="1">
             <w:r>
               <w:rPr>
                 <w:rStyle w:val="Hipervnculo"/>
@@ -1529,7 +1529,7 @@
                 <w:noProof/>
                 <w:webHidden/>
               </w:rPr>
-              <w:instrText xml:space="preserve"> PAGEREF _Toc225935611 \h </w:instrText>
+              <w:instrText xml:space="preserve"> PAGEREF _Toc226382827 \h </w:instrText>
             </w:r>
             <w:r>
               <w:rPr>
@@ -1571,7 +1571,7 @@
       <w:pPr>
         <w:pStyle w:val="Titulosgenerales"/>
       </w:pPr>
-      <w:bookmarkStart w:id="0" w:name="_Toc225935598"/>
+      <w:bookmarkStart w:id="0" w:name="_Toc226382814"/>
       <w:r>
         <w:lastRenderedPageBreak/>
         <w:t>Introducción</w:t>
@@ -1638,7 +1638,7 @@
           <w:numId w:val="6"/>
         </w:numPr>
       </w:pPr>
-      <w:bookmarkStart w:id="1" w:name="_Toc225935599"/>
+      <w:bookmarkStart w:id="1" w:name="_Toc226382815"/>
       <w:r>
         <w:lastRenderedPageBreak/>
         <w:t>Cuentas nominales</w:t>
@@ -2018,7 +2018,7 @@
       <w:pPr>
         <w:pStyle w:val="Ttulo2"/>
       </w:pPr>
-      <w:bookmarkStart w:id="2" w:name="_Toc225935600"/>
+      <w:bookmarkStart w:id="2" w:name="_Toc226382816"/>
       <w:r>
         <w:lastRenderedPageBreak/>
         <w:t>Conceptos</w:t>
@@ -2236,7 +2236,7 @@
       <w:pPr>
         <w:pStyle w:val="Ttulo2"/>
       </w:pPr>
-      <w:bookmarkStart w:id="3" w:name="_Toc225935601"/>
+      <w:bookmarkStart w:id="3" w:name="_Toc226382817"/>
       <w:r>
         <w:t>Características</w:t>
       </w:r>
@@ -3733,7 +3733,7 @@
       <w:pPr>
         <w:pStyle w:val="Ttulo2"/>
       </w:pPr>
-      <w:bookmarkStart w:id="4" w:name="_Toc225935602"/>
+      <w:bookmarkStart w:id="4" w:name="_Toc226382818"/>
       <w:r>
         <w:t>Movimientos</w:t>
       </w:r>
@@ -4143,7 +4143,7 @@
       <w:pPr>
         <w:pStyle w:val="Ttulo1"/>
       </w:pPr>
-      <w:bookmarkStart w:id="5" w:name="_Toc225935603"/>
+      <w:bookmarkStart w:id="5" w:name="_Toc226382819"/>
       <w:r>
         <w:lastRenderedPageBreak/>
         <w:t>Cuentas de orden</w:t>
@@ -4347,18 +4347,11 @@
     </w:p>
     <w:p>
       <w:pPr>
-        <w:spacing w:before="60" w:after="60"/>
-        <w:rPr>
-          <w:lang w:val="es-419" w:eastAsia="es-CO"/>
-        </w:rPr>
-      </w:pPr>
-    </w:p>
-    <w:p>
-      <w:pPr>
         <w:pStyle w:val="Ttulo1"/>
       </w:pPr>
-      <w:bookmarkStart w:id="6" w:name="_Toc225935604"/>
-      <w:r>
+      <w:bookmarkStart w:id="6" w:name="_Toc226382820"/>
+      <w:r>
+        <w:lastRenderedPageBreak/>
         <w:t>Registros contables</w:t>
       </w:r>
       <w:bookmarkEnd w:id="6"/>
@@ -4380,7 +4373,7 @@
       <w:pPr>
         <w:pStyle w:val="Ttulo2"/>
       </w:pPr>
-      <w:bookmarkStart w:id="7" w:name="_Toc225935605"/>
+      <w:bookmarkStart w:id="7" w:name="_Toc226382821"/>
       <w:r>
         <w:t>Partida doble</w:t>
       </w:r>
@@ -4467,9 +4460,17 @@
     </w:p>
     <w:p>
       <w:pPr>
+        <w:rPr>
+          <w:lang w:val="es-419" w:eastAsia="es-CO"/>
+        </w:rPr>
+      </w:pPr>
+    </w:p>
+    <w:p>
+      <w:pPr>
         <w:pStyle w:val="Figura"/>
       </w:pPr>
       <w:r>
+        <w:lastRenderedPageBreak/>
         <w:t>Registros</w:t>
       </w:r>
     </w:p>
@@ -4656,7 +4657,7 @@
       <w:pPr>
         <w:pStyle w:val="Ttulo2"/>
       </w:pPr>
-      <w:bookmarkStart w:id="8" w:name="_Toc225935606"/>
+      <w:bookmarkStart w:id="8" w:name="_Toc226382822"/>
       <w:r>
         <w:t>Asientos contables</w:t>
       </w:r>
@@ -4836,9 +4837,18 @@
     </w:p>
     <w:p>
       <w:pPr>
+        <w:ind w:left="284" w:firstLine="0"/>
+        <w:rPr>
+          <w:lang w:val="es-419" w:eastAsia="es-CO"/>
+        </w:rPr>
+      </w:pPr>
+    </w:p>
+    <w:p>
+      <w:pPr>
         <w:pStyle w:val="Figura"/>
       </w:pPr>
       <w:r>
+        <w:lastRenderedPageBreak/>
         <w:t>Registro</w:t>
       </w:r>
     </w:p>
@@ -4857,7 +4867,6 @@
           <w:noProof/>
           <w:lang w:val="es-419" w:eastAsia="es-CO"/>
         </w:rPr>
-        <w:lastRenderedPageBreak/>
         <w:drawing>
           <wp:inline distT="0" distB="0" distL="0" distR="0" wp14:anchorId="342E1AB3" wp14:editId="189B2FD3">
             <wp:extent cx="4543425" cy="1698198"/>
@@ -5329,7 +5338,7 @@
       <w:pPr>
         <w:pStyle w:val="Ttulo2"/>
       </w:pPr>
-      <w:bookmarkStart w:id="9" w:name="_Toc225935607"/>
+      <w:bookmarkStart w:id="9" w:name="_Toc226382823"/>
       <w:r>
         <w:t>Ejercicios de aplicación</w:t>
       </w:r>
@@ -5345,7 +5354,14 @@
         <w:rPr>
           <w:lang w:val="es-419" w:eastAsia="es-CO"/>
         </w:rPr>
-        <w:t>En la presente sección se desarrollará una serie de ejercicios prácticos diseñados para fortalecer la comprensión del ciclo contable y la correcta aplicación del principio de devengo. A través de estos casos, se abordará el registro de transacciones de gastos e ingresos en sus diversas modalidades, incluyendo el tratamiento técnico de los gastos pagados por anticipado y los ingresos recibidos por adelantado. Asimismo, se profundizará en el reconocimiento de gastos causados por pagar, culminando el proceso con la comprobación de saldos para garantizar la integridad y el equilibrio de las cifras financieras presentadas.</w:t>
+        <w:t xml:space="preserve">En la presente sección se desarrollará una serie de ejercicios prácticos diseñados para fortalecer la comprensión del ciclo contable y la correcta aplicación del principio de devengo. A través de estos casos, se abordará el registro de transacciones de gastos e ingresos en sus diversas modalidades, incluyendo el tratamiento técnico de los gastos pagados por anticipado y los ingresos recibidos por adelantado. Asimismo, se profundizará en el reconocimiento de gastos causados por pagar, culminando el </w:t>
+      </w:r>
+      <w:r>
+        <w:rPr>
+          <w:lang w:val="es-419" w:eastAsia="es-CO"/>
+        </w:rPr>
+        <w:lastRenderedPageBreak/>
+        <w:t>proceso con la comprobación de saldos para garantizar la integridad y el equilibrio de las cifras financieras presentadas.</w:t>
       </w:r>
     </w:p>
     <w:p>
@@ -5353,7 +5369,6 @@
         <w:pStyle w:val="Ttulo5"/>
       </w:pPr>
       <w:r>
-        <w:lastRenderedPageBreak/>
         <w:t>Gastos</w:t>
       </w:r>
     </w:p>
@@ -6294,7 +6309,6 @@
         </w:tc>
       </w:tr>
     </w:tbl>
-    <w:p/>
     <w:p>
       <w:pPr>
         <w:pStyle w:val="Ttulo5"/>
@@ -8403,7 +8417,19 @@
         <w:rPr>
           <w:lang w:val="es-419" w:eastAsia="es-CO"/>
         </w:rPr>
-        <w:t xml:space="preserve"> se tiene un total de 5.300.000. Para comprender el origen de los recursos externos, se procederá a agrupar las cuentas del pasivo, analizando cada una de las obligaciones y deudas que la entidad ha contraído para financiar su operación.</w:t>
+        <w:t xml:space="preserve"> se tiene un total de </w:t>
+      </w:r>
+      <w:r>
+        <w:rPr>
+          <w:lang w:val="es-419" w:eastAsia="es-CO"/>
+        </w:rPr>
+        <w:t>$</w:t>
+      </w:r>
+      <w:r>
+        <w:rPr>
+          <w:lang w:val="es-419" w:eastAsia="es-CO"/>
+        </w:rPr>
+        <w:t>5.300.000. Para comprender el origen de los recursos externos, se procederá a agrupar las cuentas del pasivo, analizando cada una de las obligaciones y deudas que la entidad ha contraído para financiar su operación.</w:t>
       </w:r>
     </w:p>
     <w:p>
@@ -8653,7 +8679,19 @@
           <w:lang w:val="es-419" w:eastAsia="es-CO"/>
         </w:rPr>
         <w:lastRenderedPageBreak/>
-        <w:t>Al sumar los valores de cada una de las cuentas del pasivo se tiene un total de 1.500.000. Al tener los valores del activo y el pasivo, ya se puede determinar el valor del patrimonio, el cual</w:t>
+        <w:t xml:space="preserve">Al sumar los valores de cada una de las cuentas del pasivo se tiene un total de </w:t>
+      </w:r>
+      <w:r>
+        <w:rPr>
+          <w:lang w:val="es-419" w:eastAsia="es-CO"/>
+        </w:rPr>
+        <w:t>$</w:t>
+      </w:r>
+      <w:r>
+        <w:rPr>
+          <w:lang w:val="es-419" w:eastAsia="es-CO"/>
+        </w:rPr>
+        <w:t>1.500.000. Al tener los valores del activo y el pasivo, ya se puede determinar el valor del patrimonio, el cual</w:t>
       </w:r>
       <w:r>
         <w:rPr>
@@ -8689,20 +8727,68 @@
         <w:rPr>
           <w:lang w:val="es-419" w:eastAsia="es-CO"/>
         </w:rPr>
-        <w:t xml:space="preserve"> = 5.300.000 (activo) - 1.500.000 (pasivo) = 3.800.000</w:t>
-      </w:r>
-    </w:p>
-    <w:p>
-      <w:pPr>
-        <w:rPr>
-          <w:lang w:val="es-419" w:eastAsia="es-CO"/>
-        </w:rPr>
-      </w:pPr>
-      <w:r>
-        <w:rPr>
-          <w:lang w:val="es-419" w:eastAsia="es-CO"/>
-        </w:rPr>
-        <w:t>Aplicando la fórmula de ecuación patrimonial, se puede calcular que el valor del patrimonio es de 3.800.000.</w:t>
+        <w:t xml:space="preserve"> = </w:t>
+      </w:r>
+      <w:r>
+        <w:rPr>
+          <w:lang w:val="es-419" w:eastAsia="es-CO"/>
+        </w:rPr>
+        <w:t>$</w:t>
+      </w:r>
+      <w:r>
+        <w:rPr>
+          <w:lang w:val="es-419" w:eastAsia="es-CO"/>
+        </w:rPr>
+        <w:t xml:space="preserve">5.300.000 (activo) - </w:t>
+      </w:r>
+      <w:r>
+        <w:rPr>
+          <w:lang w:val="es-419" w:eastAsia="es-CO"/>
+        </w:rPr>
+        <w:t>$</w:t>
+      </w:r>
+      <w:r>
+        <w:rPr>
+          <w:lang w:val="es-419" w:eastAsia="es-CO"/>
+        </w:rPr>
+        <w:t xml:space="preserve">1.500.000 (pasivo) = </w:t>
+      </w:r>
+      <w:r>
+        <w:rPr>
+          <w:lang w:val="es-419" w:eastAsia="es-CO"/>
+        </w:rPr>
+        <w:t>$</w:t>
+      </w:r>
+      <w:r>
+        <w:rPr>
+          <w:lang w:val="es-419" w:eastAsia="es-CO"/>
+        </w:rPr>
+        <w:t>3.800.000</w:t>
+      </w:r>
+    </w:p>
+    <w:p>
+      <w:pPr>
+        <w:rPr>
+          <w:lang w:val="es-419" w:eastAsia="es-CO"/>
+        </w:rPr>
+      </w:pPr>
+      <w:r>
+        <w:rPr>
+          <w:lang w:val="es-419" w:eastAsia="es-CO"/>
+        </w:rPr>
+        <w:t xml:space="preserve">Aplicando la fórmula de ecuación patrimonial, se puede calcular que el valor del patrimonio es de </w:t>
+      </w:r>
+      <w:r>
+        <w:rPr>
+          <w:lang w:val="es-419" w:eastAsia="es-CO"/>
+        </w:rPr>
+        <w:t>$</w:t>
+      </w:r>
+      <w:r>
+        <w:rPr>
+          <w:lang w:val="es-419" w:eastAsia="es-CO"/>
+        </w:rPr>
+        <w:t>3.800.000.</w:t>
       </w:r>
     </w:p>
     <w:p>
@@ -8944,7 +9030,19 @@
         <w:rPr>
           <w:lang w:val="es-419" w:eastAsia="es-CO"/>
         </w:rPr>
-        <w:t xml:space="preserve"> se tiene un total de 3.000.000. Respecto a los pasivos</w:t>
+        <w:t xml:space="preserve"> se tiene un total de </w:t>
+      </w:r>
+      <w:r>
+        <w:rPr>
+          <w:lang w:val="es-419" w:eastAsia="es-CO"/>
+        </w:rPr>
+        <w:t>$</w:t>
+      </w:r>
+      <w:r>
+        <w:rPr>
+          <w:lang w:val="es-419" w:eastAsia="es-CO"/>
+        </w:rPr>
+        <w:t>3.000.000. Respecto a los pasivos</w:t>
       </w:r>
       <w:r>
         <w:rPr>
@@ -8956,7 +9054,19 @@
         <w:rPr>
           <w:lang w:val="es-419" w:eastAsia="es-CO"/>
         </w:rPr>
-        <w:t xml:space="preserve"> no se realiza ningún registro porque el enunciado del ejercicio únicamente hace referencia a los 3.000.000 en bancos. Finalmente, se tiene el siguiente patrimonio:</w:t>
+        <w:t xml:space="preserve"> no se realiza ningún registro porque el enunciado del ejercicio únicamente hace referencia a los </w:t>
+      </w:r>
+      <w:r>
+        <w:rPr>
+          <w:lang w:val="es-419" w:eastAsia="es-CO"/>
+        </w:rPr>
+        <w:t>$</w:t>
+      </w:r>
+      <w:r>
+        <w:rPr>
+          <w:lang w:val="es-419" w:eastAsia="es-CO"/>
+        </w:rPr>
+        <w:t>3.000.000 en bancos. Finalmente, se tiene el siguiente patrimonio:</w:t>
       </w:r>
     </w:p>
     <w:p>
@@ -9153,7 +9263,19 @@
         <w:rPr>
           <w:lang w:val="es-419" w:eastAsia="es-CO"/>
         </w:rPr>
-        <w:t>Al aplicar la fórmula de la ecuación patrimonial, se tiene como resultado un valor de 3.000.000.</w:t>
+        <w:t xml:space="preserve">Al aplicar la fórmula de la ecuación patrimonial, se tiene como resultado un valor de </w:t>
+      </w:r>
+      <w:r>
+        <w:rPr>
+          <w:lang w:val="es-419" w:eastAsia="es-CO"/>
+        </w:rPr>
+        <w:t>$</w:t>
+      </w:r>
+      <w:r>
+        <w:rPr>
+          <w:lang w:val="es-419" w:eastAsia="es-CO"/>
+        </w:rPr>
+        <w:t>3.000.000.</w:t>
       </w:r>
     </w:p>
     <w:p>
@@ -9177,7 +9299,43 @@
         <w:rPr>
           <w:lang w:val="es-419" w:eastAsia="es-CO"/>
         </w:rPr>
-        <w:t>= 3.000.000 (activo) - 0 (pasivo) = 3.000.000</w:t>
+        <w:t xml:space="preserve">= </w:t>
+      </w:r>
+      <w:r>
+        <w:rPr>
+          <w:lang w:val="es-419" w:eastAsia="es-CO"/>
+        </w:rPr>
+        <w:t>$</w:t>
+      </w:r>
+      <w:r>
+        <w:rPr>
+          <w:lang w:val="es-419" w:eastAsia="es-CO"/>
+        </w:rPr>
+        <w:t xml:space="preserve">3.000.000 (activo) - </w:t>
+      </w:r>
+      <w:r>
+        <w:rPr>
+          <w:lang w:val="es-419" w:eastAsia="es-CO"/>
+        </w:rPr>
+        <w:t>$</w:t>
+      </w:r>
+      <w:r>
+        <w:rPr>
+          <w:lang w:val="es-419" w:eastAsia="es-CO"/>
+        </w:rPr>
+        <w:t xml:space="preserve">0 (pasivo) = </w:t>
+      </w:r>
+      <w:r>
+        <w:rPr>
+          <w:lang w:val="es-419" w:eastAsia="es-CO"/>
+        </w:rPr>
+        <w:t>$</w:t>
+      </w:r>
+      <w:r>
+        <w:rPr>
+          <w:lang w:val="es-419" w:eastAsia="es-CO"/>
+        </w:rPr>
+        <w:t>3.000.000</w:t>
       </w:r>
     </w:p>
     <w:p>
@@ -9431,7 +9589,7 @@
           <w:u w:val="single"/>
         </w:rPr>
       </w:pPr>
-      <w:bookmarkStart w:id="10" w:name="_Toc225935608"/>
+      <w:bookmarkStart w:id="10" w:name="_Toc226382824"/>
       <w:r>
         <w:lastRenderedPageBreak/>
         <w:t>Síntesis</w:t>
@@ -9517,7 +9675,7 @@
       <w:pPr>
         <w:pStyle w:val="Titulosgenerales"/>
       </w:pPr>
-      <w:bookmarkStart w:id="11" w:name="_Toc225935609"/>
+      <w:bookmarkStart w:id="11" w:name="_Toc226382825"/>
       <w:r>
         <w:lastRenderedPageBreak/>
         <w:t>Glosario</w:t>
@@ -9835,7 +9993,7 @@
       <w:pPr>
         <w:pStyle w:val="Titulosgenerales"/>
       </w:pPr>
-      <w:bookmarkStart w:id="12" w:name="_Toc225935610"/>
+      <w:bookmarkStart w:id="12" w:name="_Toc226382826"/>
       <w:r>
         <w:lastRenderedPageBreak/>
         <w:t>Referencias bibliográficas</w:t>
@@ -9972,7 +10130,7 @@
       <w:pPr>
         <w:pStyle w:val="Titulosgenerales"/>
       </w:pPr>
-      <w:bookmarkStart w:id="13" w:name="_Toc225935611"/>
+      <w:bookmarkStart w:id="13" w:name="_Toc226382827"/>
       <w:r>
         <w:lastRenderedPageBreak/>
         <w:t>Créditos</w:t>
@@ -15103,14 +15261,7 @@
 </file>
 
 <file path=customXml/item2.xml><?xml version="1.0" encoding="utf-8"?>
-<p:properties xmlns:p="http://schemas.microsoft.com/office/2006/metadata/properties" xmlns:xsi="http://www.w3.org/2001/XMLSchema-instance" xmlns:pc="http://schemas.microsoft.com/office/infopath/2007/PartnerControls">
-  <documentManagement>
-    <TaxCatchAll xmlns="b250f519-6473-4480-8c44-6ee3a3a530c3" xsi:nil="true"/>
-    <lcf76f155ced4ddcb4097134ff3c332f xmlns="d174a4fb-80c2-4523-8d89-375030acacbf">
-      <Terms xmlns="http://schemas.microsoft.com/office/infopath/2007/PartnerControls"/>
-    </lcf76f155ced4ddcb4097134ff3c332f>
-  </documentManagement>
-</p:properties>
+<b:Sources xmlns:b="http://schemas.openxmlformats.org/officeDocument/2006/bibliography" xmlns="http://schemas.openxmlformats.org/officeDocument/2006/bibliography" SelectedStyle="\APASixthEditionOfficeOnline.xsl" StyleName="APA" Version="6"/>
 </file>
 
 <file path=customXml/item3.xml><?xml version="1.0" encoding="utf-8"?>
@@ -15315,7 +15466,14 @@
 </file>
 
 <file path=customXml/item4.xml><?xml version="1.0" encoding="utf-8"?>
-<b:Sources xmlns:b="http://schemas.openxmlformats.org/officeDocument/2006/bibliography" xmlns="http://schemas.openxmlformats.org/officeDocument/2006/bibliography" SelectedStyle="\APASixthEditionOfficeOnline.xsl" StyleName="APA" Version="6"/>
+<p:properties xmlns:p="http://schemas.microsoft.com/office/2006/metadata/properties" xmlns:xsi="http://www.w3.org/2001/XMLSchema-instance" xmlns:pc="http://schemas.microsoft.com/office/infopath/2007/PartnerControls">
+  <documentManagement>
+    <TaxCatchAll xmlns="b250f519-6473-4480-8c44-6ee3a3a530c3" xsi:nil="true"/>
+    <lcf76f155ced4ddcb4097134ff3c332f xmlns="d174a4fb-80c2-4523-8d89-375030acacbf">
+      <Terms xmlns="http://schemas.microsoft.com/office/infopath/2007/PartnerControls"/>
+    </lcf76f155ced4ddcb4097134ff3c332f>
+  </documentManagement>
+</p:properties>
 </file>
 
 <file path=customXml/itemProps1.xml><?xml version="1.0" encoding="utf-8"?>
@@ -15327,12 +15485,9 @@
 </file>
 
 <file path=customXml/itemProps2.xml><?xml version="1.0" encoding="utf-8"?>
-<ds:datastoreItem xmlns:ds="http://schemas.openxmlformats.org/officeDocument/2006/customXml" ds:itemID="{1279454D-02BE-4A9C-A117-DCD1573E2608}">
+<ds:datastoreItem xmlns:ds="http://schemas.openxmlformats.org/officeDocument/2006/customXml" ds:itemID="{EAE431FD-7059-4C09-804B-C9D69EB7B213}">
   <ds:schemaRefs>
-    <ds:schemaRef ds:uri="http://schemas.microsoft.com/office/2006/metadata/properties"/>
-    <ds:schemaRef ds:uri="http://schemas.microsoft.com/office/infopath/2007/PartnerControls"/>
-    <ds:schemaRef ds:uri="b250f519-6473-4480-8c44-6ee3a3a530c3"/>
-    <ds:schemaRef ds:uri="d174a4fb-80c2-4523-8d89-375030acacbf"/>
+    <ds:schemaRef ds:uri="http://schemas.openxmlformats.org/officeDocument/2006/bibliography"/>
   </ds:schemaRefs>
 </ds:datastoreItem>
 </file>
@@ -15357,9 +15512,12 @@
 </file>
 
 <file path=customXml/itemProps4.xml><?xml version="1.0" encoding="utf-8"?>
-<ds:datastoreItem xmlns:ds="http://schemas.openxmlformats.org/officeDocument/2006/customXml" ds:itemID="{EAE431FD-7059-4C09-804B-C9D69EB7B213}">
+<ds:datastoreItem xmlns:ds="http://schemas.openxmlformats.org/officeDocument/2006/customXml" ds:itemID="{1279454D-02BE-4A9C-A117-DCD1573E2608}">
   <ds:schemaRefs>
-    <ds:schemaRef ds:uri="http://schemas.openxmlformats.org/officeDocument/2006/bibliography"/>
+    <ds:schemaRef ds:uri="http://schemas.microsoft.com/office/2006/metadata/properties"/>
+    <ds:schemaRef ds:uri="http://schemas.microsoft.com/office/infopath/2007/PartnerControls"/>
+    <ds:schemaRef ds:uri="b250f519-6473-4480-8c44-6ee3a3a530c3"/>
+    <ds:schemaRef ds:uri="d174a4fb-80c2-4523-8d89-375030acacbf"/>
   </ds:schemaRefs>
 </ds:datastoreItem>
 </file>